--- a/GKVTransmitter/Information/dokumentation/00-Gesamtdokumentation.docx
+++ b/GKVTransmitter/Information/dokumentation/00-Gesamtdokumentation.docx
@@ -53,7 +53,7 @@
         </w:p>
       </w:sdtContent>
     </w:sdt>
-    <w:bookmarkStart w:id="19" w:name="teil-01-vision"/>
+    <w:bookmarkStart w:id="27" w:name="teil-01-vision"/>
     <w:p>
       <w:pPr>
         <w:pStyle w:val="Heading1"/>
@@ -345,6 +345,30 @@
           <w:lang w:val="de"/>
         </w:rPr>
         <w:t xml:space="preserve">Festlegen, was das Programm können soll — und ebenso wichtig, was nicht.</w:t>
+      </w:r>
+      <w:r>
+        <w:rPr>
+          <w:lang w:val="de"/>
+        </w:rPr>
+        <w:t xml:space="preserve"> </w:t>
+      </w:r>
+      <w:r>
+        <w:rPr>
+          <w:lang w:val="de"/>
+        </w:rPr>
+        <w:t xml:space="preserve">Dazu ein erstes Bild der Fachlichkeit: welche Begriffe es gibt, wie sie</w:t>
+      </w:r>
+      <w:r>
+        <w:rPr>
+          <w:lang w:val="de"/>
+        </w:rPr>
+        <w:t xml:space="preserve"> </w:t>
+      </w:r>
+      <w:r>
+        <w:rPr>
+          <w:lang w:val="de"/>
+        </w:rPr>
+        <w:t xml:space="preserve">zusammenhängen und was von ihnen dauerhaft festgehalten werden muss.</w:t>
       </w:r>
     </w:p>
     <w:bookmarkEnd w:id="10"/>
@@ -1412,7 +1436,7 @@
     </w:p>
     <w:bookmarkEnd w:id="15"/>
     <w:bookmarkEnd w:id="16"/>
-    <w:bookmarkStart w:id="17" w:name="ergebnis"/>
+    <w:bookmarkStart w:id="25" w:name="ergebnis"/>
     <w:p>
       <w:pPr>
         <w:pStyle w:val="Heading2"/>
@@ -1487,9 +1511,900 @@
         <w:t xml:space="preserve">                       sie das Haus verlässt</w:t>
       </w:r>
     </w:p>
+    <w:bookmarkStart w:id="20" w:name="die-begriffe-und-ihre-beziehungen"/>
+    <w:p>
+      <w:pPr>
+        <w:pStyle w:val="Heading3"/>
+      </w:pPr>
+      <w:r>
+        <w:rPr>
+          <w:lang w:val="de"/>
+        </w:rPr>
+        <w:t xml:space="preserve">Die Begriffe und ihre Beziehungen</w:t>
+      </w:r>
+    </w:p>
     <w:p>
       <w:pPr>
         <w:pStyle w:val="FirstParagraph"/>
+      </w:pPr>
+      <w:r>
+        <w:rPr>
+          <w:lang w:val="de"/>
+        </w:rPr>
+        <w:t xml:space="preserve">Bevor entschieden werden kann, wie etwas gebaut wird, muss feststehen,</w:t>
+      </w:r>
+      <w:r>
+        <w:rPr>
+          <w:lang w:val="de"/>
+        </w:rPr>
+        <w:t xml:space="preserve"> </w:t>
+      </w:r>
+      <w:r>
+        <w:rPr>
+          <w:b/>
+          <w:bCs/>
+          <w:lang w:val="de"/>
+        </w:rPr>
+        <w:t xml:space="preserve">wovon</w:t>
+      </w:r>
+      <w:r>
+        <w:rPr>
+          <w:b/>
+          <w:bCs/>
+          <w:lang w:val="de"/>
+        </w:rPr>
+        <w:t xml:space="preserve"> </w:t>
+      </w:r>
+      <w:r>
+        <w:rPr>
+          <w:b/>
+          <w:bCs/>
+          <w:lang w:val="de"/>
+        </w:rPr>
+        <w:t xml:space="preserve">überhaupt die Rede ist</w:t>
+      </w:r>
+      <w:r>
+        <w:rPr>
+          <w:lang w:val="de"/>
+        </w:rPr>
+        <w:t xml:space="preserve">. Das folgende Übersichtsmodell hält die Begriffe der</w:t>
+      </w:r>
+      <w:r>
+        <w:rPr>
+          <w:lang w:val="de"/>
+        </w:rPr>
+        <w:t xml:space="preserve"> </w:t>
+      </w:r>
+      <w:r>
+        <w:rPr>
+          <w:lang w:val="de"/>
+        </w:rPr>
+        <w:t xml:space="preserve">Fachlichkeit fest und wie sie zusammenhängen — noch nicht als Klassen eines</w:t>
+      </w:r>
+      <w:r>
+        <w:rPr>
+          <w:lang w:val="de"/>
+        </w:rPr>
+        <w:t xml:space="preserve"> </w:t>
+      </w:r>
+      <w:r>
+        <w:rPr>
+          <w:lang w:val="de"/>
+        </w:rPr>
+        <w:t xml:space="preserve">Programms, sondern als Landkarte des Gegenstands.</w:t>
+      </w:r>
+    </w:p>
+    <w:p>
+      <w:pPr>
+        <w:pStyle w:val="CaptionedFigure"/>
+      </w:pPr>
+      <w:r>
+        <w:drawing>
+          <wp:inline>
+            <wp:extent cx="5334000" cy="4068355"/>
+            <wp:effectExtent b="0" l="0" r="0" t="0"/>
+            <wp:docPr descr="Fachliches Übersichtsmodell" title="" id="18" name="Picture"/>
+            <a:graphic>
+              <a:graphicData uri="http://schemas.openxmlformats.org/drawingml/2006/picture">
+                <pic:pic>
+                  <pic:nvPicPr>
+                    <pic:cNvPr descr="../GKVTransmitter_Vision_Fachmodell.png" id="19" name="Picture"/>
+                    <pic:cNvPicPr>
+                      <a:picLocks noChangeArrowheads="1" noChangeAspect="1"/>
+                    </pic:cNvPicPr>
+                  </pic:nvPicPr>
+                  <pic:blipFill>
+                    <a:blip r:embed="rId17"/>
+                    <a:stretch>
+                      <a:fillRect/>
+                    </a:stretch>
+                  </pic:blipFill>
+                  <pic:spPr bwMode="auto">
+                    <a:xfrm>
+                      <a:off x="0" y="0"/>
+                      <a:ext cx="5334000" cy="4068355"/>
+                    </a:xfrm>
+                    <a:prstGeom prst="rect">
+                      <a:avLst/>
+                    </a:prstGeom>
+                    <a:noFill/>
+                    <a:ln w="9525">
+                      <a:noFill/>
+                      <a:headEnd/>
+                      <a:tailEnd/>
+                    </a:ln>
+                  </pic:spPr>
+                </pic:pic>
+              </a:graphicData>
+            </a:graphic>
+          </wp:inline>
+        </w:drawing>
+      </w:r>
+    </w:p>
+    <w:p>
+      <w:pPr>
+        <w:pStyle w:val="ImageCaption"/>
+      </w:pPr>
+      <w:r>
+        <w:rPr>
+          <w:lang w:val="de"/>
+        </w:rPr>
+        <w:t xml:space="preserve">Fachliches Übersichtsmodell</w:t>
+      </w:r>
+    </w:p>
+    <w:p>
+      <w:pPr>
+        <w:pStyle w:val="BodyText"/>
+      </w:pPr>
+      <w:r>
+        <w:rPr>
+          <w:lang w:val="de"/>
+        </w:rPr>
+        <w:t xml:space="preserve">Drei Beobachtungen aus diesem Bild prägen alles Weitere:</w:t>
+      </w:r>
+    </w:p>
+    <w:p>
+      <w:pPr>
+        <w:pStyle w:val="BodyText"/>
+      </w:pPr>
+      <w:r>
+        <w:rPr>
+          <w:b/>
+          <w:bCs/>
+          <w:lang w:val="de"/>
+        </w:rPr>
+        <w:t xml:space="preserve">Die Teilnehmerin ist nicht die Zahlende.</w:t>
+      </w:r>
+      <w:r>
+        <w:rPr>
+          <w:lang w:val="de"/>
+        </w:rPr>
+        <w:t xml:space="preserve"> </w:t>
+      </w:r>
+      <w:r>
+        <w:rPr>
+          <w:lang w:val="de"/>
+        </w:rPr>
+        <w:t xml:space="preserve">Zwischen der erbrachten Leistung</w:t>
+      </w:r>
+      <w:r>
+        <w:rPr>
+          <w:lang w:val="de"/>
+        </w:rPr>
+        <w:t xml:space="preserve"> </w:t>
+      </w:r>
+      <w:r>
+        <w:rPr>
+          <w:lang w:val="de"/>
+        </w:rPr>
+        <w:t xml:space="preserve">und dem Geld steht die Krankenkasse. Damit hängt an jeder Teilnehmerin ein</w:t>
+      </w:r>
+      <w:r>
+        <w:rPr>
+          <w:lang w:val="de"/>
+        </w:rPr>
+        <w:t xml:space="preserve"> </w:t>
+      </w:r>
+      <w:r>
+        <w:rPr>
+          <w:lang w:val="de"/>
+        </w:rPr>
+        <w:t xml:space="preserve">zweiter Satz Angaben — Versichertennummer, Status, Kasse —, der mit dem Kurs</w:t>
+      </w:r>
+      <w:r>
+        <w:rPr>
+          <w:lang w:val="de"/>
+        </w:rPr>
+        <w:t xml:space="preserve"> </w:t>
+      </w:r>
+      <w:r>
+        <w:rPr>
+          <w:lang w:val="de"/>
+        </w:rPr>
+        <w:t xml:space="preserve">nichts zu tun hat und ohne den trotzdem nichts geht.</w:t>
+      </w:r>
+    </w:p>
+    <w:p>
+      <w:pPr>
+        <w:pStyle w:val="BodyText"/>
+      </w:pPr>
+      <w:r>
+        <w:rPr>
+          <w:b/>
+          <w:bCs/>
+          <w:lang w:val="de"/>
+        </w:rPr>
+        <w:t xml:space="preserve">Die Lieferung ist eine eigene Sache, nicht nur ein Versandvorgang.</w:t>
+      </w:r>
+      <w:r>
+        <w:rPr>
+          <w:lang w:val="de"/>
+        </w:rPr>
+        <w:t xml:space="preserve"> </w:t>
+      </w:r>
+      <w:r>
+        <w:rPr>
+          <w:lang w:val="de"/>
+        </w:rPr>
+        <w:t xml:space="preserve">Sie</w:t>
+      </w:r>
+      <w:r>
+        <w:rPr>
+          <w:lang w:val="de"/>
+        </w:rPr>
+        <w:t xml:space="preserve"> </w:t>
+      </w:r>
+      <w:r>
+        <w:rPr>
+          <w:lang w:val="de"/>
+        </w:rPr>
+        <w:t xml:space="preserve">bündelt mehrere Abrechnungen an</w:t>
+      </w:r>
+      <w:r>
+        <w:rPr>
+          <w:lang w:val="de"/>
+        </w:rPr>
+        <w:t xml:space="preserve"> </w:t>
+      </w:r>
+      <w:r>
+        <w:rPr>
+          <w:i/>
+          <w:iCs/>
+          <w:lang w:val="de"/>
+        </w:rPr>
+        <w:t xml:space="preserve">einen</w:t>
+      </w:r>
+      <w:r>
+        <w:rPr>
+          <w:lang w:val="de"/>
+        </w:rPr>
+        <w:t xml:space="preserve"> </w:t>
+      </w:r>
+      <w:r>
+        <w:rPr>
+          <w:lang w:val="de"/>
+        </w:rPr>
+        <w:t xml:space="preserve">Empfänger und trägt eine laufende</w:t>
+      </w:r>
+      <w:r>
+        <w:rPr>
+          <w:lang w:val="de"/>
+        </w:rPr>
+        <w:t xml:space="preserve"> </w:t>
+      </w:r>
+      <w:r>
+        <w:rPr>
+          <w:lang w:val="de"/>
+        </w:rPr>
+        <w:t xml:space="preserve">Nummer, die sich nie wiederholen darf. Etwas, das eine Nummer führt und einen</w:t>
+      </w:r>
+      <w:r>
+        <w:rPr>
+          <w:lang w:val="de"/>
+        </w:rPr>
+        <w:t xml:space="preserve"> </w:t>
+      </w:r>
+      <w:r>
+        <w:rPr>
+          <w:lang w:val="de"/>
+        </w:rPr>
+        <w:t xml:space="preserve">Zustand hat, ist ein Gegenstand des Modells und keine Handlung.</w:t>
+      </w:r>
+    </w:p>
+    <w:p>
+      <w:pPr>
+        <w:pStyle w:val="BodyText"/>
+      </w:pPr>
+      <w:r>
+        <w:rPr>
+          <w:b/>
+          <w:bCs/>
+          <w:lang w:val="de"/>
+        </w:rPr>
+        <w:t xml:space="preserve">Zwischen Erzeugen und Versenden steht ein Tor.</w:t>
+      </w:r>
+      <w:r>
+        <w:rPr>
+          <w:lang w:val="de"/>
+        </w:rPr>
+        <w:t xml:space="preserve"> </w:t>
+      </w:r>
+      <w:r>
+        <w:rPr>
+          <w:lang w:val="de"/>
+        </w:rPr>
+        <w:t xml:space="preserve">Der Prüfbericht ist kein</w:t>
+      </w:r>
+      <w:r>
+        <w:rPr>
+          <w:lang w:val="de"/>
+        </w:rPr>
+        <w:t xml:space="preserve"> </w:t>
+      </w:r>
+      <w:r>
+        <w:rPr>
+          <w:lang w:val="de"/>
+        </w:rPr>
+        <w:t xml:space="preserve">Nebenprodukt, sondern die Bedingung dafür, dass die Lieferung das Haus</w:t>
+      </w:r>
+      <w:r>
+        <w:rPr>
+          <w:lang w:val="de"/>
+        </w:rPr>
+        <w:t xml:space="preserve"> </w:t>
+      </w:r>
+      <w:r>
+        <w:rPr>
+          <w:lang w:val="de"/>
+        </w:rPr>
+        <w:t xml:space="preserve">verlässt. Er hängt deshalb an der Lieferung und nicht neben ihr.</w:t>
+      </w:r>
+    </w:p>
+    <w:p>
+      <w:pPr>
+        <w:pStyle w:val="BodyText"/>
+      </w:pPr>
+      <w:r>
+        <w:rPr>
+          <w:lang w:val="de"/>
+        </w:rPr>
+        <w:t xml:space="preserve">Auffällig ist außerdem, dass die Lieferung</w:t>
+      </w:r>
+      <w:r>
+        <w:rPr>
+          <w:lang w:val="de"/>
+        </w:rPr>
+        <w:t xml:space="preserve"> </w:t>
+      </w:r>
+      <w:r>
+        <w:rPr>
+          <w:b/>
+          <w:bCs/>
+          <w:lang w:val="de"/>
+        </w:rPr>
+        <w:t xml:space="preserve">nicht an die Krankenkasse</w:t>
+      </w:r>
+      <w:r>
+        <w:rPr>
+          <w:lang w:val="de"/>
+        </w:rPr>
+        <w:t xml:space="preserve"> </w:t>
+      </w:r>
+      <w:r>
+        <w:rPr>
+          <w:lang w:val="de"/>
+        </w:rPr>
+        <w:t xml:space="preserve">geht,</w:t>
+      </w:r>
+      <w:r>
+        <w:rPr>
+          <w:lang w:val="de"/>
+        </w:rPr>
+        <w:t xml:space="preserve"> </w:t>
+      </w:r>
+      <w:r>
+        <w:rPr>
+          <w:lang w:val="de"/>
+        </w:rPr>
+        <w:t xml:space="preserve">sondern an eine Datenannahmestelle. Wie sich diese Unterscheidung auswirkt, war</w:t>
+      </w:r>
+      <w:r>
+        <w:rPr>
+          <w:lang w:val="de"/>
+        </w:rPr>
+        <w:t xml:space="preserve"> </w:t>
+      </w:r>
+      <w:r>
+        <w:rPr>
+          <w:lang w:val="de"/>
+        </w:rPr>
+        <w:t xml:space="preserve">zu diesem Zeitpunkt noch nicht absehbar — sie wird in Teil 04 zum Problem.</w:t>
+      </w:r>
+    </w:p>
+    <w:bookmarkEnd w:id="20"/>
+    <w:bookmarkStart w:id="24" w:name="was-dauerhaft-festgehalten-werden-muss"/>
+    <w:p>
+      <w:pPr>
+        <w:pStyle w:val="Heading3"/>
+      </w:pPr>
+      <w:r>
+        <w:rPr>
+          <w:lang w:val="de"/>
+        </w:rPr>
+        <w:t xml:space="preserve">Was dauerhaft festgehalten werden muss</w:t>
+      </w:r>
+    </w:p>
+    <w:p>
+      <w:pPr>
+        <w:pStyle w:val="FirstParagraph"/>
+      </w:pPr>
+      <w:r>
+        <w:rPr>
+          <w:lang w:val="de"/>
+        </w:rPr>
+        <w:t xml:space="preserve">Aus denselben Begriffen ergibt sich ein erster Entwurf der Datenhaltung. Er ist</w:t>
+      </w:r>
+      <w:r>
+        <w:rPr>
+          <w:lang w:val="de"/>
+        </w:rPr>
+        <w:t xml:space="preserve"> </w:t>
+      </w:r>
+      <w:r>
+        <w:rPr>
+          <w:lang w:val="de"/>
+        </w:rPr>
+        <w:t xml:space="preserve">bewusst noch fachlich gehalten: die Schlüssel sind Gedanken, keine Spalten.</w:t>
+      </w:r>
+    </w:p>
+    <w:p>
+      <w:pPr>
+        <w:pStyle w:val="CaptionedFigure"/>
+      </w:pPr>
+      <w:r>
+        <w:drawing>
+          <wp:inline>
+            <wp:extent cx="5334000" cy="4807044"/>
+            <wp:effectExtent b="0" l="0" r="0" t="0"/>
+            <wp:docPr descr="Erstes Datenmodell" title="" id="22" name="Picture"/>
+            <a:graphic>
+              <a:graphicData uri="http://schemas.openxmlformats.org/drawingml/2006/picture">
+                <pic:pic>
+                  <pic:nvPicPr>
+                    <pic:cNvPr descr="../GKVTransmitter_Vision_ER.png" id="23" name="Picture"/>
+                    <pic:cNvPicPr>
+                      <a:picLocks noChangeArrowheads="1" noChangeAspect="1"/>
+                    </pic:cNvPicPr>
+                  </pic:nvPicPr>
+                  <pic:blipFill>
+                    <a:blip r:embed="rId21"/>
+                    <a:stretch>
+                      <a:fillRect/>
+                    </a:stretch>
+                  </pic:blipFill>
+                  <pic:spPr bwMode="auto">
+                    <a:xfrm>
+                      <a:off x="0" y="0"/>
+                      <a:ext cx="5334000" cy="4807044"/>
+                    </a:xfrm>
+                    <a:prstGeom prst="rect">
+                      <a:avLst/>
+                    </a:prstGeom>
+                    <a:noFill/>
+                    <a:ln w="9525">
+                      <a:noFill/>
+                      <a:headEnd/>
+                      <a:tailEnd/>
+                    </a:ln>
+                  </pic:spPr>
+                </pic:pic>
+              </a:graphicData>
+            </a:graphic>
+          </wp:inline>
+        </w:drawing>
+      </w:r>
+    </w:p>
+    <w:p>
+      <w:pPr>
+        <w:pStyle w:val="ImageCaption"/>
+      </w:pPr>
+      <w:r>
+        <w:rPr>
+          <w:lang w:val="de"/>
+        </w:rPr>
+        <w:t xml:space="preserve">Erstes Datenmodell</w:t>
+      </w:r>
+    </w:p>
+    <w:p>
+      <w:pPr>
+        <w:pStyle w:val="BodyText"/>
+      </w:pPr>
+      <w:r>
+        <w:rPr>
+          <w:lang w:val="de"/>
+        </w:rPr>
+        <w:t xml:space="preserve">Die Aufteilung in drei Bereiche ist die eigentliche Aussage des Bildes.</w:t>
+      </w:r>
+      <w:r>
+        <w:rPr>
+          <w:lang w:val="de"/>
+        </w:rPr>
+        <w:t xml:space="preserve"> </w:t>
+      </w:r>
+      <w:r>
+        <w:rPr>
+          <w:b/>
+          <w:bCs/>
+          <w:lang w:val="de"/>
+        </w:rPr>
+        <w:t xml:space="preserve">Stammdaten</w:t>
+      </w:r>
+      <w:r>
+        <w:rPr>
+          <w:lang w:val="de"/>
+        </w:rPr>
+        <w:t xml:space="preserve"> </w:t>
+      </w:r>
+      <w:r>
+        <w:rPr>
+          <w:lang w:val="de"/>
+        </w:rPr>
+        <w:t xml:space="preserve">werden gepflegt und ändern sich selten.</w:t>
+      </w:r>
+      <w:r>
+        <w:rPr>
+          <w:lang w:val="de"/>
+        </w:rPr>
+        <w:t xml:space="preserve"> </w:t>
+      </w:r>
+      <w:r>
+        <w:rPr>
+          <w:b/>
+          <w:bCs/>
+          <w:lang w:val="de"/>
+        </w:rPr>
+        <w:t xml:space="preserve">Bewegungsdaten</w:t>
+      </w:r>
+      <w:r>
+        <w:rPr>
+          <w:lang w:val="de"/>
+        </w:rPr>
+        <w:t xml:space="preserve"> </w:t>
+      </w:r>
+      <w:r>
+        <w:rPr>
+          <w:lang w:val="de"/>
+        </w:rPr>
+        <w:t xml:space="preserve">entstehen im Betrieb und wachsen mit jedem Lauf.</w:t>
+      </w:r>
+      <w:r>
+        <w:rPr>
+          <w:lang w:val="de"/>
+        </w:rPr>
+        <w:t xml:space="preserve"> </w:t>
+      </w:r>
+      <w:r>
+        <w:rPr>
+          <w:b/>
+          <w:bCs/>
+          <w:lang w:val="de"/>
+        </w:rPr>
+        <w:t xml:space="preserve">Betriebsdaten</w:t>
+      </w:r>
+      <w:r>
+        <w:rPr>
+          <w:lang w:val="de"/>
+        </w:rPr>
+        <w:t xml:space="preserve"> </w:t>
+      </w:r>
+      <w:r>
+        <w:rPr>
+          <w:lang w:val="de"/>
+        </w:rPr>
+        <w:t xml:space="preserve">werden</w:t>
+      </w:r>
+      <w:r>
+        <w:rPr>
+          <w:lang w:val="de"/>
+        </w:rPr>
+        <w:t xml:space="preserve"> </w:t>
+      </w:r>
+      <w:r>
+        <w:rPr>
+          <w:lang w:val="de"/>
+        </w:rPr>
+        <w:t xml:space="preserve">einmal eingerichtet und dann kaum noch angefasst — gehören aber trotzdem in die</w:t>
+      </w:r>
+      <w:r>
+        <w:rPr>
+          <w:lang w:val="de"/>
+        </w:rPr>
+        <w:t xml:space="preserve"> </w:t>
+      </w:r>
+      <w:r>
+        <w:rPr>
+          <w:lang w:val="de"/>
+        </w:rPr>
+        <w:t xml:space="preserve">Ablage und nicht in eine Datei daneben.</w:t>
+      </w:r>
+    </w:p>
+    <w:p>
+      <w:pPr>
+        <w:pStyle w:val="BodyText"/>
+      </w:pPr>
+      <w:r>
+        <w:rPr>
+          <w:lang w:val="de"/>
+        </w:rPr>
+        <w:t xml:space="preserve">Zwei Festlegungen fallen hier bereits, und beide haben einen Grund, der später</w:t>
+      </w:r>
+      <w:r>
+        <w:rPr>
+          <w:lang w:val="de"/>
+        </w:rPr>
+        <w:t xml:space="preserve"> </w:t>
+      </w:r>
+      <w:r>
+        <w:rPr>
+          <w:lang w:val="de"/>
+        </w:rPr>
+        <w:t xml:space="preserve">gebraucht wird:</w:t>
+      </w:r>
+    </w:p>
+    <w:tbl>
+      <w:tblPr>
+        <w:tblStyle w:val="Table"/>
+        <w:tblW w:type="pct" w:w="5000"/>
+        <w:tblLayout w:type="fixed"/>
+        <w:tblLook w:firstRow="1" w:lastRow="0" w:firstColumn="0" w:lastColumn="0" w:noHBand="0" w:noVBand="0" w:val="0020"/>
+      </w:tblPr>
+      <w:tblGrid>
+        <w:gridCol w:w="3960"/>
+        <w:gridCol w:w="3960"/>
+      </w:tblGrid>
+      <w:tr>
+        <w:trPr>
+          <w:tblHeader w:val="on"/>
+        </w:trPr>
+        <w:tc>
+          <w:tcPr/>
+          <w:p>
+            <w:pPr>
+              <w:pStyle w:val="Compact"/>
+            </w:pPr>
+            <w:r>
+              <w:rPr>
+                <w:lang w:val="de"/>
+              </w:rPr>
+              <w:t xml:space="preserve">Festlegung</w:t>
+            </w:r>
+          </w:p>
+        </w:tc>
+        <w:tc>
+          <w:tcPr/>
+          <w:p>
+            <w:pPr>
+              <w:pStyle w:val="Compact"/>
+            </w:pPr>
+            <w:r>
+              <w:rPr>
+                <w:lang w:val="de"/>
+              </w:rPr>
+              <w:t xml:space="preserve">Warum sie so getroffen wird</w:t>
+            </w:r>
+          </w:p>
+        </w:tc>
+      </w:tr>
+      <w:tr>
+        <w:tc>
+          <w:tcPr/>
+          <w:p>
+            <w:pPr>
+              <w:pStyle w:val="Compact"/>
+            </w:pPr>
+            <w:r>
+              <w:rPr>
+                <w:lang w:val="de"/>
+              </w:rPr>
+              <w:t xml:space="preserve">Eine Abrechnung gehört zu genau einer Lieferung</w:t>
+            </w:r>
+          </w:p>
+        </w:tc>
+        <w:tc>
+          <w:tcPr/>
+          <w:p>
+            <w:pPr>
+              <w:pStyle w:val="Compact"/>
+            </w:pPr>
+            <w:r>
+              <w:rPr>
+                <w:lang w:val="de"/>
+              </w:rPr>
+              <w:t xml:space="preserve">Trifft eine Zurückweisung ein, muss beantwortbar sein, was eigentlich wohin gegangen ist. Ohne diesen Bezug ist die Antwort nicht rekonstruierbar.</w:t>
+            </w:r>
+          </w:p>
+        </w:tc>
+      </w:tr>
+      <w:tr>
+        <w:tc>
+          <w:tcPr/>
+          <w:p>
+            <w:pPr>
+              <w:pStyle w:val="Compact"/>
+            </w:pPr>
+            <w:r>
+              <w:rPr>
+                <w:lang w:val="de"/>
+              </w:rPr>
+              <w:t xml:space="preserve">Ein Befund hängt an der Lieferung, nicht an der Abrechnung</w:t>
+            </w:r>
+          </w:p>
+        </w:tc>
+        <w:tc>
+          <w:tcPr/>
+          <w:p>
+            <w:pPr>
+              <w:pStyle w:val="Compact"/>
+            </w:pPr>
+            <w:r>
+              <w:rPr>
+                <w:lang w:val="de"/>
+              </w:rPr>
+              <w:t xml:space="preserve">Manche Beanstandungen betreffen die Lieferung als Ganzes — Zähler, Summen, Rahmen. Sie hätten an keiner einzelnen Abrechnung einen Platz.</w:t>
+            </w:r>
+          </w:p>
+        </w:tc>
+      </w:tr>
+    </w:tbl>
+    <w:p>
+      <w:pPr>
+        <w:pStyle w:val="BodyText"/>
+      </w:pPr>
+      <w:r>
+        <w:rPr>
+          <w:lang w:val="de"/>
+        </w:rPr>
+        <w:t xml:space="preserve">Ebenso bewusst ist, dass der</w:t>
+      </w:r>
+      <w:r>
+        <w:rPr>
+          <w:lang w:val="de"/>
+        </w:rPr>
+        <w:t xml:space="preserve"> </w:t>
+      </w:r>
+      <w:r>
+        <w:rPr>
+          <w:b/>
+          <w:bCs/>
+          <w:lang w:val="de"/>
+        </w:rPr>
+        <w:t xml:space="preserve">Zähler</w:t>
+      </w:r>
+      <w:r>
+        <w:rPr>
+          <w:lang w:val="de"/>
+        </w:rPr>
+        <w:t xml:space="preserve"> </w:t>
+      </w:r>
+      <w:r>
+        <w:rPr>
+          <w:lang w:val="de"/>
+        </w:rPr>
+        <w:t xml:space="preserve">für die laufende Nummer eine eigene</w:t>
+      </w:r>
+      <w:r>
+        <w:rPr>
+          <w:lang w:val="de"/>
+        </w:rPr>
+        <w:t xml:space="preserve"> </w:t>
+      </w:r>
+      <w:r>
+        <w:rPr>
+          <w:lang w:val="de"/>
+        </w:rPr>
+        <w:t xml:space="preserve">Ablage bekommt statt eines Werts im Arbeitsspeicher. Eine Nummer, die nach</w:t>
+      </w:r>
+      <w:r>
+        <w:rPr>
+          <w:lang w:val="de"/>
+        </w:rPr>
+        <w:t xml:space="preserve"> </w:t>
+      </w:r>
+      <w:r>
+        <w:rPr>
+          <w:lang w:val="de"/>
+        </w:rPr>
+        <w:t xml:space="preserve">einem Neustart wieder von vorn zählt, erzeugt eine doppelte</w:t>
+      </w:r>
+      <w:r>
+        <w:rPr>
+          <w:lang w:val="de"/>
+        </w:rPr>
+        <w:t xml:space="preserve"> </w:t>
+      </w:r>
+      <w:r>
+        <w:rPr>
+          <w:lang w:val="de"/>
+        </w:rPr>
+        <w:t xml:space="preserve">Datenaustauschreferenz — und die ist ein Zurückweisungsgrund, der sich nicht</w:t>
+      </w:r>
+      <w:r>
+        <w:rPr>
+          <w:lang w:val="de"/>
+        </w:rPr>
+        <w:t xml:space="preserve"> </w:t>
+      </w:r>
+      <w:r>
+        <w:rPr>
+          <w:lang w:val="de"/>
+        </w:rPr>
+        <w:t xml:space="preserve">mehr aus der Datei heraus reparieren lässt.</w:t>
+      </w:r>
+    </w:p>
+    <w:p>
+      <w:pPr>
+        <w:pStyle w:val="BodyText"/>
+      </w:pPr>
+      <w:r>
+        <w:rPr>
+          <w:lang w:val="de"/>
+        </w:rPr>
+        <w:t xml:space="preserve">Die</w:t>
+      </w:r>
+      <w:r>
+        <w:rPr>
+          <w:lang w:val="de"/>
+        </w:rPr>
+        <w:t xml:space="preserve"> </w:t>
+      </w:r>
+      <w:r>
+        <w:rPr>
+          <w:b/>
+          <w:bCs/>
+          <w:lang w:val="de"/>
+        </w:rPr>
+        <w:t xml:space="preserve">Einstellungen</w:t>
+      </w:r>
+      <w:r>
+        <w:rPr>
+          <w:lang w:val="de"/>
+        </w:rPr>
+        <w:t xml:space="preserve"> </w:t>
+      </w:r>
+      <w:r>
+        <w:rPr>
+          <w:lang w:val="de"/>
+        </w:rPr>
+        <w:t xml:space="preserve">stehen als Schlüssel-Wert-Vorrat da und nicht als Tabelle</w:t>
+      </w:r>
+      <w:r>
+        <w:rPr>
+          <w:lang w:val="de"/>
+        </w:rPr>
+        <w:t xml:space="preserve"> </w:t>
+      </w:r>
+      <w:r>
+        <w:rPr>
+          <w:lang w:val="de"/>
+        </w:rPr>
+        <w:t xml:space="preserve">mit festen Spalten. Eine neue Einstellung soll keine Änderung am Datenmodell</w:t>
+      </w:r>
+      <w:r>
+        <w:rPr>
+          <w:lang w:val="de"/>
+        </w:rPr>
+        <w:t xml:space="preserve"> </w:t>
+      </w:r>
+      <w:r>
+        <w:rPr>
+          <w:lang w:val="de"/>
+        </w:rPr>
+        <w:t xml:space="preserve">verlangen.</w:t>
+      </w:r>
+    </w:p>
+    <w:p>
+      <w:pPr>
+        <w:pStyle w:val="BodyText"/>
       </w:pPr>
       <w:r>
         <w:rPr>
@@ -1671,8 +2586,9 @@
         </w:tc>
       </w:tr>
     </w:tbl>
-    <w:bookmarkEnd w:id="17"/>
-    <w:bookmarkStart w:id="18" w:name="offen-geblieben"/>
+    <w:bookmarkEnd w:id="24"/>
+    <w:bookmarkEnd w:id="25"/>
+    <w:bookmarkStart w:id="26" w:name="offen-geblieben"/>
     <w:p>
       <w:pPr>
         <w:pStyle w:val="Heading2"/>
@@ -1831,8 +2747,87 @@
         <w:t xml:space="preserve">siehe Teil 23.</w:t>
       </w:r>
     </w:p>
-    <w:bookmarkEnd w:id="18"/>
-    <w:bookmarkEnd w:id="19"/>
+    <w:p>
+      <w:pPr>
+        <w:pStyle w:val="Compact"/>
+        <w:numPr>
+          <w:ilvl w:val="0"/>
+          <w:numId w:val="1003"/>
+        </w:numPr>
+      </w:pPr>
+      <w:r>
+        <w:rPr>
+          <w:b/>
+          <w:bCs/>
+          <w:lang w:val="de"/>
+        </w:rPr>
+        <w:t xml:space="preserve">Wie aus den Begriffen Klassen werden</w:t>
+      </w:r>
+      <w:r>
+        <w:rPr>
+          <w:lang w:val="de"/>
+        </w:rPr>
+        <w:t xml:space="preserve"> </w:t>
+      </w:r>
+      <w:r>
+        <w:rPr>
+          <w:lang w:val="de"/>
+        </w:rPr>
+        <w:t xml:space="preserve">und aus dem Datenmodell ein Schema.</w:t>
+      </w:r>
+      <w:r>
+        <w:rPr>
+          <w:lang w:val="de"/>
+        </w:rPr>
+        <w:t xml:space="preserve"> </w:t>
+      </w:r>
+      <w:r>
+        <w:rPr>
+          <w:lang w:val="de"/>
+        </w:rPr>
+        <w:t xml:space="preserve">Beides ist hier absichtlich noch fachlich gehalten; die Umsetzung folgt in den</w:t>
+      </w:r>
+      <w:r>
+        <w:rPr>
+          <w:lang w:val="de"/>
+        </w:rPr>
+        <w:t xml:space="preserve"> </w:t>
+      </w:r>
+      <w:r>
+        <w:rPr>
+          <w:lang w:val="de"/>
+        </w:rPr>
+        <w:t xml:space="preserve">Teilen 06 und 07. Dass die beiden Bilder dort nicht mehr gleich aussehen</w:t>
+      </w:r>
+      <w:r>
+        <w:rPr>
+          <w:lang w:val="de"/>
+        </w:rPr>
+        <w:t xml:space="preserve"> </w:t>
+      </w:r>
+      <w:r>
+        <w:rPr>
+          <w:lang w:val="de"/>
+        </w:rPr>
+        <w:t xml:space="preserve">werden, ist zu erwarten —</w:t>
+      </w:r>
+      <w:r>
+        <w:rPr>
+          <w:lang w:val="de"/>
+        </w:rPr>
+        <w:t xml:space="preserve"> </w:t>
+      </w:r>
+      <w:r>
+        <w:rPr>
+          <w:b/>
+          <w:bCs/>
+          <w:lang w:val="de"/>
+        </w:rPr>
+        <w:t xml:space="preserve">wo sie abweichen, ist die interessante Stelle.</w:t>
+      </w:r>
+    </w:p>
+    <w:bookmarkEnd w:id="26"/>
+    <w:bookmarkEnd w:id="27"/>
     <w:sectPr>
       <w:footnotePr>
         <w:numRestart w:val="eachSect"/>

--- a/GKVTransmitter/Information/dokumentation/00-Gesamtdokumentation.docx
+++ b/GKVTransmitter/Information/dokumentation/00-Gesamtdokumentation.docx
@@ -53,7 +53,7 @@
         </w:p>
       </w:sdtContent>
     </w:sdt>
-    <w:bookmarkStart w:id="27" w:name="teil-01-vision"/>
+    <w:bookmarkStart w:id="29" w:name="teil-01-vision"/>
     <w:p>
       <w:pPr>
         <w:pStyle w:val="Heading1"/>
@@ -85,31 +85,31 @@
         <w:rPr>
           <w:lang w:val="de"/>
         </w:rPr>
-        <w:t xml:space="preserve">Eine freiberuflich tätige Hebamme gibt Kurse — Geburtsvorbereitung,</w:t>
-      </w:r>
-      <w:r>
-        <w:rPr>
-          <w:lang w:val="de"/>
-        </w:rPr>
-        <w:t xml:space="preserve"> </w:t>
-      </w:r>
-      <w:r>
-        <w:rPr>
-          <w:lang w:val="de"/>
-        </w:rPr>
-        <w:t xml:space="preserve">Rückbildung, Beratung in Gruppen. Die Teilnehmerinnen sind gesetzlich</w:t>
-      </w:r>
-      <w:r>
-        <w:rPr>
-          <w:lang w:val="de"/>
-        </w:rPr>
-        <w:t xml:space="preserve"> </w:t>
-      </w:r>
-      <w:r>
-        <w:rPr>
-          <w:lang w:val="de"/>
-        </w:rPr>
-        <w:t xml:space="preserve">krankenversichert, und deshalb zahlen sie diese Kurse in der Regel nicht selbst:</w:t>
+        <w:t xml:space="preserve">Eine freiberuflich tätige Hebamme gibt Kurse — Geburtsvorbereitung, Rückbildung,</w:t>
+      </w:r>
+      <w:r>
+        <w:rPr>
+          <w:lang w:val="de"/>
+        </w:rPr>
+        <w:t xml:space="preserve"> </w:t>
+      </w:r>
+      <w:r>
+        <w:rPr>
+          <w:lang w:val="de"/>
+        </w:rPr>
+        <w:t xml:space="preserve">Beratung in Gruppen. Die Teilnehmerinnen sind gesetzlich krankenversichert und</w:t>
+      </w:r>
+      <w:r>
+        <w:rPr>
+          <w:lang w:val="de"/>
+        </w:rPr>
+        <w:t xml:space="preserve"> </w:t>
+      </w:r>
+      <w:r>
+        <w:rPr>
+          <w:lang w:val="de"/>
+        </w:rPr>
+        <w:t xml:space="preserve">zahlen diese Kurse in der Regel nicht selbst:</w:t>
       </w:r>
       <w:r>
         <w:rPr>
@@ -123,151 +123,23 @@
           <w:bCs/>
           <w:lang w:val="de"/>
         </w:rPr>
-        <w:t xml:space="preserve">abgerechnet wird mit ihrer Krankenkasse.</w:t>
-      </w:r>
-    </w:p>
-    <w:p>
-      <w:pPr>
-        <w:pStyle w:val="BodyText"/>
-      </w:pPr>
-      <w:r>
-        <w:rPr>
-          <w:lang w:val="de"/>
-        </w:rPr>
-        <w:t xml:space="preserve">Das ist kein Rechnungsschreiben. Die Krankenkassen nehmen für diesen Zweck keine</w:t>
-      </w:r>
-      <w:r>
-        <w:rPr>
-          <w:lang w:val="de"/>
-        </w:rPr>
-        <w:t xml:space="preserve"> </w:t>
-      </w:r>
-      <w:r>
-        <w:rPr>
-          <w:lang w:val="de"/>
-        </w:rPr>
-        <w:t xml:space="preserve">Briefe und keine PDF-Dateien entgegen, sondern eine strukturierte Datenlieferung</w:t>
-      </w:r>
-      <w:r>
-        <w:rPr>
-          <w:lang w:val="de"/>
-        </w:rPr>
-        <w:t xml:space="preserve"> </w:t>
-      </w:r>
-      <w:r>
-        <w:rPr>
-          <w:lang w:val="de"/>
-        </w:rPr>
-        <w:t xml:space="preserve">in einem festgelegten Format. Wer abrechnen will, muss eine Datei erzeugen, die</w:t>
-      </w:r>
-      <w:r>
-        <w:rPr>
-          <w:lang w:val="de"/>
-        </w:rPr>
-        <w:t xml:space="preserve"> </w:t>
-      </w:r>
-      <w:r>
-        <w:rPr>
-          <w:lang w:val="de"/>
-        </w:rPr>
-        <w:t xml:space="preserve">bis auf das einzelne Zeichen einer Vorgabe entspricht.</w:t>
-      </w:r>
-    </w:p>
-    <w:p>
-      <w:pPr>
-        <w:pStyle w:val="BodyText"/>
-      </w:pPr>
-      <w:r>
-        <w:rPr>
-          <w:lang w:val="de"/>
-        </w:rPr>
-        <w:t xml:space="preserve">Für eine einzelne Hebamme gibt es dafür heute zwei Wege:</w:t>
-      </w:r>
-    </w:p>
-    <w:p>
-      <w:pPr>
-        <w:pStyle w:val="BodyText"/>
-      </w:pPr>
+        <w:t xml:space="preserve">abgerechnet wird mit ihrer</w:t>
+      </w:r>
       <w:r>
         <w:rPr>
           <w:b/>
           <w:bCs/>
           <w:lang w:val="de"/>
         </w:rPr>
-        <w:t xml:space="preserve">Über eine Abrechnungsstelle.</w:t>
-      </w:r>
-      <w:r>
-        <w:rPr>
-          <w:lang w:val="de"/>
-        </w:rPr>
-        <w:t xml:space="preserve"> </w:t>
-      </w:r>
-      <w:r>
-        <w:rPr>
-          <w:lang w:val="de"/>
-        </w:rPr>
-        <w:t xml:space="preserve">Ein Dienstleister übernimmt Erstellung,</w:t>
-      </w:r>
-      <w:r>
-        <w:rPr>
-          <w:lang w:val="de"/>
-        </w:rPr>
-        <w:t xml:space="preserve"> </w:t>
-      </w:r>
-      <w:r>
-        <w:rPr>
-          <w:lang w:val="de"/>
-        </w:rPr>
-        <w:t xml:space="preserve">Übermittlung und das Nachhalten der Zahlungen. Er nimmt dafür einen Anteil des</w:t>
-      </w:r>
-      <w:r>
-        <w:rPr>
-          <w:lang w:val="de"/>
-        </w:rPr>
-        <w:t xml:space="preserve"> </w:t>
-      </w:r>
-      <w:r>
-        <w:rPr>
-          <w:lang w:val="de"/>
-        </w:rPr>
-        <w:t xml:space="preserve">abgerechneten Betrags — üblich sind wenige Prozent.</w:t>
-      </w:r>
-    </w:p>
-    <w:p>
-      <w:pPr>
-        <w:pStyle w:val="BodyText"/>
-      </w:pPr>
+        <w:t xml:space="preserve"> </w:t>
+      </w:r>
       <w:r>
         <w:rPr>
           <w:b/>
           <w:bCs/>
           <w:lang w:val="de"/>
         </w:rPr>
-        <w:t xml:space="preserve">Selbst.</w:t>
-      </w:r>
-      <w:r>
-        <w:rPr>
-          <w:lang w:val="de"/>
-        </w:rPr>
-        <w:t xml:space="preserve"> </w:t>
-      </w:r>
-      <w:r>
-        <w:rPr>
-          <w:lang w:val="de"/>
-        </w:rPr>
-        <w:t xml:space="preserve">Dafür braucht es ein Programm, das die Datei erzeugt, und die</w:t>
-      </w:r>
-      <w:r>
-        <w:rPr>
-          <w:lang w:val="de"/>
-        </w:rPr>
-        <w:t xml:space="preserve"> </w:t>
-      </w:r>
-      <w:r>
-        <w:rPr>
-          <w:lang w:val="de"/>
-        </w:rPr>
-        <w:t xml:space="preserve">Bereitschaft, sich mit dem Verfahren zu befassen.</w:t>
+        <w:t xml:space="preserve">Krankenkasse.</w:t>
       </w:r>
     </w:p>
     <w:p>
@@ -278,19 +150,31 @@
         <w:rPr>
           <w:lang w:val="de"/>
         </w:rPr>
-        <w:t xml:space="preserve">Die Daten, aus denen eine solche Abrechnung besteht, liegen ohnehin vor: wer war</w:t>
-      </w:r>
-      <w:r>
-        <w:rPr>
-          <w:lang w:val="de"/>
-        </w:rPr>
-        <w:t xml:space="preserve"> </w:t>
-      </w:r>
-      <w:r>
-        <w:rPr>
-          <w:lang w:val="de"/>
-        </w:rPr>
-        <w:t xml:space="preserve">in welchem Kurs, an wie vielen Terminen, bei welcher Kasse versichert.</w:t>
+        <w:t xml:space="preserve">Das ist kein Rechnungsschreiben. Die Kassen nehmen dafür weder Briefe noch</w:t>
+      </w:r>
+      <w:r>
+        <w:rPr>
+          <w:lang w:val="de"/>
+        </w:rPr>
+        <w:t xml:space="preserve"> </w:t>
+      </w:r>
+      <w:r>
+        <w:rPr>
+          <w:lang w:val="de"/>
+        </w:rPr>
+        <w:t xml:space="preserve">PDF-Dateien entgegen, sondern eine strukturierte Datenlieferung in einem</w:t>
+      </w:r>
+      <w:r>
+        <w:rPr>
+          <w:lang w:val="de"/>
+        </w:rPr>
+        <w:t xml:space="preserve"> </w:t>
+      </w:r>
+      <w:r>
+        <w:rPr>
+          <w:lang w:val="de"/>
+        </w:rPr>
+        <w:t xml:space="preserve">festgelegten Format —</w:t>
       </w:r>
       <w:r>
         <w:rPr>
@@ -304,7 +188,199 @@
           <w:bCs/>
           <w:lang w:val="de"/>
         </w:rPr>
-        <w:t xml:space="preserve">Sie</w:t>
+        <w:t xml:space="preserve">bis auf das einzelne Zeichen vorgegeben.</w:t>
+      </w:r>
+    </w:p>
+    <w:p>
+      <w:pPr>
+        <w:pStyle w:val="BodyText"/>
+      </w:pPr>
+      <w:r>
+        <w:rPr>
+          <w:lang w:val="de"/>
+        </w:rPr>
+        <w:t xml:space="preserve">Für eine einzelne Hebamme gibt es dafür zwei Wege:</w:t>
+      </w:r>
+    </w:p>
+    <w:tbl>
+      <w:tblPr>
+        <w:tblStyle w:val="Table"/>
+        <w:tblW w:type="pct" w:w="5000"/>
+        <w:tblLayout w:type="fixed"/>
+        <w:tblLook w:firstRow="1" w:lastRow="0" w:firstColumn="0" w:lastColumn="0" w:noHBand="0" w:noVBand="0" w:val="0020"/>
+      </w:tblPr>
+      <w:tblGrid>
+        <w:gridCol w:w="2640"/>
+        <w:gridCol w:w="2640"/>
+        <w:gridCol w:w="2640"/>
+      </w:tblGrid>
+      <w:tr>
+        <w:trPr>
+          <w:tblHeader w:val="on"/>
+        </w:trPr>
+        <w:tc>
+          <w:tcPr/>
+          <w:p>
+            <w:pPr>
+              <w:pStyle w:val="Compact"/>
+            </w:pPr>
+            <w:r>
+              <w:rPr>
+                <w:lang w:val="de"/>
+              </w:rPr>
+              <w:t xml:space="preserve">Weg</w:t>
+            </w:r>
+          </w:p>
+        </w:tc>
+        <w:tc>
+          <w:tcPr/>
+          <w:p>
+            <w:pPr>
+              <w:pStyle w:val="Compact"/>
+            </w:pPr>
+            <w:r>
+              <w:rPr>
+                <w:lang w:val="de"/>
+              </w:rPr>
+              <w:t xml:space="preserve">Was er bedeutet</w:t>
+            </w:r>
+          </w:p>
+        </w:tc>
+        <w:tc>
+          <w:tcPr/>
+          <w:p>
+            <w:pPr>
+              <w:pStyle w:val="Compact"/>
+            </w:pPr>
+            <w:r>
+              <w:rPr>
+                <w:lang w:val="de"/>
+              </w:rPr>
+              <w:t xml:space="preserve">Was er kostet</w:t>
+            </w:r>
+          </w:p>
+        </w:tc>
+      </w:tr>
+      <w:tr>
+        <w:tc>
+          <w:tcPr/>
+          <w:p>
+            <w:pPr>
+              <w:pStyle w:val="Compact"/>
+            </w:pPr>
+            <w:r>
+              <w:rPr>
+                <w:b/>
+                <w:bCs/>
+                <w:lang w:val="de"/>
+              </w:rPr>
+              <w:t xml:space="preserve">Über eine Abrechnungsstelle</w:t>
+            </w:r>
+          </w:p>
+        </w:tc>
+        <w:tc>
+          <w:tcPr/>
+          <w:p>
+            <w:pPr>
+              <w:pStyle w:val="Compact"/>
+            </w:pPr>
+            <w:r>
+              <w:rPr>
+                <w:lang w:val="de"/>
+              </w:rPr>
+              <w:t xml:space="preserve">Ein Dienstleister übernimmt Erstellung, Übermittlung und das Nachhalten der Zahlungen</w:t>
+            </w:r>
+          </w:p>
+        </w:tc>
+        <w:tc>
+          <w:tcPr/>
+          <w:p>
+            <w:pPr>
+              <w:pStyle w:val="Compact"/>
+            </w:pPr>
+            <w:r>
+              <w:rPr>
+                <w:lang w:val="de"/>
+              </w:rPr>
+              <w:t xml:space="preserve">einen Anteil des abgerechneten Betrags, üblich sind wenige Prozent</w:t>
+            </w:r>
+          </w:p>
+        </w:tc>
+      </w:tr>
+      <w:tr>
+        <w:tc>
+          <w:tcPr/>
+          <w:p>
+            <w:pPr>
+              <w:pStyle w:val="Compact"/>
+            </w:pPr>
+            <w:r>
+              <w:rPr>
+                <w:b/>
+                <w:bCs/>
+                <w:lang w:val="de"/>
+              </w:rPr>
+              <w:t xml:space="preserve">Selbst</w:t>
+            </w:r>
+          </w:p>
+        </w:tc>
+        <w:tc>
+          <w:tcPr/>
+          <w:p>
+            <w:pPr>
+              <w:pStyle w:val="Compact"/>
+            </w:pPr>
+            <w:r>
+              <w:rPr>
+                <w:lang w:val="de"/>
+              </w:rPr>
+              <w:t xml:space="preserve">Ein eigenes Programm erzeugt die Datei</w:t>
+            </w:r>
+          </w:p>
+        </w:tc>
+        <w:tc>
+          <w:tcPr/>
+          <w:p>
+            <w:pPr>
+              <w:pStyle w:val="Compact"/>
+            </w:pPr>
+            <w:r>
+              <w:rPr>
+                <w:lang w:val="de"/>
+              </w:rPr>
+              <w:t xml:space="preserve">die Einarbeitung in das Verfahren</w:t>
+            </w:r>
+          </w:p>
+        </w:tc>
+      </w:tr>
+    </w:tbl>
+    <w:p>
+      <w:pPr>
+        <w:pStyle w:val="BodyText"/>
+      </w:pPr>
+      <w:r>
+        <w:rPr>
+          <w:lang w:val="de"/>
+        </w:rPr>
+        <w:t xml:space="preserve">Die Daten, aus denen eine Abrechnung besteht, liegen ohnehin vor: wer war in</w:t>
+      </w:r>
+      <w:r>
+        <w:rPr>
+          <w:lang w:val="de"/>
+        </w:rPr>
+        <w:t xml:space="preserve"> </w:t>
+      </w:r>
+      <w:r>
+        <w:rPr>
+          <w:lang w:val="de"/>
+        </w:rPr>
+        <w:t xml:space="preserve">welchem Kurs, an wie vielen Terminen, bei welcher Kasse versichert.</w:t>
+      </w:r>
+      <w:r>
+        <w:rPr>
+          <w:lang w:val="de"/>
+        </w:rPr>
+        <w:t xml:space="preserve"> </w:t>
       </w:r>
       <w:r>
         <w:rPr>
@@ -312,7 +388,7 @@
           <w:bCs/>
           <w:lang w:val="de"/>
         </w:rPr>
-        <w:t xml:space="preserve"> </w:t>
+        <w:t xml:space="preserve">Sie liegen</w:t>
       </w:r>
       <w:r>
         <w:rPr>
@@ -320,7 +396,15 @@
           <w:bCs/>
           <w:lang w:val="de"/>
         </w:rPr>
-        <w:t xml:space="preserve">liegen nur in Listen und Köpfen statt in einer Datei.</w:t>
+        <w:t xml:space="preserve"> </w:t>
+      </w:r>
+      <w:r>
+        <w:rPr>
+          <w:b/>
+          <w:bCs/>
+          <w:lang w:val="de"/>
+        </w:rPr>
+        <w:t xml:space="preserve">nur in Listen und Köpfen statt in einer Datei.</w:t>
       </w:r>
     </w:p>
     <w:bookmarkEnd w:id="9"/>
@@ -334,321 +418,6 @@
           <w:lang w:val="de"/>
         </w:rPr>
         <w:t xml:space="preserve">Ziel dieses Teils</w:t>
-      </w:r>
-    </w:p>
-    <w:p>
-      <w:pPr>
-        <w:pStyle w:val="FirstParagraph"/>
-      </w:pPr>
-      <w:r>
-        <w:rPr>
-          <w:lang w:val="de"/>
-        </w:rPr>
-        <w:t xml:space="preserve">Festlegen, was das Programm können soll — und ebenso wichtig, was nicht.</w:t>
-      </w:r>
-      <w:r>
-        <w:rPr>
-          <w:lang w:val="de"/>
-        </w:rPr>
-        <w:t xml:space="preserve"> </w:t>
-      </w:r>
-      <w:r>
-        <w:rPr>
-          <w:lang w:val="de"/>
-        </w:rPr>
-        <w:t xml:space="preserve">Dazu ein erstes Bild der Fachlichkeit: welche Begriffe es gibt, wie sie</w:t>
-      </w:r>
-      <w:r>
-        <w:rPr>
-          <w:lang w:val="de"/>
-        </w:rPr>
-        <w:t xml:space="preserve"> </w:t>
-      </w:r>
-      <w:r>
-        <w:rPr>
-          <w:lang w:val="de"/>
-        </w:rPr>
-        <w:t xml:space="preserve">zusammenhängen und was von ihnen dauerhaft festgehalten werden muss.</w:t>
-      </w:r>
-    </w:p>
-    <w:bookmarkEnd w:id="10"/>
-    <w:bookmarkStart w:id="14" w:name="überlegungen"/>
-    <w:p>
-      <w:pPr>
-        <w:pStyle w:val="Heading2"/>
-      </w:pPr>
-      <w:r>
-        <w:rPr>
-          <w:lang w:val="de"/>
-        </w:rPr>
-        <w:t xml:space="preserve">Überlegungen</w:t>
-      </w:r>
-    </w:p>
-    <w:bookmarkStart w:id="11" w:name="was-der-eigentliche-wert-wäre"/>
-    <w:p>
-      <w:pPr>
-        <w:pStyle w:val="Heading3"/>
-      </w:pPr>
-      <w:r>
-        <w:rPr>
-          <w:lang w:val="de"/>
-        </w:rPr>
-        <w:t xml:space="preserve">Was der eigentliche Wert wäre</w:t>
-      </w:r>
-    </w:p>
-    <w:p>
-      <w:pPr>
-        <w:pStyle w:val="FirstParagraph"/>
-      </w:pPr>
-      <w:r>
-        <w:rPr>
-          <w:lang w:val="de"/>
-        </w:rPr>
-        <w:t xml:space="preserve">Der naheliegende Gedanke ist: ein Programm, das eine Datei erzeugt. Das ist</w:t>
-      </w:r>
-      <w:r>
-        <w:rPr>
-          <w:lang w:val="de"/>
-        </w:rPr>
-        <w:t xml:space="preserve"> </w:t>
-      </w:r>
-      <w:r>
-        <w:rPr>
-          <w:lang w:val="de"/>
-        </w:rPr>
-        <w:t xml:space="preserve">richtig und zu kurz gedacht.</w:t>
-      </w:r>
-    </w:p>
-    <w:p>
-      <w:pPr>
-        <w:pStyle w:val="BodyText"/>
-      </w:pPr>
-      <w:r>
-        <w:rPr>
-          <w:lang w:val="de"/>
-        </w:rPr>
-        <w:t xml:space="preserve">Denn eine Datei zu erzeugen ist der leichte Teil. Der schwere ist, dass sie</w:t>
-      </w:r>
-      <w:r>
-        <w:rPr>
-          <w:lang w:val="de"/>
-        </w:rPr>
-        <w:t xml:space="preserve"> </w:t>
-      </w:r>
-      <w:r>
-        <w:rPr>
-          <w:b/>
-          <w:bCs/>
-          <w:lang w:val="de"/>
-        </w:rPr>
-        <w:t xml:space="preserve">stimmt</w:t>
-      </w:r>
-      <w:r>
-        <w:rPr>
-          <w:lang w:val="de"/>
-        </w:rPr>
-        <w:t xml:space="preserve">. Eine Abrechnung, die formal fehlerfrei aussieht und einen falschen</w:t>
-      </w:r>
-      <w:r>
-        <w:rPr>
-          <w:lang w:val="de"/>
-        </w:rPr>
-        <w:t xml:space="preserve"> </w:t>
-      </w:r>
-      <w:r>
-        <w:rPr>
-          <w:lang w:val="de"/>
-        </w:rPr>
-        <w:t xml:space="preserve">Schlüsselwert enthält, wird angenommen, verarbeitet und zurückgewiesen — oft</w:t>
-      </w:r>
-      <w:r>
-        <w:rPr>
-          <w:lang w:val="de"/>
-        </w:rPr>
-        <w:t xml:space="preserve"> </w:t>
-      </w:r>
-      <w:r>
-        <w:rPr>
-          <w:lang w:val="de"/>
-        </w:rPr>
-        <w:t xml:space="preserve">Wochen später, und dann muss der ganze Vorgang wiederholt werden. Fehler in</w:t>
-      </w:r>
-      <w:r>
-        <w:rPr>
-          <w:lang w:val="de"/>
-        </w:rPr>
-        <w:t xml:space="preserve"> </w:t>
-      </w:r>
-      <w:r>
-        <w:rPr>
-          <w:lang w:val="de"/>
-        </w:rPr>
-        <w:t xml:space="preserve">diesem Verfahren sind selten laut. Sie sind still und teuer.</w:t>
-      </w:r>
-    </w:p>
-    <w:p>
-      <w:pPr>
-        <w:pStyle w:val="BlockText"/>
-      </w:pPr>
-      <w:r>
-        <w:rPr>
-          <w:b/>
-          <w:bCs/>
-          <w:lang w:val="de"/>
-        </w:rPr>
-        <w:t xml:space="preserve">Der Leitgedanke des Projekts: nicht das Abrechnen ist schwer, sondern das</w:t>
-      </w:r>
-      <w:r>
-        <w:rPr>
-          <w:b/>
-          <w:bCs/>
-          <w:lang w:val="de"/>
-        </w:rPr>
-        <w:t xml:space="preserve"> </w:t>
-      </w:r>
-      <w:r>
-        <w:rPr>
-          <w:b/>
-          <w:bCs/>
-          <w:lang w:val="de"/>
-        </w:rPr>
-        <w:t xml:space="preserve">Richtigsein.</w:t>
-      </w:r>
-    </w:p>
-    <w:p>
-      <w:pPr>
-        <w:pStyle w:val="FirstParagraph"/>
-      </w:pPr>
-      <w:r>
-        <w:rPr>
-          <w:lang w:val="de"/>
-        </w:rPr>
-        <w:t xml:space="preserve">Daraus folgt eine Festlegung, die den ganzen Aufbau prägt:</w:t>
-      </w:r>
-      <w:r>
-        <w:rPr>
-          <w:lang w:val="de"/>
-        </w:rPr>
-        <w:t xml:space="preserve"> </w:t>
-      </w:r>
-      <w:r>
-        <w:rPr>
-          <w:b/>
-          <w:bCs/>
-          <w:lang w:val="de"/>
-        </w:rPr>
-        <w:t xml:space="preserve">das Programm prüft,</w:t>
-      </w:r>
-      <w:r>
-        <w:rPr>
-          <w:b/>
-          <w:bCs/>
-          <w:lang w:val="de"/>
-        </w:rPr>
-        <w:t xml:space="preserve"> </w:t>
-      </w:r>
-      <w:r>
-        <w:rPr>
-          <w:b/>
-          <w:bCs/>
-          <w:lang w:val="de"/>
-        </w:rPr>
-        <w:t xml:space="preserve">bevor etwas das Haus verlässt.</w:t>
-      </w:r>
-      <w:r>
-        <w:rPr>
-          <w:lang w:val="de"/>
-        </w:rPr>
-        <w:t xml:space="preserve"> </w:t>
-      </w:r>
-      <w:r>
-        <w:rPr>
-          <w:lang w:val="de"/>
-        </w:rPr>
-        <w:t xml:space="preserve">Nicht als Zusatzfunktion, sondern als Tor, an</w:t>
-      </w:r>
-      <w:r>
-        <w:rPr>
-          <w:lang w:val="de"/>
-        </w:rPr>
-        <w:t xml:space="preserve"> </w:t>
-      </w:r>
-      <w:r>
-        <w:rPr>
-          <w:lang w:val="de"/>
-        </w:rPr>
-        <w:t xml:space="preserve">dem jede Lieferung vorbeimuss.</w:t>
-      </w:r>
-    </w:p>
-    <w:bookmarkEnd w:id="11"/>
-    <w:bookmarkStart w:id="12" w:name="wer-es-bedient"/>
-    <w:p>
-      <w:pPr>
-        <w:pStyle w:val="Heading3"/>
-      </w:pPr>
-      <w:r>
-        <w:rPr>
-          <w:lang w:val="de"/>
-        </w:rPr>
-        <w:t xml:space="preserve">Wer es bedient</w:t>
-      </w:r>
-    </w:p>
-    <w:p>
-      <w:pPr>
-        <w:pStyle w:val="FirstParagraph"/>
-      </w:pPr>
-      <w:r>
-        <w:rPr>
-          <w:lang w:val="de"/>
-        </w:rPr>
-        <w:t xml:space="preserve">Eine einzelne Person, an einem einzelnen Rechner, ohne besondere</w:t>
-      </w:r>
-      <w:r>
-        <w:rPr>
-          <w:lang w:val="de"/>
-        </w:rPr>
-        <w:t xml:space="preserve"> </w:t>
-      </w:r>
-      <w:r>
-        <w:rPr>
-          <w:lang w:val="de"/>
-        </w:rPr>
-        <w:t xml:space="preserve">Computerkenntnisse und ohne jemanden, der bei Problemen hilft. Meist abends,</w:t>
-      </w:r>
-      <w:r>
-        <w:rPr>
-          <w:lang w:val="de"/>
-        </w:rPr>
-        <w:t xml:space="preserve"> </w:t>
-      </w:r>
-      <w:r>
-        <w:rPr>
-          <w:lang w:val="de"/>
-        </w:rPr>
-        <w:t xml:space="preserve">nach den Kursen, und dann soll es schnell gehen.</w:t>
-      </w:r>
-    </w:p>
-    <w:p>
-      <w:pPr>
-        <w:pStyle w:val="BodyText"/>
-      </w:pPr>
-      <w:r>
-        <w:rPr>
-          <w:lang w:val="de"/>
-        </w:rPr>
-        <w:t xml:space="preserve">Daraus folgen mehrere Dinge, die später als selbstverständlich erscheinen und es</w:t>
-      </w:r>
-      <w:r>
-        <w:rPr>
-          <w:lang w:val="de"/>
-        </w:rPr>
-        <w:t xml:space="preserve"> </w:t>
-      </w:r>
-      <w:r>
-        <w:rPr>
-          <w:lang w:val="de"/>
-        </w:rPr>
-        <w:t xml:space="preserve">nicht sind:</w:t>
       </w:r>
     </w:p>
     <w:p>
@@ -663,45 +432,7 @@
         <w:rPr>
           <w:lang w:val="de"/>
         </w:rPr>
-        <w:t xml:space="preserve">Es darf</w:t>
-      </w:r>
-      <w:r>
-        <w:rPr>
-          <w:lang w:val="de"/>
-        </w:rPr>
-        <w:t xml:space="preserve"> </w:t>
-      </w:r>
-      <w:r>
-        <w:rPr>
-          <w:b/>
-          <w:bCs/>
-          <w:lang w:val="de"/>
-        </w:rPr>
-        <w:t xml:space="preserve">nichts zusätzlich installiert</w:t>
-      </w:r>
-      <w:r>
-        <w:rPr>
-          <w:lang w:val="de"/>
-        </w:rPr>
-        <w:t xml:space="preserve"> </w:t>
-      </w:r>
-      <w:r>
-        <w:rPr>
-          <w:lang w:val="de"/>
-        </w:rPr>
-        <w:t xml:space="preserve">werden müssen — keine Datenbank,</w:t>
-      </w:r>
-      <w:r>
-        <w:rPr>
-          <w:lang w:val="de"/>
-        </w:rPr>
-        <w:t xml:space="preserve"> </w:t>
-      </w:r>
-      <w:r>
-        <w:rPr>
-          <w:lang w:val="de"/>
-        </w:rPr>
-        <w:t xml:space="preserve">keine Laufzeitumgebung, kein Serverdienst.</w:t>
+        <w:t xml:space="preserve">Festlegen, was das Programm können soll — und ebenso wichtig, was nicht.</w:t>
       </w:r>
     </w:p>
     <w:p>
@@ -716,7 +447,79 @@
         <w:rPr>
           <w:lang w:val="de"/>
         </w:rPr>
-        <w:t xml:space="preserve">Die Daten liegen</w:t>
+        <w:t xml:space="preserve">Ein erstes Bild der Fachlichkeit: welche Begriffe es gibt, wie sie</w:t>
+      </w:r>
+      <w:r>
+        <w:rPr>
+          <w:lang w:val="de"/>
+        </w:rPr>
+        <w:t xml:space="preserve"> </w:t>
+      </w:r>
+      <w:r>
+        <w:rPr>
+          <w:lang w:val="de"/>
+        </w:rPr>
+        <w:t xml:space="preserve">zusammenhängen, was von ihnen dauerhaft festgehalten werden muss.</w:t>
+      </w:r>
+    </w:p>
+    <w:bookmarkEnd w:id="10"/>
+    <w:bookmarkStart w:id="14" w:name="überlegungen"/>
+    <w:p>
+      <w:pPr>
+        <w:pStyle w:val="Heading2"/>
+      </w:pPr>
+      <w:r>
+        <w:rPr>
+          <w:lang w:val="de"/>
+        </w:rPr>
+        <w:t xml:space="preserve">Überlegungen</w:t>
+      </w:r>
+    </w:p>
+    <w:bookmarkStart w:id="11" w:name="was-der-eigentliche-wert-wäre"/>
+    <w:p>
+      <w:pPr>
+        <w:pStyle w:val="Heading3"/>
+      </w:pPr>
+      <w:r>
+        <w:rPr>
+          <w:lang w:val="de"/>
+        </w:rPr>
+        <w:t xml:space="preserve">Was der eigentliche Wert wäre</w:t>
+      </w:r>
+    </w:p>
+    <w:p>
+      <w:pPr>
+        <w:pStyle w:val="FirstParagraph"/>
+      </w:pPr>
+      <w:r>
+        <w:rPr>
+          <w:lang w:val="de"/>
+        </w:rPr>
+        <w:t xml:space="preserve">Der naheliegende Gedanke — ein Programm, das eine Datei erzeugt — ist richtig</w:t>
+      </w:r>
+      <w:r>
+        <w:rPr>
+          <w:lang w:val="de"/>
+        </w:rPr>
+        <w:t xml:space="preserve"> </w:t>
+      </w:r>
+      <w:r>
+        <w:rPr>
+          <w:lang w:val="de"/>
+        </w:rPr>
+        <w:t xml:space="preserve">und zu kurz gedacht. Eine Datei zu erzeugen ist der leichte Teil. Der schwere</w:t>
+      </w:r>
+      <w:r>
+        <w:rPr>
+          <w:lang w:val="de"/>
+        </w:rPr>
+        <w:t xml:space="preserve"> </w:t>
+      </w:r>
+      <w:r>
+        <w:rPr>
+          <w:lang w:val="de"/>
+        </w:rPr>
+        <w:t xml:space="preserve">ist, dass sie</w:t>
       </w:r>
       <w:r>
         <w:rPr>
@@ -730,40 +533,36 @@
           <w:bCs/>
           <w:lang w:val="de"/>
         </w:rPr>
-        <w:t xml:space="preserve">auf dem Rechner der Anwenderin</w:t>
-      </w:r>
-      <w:r>
-        <w:rPr>
-          <w:lang w:val="de"/>
-        </w:rPr>
-        <w:t xml:space="preserve">, nicht im Netz. Es geht um</w:t>
-      </w:r>
-      <w:r>
-        <w:rPr>
-          <w:lang w:val="de"/>
-        </w:rPr>
-        <w:t xml:space="preserve"> </w:t>
-      </w:r>
-      <w:r>
-        <w:rPr>
-          <w:lang w:val="de"/>
-        </w:rPr>
-        <w:t xml:space="preserve">Gesundheitsdaten von Schwangeren.</w:t>
-      </w:r>
-    </w:p>
-    <w:p>
-      <w:pPr>
-        <w:pStyle w:val="Compact"/>
-        <w:numPr>
-          <w:ilvl w:val="0"/>
-          <w:numId w:val="1001"/>
-        </w:numPr>
-      </w:pPr>
-      <w:r>
-        <w:rPr>
-          <w:lang w:val="de"/>
-        </w:rPr>
-        <w:t xml:space="preserve">Eine Fehlermeldung muss sagen,</w:t>
+        <w:t xml:space="preserve">stimmt</w:t>
+      </w:r>
+      <w:r>
+        <w:rPr>
+          <w:lang w:val="de"/>
+        </w:rPr>
+        <w:t xml:space="preserve">.</w:t>
+      </w:r>
+    </w:p>
+    <w:p>
+      <w:pPr>
+        <w:pStyle w:val="BodyText"/>
+      </w:pPr>
+      <w:r>
+        <w:rPr>
+          <w:lang w:val="de"/>
+        </w:rPr>
+        <w:t xml:space="preserve">Eine Abrechnung, die formal fehlerfrei aussieht und einen falschen Schlüsselwert</w:t>
+      </w:r>
+      <w:r>
+        <w:rPr>
+          <w:lang w:val="de"/>
+        </w:rPr>
+        <w:t xml:space="preserve"> </w:t>
+      </w:r>
+      <w:r>
+        <w:rPr>
+          <w:lang w:val="de"/>
+        </w:rPr>
+        <w:t xml:space="preserve">enthält, wird angenommen, verarbeitet und zurückgewiesen — oft Wochen später.</w:t>
       </w:r>
       <w:r>
         <w:rPr>
@@ -777,35 +576,105 @@
           <w:bCs/>
           <w:lang w:val="de"/>
         </w:rPr>
-        <w:t xml:space="preserve">was zu tun ist</w:t>
-      </w:r>
-      <w:r>
-        <w:rPr>
-          <w:lang w:val="de"/>
-        </w:rPr>
-        <w:t xml:space="preserve"> </w:t>
-      </w:r>
-      <w:r>
-        <w:rPr>
-          <w:lang w:val="de"/>
-        </w:rPr>
-        <w:t xml:space="preserve">— nicht, was schiefging.</w:t>
-      </w:r>
-      <w:r>
-        <w:rPr>
-          <w:lang w:val="de"/>
-        </w:rPr>
-        <w:t xml:space="preserve"> </w:t>
-      </w:r>
-      <w:r>
-        <w:rPr>
-          <w:lang w:val="de"/>
-        </w:rPr>
-        <w:t xml:space="preserve">„Feld 4 ungültig” hilft niemandem.</w:t>
-      </w:r>
-    </w:p>
-    <w:bookmarkEnd w:id="12"/>
-    <w:bookmarkStart w:id="13" w:name="was-es-ausdrücklich-nicht-wird"/>
+        <w:t xml:space="preserve">Fehler in diesem Verfahren sind selten laut. Sie sind still und teuer.</w:t>
+      </w:r>
+    </w:p>
+    <w:p>
+      <w:pPr>
+        <w:pStyle w:val="BlockText"/>
+      </w:pPr>
+      <w:r>
+        <w:rPr>
+          <w:b/>
+          <w:bCs/>
+          <w:lang w:val="de"/>
+        </w:rPr>
+        <w:t xml:space="preserve">Der Leitgedanke des Projekts: nicht das Abrechnen ist schwer, sondern das</w:t>
+      </w:r>
+      <w:r>
+        <w:rPr>
+          <w:b/>
+          <w:bCs/>
+          <w:lang w:val="de"/>
+        </w:rPr>
+        <w:t xml:space="preserve"> </w:t>
+      </w:r>
+      <w:r>
+        <w:rPr>
+          <w:b/>
+          <w:bCs/>
+          <w:lang w:val="de"/>
+        </w:rPr>
+        <w:t xml:space="preserve">Richtigsein.</w:t>
+      </w:r>
+    </w:p>
+    <w:p>
+      <w:pPr>
+        <w:pStyle w:val="FirstParagraph"/>
+      </w:pPr>
+      <w:r>
+        <w:rPr>
+          <w:lang w:val="de"/>
+        </w:rPr>
+        <w:t xml:space="preserve">Daraus folgt die Festlegung, die den ganzen Aufbau prägt:</w:t>
+      </w:r>
+      <w:r>
+        <w:rPr>
+          <w:lang w:val="de"/>
+        </w:rPr>
+        <w:t xml:space="preserve"> </w:t>
+      </w:r>
+      <w:r>
+        <w:rPr>
+          <w:b/>
+          <w:bCs/>
+          <w:lang w:val="de"/>
+        </w:rPr>
+        <w:t xml:space="preserve">das Programm prüft,</w:t>
+      </w:r>
+      <w:r>
+        <w:rPr>
+          <w:b/>
+          <w:bCs/>
+          <w:lang w:val="de"/>
+        </w:rPr>
+        <w:t xml:space="preserve"> </w:t>
+      </w:r>
+      <w:r>
+        <w:rPr>
+          <w:b/>
+          <w:bCs/>
+          <w:lang w:val="de"/>
+        </w:rPr>
+        <w:t xml:space="preserve">bevor etwas das Haus verlässt</w:t>
+      </w:r>
+      <w:r>
+        <w:rPr>
+          <w:lang w:val="de"/>
+        </w:rPr>
+        <w:t xml:space="preserve"> </w:t>
+      </w:r>
+      <w:r>
+        <w:rPr>
+          <w:lang w:val="de"/>
+        </w:rPr>
+        <w:t xml:space="preserve">— nicht als Zusatzfunktion, sondern als Tor, an</w:t>
+      </w:r>
+      <w:r>
+        <w:rPr>
+          <w:lang w:val="de"/>
+        </w:rPr>
+        <w:t xml:space="preserve"> </w:t>
+      </w:r>
+      <w:r>
+        <w:rPr>
+          <w:lang w:val="de"/>
+        </w:rPr>
+        <w:t xml:space="preserve">dem jede Lieferung vorbeimuss.</w:t>
+      </w:r>
+    </w:p>
+    <w:bookmarkEnd w:id="11"/>
+    <w:bookmarkStart w:id="12" w:name="wer-es-bedient"/>
     <w:p>
       <w:pPr>
         <w:pStyle w:val="Heading3"/>
@@ -814,7 +683,7 @@
         <w:rPr>
           <w:lang w:val="de"/>
         </w:rPr>
-        <w:t xml:space="preserve">Was es ausdrücklich nicht wird</w:t>
+        <w:t xml:space="preserve">Wer es bedient</w:t>
       </w:r>
     </w:p>
     <w:p>
@@ -825,19 +694,31 @@
         <w:rPr>
           <w:lang w:val="de"/>
         </w:rPr>
-        <w:t xml:space="preserve">Diese Liste ist so wichtig wie die andere, weil ein Projekt ohne Grenzen nie</w:t>
-      </w:r>
-      <w:r>
-        <w:rPr>
-          <w:lang w:val="de"/>
-        </w:rPr>
-        <w:t xml:space="preserve"> </w:t>
-      </w:r>
-      <w:r>
-        <w:rPr>
-          <w:lang w:val="de"/>
-        </w:rPr>
-        <w:t xml:space="preserve">fertig wird.</w:t>
+        <w:t xml:space="preserve">Eine einzelne Person, an einem einzelnen Rechner, ohne besondere</w:t>
+      </w:r>
+      <w:r>
+        <w:rPr>
+          <w:lang w:val="de"/>
+        </w:rPr>
+        <w:t xml:space="preserve"> </w:t>
+      </w:r>
+      <w:r>
+        <w:rPr>
+          <w:lang w:val="de"/>
+        </w:rPr>
+        <w:t xml:space="preserve">Computerkenntnisse und ohne jemanden, der bei Problemen hilft. Meist abends,</w:t>
+      </w:r>
+      <w:r>
+        <w:rPr>
+          <w:lang w:val="de"/>
+        </w:rPr>
+        <w:t xml:space="preserve"> </w:t>
+      </w:r>
+      <w:r>
+        <w:rPr>
+          <w:lang w:val="de"/>
+        </w:rPr>
+        <w:t xml:space="preserve">nach den Kursen.</w:t>
       </w:r>
     </w:p>
     <w:tbl>
@@ -865,6 +746,267 @@
               <w:rPr>
                 <w:lang w:val="de"/>
               </w:rPr>
+              <w:t xml:space="preserve">Umstand</w:t>
+            </w:r>
+          </w:p>
+        </w:tc>
+        <w:tc>
+          <w:tcPr/>
+          <w:p>
+            <w:pPr>
+              <w:pStyle w:val="Compact"/>
+            </w:pPr>
+            <w:r>
+              <w:rPr>
+                <w:lang w:val="de"/>
+              </w:rPr>
+              <w:t xml:space="preserve">Was daraus für das Programm folgt</w:t>
+            </w:r>
+          </w:p>
+        </w:tc>
+      </w:tr>
+      <w:tr>
+        <w:tc>
+          <w:tcPr/>
+          <w:p>
+            <w:pPr>
+              <w:pStyle w:val="Compact"/>
+            </w:pPr>
+            <w:r>
+              <w:rPr>
+                <w:lang w:val="de"/>
+              </w:rPr>
+              <w:t xml:space="preserve">Niemand richtet etwas ein</w:t>
+            </w:r>
+          </w:p>
+        </w:tc>
+        <w:tc>
+          <w:tcPr/>
+          <w:p>
+            <w:pPr>
+              <w:pStyle w:val="Compact"/>
+            </w:pPr>
+            <w:r>
+              <w:rPr>
+                <w:lang w:val="de"/>
+              </w:rPr>
+              <w:t xml:space="preserve">Es darf</w:t>
+            </w:r>
+            <w:r>
+              <w:rPr>
+                <w:lang w:val="de"/>
+              </w:rPr>
+              <w:t xml:space="preserve"> </w:t>
+            </w:r>
+            <w:r>
+              <w:rPr>
+                <w:b/>
+                <w:bCs/>
+                <w:lang w:val="de"/>
+              </w:rPr>
+              <w:t xml:space="preserve">nichts zusätzlich installiert</w:t>
+            </w:r>
+            <w:r>
+              <w:rPr>
+                <w:lang w:val="de"/>
+              </w:rPr>
+              <w:t xml:space="preserve"> </w:t>
+            </w:r>
+            <w:r>
+              <w:rPr>
+                <w:lang w:val="de"/>
+              </w:rPr>
+              <w:t xml:space="preserve">werden müssen — keine Datenbank, keine Laufzeitumgebung, kein Serverdienst</w:t>
+            </w:r>
+          </w:p>
+        </w:tc>
+      </w:tr>
+      <w:tr>
+        <w:tc>
+          <w:tcPr/>
+          <w:p>
+            <w:pPr>
+              <w:pStyle w:val="Compact"/>
+            </w:pPr>
+            <w:r>
+              <w:rPr>
+                <w:lang w:val="de"/>
+              </w:rPr>
+              <w:t xml:space="preserve">Es geht um Gesundheitsdaten von Schwangeren</w:t>
+            </w:r>
+          </w:p>
+        </w:tc>
+        <w:tc>
+          <w:tcPr/>
+          <w:p>
+            <w:pPr>
+              <w:pStyle w:val="Compact"/>
+            </w:pPr>
+            <w:r>
+              <w:rPr>
+                <w:lang w:val="de"/>
+              </w:rPr>
+              <w:t xml:space="preserve">Die Daten bleiben</w:t>
+            </w:r>
+            <w:r>
+              <w:rPr>
+                <w:lang w:val="de"/>
+              </w:rPr>
+              <w:t xml:space="preserve"> </w:t>
+            </w:r>
+            <w:r>
+              <w:rPr>
+                <w:b/>
+                <w:bCs/>
+                <w:lang w:val="de"/>
+              </w:rPr>
+              <w:t xml:space="preserve">auf dem Rechner der Anwenderin</w:t>
+            </w:r>
+            <w:r>
+              <w:rPr>
+                <w:lang w:val="de"/>
+              </w:rPr>
+              <w:t xml:space="preserve">, nicht im Netz</w:t>
+            </w:r>
+          </w:p>
+        </w:tc>
+      </w:tr>
+      <w:tr>
+        <w:tc>
+          <w:tcPr/>
+          <w:p>
+            <w:pPr>
+              <w:pStyle w:val="Compact"/>
+            </w:pPr>
+            <w:r>
+              <w:rPr>
+                <w:lang w:val="de"/>
+              </w:rPr>
+              <w:t xml:space="preserve">Niemand hilft, wenn etwas klemmt</w:t>
+            </w:r>
+          </w:p>
+        </w:tc>
+        <w:tc>
+          <w:tcPr/>
+          <w:p>
+            <w:pPr>
+              <w:pStyle w:val="Compact"/>
+            </w:pPr>
+            <w:r>
+              <w:rPr>
+                <w:lang w:val="de"/>
+              </w:rPr>
+              <w:t xml:space="preserve">Eine Meldung sagt,</w:t>
+            </w:r>
+            <w:r>
+              <w:rPr>
+                <w:lang w:val="de"/>
+              </w:rPr>
+              <w:t xml:space="preserve"> </w:t>
+            </w:r>
+            <w:r>
+              <w:rPr>
+                <w:b/>
+                <w:bCs/>
+                <w:lang w:val="de"/>
+              </w:rPr>
+              <w:t xml:space="preserve">was zu tun ist</w:t>
+            </w:r>
+            <w:r>
+              <w:rPr>
+                <w:lang w:val="de"/>
+              </w:rPr>
+              <w:t xml:space="preserve"> </w:t>
+            </w:r>
+            <w:r>
+              <w:rPr>
+                <w:lang w:val="de"/>
+              </w:rPr>
+              <w:t xml:space="preserve">— nicht, was schiefging. „Feld 4 ungültig” hilft niemandem</w:t>
+            </w:r>
+          </w:p>
+        </w:tc>
+      </w:tr>
+      <w:tr>
+        <w:tc>
+          <w:tcPr/>
+          <w:p>
+            <w:pPr>
+              <w:pStyle w:val="Compact"/>
+            </w:pPr>
+            <w:r>
+              <w:rPr>
+                <w:lang w:val="de"/>
+              </w:rPr>
+              <w:t xml:space="preserve">Abends, nach den Kursen</w:t>
+            </w:r>
+          </w:p>
+        </w:tc>
+        <w:tc>
+          <w:tcPr/>
+          <w:p>
+            <w:pPr>
+              <w:pStyle w:val="Compact"/>
+            </w:pPr>
+            <w:r>
+              <w:rPr>
+                <w:lang w:val="de"/>
+              </w:rPr>
+              <w:t xml:space="preserve">Der Weg von den Kursdaten zur fertigen Datei muss kurz sein</w:t>
+            </w:r>
+          </w:p>
+        </w:tc>
+      </w:tr>
+    </w:tbl>
+    <w:bookmarkEnd w:id="12"/>
+    <w:bookmarkStart w:id="13" w:name="was-es-ausdrücklich-nicht-wird"/>
+    <w:p>
+      <w:pPr>
+        <w:pStyle w:val="Heading3"/>
+      </w:pPr>
+      <w:r>
+        <w:rPr>
+          <w:lang w:val="de"/>
+        </w:rPr>
+        <w:t xml:space="preserve">Was es ausdrücklich nicht wird</w:t>
+      </w:r>
+    </w:p>
+    <w:p>
+      <w:pPr>
+        <w:pStyle w:val="FirstParagraph"/>
+      </w:pPr>
+      <w:r>
+        <w:rPr>
+          <w:lang w:val="de"/>
+        </w:rPr>
+        <w:t xml:space="preserve">So wichtig wie die andere Liste — ein Projekt ohne Grenzen wird nie fertig.</w:t>
+      </w:r>
+    </w:p>
+    <w:tbl>
+      <w:tblPr>
+        <w:tblStyle w:val="Table"/>
+        <w:tblW w:type="pct" w:w="5000"/>
+        <w:tblLayout w:type="fixed"/>
+        <w:tblLook w:firstRow="1" w:lastRow="0" w:firstColumn="0" w:lastColumn="0" w:noHBand="0" w:noVBand="0" w:val="0020"/>
+      </w:tblPr>
+      <w:tblGrid>
+        <w:gridCol w:w="3960"/>
+        <w:gridCol w:w="3960"/>
+      </w:tblGrid>
+      <w:tr>
+        <w:trPr>
+          <w:tblHeader w:val="on"/>
+        </w:trPr>
+        <w:tc>
+          <w:tcPr/>
+          <w:p>
+            <w:pPr>
+              <w:pStyle w:val="Compact"/>
+            </w:pPr>
+            <w:r>
+              <w:rPr>
+                <w:lang w:val="de"/>
+              </w:rPr>
               <w:t xml:space="preserve">Nicht</w:t>
             </w:r>
           </w:p>
@@ -1094,6 +1236,448 @@
         <w:t xml:space="preserve">hinausgeht.</w:t>
       </w:r>
     </w:p>
+    <w:tbl>
+      <w:tblPr>
+        <w:tblStyle w:val="Table"/>
+        <w:tblW w:type="pct" w:w="5000"/>
+        <w:tblLayout w:type="fixed"/>
+        <w:tblLook w:firstRow="1" w:lastRow="0" w:firstColumn="0" w:lastColumn="0" w:noHBand="0" w:noVBand="0" w:val="0020"/>
+      </w:tblPr>
+      <w:tblGrid>
+        <w:gridCol w:w="2640"/>
+        <w:gridCol w:w="2640"/>
+        <w:gridCol w:w="2640"/>
+      </w:tblGrid>
+      <w:tr>
+        <w:trPr>
+          <w:tblHeader w:val="on"/>
+        </w:trPr>
+        <w:tc>
+          <w:tcPr/>
+          <w:p>
+            <w:pPr>
+              <w:pStyle w:val="Compact"/>
+            </w:pPr>
+            <w:r>
+              <w:rPr>
+                <w:lang w:val="de"/>
+              </w:rPr>
+              <w:t xml:space="preserve">#</w:t>
+            </w:r>
+          </w:p>
+        </w:tc>
+        <w:tc>
+          <w:tcPr/>
+          <w:p>
+            <w:pPr>
+              <w:pStyle w:val="Compact"/>
+            </w:pPr>
+            <w:r>
+              <w:rPr>
+                <w:lang w:val="de"/>
+              </w:rPr>
+              <w:t xml:space="preserve">Kernfähigkeit</w:t>
+            </w:r>
+          </w:p>
+        </w:tc>
+        <w:tc>
+          <w:tcPr/>
+          <w:p>
+            <w:pPr>
+              <w:pStyle w:val="Compact"/>
+            </w:pPr>
+            <w:r>
+              <w:rPr>
+                <w:lang w:val="de"/>
+              </w:rPr>
+              <w:t xml:space="preserve">Was dahintersteckt</w:t>
+            </w:r>
+          </w:p>
+        </w:tc>
+      </w:tr>
+      <w:tr>
+        <w:tc>
+          <w:tcPr/>
+          <w:p>
+            <w:pPr>
+              <w:pStyle w:val="Compact"/>
+            </w:pPr>
+            <w:r>
+              <w:rPr>
+                <w:lang w:val="de"/>
+              </w:rPr>
+              <w:t xml:space="preserve">1</w:t>
+            </w:r>
+          </w:p>
+        </w:tc>
+        <w:tc>
+          <w:tcPr/>
+          <w:p>
+            <w:pPr>
+              <w:pStyle w:val="Compact"/>
+            </w:pPr>
+            <w:r>
+              <w:rPr>
+                <w:b/>
+                <w:bCs/>
+                <w:lang w:val="de"/>
+              </w:rPr>
+              <w:t xml:space="preserve">Stammdaten führen</w:t>
+            </w:r>
+          </w:p>
+        </w:tc>
+        <w:tc>
+          <w:tcPr/>
+          <w:p>
+            <w:pPr>
+              <w:pStyle w:val="Compact"/>
+            </w:pPr>
+            <w:r>
+              <w:rPr>
+                <w:lang w:val="de"/>
+              </w:rPr>
+              <w:t xml:space="preserve">Teilnehmerinnen mit Versicherungsangaben, die Leistungserbringerin selbst, Gruppen als Zusammenfassung eines Kurses</w:t>
+            </w:r>
+          </w:p>
+        </w:tc>
+      </w:tr>
+      <w:tr>
+        <w:tc>
+          <w:tcPr/>
+          <w:p>
+            <w:pPr>
+              <w:pStyle w:val="Compact"/>
+            </w:pPr>
+            <w:r>
+              <w:rPr>
+                <w:lang w:val="de"/>
+              </w:rPr>
+              <w:t xml:space="preserve">2</w:t>
+            </w:r>
+          </w:p>
+        </w:tc>
+        <w:tc>
+          <w:tcPr/>
+          <w:p>
+            <w:pPr>
+              <w:pStyle w:val="Compact"/>
+            </w:pPr>
+            <w:r>
+              <w:rPr>
+                <w:b/>
+                <w:bCs/>
+                <w:lang w:val="de"/>
+              </w:rPr>
+              <w:t xml:space="preserve">Leistungen beschreiben</w:t>
+            </w:r>
+          </w:p>
+        </w:tc>
+        <w:tc>
+          <w:tcPr/>
+          <w:p>
+            <w:pPr>
+              <w:pStyle w:val="Compact"/>
+            </w:pPr>
+            <w:r>
+              <w:rPr>
+                <w:lang w:val="de"/>
+              </w:rPr>
+              <w:t xml:space="preserve">was ein Kurs kostet, unter welcher Position er abgerechnet wird — einmal festgelegt, mehrfach verwendet</w:t>
+            </w:r>
+          </w:p>
+        </w:tc>
+      </w:tr>
+      <w:tr>
+        <w:tc>
+          <w:tcPr/>
+          <w:p>
+            <w:pPr>
+              <w:pStyle w:val="Compact"/>
+            </w:pPr>
+            <w:r>
+              <w:rPr>
+                <w:lang w:val="de"/>
+              </w:rPr>
+              <w:t xml:space="preserve">3</w:t>
+            </w:r>
+          </w:p>
+        </w:tc>
+        <w:tc>
+          <w:tcPr/>
+          <w:p>
+            <w:pPr>
+              <w:pStyle w:val="Compact"/>
+            </w:pPr>
+            <w:r>
+              <w:rPr>
+                <w:b/>
+                <w:bCs/>
+                <w:lang w:val="de"/>
+              </w:rPr>
+              <w:t xml:space="preserve">Abrechnung erzeugen</w:t>
+            </w:r>
+          </w:p>
+        </w:tc>
+        <w:tc>
+          <w:tcPr/>
+          <w:p>
+            <w:pPr>
+              <w:pStyle w:val="Compact"/>
+            </w:pPr>
+            <w:r>
+              <w:rPr>
+                <w:lang w:val="de"/>
+              </w:rPr>
+              <w:t xml:space="preserve">aus Gruppe, Leistungsbeschreibung und Terminanzahl entsteht die Nachricht im vorgeschriebenen Format</w:t>
+            </w:r>
+          </w:p>
+        </w:tc>
+      </w:tr>
+      <w:tr>
+        <w:tc>
+          <w:tcPr/>
+          <w:p>
+            <w:pPr>
+              <w:pStyle w:val="Compact"/>
+            </w:pPr>
+            <w:r>
+              <w:rPr>
+                <w:lang w:val="de"/>
+              </w:rPr>
+              <w:t xml:space="preserve">4</w:t>
+            </w:r>
+          </w:p>
+        </w:tc>
+        <w:tc>
+          <w:tcPr/>
+          <w:p>
+            <w:pPr>
+              <w:pStyle w:val="Compact"/>
+            </w:pPr>
+            <w:r>
+              <w:rPr>
+                <w:b/>
+                <w:bCs/>
+                <w:lang w:val="de"/>
+              </w:rPr>
+              <w:t xml:space="preserve">Prüfen</w:t>
+            </w:r>
+          </w:p>
+        </w:tc>
+        <w:tc>
+          <w:tcPr/>
+          <w:p>
+            <w:pPr>
+              <w:pStyle w:val="Compact"/>
+            </w:pPr>
+            <w:r>
+              <w:rPr>
+                <w:lang w:val="de"/>
+              </w:rPr>
+              <w:t xml:space="preserve">Aufbau, Zähler, Summen, Pflichtangaben — ein Fehler hält den gesamten Lauf auf</w:t>
+            </w:r>
+          </w:p>
+        </w:tc>
+      </w:tr>
+      <w:tr>
+        <w:tc>
+          <w:tcPr/>
+          <w:p>
+            <w:pPr>
+              <w:pStyle w:val="Compact"/>
+            </w:pPr>
+            <w:r>
+              <w:rPr>
+                <w:lang w:val="de"/>
+              </w:rPr>
+              <w:t xml:space="preserve">5</w:t>
+            </w:r>
+          </w:p>
+        </w:tc>
+        <w:tc>
+          <w:tcPr/>
+          <w:p>
+            <w:pPr>
+              <w:pStyle w:val="Compact"/>
+            </w:pPr>
+            <w:r>
+              <w:rPr>
+                <w:b/>
+                <w:bCs/>
+                <w:lang w:val="de"/>
+              </w:rPr>
+              <w:t xml:space="preserve">Zustellen und einordnen</w:t>
+            </w:r>
+          </w:p>
+        </w:tc>
+        <w:tc>
+          <w:tcPr/>
+          <w:p>
+            <w:pPr>
+              <w:pStyle w:val="Compact"/>
+            </w:pPr>
+            <w:r>
+              <w:rPr>
+                <w:lang w:val="de"/>
+              </w:rPr>
+              <w:t xml:space="preserve">die Datei an den richtigen Empfänger, und die Antwort verständlich machen</w:t>
+            </w:r>
+          </w:p>
+        </w:tc>
+      </w:tr>
+    </w:tbl>
+    <w:bookmarkStart w:id="15" w:name="warum-nicht-der-einfachere-weg"/>
+    <w:p>
+      <w:pPr>
+        <w:pStyle w:val="Heading3"/>
+      </w:pPr>
+      <w:r>
+        <w:rPr>
+          <w:lang w:val="de"/>
+        </w:rPr>
+        <w:t xml:space="preserve">Warum nicht der einfachere Weg</w:t>
+      </w:r>
+    </w:p>
+    <w:p>
+      <w:pPr>
+        <w:pStyle w:val="FirstParagraph"/>
+      </w:pPr>
+      <w:r>
+        <w:rPr>
+          <w:lang w:val="de"/>
+        </w:rPr>
+        <w:t xml:space="preserve">Man könnte auf Nummer 4 verzichten und darauf setzen, dass die Empfängerseite</w:t>
+      </w:r>
+      <w:r>
+        <w:rPr>
+          <w:lang w:val="de"/>
+        </w:rPr>
+        <w:t xml:space="preserve"> </w:t>
+      </w:r>
+      <w:r>
+        <w:rPr>
+          <w:lang w:val="de"/>
+        </w:rPr>
+        <w:t xml:space="preserve">schon meckern wird — das wäre erheblich weniger Arbeit. Dagegen steht der Preis</w:t>
+      </w:r>
+      <w:r>
+        <w:rPr>
+          <w:lang w:val="de"/>
+        </w:rPr>
+        <w:t xml:space="preserve"> </w:t>
+      </w:r>
+      <w:r>
+        <w:rPr>
+          <w:lang w:val="de"/>
+        </w:rPr>
+        <w:t xml:space="preserve">einer Beanstandung:</w:t>
+      </w:r>
+    </w:p>
+    <w:tbl>
+      <w:tblPr>
+        <w:tblStyle w:val="Table"/>
+        <w:tblW w:type="pct" w:w="5000"/>
+        <w:tblLayout w:type="fixed"/>
+        <w:tblLook w:firstRow="1" w:lastRow="0" w:firstColumn="0" w:lastColumn="0" w:noHBand="0" w:noVBand="0" w:val="0020"/>
+      </w:tblPr>
+      <w:tblGrid>
+        <w:gridCol w:w="3960"/>
+        <w:gridCol w:w="3960"/>
+      </w:tblGrid>
+      <w:tr>
+        <w:trPr>
+          <w:tblHeader w:val="on"/>
+        </w:trPr>
+        <w:tc>
+          <w:tcPr/>
+          <w:p>
+            <w:pPr>
+              <w:pStyle w:val="Compact"/>
+            </w:pPr>
+            <w:r>
+              <w:rPr>
+                <w:lang w:val="de"/>
+              </w:rPr>
+              <w:t xml:space="preserve">Wo der Fehler auffällt</w:t>
+            </w:r>
+          </w:p>
+        </w:tc>
+        <w:tc>
+          <w:tcPr/>
+          <w:p>
+            <w:pPr>
+              <w:pStyle w:val="Compact"/>
+            </w:pPr>
+            <w:r>
+              <w:rPr>
+                <w:lang w:val="de"/>
+              </w:rPr>
+              <w:t xml:space="preserve">Was er kostet</w:t>
+            </w:r>
+          </w:p>
+        </w:tc>
+      </w:tr>
+      <w:tr>
+        <w:tc>
+          <w:tcPr/>
+          <w:p>
+            <w:pPr>
+              <w:pStyle w:val="Compact"/>
+            </w:pPr>
+            <w:r>
+              <w:rPr>
+                <w:lang w:val="de"/>
+              </w:rPr>
+              <w:t xml:space="preserve">im eigenen Programm, vor dem Versand</w:t>
+            </w:r>
+          </w:p>
+        </w:tc>
+        <w:tc>
+          <w:tcPr/>
+          <w:p>
+            <w:pPr>
+              <w:pStyle w:val="Compact"/>
+            </w:pPr>
+            <w:r>
+              <w:rPr>
+                <w:lang w:val="de"/>
+              </w:rPr>
+              <w:t xml:space="preserve">dreißig Sekunden</w:t>
+            </w:r>
+          </w:p>
+        </w:tc>
+      </w:tr>
+      <w:tr>
+        <w:tc>
+          <w:tcPr/>
+          <w:p>
+            <w:pPr>
+              <w:pStyle w:val="Compact"/>
+            </w:pPr>
+            <w:r>
+              <w:rPr>
+                <w:lang w:val="de"/>
+              </w:rPr>
+              <w:t xml:space="preserve">bei der Kasse, Wochen später</w:t>
+            </w:r>
+          </w:p>
+        </w:tc>
+        <w:tc>
+          <w:tcPr/>
+          <w:p>
+            <w:pPr>
+              <w:pStyle w:val="Compact"/>
+            </w:pPr>
+            <w:r>
+              <w:rPr>
+                <w:lang w:val="de"/>
+              </w:rPr>
+              <w:t xml:space="preserve">ein vollständiger Wiederholungsdurchlauf</w:t>
+            </w:r>
+          </w:p>
+        </w:tc>
+      </w:tr>
+    </w:tbl>
     <w:p>
       <w:pPr>
         <w:pStyle w:val="BodyText"/>
@@ -1102,496 +1686,278 @@
         <w:rPr>
           <w:lang w:val="de"/>
         </w:rPr>
-        <w:t xml:space="preserve">Fünf Kernfähigkeiten:</w:t>
-      </w:r>
-    </w:p>
-    <w:p>
-      <w:pPr>
-        <w:pStyle w:val="Compact"/>
-        <w:numPr>
-          <w:ilvl w:val="0"/>
-          <w:numId w:val="1002"/>
-        </w:numPr>
-      </w:pPr>
+        <w:t xml:space="preserve">Ohne die Prüfung wäre das Programm ein Dateischreiber, und dafür lohnt der</w:t>
+      </w:r>
+      <w:r>
+        <w:rPr>
+          <w:lang w:val="de"/>
+        </w:rPr>
+        <w:t xml:space="preserve"> </w:t>
+      </w:r>
+      <w:r>
+        <w:rPr>
+          <w:lang w:val="de"/>
+        </w:rPr>
+        <w:t xml:space="preserve">Aufwand nicht.</w:t>
+      </w:r>
+    </w:p>
+    <w:bookmarkEnd w:id="15"/>
+    <w:bookmarkEnd w:id="16"/>
+    <w:bookmarkStart w:id="27" w:name="ergebnis"/>
+    <w:p>
+      <w:pPr>
+        <w:pStyle w:val="Heading2"/>
+      </w:pPr>
+      <w:r>
+        <w:rPr>
+          <w:lang w:val="de"/>
+        </w:rPr>
+        <w:t xml:space="preserve">Ergebnis</w:t>
+      </w:r>
+    </w:p>
+    <w:bookmarkStart w:id="17" w:name="das-zielbild"/>
+    <w:p>
+      <w:pPr>
+        <w:pStyle w:val="Heading3"/>
+      </w:pPr>
+      <w:r>
+        <w:rPr>
+          <w:lang w:val="de"/>
+        </w:rPr>
+        <w:t xml:space="preserve">Das Zielbild</w:t>
+      </w:r>
+    </w:p>
+    <w:tbl>
+      <w:tblPr>
+        <w:tblStyle w:val="Table"/>
+        <w:tblW w:type="pct" w:w="5000"/>
+        <w:tblLayout w:type="fixed"/>
+        <w:tblLook w:firstRow="1" w:lastRow="0" w:firstColumn="0" w:lastColumn="0" w:noHBand="0" w:noVBand="0" w:val="0020"/>
+      </w:tblPr>
+      <w:tblGrid>
+        <w:gridCol w:w="3960"/>
+        <w:gridCol w:w="3960"/>
+      </w:tblGrid>
+      <w:tr>
+        <w:trPr>
+          <w:tblHeader w:val="on"/>
+        </w:trPr>
+        <w:tc>
+          <w:tcPr/>
+          <w:p>
+            <w:pPr>
+              <w:pStyle w:val="Compact"/>
+            </w:pPr>
+            <w:r>
+              <w:rPr>
+                <w:lang w:val="de"/>
+              </w:rPr>
+              <w:t xml:space="preserve">Station</w:t>
+            </w:r>
+          </w:p>
+        </w:tc>
+        <w:tc>
+          <w:tcPr/>
+          <w:p>
+            <w:pPr>
+              <w:pStyle w:val="Compact"/>
+            </w:pPr>
+            <w:r>
+              <w:rPr>
+                <w:lang w:val="de"/>
+              </w:rPr>
+              <w:t xml:space="preserve">Was dort geschieht</w:t>
+            </w:r>
+          </w:p>
+        </w:tc>
+      </w:tr>
+      <w:tr>
+        <w:tc>
+          <w:tcPr/>
+          <w:p>
+            <w:pPr>
+              <w:pStyle w:val="Compact"/>
+            </w:pPr>
+            <w:r>
+              <w:rPr>
+                <w:b/>
+                <w:bCs/>
+                <w:lang w:val="de"/>
+              </w:rPr>
+              <w:t xml:space="preserve">Kursdaten</w:t>
+            </w:r>
+          </w:p>
+        </w:tc>
+        <w:tc>
+          <w:tcPr/>
+          <w:p>
+            <w:pPr>
+              <w:pStyle w:val="Compact"/>
+            </w:pPr>
+            <w:r>
+              <w:rPr>
+                <w:lang w:val="de"/>
+              </w:rPr>
+              <w:t xml:space="preserve">liegen ohnehin vor — in Listen und Köpfen</w:t>
+            </w:r>
+          </w:p>
+        </w:tc>
+      </w:tr>
+      <w:tr>
+        <w:tc>
+          <w:tcPr/>
+          <w:p>
+            <w:pPr>
+              <w:pStyle w:val="Compact"/>
+            </w:pPr>
+            <w:r>
+              <w:rPr>
+                <w:b/>
+                <w:bCs/>
+                <w:lang w:val="de"/>
+              </w:rPr>
+              <w:t xml:space="preserve">Das Programm</w:t>
+            </w:r>
+          </w:p>
+        </w:tc>
+        <w:tc>
+          <w:tcPr/>
+          <w:p>
+            <w:pPr>
+              <w:pStyle w:val="Compact"/>
+            </w:pPr>
+            <w:r>
+              <w:rPr>
+                <w:lang w:val="de"/>
+              </w:rPr>
+              <w:t xml:space="preserve">erzeugt daraus die Abrechnungsdatei</w:t>
+            </w:r>
+            <w:r>
+              <w:rPr>
+                <w:lang w:val="de"/>
+              </w:rPr>
+              <w:t xml:space="preserve"> </w:t>
+            </w:r>
+            <w:r>
+              <w:rPr>
+                <w:b/>
+                <w:bCs/>
+                <w:lang w:val="de"/>
+              </w:rPr>
+              <w:t xml:space="preserve">und prüft sie, bevor sie das Haus verlässt</w:t>
+            </w:r>
+          </w:p>
+        </w:tc>
+      </w:tr>
+      <w:tr>
+        <w:tc>
+          <w:tcPr/>
+          <w:p>
+            <w:pPr>
+              <w:pStyle w:val="Compact"/>
+            </w:pPr>
+            <w:r>
+              <w:rPr>
+                <w:b/>
+                <w:bCs/>
+                <w:lang w:val="de"/>
+              </w:rPr>
+              <w:t xml:space="preserve">Die Krankenkasse</w:t>
+            </w:r>
+          </w:p>
+        </w:tc>
+        <w:tc>
+          <w:tcPr/>
+          <w:p>
+            <w:pPr>
+              <w:pStyle w:val="Compact"/>
+            </w:pPr>
+            <w:r>
+              <w:rPr>
+                <w:lang w:val="de"/>
+              </w:rPr>
+              <w:t xml:space="preserve">zahlt oder beanstandet</w:t>
+            </w:r>
+          </w:p>
+        </w:tc>
+      </w:tr>
+    </w:tbl>
+    <w:bookmarkEnd w:id="17"/>
+    <w:bookmarkStart w:id="21" w:name="die-begriffe-und-ihre-beziehungen"/>
+    <w:p>
+      <w:pPr>
+        <w:pStyle w:val="Heading3"/>
+      </w:pPr>
+      <w:r>
+        <w:rPr>
+          <w:lang w:val="de"/>
+        </w:rPr>
+        <w:t xml:space="preserve">Die Begriffe und ihre Beziehungen</w:t>
+      </w:r>
+    </w:p>
+    <w:p>
+      <w:pPr>
+        <w:pStyle w:val="FirstParagraph"/>
+      </w:pPr>
+      <w:r>
+        <w:rPr>
+          <w:lang w:val="de"/>
+        </w:rPr>
+        <w:t xml:space="preserve">Bevor entschieden werden kann, wie etwas gebaut wird, muss feststehen,</w:t>
+      </w:r>
+      <w:r>
+        <w:rPr>
+          <w:lang w:val="de"/>
+        </w:rPr>
+        <w:t xml:space="preserve"> </w:t>
+      </w:r>
       <w:r>
         <w:rPr>
           <w:b/>
           <w:bCs/>
           <w:lang w:val="de"/>
         </w:rPr>
-        <w:t xml:space="preserve">Stammdaten führen</w:t>
-      </w:r>
-      <w:r>
-        <w:rPr>
-          <w:lang w:val="de"/>
-        </w:rPr>
-        <w:t xml:space="preserve"> </w:t>
-      </w:r>
-      <w:r>
-        <w:rPr>
-          <w:lang w:val="de"/>
-        </w:rPr>
-        <w:t xml:space="preserve">— Teilnehmerinnen mit Versicherungsangaben, die</w:t>
-      </w:r>
-      <w:r>
-        <w:rPr>
-          <w:lang w:val="de"/>
-        </w:rPr>
-        <w:t xml:space="preserve"> </w:t>
-      </w:r>
-      <w:r>
-        <w:rPr>
-          <w:lang w:val="de"/>
-        </w:rPr>
-        <w:t xml:space="preserve">Leistungserbringerin selbst, Gruppen als Zusammenfassung eines Kurses.</w:t>
-      </w:r>
-    </w:p>
-    <w:p>
-      <w:pPr>
-        <w:pStyle w:val="Compact"/>
-        <w:numPr>
-          <w:ilvl w:val="0"/>
-          <w:numId w:val="1002"/>
-        </w:numPr>
-      </w:pPr>
+        <w:t xml:space="preserve">wovon</w:t>
+      </w:r>
       <w:r>
         <w:rPr>
           <w:b/>
           <w:bCs/>
           <w:lang w:val="de"/>
         </w:rPr>
-        <w:t xml:space="preserve">Leistungen beschreiben</w:t>
-      </w:r>
-      <w:r>
-        <w:rPr>
-          <w:lang w:val="de"/>
-        </w:rPr>
-        <w:t xml:space="preserve"> </w:t>
-      </w:r>
-      <w:r>
-        <w:rPr>
-          <w:lang w:val="de"/>
-        </w:rPr>
-        <w:t xml:space="preserve">— was ein Kurs kostet, unter welcher Position er</w:t>
-      </w:r>
-      <w:r>
-        <w:rPr>
-          <w:lang w:val="de"/>
-        </w:rPr>
-        <w:t xml:space="preserve"> </w:t>
-      </w:r>
-      <w:r>
-        <w:rPr>
-          <w:lang w:val="de"/>
-        </w:rPr>
-        <w:t xml:space="preserve">abgerechnet wird. Einmal festgelegt, mehrfach verwendet.</w:t>
-      </w:r>
-    </w:p>
-    <w:p>
-      <w:pPr>
-        <w:pStyle w:val="Compact"/>
-        <w:numPr>
-          <w:ilvl w:val="0"/>
-          <w:numId w:val="1002"/>
-        </w:numPr>
-      </w:pPr>
+        <w:t xml:space="preserve"> </w:t>
+      </w:r>
       <w:r>
         <w:rPr>
           <w:b/>
           <w:bCs/>
           <w:lang w:val="de"/>
         </w:rPr>
-        <w:t xml:space="preserve">Abrechnung erzeugen</w:t>
-      </w:r>
-      <w:r>
-        <w:rPr>
-          <w:lang w:val="de"/>
-        </w:rPr>
-        <w:t xml:space="preserve"> </w:t>
-      </w:r>
-      <w:r>
-        <w:rPr>
-          <w:lang w:val="de"/>
-        </w:rPr>
-        <w:t xml:space="preserve">— aus Gruppe, Leistungsbeschreibung und Terminanzahl</w:t>
-      </w:r>
-      <w:r>
-        <w:rPr>
-          <w:lang w:val="de"/>
-        </w:rPr>
-        <w:t xml:space="preserve"> </w:t>
-      </w:r>
-      <w:r>
-        <w:rPr>
-          <w:lang w:val="de"/>
-        </w:rPr>
-        <w:t xml:space="preserve">entsteht die Nachricht im vorgeschriebenen Format.</w:t>
-      </w:r>
-    </w:p>
-    <w:p>
-      <w:pPr>
-        <w:pStyle w:val="Compact"/>
-        <w:numPr>
-          <w:ilvl w:val="0"/>
-          <w:numId w:val="1002"/>
-        </w:numPr>
-      </w:pPr>
-      <w:r>
-        <w:rPr>
-          <w:b/>
-          <w:bCs/>
-          <w:lang w:val="de"/>
-        </w:rPr>
-        <w:t xml:space="preserve">Prüfen</w:t>
-      </w:r>
-      <w:r>
-        <w:rPr>
-          <w:lang w:val="de"/>
-        </w:rPr>
-        <w:t xml:space="preserve"> </w:t>
-      </w:r>
-      <w:r>
-        <w:rPr>
-          <w:lang w:val="de"/>
-        </w:rPr>
-        <w:t xml:space="preserve">— Aufbau, Zähler, Summen, Pflichtangaben. Ein Fehler hält den</w:t>
-      </w:r>
-      <w:r>
-        <w:rPr>
-          <w:lang w:val="de"/>
-        </w:rPr>
-        <w:t xml:space="preserve"> </w:t>
-      </w:r>
-      <w:r>
-        <w:rPr>
-          <w:lang w:val="de"/>
-        </w:rPr>
-        <w:t xml:space="preserve">gesamten Lauf auf.</w:t>
-      </w:r>
-    </w:p>
-    <w:p>
-      <w:pPr>
-        <w:pStyle w:val="Compact"/>
-        <w:numPr>
-          <w:ilvl w:val="0"/>
-          <w:numId w:val="1002"/>
-        </w:numPr>
-      </w:pPr>
-      <w:r>
-        <w:rPr>
-          <w:b/>
-          <w:bCs/>
-          <w:lang w:val="de"/>
-        </w:rPr>
-        <w:t xml:space="preserve">Zustellen und Rückmeldungen einordnen</w:t>
-      </w:r>
-      <w:r>
-        <w:rPr>
-          <w:lang w:val="de"/>
-        </w:rPr>
-        <w:t xml:space="preserve"> </w:t>
-      </w:r>
-      <w:r>
-        <w:rPr>
-          <w:lang w:val="de"/>
-        </w:rPr>
-        <w:t xml:space="preserve">— die Datei an den richtigen</w:t>
-      </w:r>
-      <w:r>
-        <w:rPr>
-          <w:lang w:val="de"/>
-        </w:rPr>
-        <w:t xml:space="preserve"> </w:t>
-      </w:r>
-      <w:r>
-        <w:rPr>
-          <w:lang w:val="de"/>
-        </w:rPr>
-        <w:t xml:space="preserve">Empfänger, und die Antwort verständlich machen.</w:t>
-      </w:r>
-    </w:p>
-    <w:bookmarkStart w:id="15" w:name="warum-nicht-der-einfachere-weg"/>
-    <w:p>
-      <w:pPr>
-        <w:pStyle w:val="Heading3"/>
-      </w:pPr>
-      <w:r>
-        <w:rPr>
-          <w:lang w:val="de"/>
-        </w:rPr>
-        <w:t xml:space="preserve">Warum nicht der einfachere Weg</w:t>
-      </w:r>
-    </w:p>
-    <w:p>
-      <w:pPr>
-        <w:pStyle w:val="FirstParagraph"/>
-      </w:pPr>
-      <w:r>
-        <w:rPr>
-          <w:lang w:val="de"/>
-        </w:rPr>
-        <w:t xml:space="preserve">Man könnte auf Punkt 4 verzichten und darauf setzen, dass die Empfängerseite</w:t>
-      </w:r>
-      <w:r>
-        <w:rPr>
-          <w:lang w:val="de"/>
-        </w:rPr>
-        <w:t xml:space="preserve"> </w:t>
-      </w:r>
-      <w:r>
-        <w:rPr>
-          <w:lang w:val="de"/>
-        </w:rPr>
-        <w:t xml:space="preserve">schon meckern wird. Das wäre erheblich weniger Arbeit.</w:t>
-      </w:r>
-    </w:p>
-    <w:p>
-      <w:pPr>
-        <w:pStyle w:val="BodyText"/>
-      </w:pPr>
-      <w:r>
-        <w:rPr>
-          <w:lang w:val="de"/>
-        </w:rPr>
-        <w:t xml:space="preserve">Dagegen spricht:</w:t>
-      </w:r>
-      <w:r>
-        <w:rPr>
-          <w:lang w:val="de"/>
-        </w:rPr>
-        <w:t xml:space="preserve"> </w:t>
-      </w:r>
-      <w:r>
-        <w:rPr>
-          <w:b/>
-          <w:bCs/>
-          <w:lang w:val="de"/>
-        </w:rPr>
-        <w:t xml:space="preserve">eine Beanstandung von außen kommt spät und kostet einen</w:t>
-      </w:r>
-      <w:r>
-        <w:rPr>
-          <w:b/>
-          <w:bCs/>
-          <w:lang w:val="de"/>
-        </w:rPr>
-        <w:t xml:space="preserve"> </w:t>
-      </w:r>
-      <w:r>
-        <w:rPr>
-          <w:b/>
-          <w:bCs/>
-          <w:lang w:val="de"/>
-        </w:rPr>
-        <w:t xml:space="preserve">vollständigen Wiederholungsdurchlauf.</w:t>
-      </w:r>
-      <w:r>
-        <w:rPr>
-          <w:lang w:val="de"/>
-        </w:rPr>
-        <w:t xml:space="preserve"> </w:t>
-      </w:r>
-      <w:r>
-        <w:rPr>
-          <w:lang w:val="de"/>
-        </w:rPr>
-        <w:t xml:space="preserve">Eine Beanstandung im eigenen Programm</w:t>
-      </w:r>
-      <w:r>
-        <w:rPr>
-          <w:lang w:val="de"/>
-        </w:rPr>
-        <w:t xml:space="preserve"> </w:t>
-      </w:r>
-      <w:r>
-        <w:rPr>
-          <w:lang w:val="de"/>
-        </w:rPr>
-        <w:t xml:space="preserve">kostet dreißig Sekunden. Der Unterschied ist der ganze Sinn des Vorhabens —</w:t>
-      </w:r>
-      <w:r>
-        <w:rPr>
-          <w:lang w:val="de"/>
-        </w:rPr>
-        <w:t xml:space="preserve"> </w:t>
-      </w:r>
-      <w:r>
-        <w:rPr>
-          <w:lang w:val="de"/>
-        </w:rPr>
-        <w:t xml:space="preserve">ohne die Prüfung wäre das Programm ein Dateischreiber, und dafür lohnt der</w:t>
-      </w:r>
-      <w:r>
-        <w:rPr>
-          <w:lang w:val="de"/>
-        </w:rPr>
-        <w:t xml:space="preserve"> </w:t>
-      </w:r>
-      <w:r>
-        <w:rPr>
-          <w:lang w:val="de"/>
-        </w:rPr>
-        <w:t xml:space="preserve">Aufwand nicht.</w:t>
-      </w:r>
-    </w:p>
-    <w:bookmarkEnd w:id="15"/>
-    <w:bookmarkEnd w:id="16"/>
-    <w:bookmarkStart w:id="25" w:name="ergebnis"/>
-    <w:p>
-      <w:pPr>
-        <w:pStyle w:val="Heading2"/>
-      </w:pPr>
-      <w:r>
-        <w:rPr>
-          <w:lang w:val="de"/>
-        </w:rPr>
-        <w:t xml:space="preserve">Ergebnis</w:t>
-      </w:r>
-    </w:p>
-    <w:p>
-      <w:pPr>
-        <w:pStyle w:val="FirstParagraph"/>
-      </w:pPr>
-      <w:r>
-        <w:rPr>
-          <w:lang w:val="de"/>
-        </w:rPr>
-        <w:t xml:space="preserve">Ein Zielbild, an dem sich alle weiteren Teile messen lassen:</w:t>
-      </w:r>
-    </w:p>
-    <w:p>
-      <w:pPr>
-        <w:pStyle w:val="SourceCode"/>
-      </w:pPr>
-      <w:r>
-        <w:rPr>
-          <w:rStyle w:val="VerbatimChar"/>
-          <w:lang w:val="de"/>
-        </w:rPr>
-        <w:t xml:space="preserve">Kursdaten          →  prüffähige Abrechnungsdatei  →  Krankenkasse</w:t>
-      </w:r>
-      <w:r>
-        <w:br/>
-      </w:r>
-      <w:r>
-        <w:rPr>
-          <w:rStyle w:val="VerbatimChar"/>
-          <w:lang w:val="de"/>
-        </w:rPr>
-        <w:t xml:space="preserve">(liegen vor)          (das Programm erzeugt sie)      (zahlt oder beanstandet)</w:t>
-      </w:r>
-      <w:r>
-        <w:br/>
-      </w:r>
-      <w:r>
-        <w:rPr>
-          <w:rStyle w:val="VerbatimChar"/>
-          <w:lang w:val="de"/>
-        </w:rPr>
-        <w:t xml:space="preserve">                              │</w:t>
-      </w:r>
-      <w:r>
-        <w:br/>
-      </w:r>
-      <w:r>
-        <w:rPr>
-          <w:rStyle w:val="VerbatimChar"/>
-          <w:lang w:val="de"/>
-        </w:rPr>
-        <w:t xml:space="preserve">                        geprüft, bevor</w:t>
-      </w:r>
-      <w:r>
-        <w:br/>
-      </w:r>
-      <w:r>
-        <w:rPr>
-          <w:rStyle w:val="VerbatimChar"/>
-          <w:lang w:val="de"/>
-        </w:rPr>
-        <w:t xml:space="preserve">                       sie das Haus verlässt</w:t>
-      </w:r>
-    </w:p>
-    <w:bookmarkStart w:id="20" w:name="die-begriffe-und-ihre-beziehungen"/>
-    <w:p>
-      <w:pPr>
-        <w:pStyle w:val="Heading3"/>
-      </w:pPr>
-      <w:r>
-        <w:rPr>
-          <w:lang w:val="de"/>
-        </w:rPr>
-        <w:t xml:space="preserve">Die Begriffe und ihre Beziehungen</w:t>
-      </w:r>
-    </w:p>
-    <w:p>
-      <w:pPr>
-        <w:pStyle w:val="FirstParagraph"/>
-      </w:pPr>
-      <w:r>
-        <w:rPr>
-          <w:lang w:val="de"/>
-        </w:rPr>
-        <w:t xml:space="preserve">Bevor entschieden werden kann, wie etwas gebaut wird, muss feststehen,</w:t>
-      </w:r>
-      <w:r>
-        <w:rPr>
-          <w:lang w:val="de"/>
-        </w:rPr>
-        <w:t xml:space="preserve"> </w:t>
-      </w:r>
-      <w:r>
-        <w:rPr>
-          <w:b/>
-          <w:bCs/>
-          <w:lang w:val="de"/>
-        </w:rPr>
-        <w:t xml:space="preserve">wovon</w:t>
-      </w:r>
-      <w:r>
-        <w:rPr>
-          <w:b/>
-          <w:bCs/>
-          <w:lang w:val="de"/>
-        </w:rPr>
-        <w:t xml:space="preserve"> </w:t>
-      </w:r>
-      <w:r>
-        <w:rPr>
-          <w:b/>
-          <w:bCs/>
-          <w:lang w:val="de"/>
-        </w:rPr>
         <w:t xml:space="preserve">überhaupt die Rede ist</w:t>
       </w:r>
       <w:r>
         <w:rPr>
           <w:lang w:val="de"/>
         </w:rPr>
-        <w:t xml:space="preserve">. Das folgende Übersichtsmodell hält die Begriffe der</w:t>
-      </w:r>
-      <w:r>
-        <w:rPr>
-          <w:lang w:val="de"/>
-        </w:rPr>
-        <w:t xml:space="preserve"> </w:t>
-      </w:r>
-      <w:r>
-        <w:rPr>
-          <w:lang w:val="de"/>
-        </w:rPr>
-        <w:t xml:space="preserve">Fachlichkeit fest und wie sie zusammenhängen — noch nicht als Klassen eines</w:t>
-      </w:r>
-      <w:r>
-        <w:rPr>
-          <w:lang w:val="de"/>
-        </w:rPr>
-        <w:t xml:space="preserve"> </w:t>
-      </w:r>
-      <w:r>
-        <w:rPr>
-          <w:lang w:val="de"/>
-        </w:rPr>
-        <w:t xml:space="preserve">Programms, sondern als Landkarte des Gegenstands.</w:t>
+        <w:t xml:space="preserve"> </w:t>
+      </w:r>
+      <w:r>
+        <w:rPr>
+          <w:lang w:val="de"/>
+        </w:rPr>
+        <w:t xml:space="preserve">— noch nicht als Klassen eines Programms, sondern als</w:t>
+      </w:r>
+      <w:r>
+        <w:rPr>
+          <w:lang w:val="de"/>
+        </w:rPr>
+        <w:t xml:space="preserve"> </w:t>
+      </w:r>
+      <w:r>
+        <w:rPr>
+          <w:lang w:val="de"/>
+        </w:rPr>
+        <w:t xml:space="preserve">Landkarte des Gegenstands.</w:t>
       </w:r>
     </w:p>
     <w:p>
@@ -1603,18 +1969,18 @@
           <wp:inline>
             <wp:extent cx="5334000" cy="4068355"/>
             <wp:effectExtent b="0" l="0" r="0" t="0"/>
-            <wp:docPr descr="Fachliches Übersichtsmodell" title="" id="18" name="Picture"/>
+            <wp:docPr descr="Fachliches Übersichtsmodell" title="" id="19" name="Picture"/>
             <a:graphic>
               <a:graphicData uri="http://schemas.openxmlformats.org/drawingml/2006/picture">
                 <pic:pic>
                   <pic:nvPicPr>
-                    <pic:cNvPr descr="../GKVTransmitter_Vision_Fachmodell.png" id="19" name="Picture"/>
+                    <pic:cNvPr descr="../GKVTransmitter_Vision_Fachmodell.png" id="20" name="Picture"/>
                     <pic:cNvPicPr>
                       <a:picLocks noChangeArrowheads="1" noChangeAspect="1"/>
                     </pic:cNvPicPr>
                   </pic:nvPicPr>
                   <pic:blipFill>
-                    <a:blip r:embed="rId17"/>
+                    <a:blip r:embed="rId18"/>
                     <a:stretch>
                       <a:fillRect/>
                     </a:stretch>
@@ -1663,217 +2029,301 @@
         <w:t xml:space="preserve">Drei Beobachtungen aus diesem Bild prägen alles Weitere:</w:t>
       </w:r>
     </w:p>
+    <w:tbl>
+      <w:tblPr>
+        <w:tblStyle w:val="Table"/>
+        <w:tblW w:type="pct" w:w="5000"/>
+        <w:tblLayout w:type="fixed"/>
+        <w:tblLook w:firstRow="1" w:lastRow="0" w:firstColumn="0" w:lastColumn="0" w:noHBand="0" w:noVBand="0" w:val="0020"/>
+      </w:tblPr>
+      <w:tblGrid>
+        <w:gridCol w:w="3960"/>
+        <w:gridCol w:w="3960"/>
+      </w:tblGrid>
+      <w:tr>
+        <w:trPr>
+          <w:tblHeader w:val="on"/>
+        </w:trPr>
+        <w:tc>
+          <w:tcPr/>
+          <w:p>
+            <w:pPr>
+              <w:pStyle w:val="Compact"/>
+            </w:pPr>
+            <w:r>
+              <w:rPr>
+                <w:lang w:val="de"/>
+              </w:rPr>
+              <w:t xml:space="preserve">Beobachtung</w:t>
+            </w:r>
+          </w:p>
+        </w:tc>
+        <w:tc>
+          <w:tcPr/>
+          <w:p>
+            <w:pPr>
+              <w:pStyle w:val="Compact"/>
+            </w:pPr>
+            <w:r>
+              <w:rPr>
+                <w:lang w:val="de"/>
+              </w:rPr>
+              <w:t xml:space="preserve">Was daraus folgt</w:t>
+            </w:r>
+          </w:p>
+        </w:tc>
+      </w:tr>
+      <w:tr>
+        <w:tc>
+          <w:tcPr/>
+          <w:p>
+            <w:pPr>
+              <w:pStyle w:val="Compact"/>
+            </w:pPr>
+            <w:r>
+              <w:rPr>
+                <w:b/>
+                <w:bCs/>
+                <w:lang w:val="de"/>
+              </w:rPr>
+              <w:t xml:space="preserve">Die Teilnehmerin ist nicht die Zahlende</w:t>
+            </w:r>
+            <w:r>
+              <w:rPr>
+                <w:lang w:val="de"/>
+              </w:rPr>
+              <w:t xml:space="preserve"> </w:t>
+            </w:r>
+            <w:r>
+              <w:rPr>
+                <w:lang w:val="de"/>
+              </w:rPr>
+              <w:t xml:space="preserve">— zwischen Leistung und Geld steht die Kasse</w:t>
+            </w:r>
+          </w:p>
+        </w:tc>
+        <w:tc>
+          <w:tcPr/>
+          <w:p>
+            <w:pPr>
+              <w:pStyle w:val="Compact"/>
+            </w:pPr>
+            <w:r>
+              <w:rPr>
+                <w:lang w:val="de"/>
+              </w:rPr>
+              <w:t xml:space="preserve">An jeder Teilnehmerin hängt ein zweiter Satz Angaben: Versichertennummer, Status, Kasse. Mit dem Kurs hat er nichts zu tun, ohne ihn geht trotzdem nichts</w:t>
+            </w:r>
+          </w:p>
+        </w:tc>
+      </w:tr>
+      <w:tr>
+        <w:tc>
+          <w:tcPr/>
+          <w:p>
+            <w:pPr>
+              <w:pStyle w:val="Compact"/>
+            </w:pPr>
+            <w:r>
+              <w:rPr>
+                <w:b/>
+                <w:bCs/>
+                <w:lang w:val="de"/>
+              </w:rPr>
+              <w:t xml:space="preserve">Die Lieferung ist eine eigene Sache</w:t>
+            </w:r>
+            <w:r>
+              <w:rPr>
+                <w:lang w:val="de"/>
+              </w:rPr>
+              <w:t xml:space="preserve">, kein bloßer Versandvorgang</w:t>
+            </w:r>
+          </w:p>
+        </w:tc>
+        <w:tc>
+          <w:tcPr/>
+          <w:p>
+            <w:pPr>
+              <w:pStyle w:val="Compact"/>
+            </w:pPr>
+            <w:r>
+              <w:rPr>
+                <w:lang w:val="de"/>
+              </w:rPr>
+              <w:t xml:space="preserve">Sie bündelt mehrere Abrechnungen an</w:t>
+            </w:r>
+            <w:r>
+              <w:rPr>
+                <w:lang w:val="de"/>
+              </w:rPr>
+              <w:t xml:space="preserve"> </w:t>
+            </w:r>
+            <w:r>
+              <w:rPr>
+                <w:i/>
+                <w:iCs/>
+                <w:lang w:val="de"/>
+              </w:rPr>
+              <w:t xml:space="preserve">einen</w:t>
+            </w:r>
+            <w:r>
+              <w:rPr>
+                <w:lang w:val="de"/>
+              </w:rPr>
+              <w:t xml:space="preserve"> </w:t>
+            </w:r>
+            <w:r>
+              <w:rPr>
+                <w:lang w:val="de"/>
+              </w:rPr>
+              <w:t xml:space="preserve">Empfänger und führt eine laufende Nummer, die sich nie wiederholen darf. Was eine Nummer führt und einen Zustand hat, gehört ins Modell</w:t>
+            </w:r>
+          </w:p>
+        </w:tc>
+      </w:tr>
+      <w:tr>
+        <w:tc>
+          <w:tcPr/>
+          <w:p>
+            <w:pPr>
+              <w:pStyle w:val="Compact"/>
+            </w:pPr>
+            <w:r>
+              <w:rPr>
+                <w:b/>
+                <w:bCs/>
+                <w:lang w:val="de"/>
+              </w:rPr>
+              <w:t xml:space="preserve">Zwischen Erzeugen und Versenden steht ein Tor</w:t>
+            </w:r>
+          </w:p>
+        </w:tc>
+        <w:tc>
+          <w:tcPr/>
+          <w:p>
+            <w:pPr>
+              <w:pStyle w:val="Compact"/>
+            </w:pPr>
+            <w:r>
+              <w:rPr>
+                <w:lang w:val="de"/>
+              </w:rPr>
+              <w:t xml:space="preserve">Der Prüfbericht ist kein Nebenprodukt, sondern die Bedingung dafür, dass die Lieferung hinausgeht. Er hängt deshalb an der Lieferung und nicht neben ihr</w:t>
+            </w:r>
+          </w:p>
+        </w:tc>
+      </w:tr>
+    </w:tbl>
     <w:p>
       <w:pPr>
         <w:pStyle w:val="BodyText"/>
       </w:pPr>
+      <w:r>
+        <w:rPr>
+          <w:lang w:val="de"/>
+        </w:rPr>
+        <w:t xml:space="preserve">Auffällig ist außerdem: Die Lieferung geht</w:t>
+      </w:r>
+      <w:r>
+        <w:rPr>
+          <w:lang w:val="de"/>
+        </w:rPr>
+        <w:t xml:space="preserve"> </w:t>
+      </w:r>
       <w:r>
         <w:rPr>
           <w:b/>
           <w:bCs/>
           <w:lang w:val="de"/>
         </w:rPr>
-        <w:t xml:space="preserve">Die Teilnehmerin ist nicht die Zahlende.</w:t>
-      </w:r>
-      <w:r>
-        <w:rPr>
-          <w:lang w:val="de"/>
-        </w:rPr>
-        <w:t xml:space="preserve"> </w:t>
-      </w:r>
-      <w:r>
-        <w:rPr>
-          <w:lang w:val="de"/>
-        </w:rPr>
-        <w:t xml:space="preserve">Zwischen der erbrachten Leistung</w:t>
-      </w:r>
-      <w:r>
-        <w:rPr>
-          <w:lang w:val="de"/>
-        </w:rPr>
-        <w:t xml:space="preserve"> </w:t>
-      </w:r>
-      <w:r>
-        <w:rPr>
-          <w:lang w:val="de"/>
-        </w:rPr>
-        <w:t xml:space="preserve">und dem Geld steht die Krankenkasse. Damit hängt an jeder Teilnehmerin ein</w:t>
-      </w:r>
-      <w:r>
-        <w:rPr>
-          <w:lang w:val="de"/>
-        </w:rPr>
-        <w:t xml:space="preserve"> </w:t>
-      </w:r>
-      <w:r>
-        <w:rPr>
-          <w:lang w:val="de"/>
-        </w:rPr>
-        <w:t xml:space="preserve">zweiter Satz Angaben — Versichertennummer, Status, Kasse —, der mit dem Kurs</w:t>
-      </w:r>
-      <w:r>
-        <w:rPr>
-          <w:lang w:val="de"/>
-        </w:rPr>
-        <w:t xml:space="preserve"> </w:t>
-      </w:r>
-      <w:r>
-        <w:rPr>
-          <w:lang w:val="de"/>
-        </w:rPr>
-        <w:t xml:space="preserve">nichts zu tun hat und ohne den trotzdem nichts geht.</w:t>
-      </w:r>
-    </w:p>
-    <w:p>
-      <w:pPr>
-        <w:pStyle w:val="BodyText"/>
-      </w:pPr>
+        <w:t xml:space="preserve">nicht an die Krankenkasse</w:t>
+      </w:r>
+      <w:r>
+        <w:rPr>
+          <w:lang w:val="de"/>
+        </w:rPr>
+        <w:t xml:space="preserve">, sondern</w:t>
+      </w:r>
+      <w:r>
+        <w:rPr>
+          <w:lang w:val="de"/>
+        </w:rPr>
+        <w:t xml:space="preserve"> </w:t>
+      </w:r>
+      <w:r>
+        <w:rPr>
+          <w:lang w:val="de"/>
+        </w:rPr>
+        <w:t xml:space="preserve">an eine Datenannahmestelle. Wie sich diese Unterscheidung auswirkt, war zu</w:t>
+      </w:r>
+      <w:r>
+        <w:rPr>
+          <w:lang w:val="de"/>
+        </w:rPr>
+        <w:t xml:space="preserve"> </w:t>
+      </w:r>
+      <w:r>
+        <w:rPr>
+          <w:lang w:val="de"/>
+        </w:rPr>
+        <w:t xml:space="preserve">diesem Zeitpunkt nicht absehbar — sie wird in Teil 04 zum Problem.</w:t>
+      </w:r>
+    </w:p>
+    <w:bookmarkEnd w:id="21"/>
+    <w:bookmarkStart w:id="25" w:name="was-dauerhaft-festgehalten-werden-muss"/>
+    <w:p>
+      <w:pPr>
+        <w:pStyle w:val="Heading3"/>
+      </w:pPr>
+      <w:r>
+        <w:rPr>
+          <w:lang w:val="de"/>
+        </w:rPr>
+        <w:t xml:space="preserve">Was dauerhaft festgehalten werden muss</w:t>
+      </w:r>
+    </w:p>
+    <w:p>
+      <w:pPr>
+        <w:pStyle w:val="FirstParagraph"/>
+      </w:pPr>
+      <w:r>
+        <w:rPr>
+          <w:lang w:val="de"/>
+        </w:rPr>
+        <w:t xml:space="preserve">Aus denselben Begriffen ergibt sich ein erster Entwurf der Datenhaltung. Er ist</w:t>
+      </w:r>
+      <w:r>
+        <w:rPr>
+          <w:lang w:val="de"/>
+        </w:rPr>
+        <w:t xml:space="preserve"> </w:t>
+      </w:r>
+      <w:r>
+        <w:rPr>
+          <w:lang w:val="de"/>
+        </w:rPr>
+        <w:t xml:space="preserve">bewusst noch fachlich gehalten:</w:t>
+      </w:r>
+      <w:r>
+        <w:rPr>
+          <w:lang w:val="de"/>
+        </w:rPr>
+        <w:t xml:space="preserve"> </w:t>
+      </w:r>
       <w:r>
         <w:rPr>
           <w:b/>
           <w:bCs/>
           <w:lang w:val="de"/>
         </w:rPr>
-        <w:t xml:space="preserve">Die Lieferung ist eine eigene Sache, nicht nur ein Versandvorgang.</w:t>
-      </w:r>
-      <w:r>
-        <w:rPr>
-          <w:lang w:val="de"/>
-        </w:rPr>
-        <w:t xml:space="preserve"> </w:t>
-      </w:r>
-      <w:r>
-        <w:rPr>
-          <w:lang w:val="de"/>
-        </w:rPr>
-        <w:t xml:space="preserve">Sie</w:t>
-      </w:r>
-      <w:r>
-        <w:rPr>
-          <w:lang w:val="de"/>
-        </w:rPr>
-        <w:t xml:space="preserve"> </w:t>
-      </w:r>
-      <w:r>
-        <w:rPr>
-          <w:lang w:val="de"/>
-        </w:rPr>
-        <w:t xml:space="preserve">bündelt mehrere Abrechnungen an</w:t>
-      </w:r>
-      <w:r>
-        <w:rPr>
-          <w:lang w:val="de"/>
-        </w:rPr>
-        <w:t xml:space="preserve"> </w:t>
-      </w:r>
-      <w:r>
-        <w:rPr>
-          <w:i/>
-          <w:iCs/>
-          <w:lang w:val="de"/>
-        </w:rPr>
-        <w:t xml:space="preserve">einen</w:t>
-      </w:r>
-      <w:r>
-        <w:rPr>
-          <w:lang w:val="de"/>
-        </w:rPr>
-        <w:t xml:space="preserve"> </w:t>
-      </w:r>
-      <w:r>
-        <w:rPr>
-          <w:lang w:val="de"/>
-        </w:rPr>
-        <w:t xml:space="preserve">Empfänger und trägt eine laufende</w:t>
-      </w:r>
-      <w:r>
-        <w:rPr>
-          <w:lang w:val="de"/>
-        </w:rPr>
-        <w:t xml:space="preserve"> </w:t>
-      </w:r>
-      <w:r>
-        <w:rPr>
-          <w:lang w:val="de"/>
-        </w:rPr>
-        <w:t xml:space="preserve">Nummer, die sich nie wiederholen darf. Etwas, das eine Nummer führt und einen</w:t>
-      </w:r>
-      <w:r>
-        <w:rPr>
-          <w:lang w:val="de"/>
-        </w:rPr>
-        <w:t xml:space="preserve"> </w:t>
-      </w:r>
-      <w:r>
-        <w:rPr>
-          <w:lang w:val="de"/>
-        </w:rPr>
-        <w:t xml:space="preserve">Zustand hat, ist ein Gegenstand des Modells und keine Handlung.</w:t>
-      </w:r>
-    </w:p>
-    <w:p>
-      <w:pPr>
-        <w:pStyle w:val="BodyText"/>
-      </w:pPr>
+        <w:t xml:space="preserve">die Schlüssel sind hier Gedanken, keine</w:t>
+      </w:r>
       <w:r>
         <w:rPr>
           <w:b/>
           <w:bCs/>
           <w:lang w:val="de"/>
         </w:rPr>
-        <w:t xml:space="preserve">Zwischen Erzeugen und Versenden steht ein Tor.</w:t>
-      </w:r>
-      <w:r>
-        <w:rPr>
-          <w:lang w:val="de"/>
-        </w:rPr>
-        <w:t xml:space="preserve"> </w:t>
-      </w:r>
-      <w:r>
-        <w:rPr>
-          <w:lang w:val="de"/>
-        </w:rPr>
-        <w:t xml:space="preserve">Der Prüfbericht ist kein</w:t>
-      </w:r>
-      <w:r>
-        <w:rPr>
-          <w:lang w:val="de"/>
-        </w:rPr>
-        <w:t xml:space="preserve"> </w:t>
-      </w:r>
-      <w:r>
-        <w:rPr>
-          <w:lang w:val="de"/>
-        </w:rPr>
-        <w:t xml:space="preserve">Nebenprodukt, sondern die Bedingung dafür, dass die Lieferung das Haus</w:t>
-      </w:r>
-      <w:r>
-        <w:rPr>
-          <w:lang w:val="de"/>
-        </w:rPr>
-        <w:t xml:space="preserve"> </w:t>
-      </w:r>
-      <w:r>
-        <w:rPr>
-          <w:lang w:val="de"/>
-        </w:rPr>
-        <w:t xml:space="preserve">verlässt. Er hängt deshalb an der Lieferung und nicht neben ihr.</w:t>
-      </w:r>
-    </w:p>
-    <w:p>
-      <w:pPr>
-        <w:pStyle w:val="BodyText"/>
-      </w:pPr>
-      <w:r>
-        <w:rPr>
-          <w:lang w:val="de"/>
-        </w:rPr>
-        <w:t xml:space="preserve">Auffällig ist außerdem, dass die Lieferung</w:t>
-      </w:r>
-      <w:r>
-        <w:rPr>
-          <w:lang w:val="de"/>
-        </w:rPr>
         <w:t xml:space="preserve"> </w:t>
       </w:r>
       <w:r>
@@ -1882,79 +2332,7 @@
           <w:bCs/>
           <w:lang w:val="de"/>
         </w:rPr>
-        <w:t xml:space="preserve">nicht an die Krankenkasse</w:t>
-      </w:r>
-      <w:r>
-        <w:rPr>
-          <w:lang w:val="de"/>
-        </w:rPr>
-        <w:t xml:space="preserve"> </w:t>
-      </w:r>
-      <w:r>
-        <w:rPr>
-          <w:lang w:val="de"/>
-        </w:rPr>
-        <w:t xml:space="preserve">geht,</w:t>
-      </w:r>
-      <w:r>
-        <w:rPr>
-          <w:lang w:val="de"/>
-        </w:rPr>
-        <w:t xml:space="preserve"> </w:t>
-      </w:r>
-      <w:r>
-        <w:rPr>
-          <w:lang w:val="de"/>
-        </w:rPr>
-        <w:t xml:space="preserve">sondern an eine Datenannahmestelle. Wie sich diese Unterscheidung auswirkt, war</w:t>
-      </w:r>
-      <w:r>
-        <w:rPr>
-          <w:lang w:val="de"/>
-        </w:rPr>
-        <w:t xml:space="preserve"> </w:t>
-      </w:r>
-      <w:r>
-        <w:rPr>
-          <w:lang w:val="de"/>
-        </w:rPr>
-        <w:t xml:space="preserve">zu diesem Zeitpunkt noch nicht absehbar — sie wird in Teil 04 zum Problem.</w:t>
-      </w:r>
-    </w:p>
-    <w:bookmarkEnd w:id="20"/>
-    <w:bookmarkStart w:id="24" w:name="was-dauerhaft-festgehalten-werden-muss"/>
-    <w:p>
-      <w:pPr>
-        <w:pStyle w:val="Heading3"/>
-      </w:pPr>
-      <w:r>
-        <w:rPr>
-          <w:lang w:val="de"/>
-        </w:rPr>
-        <w:t xml:space="preserve">Was dauerhaft festgehalten werden muss</w:t>
-      </w:r>
-    </w:p>
-    <w:p>
-      <w:pPr>
-        <w:pStyle w:val="FirstParagraph"/>
-      </w:pPr>
-      <w:r>
-        <w:rPr>
-          <w:lang w:val="de"/>
-        </w:rPr>
-        <w:t xml:space="preserve">Aus denselben Begriffen ergibt sich ein erster Entwurf der Datenhaltung. Er ist</w:t>
-      </w:r>
-      <w:r>
-        <w:rPr>
-          <w:lang w:val="de"/>
-        </w:rPr>
-        <w:t xml:space="preserve"> </w:t>
-      </w:r>
-      <w:r>
-        <w:rPr>
-          <w:lang w:val="de"/>
-        </w:rPr>
-        <w:t xml:space="preserve">bewusst noch fachlich gehalten: die Schlüssel sind Gedanken, keine Spalten.</w:t>
+        <w:t xml:space="preserve">Spalten.</w:t>
       </w:r>
     </w:p>
     <w:p>
@@ -1966,18 +2344,18 @@
           <wp:inline>
             <wp:extent cx="5334000" cy="4807044"/>
             <wp:effectExtent b="0" l="0" r="0" t="0"/>
-            <wp:docPr descr="Erstes Datenmodell" title="" id="22" name="Picture"/>
+            <wp:docPr descr="Erstes Datenmodell" title="" id="23" name="Picture"/>
             <a:graphic>
               <a:graphicData uri="http://schemas.openxmlformats.org/drawingml/2006/picture">
                 <pic:pic>
                   <pic:nvPicPr>
-                    <pic:cNvPr descr="../GKVTransmitter_Vision_ER.png" id="23" name="Picture"/>
+                    <pic:cNvPr descr="../GKVTransmitter_Vision_ER.png" id="24" name="Picture"/>
                     <pic:cNvPicPr>
                       <a:picLocks noChangeArrowheads="1" noChangeAspect="1"/>
                     </pic:cNvPicPr>
                   </pic:nvPicPr>
                   <pic:blipFill>
-                    <a:blip r:embed="rId21"/>
+                    <a:blip r:embed="rId22"/>
                     <a:stretch>
                       <a:fillRect/>
                     </a:stretch>
@@ -2023,132 +2401,7 @@
         <w:rPr>
           <w:lang w:val="de"/>
         </w:rPr>
-        <w:t xml:space="preserve">Die Aufteilung in drei Bereiche ist die eigentliche Aussage des Bildes.</w:t>
-      </w:r>
-      <w:r>
-        <w:rPr>
-          <w:lang w:val="de"/>
-        </w:rPr>
-        <w:t xml:space="preserve"> </w:t>
-      </w:r>
-      <w:r>
-        <w:rPr>
-          <w:b/>
-          <w:bCs/>
-          <w:lang w:val="de"/>
-        </w:rPr>
-        <w:t xml:space="preserve">Stammdaten</w:t>
-      </w:r>
-      <w:r>
-        <w:rPr>
-          <w:lang w:val="de"/>
-        </w:rPr>
-        <w:t xml:space="preserve"> </w:t>
-      </w:r>
-      <w:r>
-        <w:rPr>
-          <w:lang w:val="de"/>
-        </w:rPr>
-        <w:t xml:space="preserve">werden gepflegt und ändern sich selten.</w:t>
-      </w:r>
-      <w:r>
-        <w:rPr>
-          <w:lang w:val="de"/>
-        </w:rPr>
-        <w:t xml:space="preserve"> </w:t>
-      </w:r>
-      <w:r>
-        <w:rPr>
-          <w:b/>
-          <w:bCs/>
-          <w:lang w:val="de"/>
-        </w:rPr>
-        <w:t xml:space="preserve">Bewegungsdaten</w:t>
-      </w:r>
-      <w:r>
-        <w:rPr>
-          <w:lang w:val="de"/>
-        </w:rPr>
-        <w:t xml:space="preserve"> </w:t>
-      </w:r>
-      <w:r>
-        <w:rPr>
-          <w:lang w:val="de"/>
-        </w:rPr>
-        <w:t xml:space="preserve">entstehen im Betrieb und wachsen mit jedem Lauf.</w:t>
-      </w:r>
-      <w:r>
-        <w:rPr>
-          <w:lang w:val="de"/>
-        </w:rPr>
-        <w:t xml:space="preserve"> </w:t>
-      </w:r>
-      <w:r>
-        <w:rPr>
-          <w:b/>
-          <w:bCs/>
-          <w:lang w:val="de"/>
-        </w:rPr>
-        <w:t xml:space="preserve">Betriebsdaten</w:t>
-      </w:r>
-      <w:r>
-        <w:rPr>
-          <w:lang w:val="de"/>
-        </w:rPr>
-        <w:t xml:space="preserve"> </w:t>
-      </w:r>
-      <w:r>
-        <w:rPr>
-          <w:lang w:val="de"/>
-        </w:rPr>
-        <w:t xml:space="preserve">werden</w:t>
-      </w:r>
-      <w:r>
-        <w:rPr>
-          <w:lang w:val="de"/>
-        </w:rPr>
-        <w:t xml:space="preserve"> </w:t>
-      </w:r>
-      <w:r>
-        <w:rPr>
-          <w:lang w:val="de"/>
-        </w:rPr>
-        <w:t xml:space="preserve">einmal eingerichtet und dann kaum noch angefasst — gehören aber trotzdem in die</w:t>
-      </w:r>
-      <w:r>
-        <w:rPr>
-          <w:lang w:val="de"/>
-        </w:rPr>
-        <w:t xml:space="preserve"> </w:t>
-      </w:r>
-      <w:r>
-        <w:rPr>
-          <w:lang w:val="de"/>
-        </w:rPr>
-        <w:t xml:space="preserve">Ablage und nicht in eine Datei daneben.</w:t>
-      </w:r>
-    </w:p>
-    <w:p>
-      <w:pPr>
-        <w:pStyle w:val="BodyText"/>
-      </w:pPr>
-      <w:r>
-        <w:rPr>
-          <w:lang w:val="de"/>
-        </w:rPr>
-        <w:t xml:space="preserve">Zwei Festlegungen fallen hier bereits, und beide haben einen Grund, der später</w:t>
-      </w:r>
-      <w:r>
-        <w:rPr>
-          <w:lang w:val="de"/>
-        </w:rPr>
-        <w:t xml:space="preserve"> </w:t>
-      </w:r>
-      <w:r>
-        <w:rPr>
-          <w:lang w:val="de"/>
-        </w:rPr>
-        <w:t xml:space="preserve">gebraucht wird:</w:t>
+        <w:t xml:space="preserve">Die Dreiteilung ist die eigentliche Aussage des Bildes:</w:t>
       </w:r>
     </w:p>
     <w:tbl>
@@ -2176,21 +2429,21 @@
               <w:rPr>
                 <w:lang w:val="de"/>
               </w:rPr>
-              <w:t xml:space="preserve">Festlegung</w:t>
-            </w:r>
-          </w:p>
-        </w:tc>
-        <w:tc>
-          <w:tcPr/>
-          <w:p>
-            <w:pPr>
-              <w:pStyle w:val="Compact"/>
-            </w:pPr>
-            <w:r>
-              <w:rPr>
-                <w:lang w:val="de"/>
-              </w:rPr>
-              <w:t xml:space="preserve">Warum sie so getroffen wird</w:t>
+              <w:t xml:space="preserve">Bereich</w:t>
+            </w:r>
+          </w:p>
+        </w:tc>
+        <w:tc>
+          <w:tcPr/>
+          <w:p>
+            <w:pPr>
+              <w:pStyle w:val="Compact"/>
+            </w:pPr>
+            <w:r>
+              <w:rPr>
+                <w:lang w:val="de"/>
+              </w:rPr>
+              <w:t xml:space="preserve">Kennzeichen</w:t>
             </w:r>
           </w:p>
         </w:tc>
@@ -2204,23 +2457,25 @@
             </w:pPr>
             <w:r>
               <w:rPr>
-                <w:lang w:val="de"/>
-              </w:rPr>
-              <w:t xml:space="preserve">Eine Abrechnung gehört zu genau einer Lieferung</w:t>
-            </w:r>
-          </w:p>
-        </w:tc>
-        <w:tc>
-          <w:tcPr/>
-          <w:p>
-            <w:pPr>
-              <w:pStyle w:val="Compact"/>
-            </w:pPr>
-            <w:r>
-              <w:rPr>
-                <w:lang w:val="de"/>
-              </w:rPr>
-              <w:t xml:space="preserve">Trifft eine Zurückweisung ein, muss beantwortbar sein, was eigentlich wohin gegangen ist. Ohne diesen Bezug ist die Antwort nicht rekonstruierbar.</w:t>
+                <w:b/>
+                <w:bCs/>
+                <w:lang w:val="de"/>
+              </w:rPr>
+              <w:t xml:space="preserve">Stammdaten</w:t>
+            </w:r>
+          </w:p>
+        </w:tc>
+        <w:tc>
+          <w:tcPr/>
+          <w:p>
+            <w:pPr>
+              <w:pStyle w:val="Compact"/>
+            </w:pPr>
+            <w:r>
+              <w:rPr>
+                <w:lang w:val="de"/>
+              </w:rPr>
+              <w:t xml:space="preserve">werden gepflegt, ändern sich selten</w:t>
             </w:r>
           </w:p>
         </w:tc>
@@ -2234,23 +2489,57 @@
             </w:pPr>
             <w:r>
               <w:rPr>
-                <w:lang w:val="de"/>
-              </w:rPr>
-              <w:t xml:space="preserve">Ein Befund hängt an der Lieferung, nicht an der Abrechnung</w:t>
-            </w:r>
-          </w:p>
-        </w:tc>
-        <w:tc>
-          <w:tcPr/>
-          <w:p>
-            <w:pPr>
-              <w:pStyle w:val="Compact"/>
-            </w:pPr>
-            <w:r>
-              <w:rPr>
-                <w:lang w:val="de"/>
-              </w:rPr>
-              <w:t xml:space="preserve">Manche Beanstandungen betreffen die Lieferung als Ganzes — Zähler, Summen, Rahmen. Sie hätten an keiner einzelnen Abrechnung einen Platz.</w:t>
+                <w:b/>
+                <w:bCs/>
+                <w:lang w:val="de"/>
+              </w:rPr>
+              <w:t xml:space="preserve">Bewegungsdaten</w:t>
+            </w:r>
+          </w:p>
+        </w:tc>
+        <w:tc>
+          <w:tcPr/>
+          <w:p>
+            <w:pPr>
+              <w:pStyle w:val="Compact"/>
+            </w:pPr>
+            <w:r>
+              <w:rPr>
+                <w:lang w:val="de"/>
+              </w:rPr>
+              <w:t xml:space="preserve">entstehen im Betrieb, wachsen mit jedem Lauf</w:t>
+            </w:r>
+          </w:p>
+        </w:tc>
+      </w:tr>
+      <w:tr>
+        <w:tc>
+          <w:tcPr/>
+          <w:p>
+            <w:pPr>
+              <w:pStyle w:val="Compact"/>
+            </w:pPr>
+            <w:r>
+              <w:rPr>
+                <w:b/>
+                <w:bCs/>
+                <w:lang w:val="de"/>
+              </w:rPr>
+              <w:t xml:space="preserve">Betriebsdaten</w:t>
+            </w:r>
+          </w:p>
+        </w:tc>
+        <w:tc>
+          <w:tcPr/>
+          <w:p>
+            <w:pPr>
+              <w:pStyle w:val="Compact"/>
+            </w:pPr>
+            <w:r>
+              <w:rPr>
+                <w:lang w:val="de"/>
+              </w:rPr>
+              <w:t xml:space="preserve">einmal eingerichtet — gehören trotzdem in die Ablage und nicht in eine Datei daneben</w:t>
             </w:r>
           </w:p>
         </w:tc>
@@ -2264,161 +2553,19 @@
         <w:rPr>
           <w:lang w:val="de"/>
         </w:rPr>
-        <w:t xml:space="preserve">Ebenso bewusst ist, dass der</w:t>
-      </w:r>
-      <w:r>
-        <w:rPr>
-          <w:lang w:val="de"/>
-        </w:rPr>
-        <w:t xml:space="preserve"> </w:t>
-      </w:r>
-      <w:r>
-        <w:rPr>
-          <w:b/>
-          <w:bCs/>
-          <w:lang w:val="de"/>
-        </w:rPr>
-        <w:t xml:space="preserve">Zähler</w:t>
-      </w:r>
-      <w:r>
-        <w:rPr>
-          <w:lang w:val="de"/>
-        </w:rPr>
-        <w:t xml:space="preserve"> </w:t>
-      </w:r>
-      <w:r>
-        <w:rPr>
-          <w:lang w:val="de"/>
-        </w:rPr>
-        <w:t xml:space="preserve">für die laufende Nummer eine eigene</w:t>
-      </w:r>
-      <w:r>
-        <w:rPr>
-          <w:lang w:val="de"/>
-        </w:rPr>
-        <w:t xml:space="preserve"> </w:t>
-      </w:r>
-      <w:r>
-        <w:rPr>
-          <w:lang w:val="de"/>
-        </w:rPr>
-        <w:t xml:space="preserve">Ablage bekommt statt eines Werts im Arbeitsspeicher. Eine Nummer, die nach</w:t>
-      </w:r>
-      <w:r>
-        <w:rPr>
-          <w:lang w:val="de"/>
-        </w:rPr>
-        <w:t xml:space="preserve"> </w:t>
-      </w:r>
-      <w:r>
-        <w:rPr>
-          <w:lang w:val="de"/>
-        </w:rPr>
-        <w:t xml:space="preserve">einem Neustart wieder von vorn zählt, erzeugt eine doppelte</w:t>
-      </w:r>
-      <w:r>
-        <w:rPr>
-          <w:lang w:val="de"/>
-        </w:rPr>
-        <w:t xml:space="preserve"> </w:t>
-      </w:r>
-      <w:r>
-        <w:rPr>
-          <w:lang w:val="de"/>
-        </w:rPr>
-        <w:t xml:space="preserve">Datenaustauschreferenz — und die ist ein Zurückweisungsgrund, der sich nicht</w:t>
-      </w:r>
-      <w:r>
-        <w:rPr>
-          <w:lang w:val="de"/>
-        </w:rPr>
-        <w:t xml:space="preserve"> </w:t>
-      </w:r>
-      <w:r>
-        <w:rPr>
-          <w:lang w:val="de"/>
-        </w:rPr>
-        <w:t xml:space="preserve">mehr aus der Datei heraus reparieren lässt.</w:t>
-      </w:r>
-    </w:p>
-    <w:p>
-      <w:pPr>
-        <w:pStyle w:val="BodyText"/>
-      </w:pPr>
-      <w:r>
-        <w:rPr>
-          <w:lang w:val="de"/>
-        </w:rPr>
-        <w:t xml:space="preserve">Die</w:t>
-      </w:r>
-      <w:r>
-        <w:rPr>
-          <w:lang w:val="de"/>
-        </w:rPr>
-        <w:t xml:space="preserve"> </w:t>
-      </w:r>
-      <w:r>
-        <w:rPr>
-          <w:b/>
-          <w:bCs/>
-          <w:lang w:val="de"/>
-        </w:rPr>
-        <w:t xml:space="preserve">Einstellungen</w:t>
-      </w:r>
-      <w:r>
-        <w:rPr>
-          <w:lang w:val="de"/>
-        </w:rPr>
-        <w:t xml:space="preserve"> </w:t>
-      </w:r>
-      <w:r>
-        <w:rPr>
-          <w:lang w:val="de"/>
-        </w:rPr>
-        <w:t xml:space="preserve">stehen als Schlüssel-Wert-Vorrat da und nicht als Tabelle</w:t>
-      </w:r>
-      <w:r>
-        <w:rPr>
-          <w:lang w:val="de"/>
-        </w:rPr>
-        <w:t xml:space="preserve"> </w:t>
-      </w:r>
-      <w:r>
-        <w:rPr>
-          <w:lang w:val="de"/>
-        </w:rPr>
-        <w:t xml:space="preserve">mit festen Spalten. Eine neue Einstellung soll keine Änderung am Datenmodell</w:t>
-      </w:r>
-      <w:r>
-        <w:rPr>
-          <w:lang w:val="de"/>
-        </w:rPr>
-        <w:t xml:space="preserve"> </w:t>
-      </w:r>
-      <w:r>
-        <w:rPr>
-          <w:lang w:val="de"/>
-        </w:rPr>
-        <w:t xml:space="preserve">verlangen.</w:t>
-      </w:r>
-    </w:p>
-    <w:p>
-      <w:pPr>
-        <w:pStyle w:val="BodyText"/>
-      </w:pPr>
-      <w:r>
-        <w:rPr>
-          <w:b/>
-          <w:bCs/>
-          <w:lang w:val="de"/>
-        </w:rPr>
-        <w:t xml:space="preserve">Woran sich Erfolg messen lässt</w:t>
-      </w:r>
-      <w:r>
-        <w:rPr>
-          <w:lang w:val="de"/>
-        </w:rPr>
-        <w:t xml:space="preserve">, in dieser Reihenfolge:</w:t>
+        <w:t xml:space="preserve">Vier Festlegungen fallen hier bereits, jede mit einem Grund, der später gebraucht</w:t>
+      </w:r>
+      <w:r>
+        <w:rPr>
+          <w:lang w:val="de"/>
+        </w:rPr>
+        <w:t xml:space="preserve"> </w:t>
+      </w:r>
+      <w:r>
+        <w:rPr>
+          <w:lang w:val="de"/>
+        </w:rPr>
+        <w:t xml:space="preserve">wird:</w:t>
       </w:r>
     </w:p>
     <w:tbl>
@@ -2446,21 +2593,21 @@
               <w:rPr>
                 <w:lang w:val="de"/>
               </w:rPr>
-              <w:t xml:space="preserve">Maßstab</w:t>
-            </w:r>
-          </w:p>
-        </w:tc>
-        <w:tc>
-          <w:tcPr/>
-          <w:p>
-            <w:pPr>
-              <w:pStyle w:val="Compact"/>
-            </w:pPr>
-            <w:r>
-              <w:rPr>
-                <w:lang w:val="de"/>
-              </w:rPr>
-              <w:t xml:space="preserve">Warum dieser</w:t>
+              <w:t xml:space="preserve">Festlegung</w:t>
+            </w:r>
+          </w:p>
+        </w:tc>
+        <w:tc>
+          <w:tcPr/>
+          <w:p>
+            <w:pPr>
+              <w:pStyle w:val="Compact"/>
+            </w:pPr>
+            <w:r>
+              <w:rPr>
+                <w:lang w:val="de"/>
+              </w:rPr>
+              <w:t xml:space="preserve">Grund</w:t>
             </w:r>
           </w:p>
         </w:tc>
@@ -2476,21 +2623,47 @@
               <w:rPr>
                 <w:lang w:val="de"/>
               </w:rPr>
-              <w:t xml:space="preserve">Eine erzeugte Datei wird ohne Beanstandung angenommen</w:t>
-            </w:r>
-          </w:p>
-        </w:tc>
-        <w:tc>
-          <w:tcPr/>
-          <w:p>
-            <w:pPr>
-              <w:pStyle w:val="Compact"/>
-            </w:pPr>
-            <w:r>
-              <w:rPr>
-                <w:lang w:val="de"/>
-              </w:rPr>
-              <w:t xml:space="preserve">der eigentliche Zweck</w:t>
+              <w:t xml:space="preserve">Eine Abrechnung gehört zu</w:t>
+            </w:r>
+            <w:r>
+              <w:rPr>
+                <w:lang w:val="de"/>
+              </w:rPr>
+              <w:t xml:space="preserve"> </w:t>
+            </w:r>
+            <w:r>
+              <w:rPr>
+                <w:b/>
+                <w:bCs/>
+                <w:lang w:val="de"/>
+              </w:rPr>
+              <w:t xml:space="preserve">genau einer</w:t>
+            </w:r>
+            <w:r>
+              <w:rPr>
+                <w:lang w:val="de"/>
+              </w:rPr>
+              <w:t xml:space="preserve"> </w:t>
+            </w:r>
+            <w:r>
+              <w:rPr>
+                <w:lang w:val="de"/>
+              </w:rPr>
+              <w:t xml:space="preserve">Lieferung</w:t>
+            </w:r>
+          </w:p>
+        </w:tc>
+        <w:tc>
+          <w:tcPr/>
+          <w:p>
+            <w:pPr>
+              <w:pStyle w:val="Compact"/>
+            </w:pPr>
+            <w:r>
+              <w:rPr>
+                <w:lang w:val="de"/>
+              </w:rPr>
+              <w:t xml:space="preserve">Trifft eine Zurückweisung ein, muss beantwortbar sein, was eigentlich wohin gegangen ist</w:t>
             </w:r>
           </w:p>
         </w:tc>
@@ -2506,21 +2679,41 @@
               <w:rPr>
                 <w:lang w:val="de"/>
               </w:rPr>
-              <w:t xml:space="preserve">Ein Fehler in den Daten fällt vor dem Versand auf</w:t>
-            </w:r>
-          </w:p>
-        </w:tc>
-        <w:tc>
-          <w:tcPr/>
-          <w:p>
-            <w:pPr>
-              <w:pStyle w:val="Compact"/>
-            </w:pPr>
-            <w:r>
-              <w:rPr>
-                <w:lang w:val="de"/>
-              </w:rPr>
-              <w:t xml:space="preserve">der eigentliche Wert</w:t>
+              <w:t xml:space="preserve">Ein Befund hängt an der</w:t>
+            </w:r>
+            <w:r>
+              <w:rPr>
+                <w:lang w:val="de"/>
+              </w:rPr>
+              <w:t xml:space="preserve"> </w:t>
+            </w:r>
+            <w:r>
+              <w:rPr>
+                <w:b/>
+                <w:bCs/>
+                <w:lang w:val="de"/>
+              </w:rPr>
+              <w:t xml:space="preserve">Lieferung</w:t>
+            </w:r>
+            <w:r>
+              <w:rPr>
+                <w:lang w:val="de"/>
+              </w:rPr>
+              <w:t xml:space="preserve">, nicht an der Abrechnung</w:t>
+            </w:r>
+          </w:p>
+        </w:tc>
+        <w:tc>
+          <w:tcPr/>
+          <w:p>
+            <w:pPr>
+              <w:pStyle w:val="Compact"/>
+            </w:pPr>
+            <w:r>
+              <w:rPr>
+                <w:lang w:val="de"/>
+              </w:rPr>
+              <w:t xml:space="preserve">Zähler, Summen und Rahmen betreffen die Lieferung als Ganzes und hätten an keiner einzelnen Abrechnung einen Platz</w:t>
             </w:r>
           </w:p>
         </w:tc>
@@ -2536,21 +2729,47 @@
               <w:rPr>
                 <w:lang w:val="de"/>
               </w:rPr>
-              <w:t xml:space="preserve">Der Weg von den Kursdaten zur Datei dauert Minuten</w:t>
-            </w:r>
-          </w:p>
-        </w:tc>
-        <w:tc>
-          <w:tcPr/>
-          <w:p>
-            <w:pPr>
-              <w:pStyle w:val="Compact"/>
-            </w:pPr>
-            <w:r>
-              <w:rPr>
-                <w:lang w:val="de"/>
-              </w:rPr>
-              <w:t xml:space="preserve">sonst benutzt es niemand</w:t>
+              <w:t xml:space="preserve">Der Zähler bekommt eine</w:t>
+            </w:r>
+            <w:r>
+              <w:rPr>
+                <w:lang w:val="de"/>
+              </w:rPr>
+              <w:t xml:space="preserve"> </w:t>
+            </w:r>
+            <w:r>
+              <w:rPr>
+                <w:b/>
+                <w:bCs/>
+                <w:lang w:val="de"/>
+              </w:rPr>
+              <w:t xml:space="preserve">eigene Ablage</w:t>
+            </w:r>
+            <w:r>
+              <w:rPr>
+                <w:lang w:val="de"/>
+              </w:rPr>
+              <w:t xml:space="preserve"> </w:t>
+            </w:r>
+            <w:r>
+              <w:rPr>
+                <w:lang w:val="de"/>
+              </w:rPr>
+              <w:t xml:space="preserve">statt eines Werts im Arbeitsspeicher</w:t>
+            </w:r>
+          </w:p>
+        </w:tc>
+        <w:tc>
+          <w:tcPr/>
+          <w:p>
+            <w:pPr>
+              <w:pStyle w:val="Compact"/>
+            </w:pPr>
+            <w:r>
+              <w:rPr>
+                <w:lang w:val="de"/>
+              </w:rPr>
+              <w:t xml:space="preserve">Eine Nummer, die nach dem Neustart von vorn zählt, erzeugt eine doppelte Datenaustauschreferenz — ein Zurückweisungsgrund, der sich nicht mehr aus der Datei heraus reparieren lässt</w:t>
             </w:r>
           </w:p>
         </w:tc>
@@ -2566,29 +2785,244 @@
               <w:rPr>
                 <w:lang w:val="de"/>
               </w:rPr>
-              <w:t xml:space="preserve">Die Anwenderin versteht, was das Programm ihr sagt</w:t>
-            </w:r>
-          </w:p>
-        </w:tc>
-        <w:tc>
-          <w:tcPr/>
-          <w:p>
-            <w:pPr>
-              <w:pStyle w:val="Compact"/>
-            </w:pPr>
-            <w:r>
-              <w:rPr>
-                <w:lang w:val="de"/>
-              </w:rPr>
-              <w:t xml:space="preserve">sonst ruft sie doch wieder an</w:t>
+              <w:t xml:space="preserve">Einstellungen als</w:t>
+            </w:r>
+            <w:r>
+              <w:rPr>
+                <w:lang w:val="de"/>
+              </w:rPr>
+              <w:t xml:space="preserve"> </w:t>
+            </w:r>
+            <w:r>
+              <w:rPr>
+                <w:b/>
+                <w:bCs/>
+                <w:lang w:val="de"/>
+              </w:rPr>
+              <w:t xml:space="preserve">Schlüssel-Wert-Vorrat</w:t>
+            </w:r>
+            <w:r>
+              <w:rPr>
+                <w:lang w:val="de"/>
+              </w:rPr>
+              <w:t xml:space="preserve"> </w:t>
+            </w:r>
+            <w:r>
+              <w:rPr>
+                <w:lang w:val="de"/>
+              </w:rPr>
+              <w:t xml:space="preserve">statt fester Spalten</w:t>
+            </w:r>
+          </w:p>
+        </w:tc>
+        <w:tc>
+          <w:tcPr/>
+          <w:p>
+            <w:pPr>
+              <w:pStyle w:val="Compact"/>
+            </w:pPr>
+            <w:r>
+              <w:rPr>
+                <w:lang w:val="de"/>
+              </w:rPr>
+              <w:t xml:space="preserve">Eine neue Einstellung soll keine Änderung am Datenmodell verlangen</w:t>
             </w:r>
           </w:p>
         </w:tc>
       </w:tr>
     </w:tbl>
-    <w:bookmarkEnd w:id="24"/>
     <w:bookmarkEnd w:id="25"/>
-    <w:bookmarkStart w:id="26" w:name="offen-geblieben"/>
+    <w:bookmarkStart w:id="26" w:name="woran-sich-erfolg-messen-lässt"/>
+    <w:p>
+      <w:pPr>
+        <w:pStyle w:val="Heading3"/>
+      </w:pPr>
+      <w:r>
+        <w:rPr>
+          <w:lang w:val="de"/>
+        </w:rPr>
+        <w:t xml:space="preserve">Woran sich Erfolg messen lässt</w:t>
+      </w:r>
+    </w:p>
+    <w:p>
+      <w:pPr>
+        <w:pStyle w:val="FirstParagraph"/>
+      </w:pPr>
+      <w:r>
+        <w:rPr>
+          <w:lang w:val="de"/>
+        </w:rPr>
+        <w:t xml:space="preserve">In dieser Reihenfolge:</w:t>
+      </w:r>
+    </w:p>
+    <w:tbl>
+      <w:tblPr>
+        <w:tblStyle w:val="Table"/>
+        <w:tblW w:type="pct" w:w="5000"/>
+        <w:tblLayout w:type="fixed"/>
+        <w:tblLook w:firstRow="1" w:lastRow="0" w:firstColumn="0" w:lastColumn="0" w:noHBand="0" w:noVBand="0" w:val="0020"/>
+      </w:tblPr>
+      <w:tblGrid>
+        <w:gridCol w:w="3960"/>
+        <w:gridCol w:w="3960"/>
+      </w:tblGrid>
+      <w:tr>
+        <w:trPr>
+          <w:tblHeader w:val="on"/>
+        </w:trPr>
+        <w:tc>
+          <w:tcPr/>
+          <w:p>
+            <w:pPr>
+              <w:pStyle w:val="Compact"/>
+            </w:pPr>
+            <w:r>
+              <w:rPr>
+                <w:lang w:val="de"/>
+              </w:rPr>
+              <w:t xml:space="preserve">Maßstab</w:t>
+            </w:r>
+          </w:p>
+        </w:tc>
+        <w:tc>
+          <w:tcPr/>
+          <w:p>
+            <w:pPr>
+              <w:pStyle w:val="Compact"/>
+            </w:pPr>
+            <w:r>
+              <w:rPr>
+                <w:lang w:val="de"/>
+              </w:rPr>
+              <w:t xml:space="preserve">Warum dieser</w:t>
+            </w:r>
+          </w:p>
+        </w:tc>
+      </w:tr>
+      <w:tr>
+        <w:tc>
+          <w:tcPr/>
+          <w:p>
+            <w:pPr>
+              <w:pStyle w:val="Compact"/>
+            </w:pPr>
+            <w:r>
+              <w:rPr>
+                <w:lang w:val="de"/>
+              </w:rPr>
+              <w:t xml:space="preserve">Eine erzeugte Datei wird ohne Beanstandung angenommen</w:t>
+            </w:r>
+          </w:p>
+        </w:tc>
+        <w:tc>
+          <w:tcPr/>
+          <w:p>
+            <w:pPr>
+              <w:pStyle w:val="Compact"/>
+            </w:pPr>
+            <w:r>
+              <w:rPr>
+                <w:lang w:val="de"/>
+              </w:rPr>
+              <w:t xml:space="preserve">der eigentliche Zweck</w:t>
+            </w:r>
+          </w:p>
+        </w:tc>
+      </w:tr>
+      <w:tr>
+        <w:tc>
+          <w:tcPr/>
+          <w:p>
+            <w:pPr>
+              <w:pStyle w:val="Compact"/>
+            </w:pPr>
+            <w:r>
+              <w:rPr>
+                <w:lang w:val="de"/>
+              </w:rPr>
+              <w:t xml:space="preserve">Ein Fehler in den Daten fällt vor dem Versand auf</w:t>
+            </w:r>
+          </w:p>
+        </w:tc>
+        <w:tc>
+          <w:tcPr/>
+          <w:p>
+            <w:pPr>
+              <w:pStyle w:val="Compact"/>
+            </w:pPr>
+            <w:r>
+              <w:rPr>
+                <w:lang w:val="de"/>
+              </w:rPr>
+              <w:t xml:space="preserve">der eigentliche Wert</w:t>
+            </w:r>
+          </w:p>
+        </w:tc>
+      </w:tr>
+      <w:tr>
+        <w:tc>
+          <w:tcPr/>
+          <w:p>
+            <w:pPr>
+              <w:pStyle w:val="Compact"/>
+            </w:pPr>
+            <w:r>
+              <w:rPr>
+                <w:lang w:val="de"/>
+              </w:rPr>
+              <w:t xml:space="preserve">Der Weg von den Kursdaten zur Datei dauert Minuten</w:t>
+            </w:r>
+          </w:p>
+        </w:tc>
+        <w:tc>
+          <w:tcPr/>
+          <w:p>
+            <w:pPr>
+              <w:pStyle w:val="Compact"/>
+            </w:pPr>
+            <w:r>
+              <w:rPr>
+                <w:lang w:val="de"/>
+              </w:rPr>
+              <w:t xml:space="preserve">sonst benutzt es niemand</w:t>
+            </w:r>
+          </w:p>
+        </w:tc>
+      </w:tr>
+      <w:tr>
+        <w:tc>
+          <w:tcPr/>
+          <w:p>
+            <w:pPr>
+              <w:pStyle w:val="Compact"/>
+            </w:pPr>
+            <w:r>
+              <w:rPr>
+                <w:lang w:val="de"/>
+              </w:rPr>
+              <w:t xml:space="preserve">Die Anwenderin versteht, was das Programm ihr sagt</w:t>
+            </w:r>
+          </w:p>
+        </w:tc>
+        <w:tc>
+          <w:tcPr/>
+          <w:p>
+            <w:pPr>
+              <w:pStyle w:val="Compact"/>
+            </w:pPr>
+            <w:r>
+              <w:rPr>
+                <w:lang w:val="de"/>
+              </w:rPr>
+              <w:t xml:space="preserve">sonst ruft sie doch wieder an</w:t>
+            </w:r>
+          </w:p>
+        </w:tc>
+      </w:tr>
+    </w:tbl>
+    <w:bookmarkEnd w:id="26"/>
+    <w:bookmarkEnd w:id="27"/>
+    <w:bookmarkStart w:id="28" w:name="offen-geblieben"/>
     <w:p>
       <w:pPr>
         <w:pStyle w:val="Heading2"/>
@@ -2605,7 +3039,7 @@
         <w:pStyle w:val="Compact"/>
         <w:numPr>
           <w:ilvl w:val="0"/>
-          <w:numId w:val="1003"/>
+          <w:numId w:val="1002"/>
         </w:numPr>
       </w:pPr>
       <w:r>
@@ -2646,7 +3080,7 @@
         <w:pStyle w:val="Compact"/>
         <w:numPr>
           <w:ilvl w:val="0"/>
-          <w:numId w:val="1003"/>
+          <w:numId w:val="1002"/>
         </w:numPr>
       </w:pPr>
       <w:r>
@@ -2699,7 +3133,7 @@
         <w:pStyle w:val="Compact"/>
         <w:numPr>
           <w:ilvl w:val="0"/>
-          <w:numId w:val="1003"/>
+          <w:numId w:val="1002"/>
         </w:numPr>
       </w:pPr>
       <w:r>
@@ -2752,7 +3186,7 @@
         <w:pStyle w:val="Compact"/>
         <w:numPr>
           <w:ilvl w:val="0"/>
-          <w:numId w:val="1003"/>
+          <w:numId w:val="1002"/>
         </w:numPr>
       </w:pPr>
       <w:r>
@@ -2785,31 +3219,19 @@
         <w:rPr>
           <w:lang w:val="de"/>
         </w:rPr>
-        <w:t xml:space="preserve">Beides ist hier absichtlich noch fachlich gehalten; die Umsetzung folgt in den</w:t>
-      </w:r>
-      <w:r>
-        <w:rPr>
-          <w:lang w:val="de"/>
-        </w:rPr>
-        <w:t xml:space="preserve"> </w:t>
-      </w:r>
-      <w:r>
-        <w:rPr>
-          <w:lang w:val="de"/>
-        </w:rPr>
-        <w:t xml:space="preserve">Teilen 06 und 07. Dass die beiden Bilder dort nicht mehr gleich aussehen</w:t>
-      </w:r>
-      <w:r>
-        <w:rPr>
-          <w:lang w:val="de"/>
-        </w:rPr>
-        <w:t xml:space="preserve"> </w:t>
-      </w:r>
-      <w:r>
-        <w:rPr>
-          <w:lang w:val="de"/>
-        </w:rPr>
-        <w:t xml:space="preserve">werden, ist zu erwarten —</w:t>
+        <w:t xml:space="preserve">Die Umsetzung folgt in den Teilen 06 und 07. Dass die beiden Bilder dort nicht</w:t>
+      </w:r>
+      <w:r>
+        <w:rPr>
+          <w:lang w:val="de"/>
+        </w:rPr>
+        <w:t xml:space="preserve"> </w:t>
+      </w:r>
+      <w:r>
+        <w:rPr>
+          <w:lang w:val="de"/>
+        </w:rPr>
+        <w:t xml:space="preserve">mehr gleich aussehen werden, ist zu erwarten —</w:t>
       </w:r>
       <w:r>
         <w:rPr>
@@ -2823,11 +3245,27 @@
           <w:bCs/>
           <w:lang w:val="de"/>
         </w:rPr>
-        <w:t xml:space="preserve">wo sie abweichen, ist die interessante Stelle.</w:t>
-      </w:r>
-    </w:p>
-    <w:bookmarkEnd w:id="26"/>
-    <w:bookmarkEnd w:id="27"/>
+        <w:t xml:space="preserve">wo sie abweichen, ist die</w:t>
+      </w:r>
+      <w:r>
+        <w:rPr>
+          <w:b/>
+          <w:bCs/>
+          <w:lang w:val="de"/>
+        </w:rPr>
+        <w:t xml:space="preserve"> </w:t>
+      </w:r>
+      <w:r>
+        <w:rPr>
+          <w:b/>
+          <w:bCs/>
+          <w:lang w:val="de"/>
+        </w:rPr>
+        <w:t xml:space="preserve">interessante Stelle.</w:t>
+      </w:r>
+    </w:p>
+    <w:bookmarkEnd w:id="28"/>
+    <w:bookmarkEnd w:id="29"/>
     <w:sectPr>
       <w:footnotePr>
         <w:numRestart w:val="eachSect"/>
@@ -3041,91 +3479,6 @@
       </w:rPr>
     </w:lvl>
   </w:abstractNum>
-  <w:abstractNum w:abstractNumId="99411">
-    <w:nsid w:val="00A99411"/>
-    <w:multiLevelType w:val="multilevel"/>
-    <w:lvl w:ilvl="0">
-      <w:start w:val="1"/>
-      <w:numFmt w:val="decimal"/>
-      <w:lvlText w:val="%1."/>
-      <w:lvlJc w:val="left"/>
-      <w:pPr>
-        <w:ind w:left="720" w:hanging="360"/>
-      </w:pPr>
-    </w:lvl>
-    <w:lvl w:ilvl="1">
-      <w:start w:val="1"/>
-      <w:numFmt w:val="decimal"/>
-      <w:lvlText w:val="%2."/>
-      <w:lvlJc w:val="left"/>
-      <w:pPr>
-        <w:ind w:left="1440" w:hanging="360"/>
-      </w:pPr>
-    </w:lvl>
-    <w:lvl w:ilvl="2">
-      <w:start w:val="1"/>
-      <w:numFmt w:val="decimal"/>
-      <w:lvlText w:val="%3."/>
-      <w:lvlJc w:val="left"/>
-      <w:pPr>
-        <w:ind w:left="2160" w:hanging="360"/>
-      </w:pPr>
-    </w:lvl>
-    <w:lvl w:ilvl="3">
-      <w:start w:val="1"/>
-      <w:numFmt w:val="decimal"/>
-      <w:lvlText w:val="%4."/>
-      <w:lvlJc w:val="left"/>
-      <w:pPr>
-        <w:ind w:left="2880" w:hanging="360"/>
-      </w:pPr>
-    </w:lvl>
-    <w:lvl w:ilvl="4">
-      <w:start w:val="1"/>
-      <w:numFmt w:val="decimal"/>
-      <w:lvlText w:val="%5."/>
-      <w:lvlJc w:val="left"/>
-      <w:pPr>
-        <w:ind w:left="3600" w:hanging="360"/>
-      </w:pPr>
-    </w:lvl>
-    <w:lvl w:ilvl="5">
-      <w:start w:val="1"/>
-      <w:numFmt w:val="decimal"/>
-      <w:lvlText w:val="%6."/>
-      <w:lvlJc w:val="left"/>
-      <w:pPr>
-        <w:ind w:left="4320" w:hanging="360"/>
-      </w:pPr>
-    </w:lvl>
-    <w:lvl w:ilvl="6">
-      <w:start w:val="1"/>
-      <w:numFmt w:val="decimal"/>
-      <w:lvlText w:val="%7."/>
-      <w:lvlJc w:val="left"/>
-      <w:pPr>
-        <w:ind w:left="5040" w:hanging="360"/>
-      </w:pPr>
-    </w:lvl>
-    <w:lvl w:ilvl="7">
-      <w:start w:val="1"/>
-      <w:numFmt w:val="decimal"/>
-      <w:lvlText w:val="%8."/>
-      <w:lvlJc w:val="left"/>
-      <w:pPr>
-        <w:ind w:left="5760" w:hanging="360"/>
-      </w:pPr>
-    </w:lvl>
-    <w:lvl w:ilvl="8">
-      <w:start w:val="1"/>
-      <w:numFmt w:val="decimal"/>
-      <w:lvlText w:val="%9."/>
-      <w:lvlJc w:val="left"/>
-      <w:pPr>
-        <w:ind w:left="6480" w:hanging="360"/>
-      </w:pPr>
-    </w:lvl>
-  </w:abstractNum>
   <w:num w:numId="1000">
     <w:abstractNumId w:val="990"/>
   </w:num>
@@ -3133,36 +3486,6 @@
     <w:abstractNumId w:val="991"/>
   </w:num>
   <w:num w:numId="1002">
-    <w:abstractNumId w:val="99411"/>
-    <w:lvlOverride w:ilvl="0">
-      <w:startOverride w:val="1"/>
-    </w:lvlOverride>
-    <w:lvlOverride w:ilvl="1">
-      <w:startOverride w:val="1"/>
-    </w:lvlOverride>
-    <w:lvlOverride w:ilvl="2">
-      <w:startOverride w:val="1"/>
-    </w:lvlOverride>
-    <w:lvlOverride w:ilvl="3">
-      <w:startOverride w:val="1"/>
-    </w:lvlOverride>
-    <w:lvlOverride w:ilvl="4">
-      <w:startOverride w:val="1"/>
-    </w:lvlOverride>
-    <w:lvlOverride w:ilvl="5">
-      <w:startOverride w:val="1"/>
-    </w:lvlOverride>
-    <w:lvlOverride w:ilvl="6">
-      <w:startOverride w:val="1"/>
-    </w:lvlOverride>
-    <w:lvlOverride w:ilvl="7">
-      <w:startOverride w:val="1"/>
-    </w:lvlOverride>
-    <w:lvlOverride w:ilvl="8">
-      <w:startOverride w:val="1"/>
-    </w:lvlOverride>
-  </w:num>
-  <w:num w:numId="1003">
     <w:abstractNumId w:val="991"/>
   </w:num>
 </w:numbering>

--- a/GKVTransmitter/Information/dokumentation/00-Gesamtdokumentation.docx
+++ b/GKVTransmitter/Information/dokumentation/00-Gesamtdokumentation.docx
@@ -53,7 +53,7 @@
         </w:p>
       </w:sdtContent>
     </w:sdt>
-    <w:bookmarkStart w:id="29" w:name="teil-01-vision"/>
+    <w:bookmarkStart w:id="30" w:name="teil-01-vision"/>
     <w:p>
       <w:pPr>
         <w:pStyle w:val="Heading1"/>
@@ -85,31 +85,19 @@
         <w:rPr>
           <w:lang w:val="de"/>
         </w:rPr>
-        <w:t xml:space="preserve">Eine freiberuflich tätige Hebamme gibt Kurse — Geburtsvorbereitung, Rückbildung,</w:t>
-      </w:r>
-      <w:r>
-        <w:rPr>
-          <w:lang w:val="de"/>
-        </w:rPr>
-        <w:t xml:space="preserve"> </w:t>
-      </w:r>
-      <w:r>
-        <w:rPr>
-          <w:lang w:val="de"/>
-        </w:rPr>
-        <w:t xml:space="preserve">Beratung in Gruppen. Die Teilnehmerinnen sind gesetzlich krankenversichert und</w:t>
-      </w:r>
-      <w:r>
-        <w:rPr>
-          <w:lang w:val="de"/>
-        </w:rPr>
-        <w:t xml:space="preserve"> </w:t>
-      </w:r>
-      <w:r>
-        <w:rPr>
-          <w:lang w:val="de"/>
-        </w:rPr>
-        <w:t xml:space="preserve">zahlen diese Kurse in der Regel nicht selbst:</w:t>
+        <w:t xml:space="preserve">Wer als Freiberuflerin Leistungen für gesetzlich Versicherte erbringt, rechnet</w:t>
+      </w:r>
+      <w:r>
+        <w:rPr>
+          <w:lang w:val="de"/>
+        </w:rPr>
+        <w:t xml:space="preserve"> </w:t>
+      </w:r>
+      <w:r>
+        <w:rPr>
+          <w:lang w:val="de"/>
+        </w:rPr>
+        <w:t xml:space="preserve">sie nicht mit den Versicherten ab, sondern</w:t>
       </w:r>
       <w:r>
         <w:rPr>
@@ -123,7 +111,113 @@
           <w:bCs/>
           <w:lang w:val="de"/>
         </w:rPr>
-        <w:t xml:space="preserve">abgerechnet wird mit ihrer</w:t>
+        <w:t xml:space="preserve">mit deren Krankenkasse</w:t>
+      </w:r>
+      <w:r>
+        <w:rPr>
+          <w:lang w:val="de"/>
+        </w:rPr>
+        <w:t xml:space="preserve">. Das gilt</w:t>
+      </w:r>
+      <w:r>
+        <w:rPr>
+          <w:lang w:val="de"/>
+        </w:rPr>
+        <w:t xml:space="preserve"> </w:t>
+      </w:r>
+      <w:r>
+        <w:rPr>
+          <w:lang w:val="de"/>
+        </w:rPr>
+        <w:t xml:space="preserve">für Hebammenhilfe ebenso wie für Heilmittel oder Rehabilitationssport — die</w:t>
+      </w:r>
+      <w:r>
+        <w:rPr>
+          <w:lang w:val="de"/>
+        </w:rPr>
+        <w:t xml:space="preserve"> </w:t>
+      </w:r>
+      <w:r>
+        <w:rPr>
+          <w:lang w:val="de"/>
+        </w:rPr>
+        <w:t xml:space="preserve">Leistungen unterscheiden sich, das Verfahren dahinter kaum.</w:t>
+      </w:r>
+    </w:p>
+    <w:p>
+      <w:pPr>
+        <w:pStyle w:val="BodyText"/>
+      </w:pPr>
+      <w:r>
+        <w:rPr>
+          <w:lang w:val="de"/>
+        </w:rPr>
+        <w:t xml:space="preserve">Der konkrete Anlass dieses Projekts sind Kurse einer freiberuflich tätigen</w:t>
+      </w:r>
+      <w:r>
+        <w:rPr>
+          <w:lang w:val="de"/>
+        </w:rPr>
+        <w:t xml:space="preserve"> </w:t>
+      </w:r>
+      <w:r>
+        <w:rPr>
+          <w:lang w:val="de"/>
+        </w:rPr>
+        <w:t xml:space="preserve">Hebamme: Geburtsvorbereitung, Rückbildung, Beratung in Gruppen. Er ist der erste</w:t>
+      </w:r>
+      <w:r>
+        <w:rPr>
+          <w:lang w:val="de"/>
+        </w:rPr>
+        <w:t xml:space="preserve"> </w:t>
+      </w:r>
+      <w:r>
+        <w:rPr>
+          <w:lang w:val="de"/>
+        </w:rPr>
+        <w:t xml:space="preserve">Fall, nicht der einzige denkbare.</w:t>
+      </w:r>
+    </w:p>
+    <w:p>
+      <w:pPr>
+        <w:pStyle w:val="BodyText"/>
+      </w:pPr>
+      <w:r>
+        <w:rPr>
+          <w:lang w:val="de"/>
+        </w:rPr>
+        <w:t xml:space="preserve">Abgerechnet wird nicht mit einer Rechnung. Die Kassen nehmen dafür weder Briefe</w:t>
+      </w:r>
+      <w:r>
+        <w:rPr>
+          <w:lang w:val="de"/>
+        </w:rPr>
+        <w:t xml:space="preserve"> </w:t>
+      </w:r>
+      <w:r>
+        <w:rPr>
+          <w:lang w:val="de"/>
+        </w:rPr>
+        <w:t xml:space="preserve">noch PDF-Dateien entgegen, sondern eine strukturierte Datenlieferung in einem</w:t>
+      </w:r>
+      <w:r>
+        <w:rPr>
+          <w:lang w:val="de"/>
+        </w:rPr>
+        <w:t xml:space="preserve"> </w:t>
+      </w:r>
+      <w:r>
+        <w:rPr>
+          <w:lang w:val="de"/>
+        </w:rPr>
+        <w:t xml:space="preserve">festgelegten Format —</w:t>
+      </w:r>
+      <w:r>
+        <w:rPr>
+          <w:lang w:val="de"/>
+        </w:rPr>
+        <w:t xml:space="preserve"> </w:t>
       </w:r>
       <w:r>
         <w:rPr>
@@ -131,15 +225,7 @@
           <w:bCs/>
           <w:lang w:val="de"/>
         </w:rPr>
-        <w:t xml:space="preserve"> </w:t>
-      </w:r>
-      <w:r>
-        <w:rPr>
-          <w:b/>
-          <w:bCs/>
-          <w:lang w:val="de"/>
-        </w:rPr>
-        <w:t xml:space="preserve">Krankenkasse.</w:t>
+        <w:t xml:space="preserve">bis auf das einzelne Zeichen vorgegeben.</w:t>
       </w:r>
     </w:p>
     <w:p>
@@ -150,56 +236,7 @@
         <w:rPr>
           <w:lang w:val="de"/>
         </w:rPr>
-        <w:t xml:space="preserve">Das ist kein Rechnungsschreiben. Die Kassen nehmen dafür weder Briefe noch</w:t>
-      </w:r>
-      <w:r>
-        <w:rPr>
-          <w:lang w:val="de"/>
-        </w:rPr>
-        <w:t xml:space="preserve"> </w:t>
-      </w:r>
-      <w:r>
-        <w:rPr>
-          <w:lang w:val="de"/>
-        </w:rPr>
-        <w:t xml:space="preserve">PDF-Dateien entgegen, sondern eine strukturierte Datenlieferung in einem</w:t>
-      </w:r>
-      <w:r>
-        <w:rPr>
-          <w:lang w:val="de"/>
-        </w:rPr>
-        <w:t xml:space="preserve"> </w:t>
-      </w:r>
-      <w:r>
-        <w:rPr>
-          <w:lang w:val="de"/>
-        </w:rPr>
-        <w:t xml:space="preserve">festgelegten Format —</w:t>
-      </w:r>
-      <w:r>
-        <w:rPr>
-          <w:lang w:val="de"/>
-        </w:rPr>
-        <w:t xml:space="preserve"> </w:t>
-      </w:r>
-      <w:r>
-        <w:rPr>
-          <w:b/>
-          <w:bCs/>
-          <w:lang w:val="de"/>
-        </w:rPr>
-        <w:t xml:space="preserve">bis auf das einzelne Zeichen vorgegeben.</w:t>
-      </w:r>
-    </w:p>
-    <w:p>
-      <w:pPr>
-        <w:pStyle w:val="BodyText"/>
-      </w:pPr>
-      <w:r>
-        <w:rPr>
-          <w:lang w:val="de"/>
-        </w:rPr>
-        <w:t xml:space="preserve">Für eine einzelne Hebamme gibt es dafür zwei Wege:</w:t>
+        <w:t xml:space="preserve">Für eine einzelne Leistungserbringerin gibt es dafür zwei Wege:</w:t>
       </w:r>
     </w:p>
     <w:tbl>
@@ -362,19 +399,19 @@
         <w:rPr>
           <w:lang w:val="de"/>
         </w:rPr>
-        <w:t xml:space="preserve">Die Daten, aus denen eine Abrechnung besteht, liegen ohnehin vor: wer war in</w:t>
-      </w:r>
-      <w:r>
-        <w:rPr>
-          <w:lang w:val="de"/>
-        </w:rPr>
-        <w:t xml:space="preserve"> </w:t>
-      </w:r>
-      <w:r>
-        <w:rPr>
-          <w:lang w:val="de"/>
-        </w:rPr>
-        <w:t xml:space="preserve">welchem Kurs, an wie vielen Terminen, bei welcher Kasse versichert.</w:t>
+        <w:t xml:space="preserve">Die Daten, aus denen eine Abrechnung besteht, liegen ohnehin vor: wer hat wann</w:t>
+      </w:r>
+      <w:r>
+        <w:rPr>
+          <w:lang w:val="de"/>
+        </w:rPr>
+        <w:t xml:space="preserve"> </w:t>
+      </w:r>
+      <w:r>
+        <w:rPr>
+          <w:lang w:val="de"/>
+        </w:rPr>
+        <w:t xml:space="preserve">welche Leistung erhalten, in welchem Umfang, bei welcher Kasse versichert.</w:t>
       </w:r>
       <w:r>
         <w:rPr>
@@ -388,23 +425,7 @@
           <w:bCs/>
           <w:lang w:val="de"/>
         </w:rPr>
-        <w:t xml:space="preserve">Sie liegen</w:t>
-      </w:r>
-      <w:r>
-        <w:rPr>
-          <w:b/>
-          <w:bCs/>
-          <w:lang w:val="de"/>
-        </w:rPr>
-        <w:t xml:space="preserve"> </w:t>
-      </w:r>
-      <w:r>
-        <w:rPr>
-          <w:b/>
-          <w:bCs/>
-          <w:lang w:val="de"/>
-        </w:rPr>
-        <w:t xml:space="preserve">nur in Listen und Köpfen statt in einer Datei.</w:t>
+        <w:t xml:space="preserve">Sie liegen nur in Listen und Köpfen statt in einer Datei.</w:t>
       </w:r>
     </w:p>
     <w:bookmarkEnd w:id="9"/>
@@ -447,6 +468,33 @@
         <w:rPr>
           <w:lang w:val="de"/>
         </w:rPr>
+        <w:t xml:space="preserve">Entscheiden, wie weit es tragen soll: ein Programm für einen Kursanbieter oder</w:t>
+      </w:r>
+      <w:r>
+        <w:rPr>
+          <w:lang w:val="de"/>
+        </w:rPr>
+        <w:t xml:space="preserve"> </w:t>
+      </w:r>
+      <w:r>
+        <w:rPr>
+          <w:lang w:val="de"/>
+        </w:rPr>
+        <w:t xml:space="preserve">eines für die Abrechnung mit gesetzlichen Kassen überhaupt.</w:t>
+      </w:r>
+    </w:p>
+    <w:p>
+      <w:pPr>
+        <w:pStyle w:val="Compact"/>
+        <w:numPr>
+          <w:ilvl w:val="0"/>
+          <w:numId w:val="1001"/>
+        </w:numPr>
+      </w:pPr>
+      <w:r>
+        <w:rPr>
+          <w:lang w:val="de"/>
+        </w:rPr>
         <w:t xml:space="preserve">Ein erstes Bild der Fachlichkeit: welche Begriffe es gibt, wie sie</w:t>
       </w:r>
       <w:r>
@@ -463,7 +511,7 @@
       </w:r>
     </w:p>
     <w:bookmarkEnd w:id="10"/>
-    <w:bookmarkStart w:id="14" w:name="überlegungen"/>
+    <w:bookmarkStart w:id="15" w:name="überlegungen"/>
     <w:p>
       <w:pPr>
         <w:pStyle w:val="Heading2"/>
@@ -674,7 +722,7 @@
       </w:r>
     </w:p>
     <w:bookmarkEnd w:id="11"/>
-    <w:bookmarkStart w:id="12" w:name="wer-es-bedient"/>
+    <w:bookmarkStart w:id="12" w:name="wie-weit-soll-es-tragen"/>
     <w:p>
       <w:pPr>
         <w:pStyle w:val="Heading3"/>
@@ -683,7 +731,7 @@
         <w:rPr>
           <w:lang w:val="de"/>
         </w:rPr>
-        <w:t xml:space="preserve">Wer es bedient</w:t>
+        <w:t xml:space="preserve">Wie weit soll es tragen</w:t>
       </w:r>
     </w:p>
     <w:p>
@@ -694,31 +742,60 @@
         <w:rPr>
           <w:lang w:val="de"/>
         </w:rPr>
-        <w:t xml:space="preserve">Eine einzelne Person, an einem einzelnen Rechner, ohne besondere</w:t>
-      </w:r>
-      <w:r>
-        <w:rPr>
-          <w:lang w:val="de"/>
-        </w:rPr>
-        <w:t xml:space="preserve"> </w:t>
-      </w:r>
-      <w:r>
-        <w:rPr>
-          <w:lang w:val="de"/>
-        </w:rPr>
-        <w:t xml:space="preserve">Computerkenntnisse und ohne jemanden, der bei Problemen hilft. Meist abends,</w:t>
-      </w:r>
-      <w:r>
-        <w:rPr>
-          <w:lang w:val="de"/>
-        </w:rPr>
-        <w:t xml:space="preserve"> </w:t>
-      </w:r>
-      <w:r>
-        <w:rPr>
-          <w:lang w:val="de"/>
-        </w:rPr>
-        <w:t xml:space="preserve">nach den Kursen.</w:t>
+        <w:t xml:space="preserve">Man könnte das Programm auf Hebammenkurse zuschneiden. Das wäre die kleinere</w:t>
+      </w:r>
+      <w:r>
+        <w:rPr>
+          <w:lang w:val="de"/>
+        </w:rPr>
+        <w:t xml:space="preserve"> </w:t>
+      </w:r>
+      <w:r>
+        <w:rPr>
+          <w:lang w:val="de"/>
+        </w:rPr>
+        <w:t xml:space="preserve">Aufgabe und für den ersten Fall vollkommen ausreichend.</w:t>
+      </w:r>
+    </w:p>
+    <w:p>
+      <w:pPr>
+        <w:pStyle w:val="BodyText"/>
+      </w:pPr>
+      <w:r>
+        <w:rPr>
+          <w:lang w:val="de"/>
+        </w:rPr>
+        <w:t xml:space="preserve">Dagegen spricht ein Blick auf das Verfahren selbst:</w:t>
+      </w:r>
+      <w:r>
+        <w:rPr>
+          <w:lang w:val="de"/>
+        </w:rPr>
+        <w:t xml:space="preserve"> </w:t>
+      </w:r>
+      <w:r>
+        <w:rPr>
+          <w:b/>
+          <w:bCs/>
+          <w:lang w:val="de"/>
+        </w:rPr>
+        <w:t xml:space="preserve">fast alles daran ist nicht</w:t>
+      </w:r>
+      <w:r>
+        <w:rPr>
+          <w:b/>
+          <w:bCs/>
+          <w:lang w:val="de"/>
+        </w:rPr>
+        <w:t xml:space="preserve"> </w:t>
+      </w:r>
+      <w:r>
+        <w:rPr>
+          <w:b/>
+          <w:bCs/>
+          <w:lang w:val="de"/>
+        </w:rPr>
+        <w:t xml:space="preserve">leistungsspezifisch.</w:t>
       </w:r>
     </w:p>
     <w:tbl>
@@ -746,21 +823,21 @@
               <w:rPr>
                 <w:lang w:val="de"/>
               </w:rPr>
-              <w:t xml:space="preserve">Umstand</w:t>
-            </w:r>
-          </w:p>
-        </w:tc>
-        <w:tc>
-          <w:tcPr/>
-          <w:p>
-            <w:pPr>
-              <w:pStyle w:val="Compact"/>
-            </w:pPr>
-            <w:r>
-              <w:rPr>
-                <w:lang w:val="de"/>
-              </w:rPr>
-              <w:t xml:space="preserve">Was daraus für das Programm folgt</w:t>
+              <w:t xml:space="preserve">Bleibt über die Leistungsbereiche gleich</w:t>
+            </w:r>
+          </w:p>
+        </w:tc>
+        <w:tc>
+          <w:tcPr/>
+          <w:p>
+            <w:pPr>
+              <w:pStyle w:val="Compact"/>
+            </w:pPr>
+            <w:r>
+              <w:rPr>
+                <w:lang w:val="de"/>
+              </w:rPr>
+              <w:t xml:space="preserve">Wechselt je Leistungsbereich</w:t>
             </w:r>
           </w:p>
         </w:tc>
@@ -776,47 +853,21 @@
               <w:rPr>
                 <w:lang w:val="de"/>
               </w:rPr>
-              <w:t xml:space="preserve">Niemand richtet etwas ein</w:t>
-            </w:r>
-          </w:p>
-        </w:tc>
-        <w:tc>
-          <w:tcPr/>
-          <w:p>
-            <w:pPr>
-              <w:pStyle w:val="Compact"/>
-            </w:pPr>
-            <w:r>
-              <w:rPr>
-                <w:lang w:val="de"/>
-              </w:rPr>
-              <w:t xml:space="preserve">Es darf</w:t>
-            </w:r>
-            <w:r>
-              <w:rPr>
-                <w:lang w:val="de"/>
-              </w:rPr>
-              <w:t xml:space="preserve"> </w:t>
-            </w:r>
-            <w:r>
-              <w:rPr>
-                <w:b/>
-                <w:bCs/>
-                <w:lang w:val="de"/>
-              </w:rPr>
-              <w:t xml:space="preserve">nichts zusätzlich installiert</w:t>
-            </w:r>
-            <w:r>
-              <w:rPr>
-                <w:lang w:val="de"/>
-              </w:rPr>
-              <w:t xml:space="preserve"> </w:t>
-            </w:r>
-            <w:r>
-              <w:rPr>
-                <w:lang w:val="de"/>
-              </w:rPr>
-              <w:t xml:space="preserve">werden müssen — keine Datenbank, keine Laufzeitumgebung, kein Serverdienst</w:t>
+              <w:t xml:space="preserve">Der Aufbau der Nachricht — Rahmen, Rechnungs-, Versicherten-, Leistungs- und Summenteile</w:t>
+            </w:r>
+          </w:p>
+        </w:tc>
+        <w:tc>
+          <w:tcPr/>
+          <w:p>
+            <w:pPr>
+              <w:pStyle w:val="Compact"/>
+            </w:pPr>
+            <w:r>
+              <w:rPr>
+                <w:lang w:val="de"/>
+              </w:rPr>
+              <w:t xml:space="preserve">Der Sammelgruppenschlüssel im Nachrichtenkopf</w:t>
             </w:r>
           </w:p>
         </w:tc>
@@ -832,41 +883,21 @@
               <w:rPr>
                 <w:lang w:val="de"/>
               </w:rPr>
-              <w:t xml:space="preserve">Es geht um Gesundheitsdaten von Schwangeren</w:t>
-            </w:r>
-          </w:p>
-        </w:tc>
-        <w:tc>
-          <w:tcPr/>
-          <w:p>
-            <w:pPr>
-              <w:pStyle w:val="Compact"/>
-            </w:pPr>
-            <w:r>
-              <w:rPr>
-                <w:lang w:val="de"/>
-              </w:rPr>
-              <w:t xml:space="preserve">Die Daten bleiben</w:t>
-            </w:r>
-            <w:r>
-              <w:rPr>
-                <w:lang w:val="de"/>
-              </w:rPr>
-              <w:t xml:space="preserve"> </w:t>
-            </w:r>
-            <w:r>
-              <w:rPr>
-                <w:b/>
-                <w:bCs/>
-                <w:lang w:val="de"/>
-              </w:rPr>
-              <w:t xml:space="preserve">auf dem Rechner der Anwenderin</w:t>
-            </w:r>
-            <w:r>
-              <w:rPr>
-                <w:lang w:val="de"/>
-              </w:rPr>
-              <w:t xml:space="preserve">, nicht im Netz</w:t>
+              <w:t xml:space="preserve">Die Beteiligten und ihre Institutionskennzeichen samt Prüfziffer</w:t>
+            </w:r>
+          </w:p>
+        </w:tc>
+        <w:tc>
+          <w:tcPr/>
+          <w:p>
+            <w:pPr>
+              <w:pStyle w:val="Compact"/>
+            </w:pPr>
+            <w:r>
+              <w:rPr>
+                <w:lang w:val="de"/>
+              </w:rPr>
+              <w:t xml:space="preserve">Der Abrechnungscode</w:t>
             </w:r>
           </w:p>
         </w:tc>
@@ -882,47 +913,21 @@
               <w:rPr>
                 <w:lang w:val="de"/>
               </w:rPr>
-              <w:t xml:space="preserve">Niemand hilft, wenn etwas klemmt</w:t>
-            </w:r>
-          </w:p>
-        </w:tc>
-        <w:tc>
-          <w:tcPr/>
-          <w:p>
-            <w:pPr>
-              <w:pStyle w:val="Compact"/>
-            </w:pPr>
-            <w:r>
-              <w:rPr>
-                <w:lang w:val="de"/>
-              </w:rPr>
-              <w:t xml:space="preserve">Eine Meldung sagt,</w:t>
-            </w:r>
-            <w:r>
-              <w:rPr>
-                <w:lang w:val="de"/>
-              </w:rPr>
-              <w:t xml:space="preserve"> </w:t>
-            </w:r>
-            <w:r>
-              <w:rPr>
-                <w:b/>
-                <w:bCs/>
-                <w:lang w:val="de"/>
-              </w:rPr>
-              <w:t xml:space="preserve">was zu tun ist</w:t>
-            </w:r>
-            <w:r>
-              <w:rPr>
-                <w:lang w:val="de"/>
-              </w:rPr>
-              <w:t xml:space="preserve"> </w:t>
-            </w:r>
-            <w:r>
-              <w:rPr>
-                <w:lang w:val="de"/>
-              </w:rPr>
-              <w:t xml:space="preserve">— nicht, was schiefging. „Feld 4 ungültig” hilft niemandem</w:t>
+              <w:t xml:space="preserve">Prüfung, Zählerführung, Summenbildung</w:t>
+            </w:r>
+          </w:p>
+        </w:tc>
+        <w:tc>
+          <w:tcPr/>
+          <w:p>
+            <w:pPr>
+              <w:pStyle w:val="Compact"/>
+            </w:pPr>
+            <w:r>
+              <w:rPr>
+                <w:lang w:val="de"/>
+              </w:rPr>
+              <w:t xml:space="preserve">Positionsnummern und Tarifkennzeichen</w:t>
             </w:r>
           </w:p>
         </w:tc>
@@ -938,28 +943,118 @@
               <w:rPr>
                 <w:lang w:val="de"/>
               </w:rPr>
-              <w:t xml:space="preserve">Abends, nach den Kursen</w:t>
-            </w:r>
-          </w:p>
-        </w:tc>
-        <w:tc>
-          <w:tcPr/>
-          <w:p>
-            <w:pPr>
-              <w:pStyle w:val="Compact"/>
-            </w:pPr>
-            <w:r>
-              <w:rPr>
-                <w:lang w:val="de"/>
-              </w:rPr>
-              <w:t xml:space="preserve">Der Weg von den Kursdaten zur fertigen Datei muss kurz sein</w:t>
+              <w:t xml:space="preserve">Lieferung, Zustellweg, Einordnung der Rückmeldung</w:t>
+            </w:r>
+          </w:p>
+        </w:tc>
+        <w:tc>
+          <w:tcPr/>
+          <w:p>
+            <w:pPr>
+              <w:pStyle w:val="Compact"/>
+            </w:pPr>
+            <w:r>
+              <w:rPr>
+                <w:lang w:val="de"/>
+              </w:rPr>
+              <w:t xml:space="preserve">Der Vertrag, aus dem sich die zulässigen Werte ergeben</w:t>
             </w:r>
           </w:p>
         </w:tc>
       </w:tr>
     </w:tbl>
+    <w:p>
+      <w:pPr>
+        <w:pStyle w:val="BodyText"/>
+      </w:pPr>
+      <w:r>
+        <w:rPr>
+          <w:lang w:val="de"/>
+        </w:rPr>
+        <w:t xml:space="preserve">Die rechte Spalte ist kurz, und sie besteht ausschließlich aus</w:t>
+      </w:r>
+      <w:r>
+        <w:rPr>
+          <w:lang w:val="de"/>
+        </w:rPr>
+        <w:t xml:space="preserve"> </w:t>
+      </w:r>
+      <w:r>
+        <w:rPr>
+          <w:b/>
+          <w:bCs/>
+          <w:lang w:val="de"/>
+        </w:rPr>
+        <w:t xml:space="preserve">Werten</w:t>
+      </w:r>
+      <w:r>
+        <w:rPr>
+          <w:lang w:val="de"/>
+        </w:rPr>
+        <w:t xml:space="preserve">, nicht</w:t>
+      </w:r>
+      <w:r>
+        <w:rPr>
+          <w:lang w:val="de"/>
+        </w:rPr>
+        <w:t xml:space="preserve"> </w:t>
+      </w:r>
+      <w:r>
+        <w:rPr>
+          <w:lang w:val="de"/>
+        </w:rPr>
+        <w:t xml:space="preserve">aus Abläufen. Ein zweiter Leistungsbereich verlangt also Einträge, keinen Umbau</w:t>
+      </w:r>
+      <w:r>
+        <w:rPr>
+          <w:lang w:val="de"/>
+        </w:rPr>
+        <w:t xml:space="preserve"> </w:t>
+      </w:r>
+      <w:r>
+        <w:rPr>
+          <w:lang w:val="de"/>
+        </w:rPr>
+        <w:t xml:space="preserve">— vorausgesetzt, das Modell trennt beides von Anfang an.</w:t>
+      </w:r>
+    </w:p>
+    <w:p>
+      <w:pPr>
+        <w:pStyle w:val="BodyText"/>
+      </w:pPr>
+      <w:r>
+        <w:rPr>
+          <w:lang w:val="de"/>
+        </w:rPr>
+        <w:t xml:space="preserve">Genau das kostet in der Vision fast nichts und später sehr viel: ein Begriff,</w:t>
+      </w:r>
+      <w:r>
+        <w:rPr>
+          <w:lang w:val="de"/>
+        </w:rPr>
+        <w:t xml:space="preserve"> </w:t>
+      </w:r>
+      <w:r>
+        <w:rPr>
+          <w:lang w:val="de"/>
+        </w:rPr>
+        <w:t xml:space="preserve">der von Beginn an „Leistungsfall” heißt statt „Kurs”, trägt eine</w:t>
+      </w:r>
+      <w:r>
+        <w:rPr>
+          <w:lang w:val="de"/>
+        </w:rPr>
+        <w:t xml:space="preserve"> </w:t>
+      </w:r>
+      <w:r>
+        <w:rPr>
+          <w:lang w:val="de"/>
+        </w:rPr>
+        <w:t xml:space="preserve">Behandlungsserie mit, ohne dass jemand ihn umbenennen muss.</w:t>
+      </w:r>
+    </w:p>
     <w:bookmarkEnd w:id="12"/>
-    <w:bookmarkStart w:id="13" w:name="was-es-ausdrücklich-nicht-wird"/>
+    <w:bookmarkStart w:id="13" w:name="wer-es-bedient"/>
     <w:p>
       <w:pPr>
         <w:pStyle w:val="Heading3"/>
@@ -968,7 +1063,7 @@
         <w:rPr>
           <w:lang w:val="de"/>
         </w:rPr>
-        <w:t xml:space="preserve">Was es ausdrücklich nicht wird</w:t>
+        <w:t xml:space="preserve">Wer es bedient</w:t>
       </w:r>
     </w:p>
     <w:p>
@@ -979,7 +1074,31 @@
         <w:rPr>
           <w:lang w:val="de"/>
         </w:rPr>
-        <w:t xml:space="preserve">So wichtig wie die andere Liste — ein Projekt ohne Grenzen wird nie fertig.</w:t>
+        <w:t xml:space="preserve">Eine einzelne Person, an einem einzelnen Rechner, ohne besondere</w:t>
+      </w:r>
+      <w:r>
+        <w:rPr>
+          <w:lang w:val="de"/>
+        </w:rPr>
+        <w:t xml:space="preserve"> </w:t>
+      </w:r>
+      <w:r>
+        <w:rPr>
+          <w:lang w:val="de"/>
+        </w:rPr>
+        <w:t xml:space="preserve">Computerkenntnisse und ohne jemanden, der bei Problemen hilft. Meist abends,</w:t>
+      </w:r>
+      <w:r>
+        <w:rPr>
+          <w:lang w:val="de"/>
+        </w:rPr>
+        <w:t xml:space="preserve"> </w:t>
+      </w:r>
+      <w:r>
+        <w:rPr>
+          <w:lang w:val="de"/>
+        </w:rPr>
+        <w:t xml:space="preserve">nach der Arbeit.</w:t>
       </w:r>
     </w:p>
     <w:tbl>
@@ -1007,21 +1126,21 @@
               <w:rPr>
                 <w:lang w:val="de"/>
               </w:rPr>
-              <w:t xml:space="preserve">Nicht</w:t>
-            </w:r>
-          </w:p>
-        </w:tc>
-        <w:tc>
-          <w:tcPr/>
-          <w:p>
-            <w:pPr>
-              <w:pStyle w:val="Compact"/>
-            </w:pPr>
-            <w:r>
-              <w:rPr>
-                <w:lang w:val="de"/>
-              </w:rPr>
-              <w:t xml:space="preserve">Warum</w:t>
+              <w:t xml:space="preserve">Umstand</w:t>
+            </w:r>
+          </w:p>
+        </w:tc>
+        <w:tc>
+          <w:tcPr/>
+          <w:p>
+            <w:pPr>
+              <w:pStyle w:val="Compact"/>
+            </w:pPr>
+            <w:r>
+              <w:rPr>
+                <w:lang w:val="de"/>
+              </w:rPr>
+              <w:t xml:space="preserve">Was daraus für das Programm folgt</w:t>
             </w:r>
           </w:p>
         </w:tc>
@@ -1037,21 +1156,47 @@
               <w:rPr>
                 <w:lang w:val="de"/>
               </w:rPr>
-              <w:t xml:space="preserve">Kursverwaltung, Terminplanung, Erinnerungen</w:t>
-            </w:r>
-          </w:p>
-        </w:tc>
-        <w:tc>
-          <w:tcPr/>
-          <w:p>
-            <w:pPr>
-              <w:pStyle w:val="Compact"/>
-            </w:pPr>
-            <w:r>
-              <w:rPr>
-                <w:lang w:val="de"/>
-              </w:rPr>
-              <w:t xml:space="preserve">ein eigenes Feld, und dafür gibt es Werkzeuge</w:t>
+              <w:t xml:space="preserve">Niemand richtet etwas ein</w:t>
+            </w:r>
+          </w:p>
+        </w:tc>
+        <w:tc>
+          <w:tcPr/>
+          <w:p>
+            <w:pPr>
+              <w:pStyle w:val="Compact"/>
+            </w:pPr>
+            <w:r>
+              <w:rPr>
+                <w:lang w:val="de"/>
+              </w:rPr>
+              <w:t xml:space="preserve">Es darf</w:t>
+            </w:r>
+            <w:r>
+              <w:rPr>
+                <w:lang w:val="de"/>
+              </w:rPr>
+              <w:t xml:space="preserve"> </w:t>
+            </w:r>
+            <w:r>
+              <w:rPr>
+                <w:b/>
+                <w:bCs/>
+                <w:lang w:val="de"/>
+              </w:rPr>
+              <w:t xml:space="preserve">nichts zusätzlich installiert</w:t>
+            </w:r>
+            <w:r>
+              <w:rPr>
+                <w:lang w:val="de"/>
+              </w:rPr>
+              <w:t xml:space="preserve"> </w:t>
+            </w:r>
+            <w:r>
+              <w:rPr>
+                <w:lang w:val="de"/>
+              </w:rPr>
+              <w:t xml:space="preserve">werden müssen — keine Datenbank, keine Laufzeitumgebung, kein Serverdienst</w:t>
             </w:r>
           </w:p>
         </w:tc>
@@ -1067,21 +1212,41 @@
               <w:rPr>
                 <w:lang w:val="de"/>
               </w:rPr>
-              <w:t xml:space="preserve">Buchhaltung, Steuer, Einnahmenüberschussrechnung</w:t>
-            </w:r>
-          </w:p>
-        </w:tc>
-        <w:tc>
-          <w:tcPr/>
-          <w:p>
-            <w:pPr>
-              <w:pStyle w:val="Compact"/>
-            </w:pPr>
-            <w:r>
-              <w:rPr>
-                <w:lang w:val="de"/>
-              </w:rPr>
-              <w:t xml:space="preserve">ebenso, und mit eigenen Vorschriften</w:t>
+              <w:t xml:space="preserve">Es geht um Gesundheitsdaten</w:t>
+            </w:r>
+          </w:p>
+        </w:tc>
+        <w:tc>
+          <w:tcPr/>
+          <w:p>
+            <w:pPr>
+              <w:pStyle w:val="Compact"/>
+            </w:pPr>
+            <w:r>
+              <w:rPr>
+                <w:lang w:val="de"/>
+              </w:rPr>
+              <w:t xml:space="preserve">Die Daten bleiben</w:t>
+            </w:r>
+            <w:r>
+              <w:rPr>
+                <w:lang w:val="de"/>
+              </w:rPr>
+              <w:t xml:space="preserve"> </w:t>
+            </w:r>
+            <w:r>
+              <w:rPr>
+                <w:b/>
+                <w:bCs/>
+                <w:lang w:val="de"/>
+              </w:rPr>
+              <w:t xml:space="preserve">auf dem Rechner der Anwenderin</w:t>
+            </w:r>
+            <w:r>
+              <w:rPr>
+                <w:lang w:val="de"/>
+              </w:rPr>
+              <w:t xml:space="preserve">, nicht im Netz</w:t>
             </w:r>
           </w:p>
         </w:tc>
@@ -1097,21 +1262,47 @@
               <w:rPr>
                 <w:lang w:val="de"/>
               </w:rPr>
-              <w:t xml:space="preserve">Privatabrechnung mit Selbstzahlern</w:t>
-            </w:r>
-          </w:p>
-        </w:tc>
-        <w:tc>
-          <w:tcPr/>
-          <w:p>
-            <w:pPr>
-              <w:pStyle w:val="Compact"/>
-            </w:pPr>
-            <w:r>
-              <w:rPr>
-                <w:lang w:val="de"/>
-              </w:rPr>
-              <w:t xml:space="preserve">ein anderes Verfahren mit anderen Regeln</w:t>
+              <w:t xml:space="preserve">Niemand hilft, wenn etwas klemmt</w:t>
+            </w:r>
+          </w:p>
+        </w:tc>
+        <w:tc>
+          <w:tcPr/>
+          <w:p>
+            <w:pPr>
+              <w:pStyle w:val="Compact"/>
+            </w:pPr>
+            <w:r>
+              <w:rPr>
+                <w:lang w:val="de"/>
+              </w:rPr>
+              <w:t xml:space="preserve">Eine Meldung sagt,</w:t>
+            </w:r>
+            <w:r>
+              <w:rPr>
+                <w:lang w:val="de"/>
+              </w:rPr>
+              <w:t xml:space="preserve"> </w:t>
+            </w:r>
+            <w:r>
+              <w:rPr>
+                <w:b/>
+                <w:bCs/>
+                <w:lang w:val="de"/>
+              </w:rPr>
+              <w:t xml:space="preserve">was zu tun ist</w:t>
+            </w:r>
+            <w:r>
+              <w:rPr>
+                <w:lang w:val="de"/>
+              </w:rPr>
+              <w:t xml:space="preserve"> </w:t>
+            </w:r>
+            <w:r>
+              <w:rPr>
+                <w:lang w:val="de"/>
+              </w:rPr>
+              <w:t xml:space="preserve">— nicht, was schiefging. „Feld 4 ungültig” hilft niemandem</w:t>
             </w:r>
           </w:p>
         </w:tc>
@@ -1127,59 +1318,278 @@
               <w:rPr>
                 <w:lang w:val="de"/>
               </w:rPr>
-              <w:t xml:space="preserve">Mehrbenutzerbetrieb, Praxisverwaltung</w:t>
-            </w:r>
-          </w:p>
-        </w:tc>
-        <w:tc>
-          <w:tcPr/>
-          <w:p>
-            <w:pPr>
-              <w:pStyle w:val="Compact"/>
-            </w:pPr>
-            <w:r>
-              <w:rPr>
-                <w:lang w:val="de"/>
-              </w:rPr>
-              <w:t xml:space="preserve">eine bewusste Grenze; die gewählte Datenhaltung lässt genau einen Schreiber zu</w:t>
-            </w:r>
-          </w:p>
-        </w:tc>
-      </w:tr>
-      <w:tr>
-        <w:tc>
-          <w:tcPr/>
-          <w:p>
-            <w:pPr>
-              <w:pStyle w:val="Compact"/>
-            </w:pPr>
-            <w:r>
-              <w:rPr>
-                <w:lang w:val="de"/>
-              </w:rPr>
-              <w:t xml:space="preserve">Fachliche Beratung, welche Leistung abrechenbar ist</w:t>
-            </w:r>
-          </w:p>
-        </w:tc>
-        <w:tc>
-          <w:tcPr/>
-          <w:p>
-            <w:pPr>
-              <w:pStyle w:val="Compact"/>
-            </w:pPr>
-            <w:r>
-              <w:rPr>
-                <w:lang w:val="de"/>
-              </w:rPr>
-              <w:t xml:space="preserve">das entscheidet der Vertrag, nicht ein Programm</w:t>
+              <w:t xml:space="preserve">Abends, nebenher</w:t>
+            </w:r>
+          </w:p>
+        </w:tc>
+        <w:tc>
+          <w:tcPr/>
+          <w:p>
+            <w:pPr>
+              <w:pStyle w:val="Compact"/>
+            </w:pPr>
+            <w:r>
+              <w:rPr>
+                <w:lang w:val="de"/>
+              </w:rPr>
+              <w:t xml:space="preserve">Der Weg von den erfassten Daten zur fertigen Datei muss kurz sein</w:t>
             </w:r>
           </w:p>
         </w:tc>
       </w:tr>
     </w:tbl>
     <w:bookmarkEnd w:id="13"/>
+    <w:bookmarkStart w:id="14" w:name="was-es-ausdrücklich-nicht-wird"/>
+    <w:p>
+      <w:pPr>
+        <w:pStyle w:val="Heading3"/>
+      </w:pPr>
+      <w:r>
+        <w:rPr>
+          <w:lang w:val="de"/>
+        </w:rPr>
+        <w:t xml:space="preserve">Was es ausdrücklich nicht wird</w:t>
+      </w:r>
+    </w:p>
+    <w:p>
+      <w:pPr>
+        <w:pStyle w:val="FirstParagraph"/>
+      </w:pPr>
+      <w:r>
+        <w:rPr>
+          <w:lang w:val="de"/>
+        </w:rPr>
+        <w:t xml:space="preserve">So wichtig wie die andere Liste — ein Projekt ohne Grenzen wird nie fertig.</w:t>
+      </w:r>
+    </w:p>
+    <w:tbl>
+      <w:tblPr>
+        <w:tblStyle w:val="Table"/>
+        <w:tblW w:type="pct" w:w="5000"/>
+        <w:tblLayout w:type="fixed"/>
+        <w:tblLook w:firstRow="1" w:lastRow="0" w:firstColumn="0" w:lastColumn="0" w:noHBand="0" w:noVBand="0" w:val="0020"/>
+      </w:tblPr>
+      <w:tblGrid>
+        <w:gridCol w:w="3960"/>
+        <w:gridCol w:w="3960"/>
+      </w:tblGrid>
+      <w:tr>
+        <w:trPr>
+          <w:tblHeader w:val="on"/>
+        </w:trPr>
+        <w:tc>
+          <w:tcPr/>
+          <w:p>
+            <w:pPr>
+              <w:pStyle w:val="Compact"/>
+            </w:pPr>
+            <w:r>
+              <w:rPr>
+                <w:lang w:val="de"/>
+              </w:rPr>
+              <w:t xml:space="preserve">Nicht</w:t>
+            </w:r>
+          </w:p>
+        </w:tc>
+        <w:tc>
+          <w:tcPr/>
+          <w:p>
+            <w:pPr>
+              <w:pStyle w:val="Compact"/>
+            </w:pPr>
+            <w:r>
+              <w:rPr>
+                <w:lang w:val="de"/>
+              </w:rPr>
+              <w:t xml:space="preserve">Warum</w:t>
+            </w:r>
+          </w:p>
+        </w:tc>
+      </w:tr>
+      <w:tr>
+        <w:tc>
+          <w:tcPr/>
+          <w:p>
+            <w:pPr>
+              <w:pStyle w:val="Compact"/>
+            </w:pPr>
+            <w:r>
+              <w:rPr>
+                <w:lang w:val="de"/>
+              </w:rPr>
+              <w:t xml:space="preserve">Kurs- und Terminverwaltung, Erinnerungen</w:t>
+            </w:r>
+          </w:p>
+        </w:tc>
+        <w:tc>
+          <w:tcPr/>
+          <w:p>
+            <w:pPr>
+              <w:pStyle w:val="Compact"/>
+            </w:pPr>
+            <w:r>
+              <w:rPr>
+                <w:lang w:val="de"/>
+              </w:rPr>
+              <w:t xml:space="preserve">ein eigenes Feld, und dafür gibt es Werkzeuge</w:t>
+            </w:r>
+          </w:p>
+        </w:tc>
+      </w:tr>
+      <w:tr>
+        <w:tc>
+          <w:tcPr/>
+          <w:p>
+            <w:pPr>
+              <w:pStyle w:val="Compact"/>
+            </w:pPr>
+            <w:r>
+              <w:rPr>
+                <w:lang w:val="de"/>
+              </w:rPr>
+              <w:t xml:space="preserve">Buchhaltung, Steuer, Einnahmenüberschussrechnung</w:t>
+            </w:r>
+          </w:p>
+        </w:tc>
+        <w:tc>
+          <w:tcPr/>
+          <w:p>
+            <w:pPr>
+              <w:pStyle w:val="Compact"/>
+            </w:pPr>
+            <w:r>
+              <w:rPr>
+                <w:lang w:val="de"/>
+              </w:rPr>
+              <w:t xml:space="preserve">ebenso, und mit eigenen Vorschriften</w:t>
+            </w:r>
+          </w:p>
+        </w:tc>
+      </w:tr>
+      <w:tr>
+        <w:tc>
+          <w:tcPr/>
+          <w:p>
+            <w:pPr>
+              <w:pStyle w:val="Compact"/>
+            </w:pPr>
+            <w:r>
+              <w:rPr>
+                <w:lang w:val="de"/>
+              </w:rPr>
+              <w:t xml:space="preserve">Privatabrechnung mit Selbstzahlern</w:t>
+            </w:r>
+          </w:p>
+        </w:tc>
+        <w:tc>
+          <w:tcPr/>
+          <w:p>
+            <w:pPr>
+              <w:pStyle w:val="Compact"/>
+            </w:pPr>
+            <w:r>
+              <w:rPr>
+                <w:lang w:val="de"/>
+              </w:rPr>
+              <w:t xml:space="preserve">ein anderes Verfahren mit anderen Regeln</w:t>
+            </w:r>
+          </w:p>
+        </w:tc>
+      </w:tr>
+      <w:tr>
+        <w:tc>
+          <w:tcPr/>
+          <w:p>
+            <w:pPr>
+              <w:pStyle w:val="Compact"/>
+            </w:pPr>
+            <w:r>
+              <w:rPr>
+                <w:lang w:val="de"/>
+              </w:rPr>
+              <w:t xml:space="preserve">Mehrbenutzerbetrieb, Praxisverwaltung</w:t>
+            </w:r>
+          </w:p>
+        </w:tc>
+        <w:tc>
+          <w:tcPr/>
+          <w:p>
+            <w:pPr>
+              <w:pStyle w:val="Compact"/>
+            </w:pPr>
+            <w:r>
+              <w:rPr>
+                <w:lang w:val="de"/>
+              </w:rPr>
+              <w:t xml:space="preserve">eine bewusste Grenze; die gewählte Datenhaltung lässt genau einen Schreiber zu</w:t>
+            </w:r>
+          </w:p>
+        </w:tc>
+      </w:tr>
+      <w:tr>
+        <w:tc>
+          <w:tcPr/>
+          <w:p>
+            <w:pPr>
+              <w:pStyle w:val="Compact"/>
+            </w:pPr>
+            <w:r>
+              <w:rPr>
+                <w:lang w:val="de"/>
+              </w:rPr>
+              <w:t xml:space="preserve">Ein mitgelieferter Katalog gültiger Positionsnummern je Bereich</w:t>
+            </w:r>
+          </w:p>
+        </w:tc>
+        <w:tc>
+          <w:tcPr/>
+          <w:p>
+            <w:pPr>
+              <w:pStyle w:val="Compact"/>
+            </w:pPr>
+            <w:r>
+              <w:rPr>
+                <w:lang w:val="de"/>
+              </w:rPr>
+              <w:t xml:space="preserve">die ergeben sich aus dem Vertrag. Das Programm hält den Rahmen bereit, die Werte trägt ein, wer den Vertrag hat</w:t>
+            </w:r>
+          </w:p>
+        </w:tc>
+      </w:tr>
+      <w:tr>
+        <w:tc>
+          <w:tcPr/>
+          <w:p>
+            <w:pPr>
+              <w:pStyle w:val="Compact"/>
+            </w:pPr>
+            <w:r>
+              <w:rPr>
+                <w:lang w:val="de"/>
+              </w:rPr>
+              <w:t xml:space="preserve">Fachliche Beratung, welche Leistung abrechenbar ist</w:t>
+            </w:r>
+          </w:p>
+        </w:tc>
+        <w:tc>
+          <w:tcPr/>
+          <w:p>
+            <w:pPr>
+              <w:pStyle w:val="Compact"/>
+            </w:pPr>
+            <w:r>
+              <w:rPr>
+                <w:lang w:val="de"/>
+              </w:rPr>
+              <w:t xml:space="preserve">das entscheidet ebenfalls der Vertrag, nicht ein Programm</w:t>
+            </w:r>
+          </w:p>
+        </w:tc>
+      </w:tr>
+    </w:tbl>
     <w:bookmarkEnd w:id="14"/>
-    <w:bookmarkStart w:id="16" w:name="entscheidung"/>
+    <w:bookmarkEnd w:id="15"/>
+    <w:bookmarkStart w:id="17" w:name="entscheidung"/>
     <w:p>
       <w:pPr>
         <w:pStyle w:val="Heading2"/>
@@ -1201,7 +1611,7 @@
           <w:bCs/>
           <w:lang w:val="de"/>
         </w:rPr>
-        <w:t xml:space="preserve">Das Projekt wird ein Einzelplatzprogramm, das aus vorhandenen Kursdaten eine</w:t>
+        <w:t xml:space="preserve">Das Projekt wird ein Einzelplatzprogramm, das aus vorhandenen Leistungsdaten</w:t>
       </w:r>
       <w:r>
         <w:rPr>
@@ -1217,7 +1627,7 @@
           <w:bCs/>
           <w:lang w:val="de"/>
         </w:rPr>
-        <w:t xml:space="preserve">prüffähige Abrechnungsdatei erzeugt — und das jede Datei prüft, bevor sie</w:t>
+        <w:t xml:space="preserve">eine prüffähige Abrechnungsdatei erzeugt — und das jede Datei prüft, bevor sie</w:t>
       </w:r>
       <w:r>
         <w:rPr>
@@ -1234,6 +1644,30 @@
           <w:lang w:val="de"/>
         </w:rPr>
         <w:t xml:space="preserve">hinausgeht.</w:t>
+      </w:r>
+      <w:r>
+        <w:rPr>
+          <w:lang w:val="de"/>
+        </w:rPr>
+        <w:t xml:space="preserve"> </w:t>
+      </w:r>
+      <w:r>
+        <w:rPr>
+          <w:lang w:val="de"/>
+        </w:rPr>
+        <w:t xml:space="preserve">Der Aufbau folgt dem Verfahren, nicht einem einzelnen</w:t>
+      </w:r>
+      <w:r>
+        <w:rPr>
+          <w:lang w:val="de"/>
+        </w:rPr>
+        <w:t xml:space="preserve"> </w:t>
+      </w:r>
+      <w:r>
+        <w:rPr>
+          <w:lang w:val="de"/>
+        </w:rPr>
+        <w:t xml:space="preserve">Leistungsbereich; der erste bediente ist die Hebammenhilfe.</w:t>
       </w:r>
     </w:p>
     <w:tbl>
@@ -1336,7 +1770,7 @@
               <w:rPr>
                 <w:lang w:val="de"/>
               </w:rPr>
-              <w:t xml:space="preserve">Teilnehmerinnen mit Versicherungsangaben, die Leistungserbringerin selbst, Gruppen als Zusammenfassung eines Kurses</w:t>
+              <w:t xml:space="preserve">versicherte Personen mit ihren Versicherungsangaben, die Leistungserbringerin selbst, Leistungsfälle als Zusammenfassung — ein Kurs, eine Behandlungsserie</w:t>
             </w:r>
           </w:p>
         </w:tc>
@@ -1382,7 +1816,7 @@
               <w:rPr>
                 <w:lang w:val="de"/>
               </w:rPr>
-              <w:t xml:space="preserve">was ein Kurs kostet, unter welcher Position er abgerechnet wird — einmal festgelegt, mehrfach verwendet</w:t>
+              <w:t xml:space="preserve">was eine Einheit kostet, unter welcher Position sie abgerechnet wird — einmal festgelegt, mehrfach verwendet. Hier sitzt das Bereichsspezifische</w:t>
             </w:r>
           </w:p>
         </w:tc>
@@ -1428,7 +1862,7 @@
               <w:rPr>
                 <w:lang w:val="de"/>
               </w:rPr>
-              <w:t xml:space="preserve">aus Gruppe, Leistungsbeschreibung und Terminanzahl entsteht die Nachricht im vorgeschriebenen Format</w:t>
+              <w:t xml:space="preserve">aus Leistungsfall, Beschreibung und Anzahl der Einheiten entsteht die Nachricht im vorgeschriebenen Format</w:t>
             </w:r>
           </w:p>
         </w:tc>
@@ -1526,7 +1960,7 @@
         </w:tc>
       </w:tr>
     </w:tbl>
-    <w:bookmarkStart w:id="15" w:name="warum-nicht-der-einfachere-weg"/>
+    <w:bookmarkStart w:id="16" w:name="warum-nicht-der-einfachere-weg"/>
     <w:p>
       <w:pPr>
         <w:pStyle w:val="Heading3"/>
@@ -1701,9 +2135,9 @@
         <w:t xml:space="preserve">Aufwand nicht.</w:t>
       </w:r>
     </w:p>
-    <w:bookmarkEnd w:id="15"/>
     <w:bookmarkEnd w:id="16"/>
-    <w:bookmarkStart w:id="27" w:name="ergebnis"/>
+    <w:bookmarkEnd w:id="17"/>
+    <w:bookmarkStart w:id="28" w:name="ergebnis"/>
     <w:p>
       <w:pPr>
         <w:pStyle w:val="Heading2"/>
@@ -1715,7 +2149,7 @@
         <w:t xml:space="preserve">Ergebnis</w:t>
       </w:r>
     </w:p>
-    <w:bookmarkStart w:id="17" w:name="das-zielbild"/>
+    <w:bookmarkStart w:id="18" w:name="das-zielbild"/>
     <w:p>
       <w:pPr>
         <w:pStyle w:val="Heading3"/>
@@ -1784,7 +2218,7 @@
                 <w:bCs/>
                 <w:lang w:val="de"/>
               </w:rPr>
-              <w:t xml:space="preserve">Kursdaten</w:t>
+              <w:t xml:space="preserve">Leistungsdaten</w:t>
             </w:r>
           </w:p>
         </w:tc>
@@ -1882,8 +2316,8 @@
         </w:tc>
       </w:tr>
     </w:tbl>
-    <w:bookmarkEnd w:id="17"/>
-    <w:bookmarkStart w:id="21" w:name="die-begriffe-und-ihre-beziehungen"/>
+    <w:bookmarkEnd w:id="18"/>
+    <w:bookmarkStart w:id="22" w:name="die-begriffe-und-ihre-beziehungen"/>
     <w:p>
       <w:pPr>
         <w:pStyle w:val="Heading3"/>
@@ -1967,20 +2401,20 @@
       <w:r>
         <w:drawing>
           <wp:inline>
-            <wp:extent cx="5334000" cy="4068355"/>
+            <wp:extent cx="5334000" cy="4318958"/>
             <wp:effectExtent b="0" l="0" r="0" t="0"/>
-            <wp:docPr descr="Fachliches Übersichtsmodell" title="" id="19" name="Picture"/>
+            <wp:docPr descr="Fachliches Übersichtsmodell" title="" id="20" name="Picture"/>
             <a:graphic>
               <a:graphicData uri="http://schemas.openxmlformats.org/drawingml/2006/picture">
                 <pic:pic>
                   <pic:nvPicPr>
-                    <pic:cNvPr descr="../GKVTransmitter_Vision_Fachmodell.png" id="20" name="Picture"/>
+                    <pic:cNvPr descr="../GKVTransmitter_Vision_Fachmodell.png" id="21" name="Picture"/>
                     <pic:cNvPicPr>
                       <a:picLocks noChangeArrowheads="1" noChangeAspect="1"/>
                     </pic:cNvPicPr>
                   </pic:nvPicPr>
                   <pic:blipFill>
-                    <a:blip r:embed="rId18"/>
+                    <a:blip r:embed="rId19"/>
                     <a:stretch>
                       <a:fillRect/>
                     </a:stretch>
@@ -1988,7 +2422,7 @@
                   <pic:spPr bwMode="auto">
                     <a:xfrm>
                       <a:off x="0" y="0"/>
-                      <a:ext cx="5334000" cy="4068355"/>
+                      <a:ext cx="5334000" cy="4318958"/>
                     </a:xfrm>
                     <a:prstGeom prst="rect">
                       <a:avLst/>
@@ -2026,7 +2460,121 @@
         <w:rPr>
           <w:lang w:val="de"/>
         </w:rPr>
-        <w:t xml:space="preserve">Drei Beobachtungen aus diesem Bild prägen alles Weitere:</w:t>
+        <w:t xml:space="preserve">Die Begriffe sind bewusst so gewählt, dass sie den ersten Anwendungsfall</w:t>
+      </w:r>
+      <w:r>
+        <w:rPr>
+          <w:lang w:val="de"/>
+        </w:rPr>
+        <w:t xml:space="preserve"> </w:t>
+      </w:r>
+      <w:r>
+        <w:rPr>
+          <w:lang w:val="de"/>
+        </w:rPr>
+        <w:t xml:space="preserve">überdauern:</w:t>
+      </w:r>
+      <w:r>
+        <w:rPr>
+          <w:lang w:val="de"/>
+        </w:rPr>
+        <w:t xml:space="preserve"> </w:t>
+      </w:r>
+      <w:r>
+        <w:rPr>
+          <w:b/>
+          <w:bCs/>
+          <w:lang w:val="de"/>
+        </w:rPr>
+        <w:t xml:space="preserve">Leistungsfall</w:t>
+      </w:r>
+      <w:r>
+        <w:rPr>
+          <w:lang w:val="de"/>
+        </w:rPr>
+        <w:t xml:space="preserve"> </w:t>
+      </w:r>
+      <w:r>
+        <w:rPr>
+          <w:lang w:val="de"/>
+        </w:rPr>
+        <w:t xml:space="preserve">statt Kurs,</w:t>
+      </w:r>
+      <w:r>
+        <w:rPr>
+          <w:lang w:val="de"/>
+        </w:rPr>
+        <w:t xml:space="preserve"> </w:t>
+      </w:r>
+      <w:r>
+        <w:rPr>
+          <w:b/>
+          <w:bCs/>
+          <w:lang w:val="de"/>
+        </w:rPr>
+        <w:t xml:space="preserve">versicherte Person</w:t>
+      </w:r>
+      <w:r>
+        <w:rPr>
+          <w:lang w:val="de"/>
+        </w:rPr>
+        <w:t xml:space="preserve"> </w:t>
+      </w:r>
+      <w:r>
+        <w:rPr>
+          <w:lang w:val="de"/>
+        </w:rPr>
+        <w:t xml:space="preserve">statt</w:t>
+      </w:r>
+      <w:r>
+        <w:rPr>
+          <w:lang w:val="de"/>
+        </w:rPr>
+        <w:t xml:space="preserve"> </w:t>
+      </w:r>
+      <w:r>
+        <w:rPr>
+          <w:lang w:val="de"/>
+        </w:rPr>
+        <w:t xml:space="preserve">Teilnehmerin,</w:t>
+      </w:r>
+      <w:r>
+        <w:rPr>
+          <w:lang w:val="de"/>
+        </w:rPr>
+        <w:t xml:space="preserve"> </w:t>
+      </w:r>
+      <w:r>
+        <w:rPr>
+          <w:b/>
+          <w:bCs/>
+          <w:lang w:val="de"/>
+        </w:rPr>
+        <w:t xml:space="preserve">Leistungsnachweis</w:t>
+      </w:r>
+      <w:r>
+        <w:rPr>
+          <w:lang w:val="de"/>
+        </w:rPr>
+        <w:t xml:space="preserve"> </w:t>
+      </w:r>
+      <w:r>
+        <w:rPr>
+          <w:lang w:val="de"/>
+        </w:rPr>
+        <w:t xml:space="preserve">statt Anwesenheit. Drei Beobachtungen aus</w:t>
+      </w:r>
+      <w:r>
+        <w:rPr>
+          <w:lang w:val="de"/>
+        </w:rPr>
+        <w:t xml:space="preserve"> </w:t>
+      </w:r>
+      <w:r>
+        <w:rPr>
+          <w:lang w:val="de"/>
+        </w:rPr>
+        <w:t xml:space="preserve">dem Bild prägen alles Weitere:</w:t>
       </w:r>
     </w:p>
     <w:tbl>
@@ -2086,7 +2634,7 @@
                 <w:bCs/>
                 <w:lang w:val="de"/>
               </w:rPr>
-              <w:t xml:space="preserve">Die Teilnehmerin ist nicht die Zahlende</w:t>
+              <w:t xml:space="preserve">Die versicherte Person ist nicht die Zahlende</w:t>
             </w:r>
             <w:r>
               <w:rPr>
@@ -2112,7 +2660,7 @@
               <w:rPr>
                 <w:lang w:val="de"/>
               </w:rPr>
-              <w:t xml:space="preserve">An jeder Teilnehmerin hängt ein zweiter Satz Angaben: Versichertennummer, Status, Kasse. Mit dem Kurs hat er nichts zu tun, ohne ihn geht trotzdem nichts</w:t>
+              <w:t xml:space="preserve">An ihr hängt ein zweiter Satz Angaben: Versichertennummer, Status, Kasse. Mit der Leistung hat er nichts zu tun, ohne ihn geht trotzdem nichts</w:t>
             </w:r>
           </w:p>
         </w:tc>
@@ -2269,8 +2817,8 @@
         <w:t xml:space="preserve">diesem Zeitpunkt nicht absehbar — sie wird in Teil 04 zum Problem.</w:t>
       </w:r>
     </w:p>
-    <w:bookmarkEnd w:id="21"/>
-    <w:bookmarkStart w:id="25" w:name="was-dauerhaft-festgehalten-werden-muss"/>
+    <w:bookmarkEnd w:id="22"/>
+    <w:bookmarkStart w:id="26" w:name="was-dauerhaft-festgehalten-werden-muss"/>
     <w:p>
       <w:pPr>
         <w:pStyle w:val="Heading3"/>
@@ -2342,20 +2890,20 @@
       <w:r>
         <w:drawing>
           <wp:inline>
-            <wp:extent cx="5334000" cy="4807044"/>
+            <wp:extent cx="5334000" cy="5728387"/>
             <wp:effectExtent b="0" l="0" r="0" t="0"/>
-            <wp:docPr descr="Erstes Datenmodell" title="" id="23" name="Picture"/>
+            <wp:docPr descr="Erstes Datenmodell" title="" id="24" name="Picture"/>
             <a:graphic>
               <a:graphicData uri="http://schemas.openxmlformats.org/drawingml/2006/picture">
                 <pic:pic>
                   <pic:nvPicPr>
-                    <pic:cNvPr descr="../GKVTransmitter_Vision_ER.png" id="24" name="Picture"/>
+                    <pic:cNvPr descr="../GKVTransmitter_Vision_ER.png" id="25" name="Picture"/>
                     <pic:cNvPicPr>
                       <a:picLocks noChangeArrowheads="1" noChangeAspect="1"/>
                     </pic:cNvPicPr>
                   </pic:nvPicPr>
                   <pic:blipFill>
-                    <a:blip r:embed="rId22"/>
+                    <a:blip r:embed="rId23"/>
                     <a:stretch>
                       <a:fillRect/>
                     </a:stretch>
@@ -2363,7 +2911,7 @@
                   <pic:spPr bwMode="auto">
                     <a:xfrm>
                       <a:off x="0" y="0"/>
-                      <a:ext cx="5334000" cy="4807044"/>
+                      <a:ext cx="5334000" cy="5728387"/>
                     </a:xfrm>
                     <a:prstGeom prst="rect">
                       <a:avLst/>
@@ -2831,8 +3379,51 @@
         </w:tc>
       </w:tr>
     </w:tbl>
-    <w:bookmarkEnd w:id="25"/>
-    <w:bookmarkStart w:id="26" w:name="woran-sich-erfolg-messen-lässt"/>
+    <w:p>
+      <w:pPr>
+        <w:pStyle w:val="BodyText"/>
+      </w:pPr>
+      <w:r>
+        <w:rPr>
+          <w:lang w:val="de"/>
+        </w:rPr>
+        <w:t xml:space="preserve">Alles Bereichsspezifische sammelt sich in einer einzigen Entität, der</w:t>
+      </w:r>
+      <w:r>
+        <w:rPr>
+          <w:lang w:val="de"/>
+        </w:rPr>
+        <w:t xml:space="preserve"> </w:t>
+      </w:r>
+      <w:r>
+        <w:rPr>
+          <w:b/>
+          <w:bCs/>
+          <w:lang w:val="de"/>
+        </w:rPr>
+        <w:t xml:space="preserve">Leistungsbeschreibung</w:t>
+      </w:r>
+      <w:r>
+        <w:rPr>
+          <w:lang w:val="de"/>
+        </w:rPr>
+        <w:t xml:space="preserve">. Das ist keine Schönheit, sondern der Preis dafür, dass</w:t>
+      </w:r>
+      <w:r>
+        <w:rPr>
+          <w:lang w:val="de"/>
+        </w:rPr>
+        <w:t xml:space="preserve"> </w:t>
+      </w:r>
+      <w:r>
+        <w:rPr>
+          <w:lang w:val="de"/>
+        </w:rPr>
+        <w:t xml:space="preserve">ein weiterer Leistungsbereich später ein Eintrag bleibt und kein Umbau wird.</w:t>
+      </w:r>
+    </w:p>
+    <w:bookmarkEnd w:id="26"/>
+    <w:bookmarkStart w:id="27" w:name="woran-sich-erfolg-messen-lässt"/>
     <w:p>
       <w:pPr>
         <w:pStyle w:val="Heading3"/>
@@ -2970,7 +3561,7 @@
               <w:rPr>
                 <w:lang w:val="de"/>
               </w:rPr>
-              <w:t xml:space="preserve">Der Weg von den Kursdaten zur Datei dauert Minuten</w:t>
+              <w:t xml:space="preserve">Der Weg von den Leistungsdaten zur Datei dauert Minuten</w:t>
             </w:r>
           </w:p>
         </w:tc>
@@ -3019,10 +3610,40 @@
           </w:p>
         </w:tc>
       </w:tr>
+      <w:tr>
+        <w:tc>
+          <w:tcPr/>
+          <w:p>
+            <w:pPr>
+              <w:pStyle w:val="Compact"/>
+            </w:pPr>
+            <w:r>
+              <w:rPr>
+                <w:lang w:val="de"/>
+              </w:rPr>
+              <w:t xml:space="preserve">Ein weiterer Leistungsbereich kommt ohne Änderung am Aufbau hinzu</w:t>
+            </w:r>
+          </w:p>
+        </w:tc>
+        <w:tc>
+          <w:tcPr/>
+          <w:p>
+            <w:pPr>
+              <w:pStyle w:val="Compact"/>
+            </w:pPr>
+            <w:r>
+              <w:rPr>
+                <w:lang w:val="de"/>
+              </w:rPr>
+              <w:t xml:space="preserve">die Probe darauf, ob die Verallgemeinerung getragen hat</w:t>
+            </w:r>
+          </w:p>
+        </w:tc>
+      </w:tr>
     </w:tbl>
-    <w:bookmarkEnd w:id="26"/>
     <w:bookmarkEnd w:id="27"/>
-    <w:bookmarkStart w:id="28" w:name="offen-geblieben"/>
+    <w:bookmarkEnd w:id="28"/>
+    <w:bookmarkStart w:id="29" w:name="offen-geblieben"/>
     <w:p>
       <w:pPr>
         <w:pStyle w:val="Heading2"/>
@@ -3089,43 +3710,43 @@
           <w:bCs/>
           <w:lang w:val="de"/>
         </w:rPr>
-        <w:t xml:space="preserve">Was von der Vision überhaupt erreichbar ist.</w:t>
-      </w:r>
-      <w:r>
-        <w:rPr>
-          <w:lang w:val="de"/>
-        </w:rPr>
-        <w:t xml:space="preserve"> </w:t>
-      </w:r>
-      <w:r>
-        <w:rPr>
-          <w:lang w:val="de"/>
-        </w:rPr>
-        <w:t xml:space="preserve">Der Versand an eine</w:t>
-      </w:r>
-      <w:r>
-        <w:rPr>
-          <w:lang w:val="de"/>
-        </w:rPr>
-        <w:t xml:space="preserve"> </w:t>
-      </w:r>
-      <w:r>
-        <w:rPr>
-          <w:lang w:val="de"/>
-        </w:rPr>
-        <w:t xml:space="preserve">Krankenkasse ist kein technisches Problem allein; es gibt Zulassungen und</w:t>
-      </w:r>
-      <w:r>
-        <w:rPr>
-          <w:lang w:val="de"/>
-        </w:rPr>
-        <w:t xml:space="preserve"> </w:t>
-      </w:r>
-      <w:r>
-        <w:rPr>
-          <w:lang w:val="de"/>
-        </w:rPr>
-        <w:t xml:space="preserve">Nachweise, die niemand programmieren kann. Teil 04 grenzt das ab.</w:t>
+        <w:t xml:space="preserve">Welche Leistungsbereiche tatsächlich bedient werden.</w:t>
+      </w:r>
+      <w:r>
+        <w:rPr>
+          <w:lang w:val="de"/>
+        </w:rPr>
+        <w:t xml:space="preserve"> </w:t>
+      </w:r>
+      <w:r>
+        <w:rPr>
+          <w:lang w:val="de"/>
+        </w:rPr>
+        <w:t xml:space="preserve">Die Vision hält den</w:t>
+      </w:r>
+      <w:r>
+        <w:rPr>
+          <w:lang w:val="de"/>
+        </w:rPr>
+        <w:t xml:space="preserve"> </w:t>
+      </w:r>
+      <w:r>
+        <w:rPr>
+          <w:lang w:val="de"/>
+        </w:rPr>
+        <w:t xml:space="preserve">Rahmen offen; welche Werte darin gültig sind, ergibt sich aus Verträgen, die</w:t>
+      </w:r>
+      <w:r>
+        <w:rPr>
+          <w:lang w:val="de"/>
+        </w:rPr>
+        <w:t xml:space="preserve"> </w:t>
+      </w:r>
+      <w:r>
+        <w:rPr>
+          <w:lang w:val="de"/>
+        </w:rPr>
+        <w:t xml:space="preserve">nicht vorliegen. Teil 03 grenzt das ein.</w:t>
       </w:r>
     </w:p>
     <w:p>
@@ -3142,43 +3763,43 @@
           <w:bCs/>
           <w:lang w:val="de"/>
         </w:rPr>
-        <w:t xml:space="preserve">Ob sich der eigene Weg wirtschaftlich lohnt</w:t>
-      </w:r>
-      <w:r>
-        <w:rPr>
-          <w:lang w:val="de"/>
-        </w:rPr>
-        <w:t xml:space="preserve"> </w:t>
-      </w:r>
-      <w:r>
-        <w:rPr>
-          <w:lang w:val="de"/>
-        </w:rPr>
-        <w:t xml:space="preserve">gegenüber einer</w:t>
-      </w:r>
-      <w:r>
-        <w:rPr>
-          <w:lang w:val="de"/>
-        </w:rPr>
-        <w:t xml:space="preserve"> </w:t>
-      </w:r>
-      <w:r>
-        <w:rPr>
-          <w:lang w:val="de"/>
-        </w:rPr>
-        <w:t xml:space="preserve">Abrechnungsstelle. Diese Frage stellt sich am Ende noch einmal, mit Zahlen —</w:t>
-      </w:r>
-      <w:r>
-        <w:rPr>
-          <w:lang w:val="de"/>
-        </w:rPr>
-        <w:t xml:space="preserve"> </w:t>
-      </w:r>
-      <w:r>
-        <w:rPr>
-          <w:lang w:val="de"/>
-        </w:rPr>
-        <w:t xml:space="preserve">siehe Teil 23.</w:t>
+        <w:t xml:space="preserve">Was von der Vision überhaupt erreichbar ist.</w:t>
+      </w:r>
+      <w:r>
+        <w:rPr>
+          <w:lang w:val="de"/>
+        </w:rPr>
+        <w:t xml:space="preserve"> </w:t>
+      </w:r>
+      <w:r>
+        <w:rPr>
+          <w:lang w:val="de"/>
+        </w:rPr>
+        <w:t xml:space="preserve">Der Versand an eine</w:t>
+      </w:r>
+      <w:r>
+        <w:rPr>
+          <w:lang w:val="de"/>
+        </w:rPr>
+        <w:t xml:space="preserve"> </w:t>
+      </w:r>
+      <w:r>
+        <w:rPr>
+          <w:lang w:val="de"/>
+        </w:rPr>
+        <w:t xml:space="preserve">Krankenkasse ist kein technisches Problem allein; es gibt Zulassungen und</w:t>
+      </w:r>
+      <w:r>
+        <w:rPr>
+          <w:lang w:val="de"/>
+        </w:rPr>
+        <w:t xml:space="preserve"> </w:t>
+      </w:r>
+      <w:r>
+        <w:rPr>
+          <w:lang w:val="de"/>
+        </w:rPr>
+        <w:t xml:space="preserve">Nachweise, die niemand programmieren kann. Teil 04 grenzt das ab.</w:t>
       </w:r>
     </w:p>
     <w:p>
@@ -3195,57 +3816,102 @@
           <w:bCs/>
           <w:lang w:val="de"/>
         </w:rPr>
-        <w:t xml:space="preserve">Wie aus den Begriffen Klassen werden</w:t>
-      </w:r>
-      <w:r>
-        <w:rPr>
-          <w:lang w:val="de"/>
-        </w:rPr>
-        <w:t xml:space="preserve"> </w:t>
-      </w:r>
-      <w:r>
-        <w:rPr>
-          <w:lang w:val="de"/>
-        </w:rPr>
-        <w:t xml:space="preserve">und aus dem Datenmodell ein Schema.</w:t>
-      </w:r>
-      <w:r>
-        <w:rPr>
-          <w:lang w:val="de"/>
-        </w:rPr>
-        <w:t xml:space="preserve"> </w:t>
-      </w:r>
-      <w:r>
-        <w:rPr>
-          <w:lang w:val="de"/>
-        </w:rPr>
-        <w:t xml:space="preserve">Die Umsetzung folgt in den Teilen 06 und 07. Dass die beiden Bilder dort nicht</w:t>
-      </w:r>
-      <w:r>
-        <w:rPr>
-          <w:lang w:val="de"/>
-        </w:rPr>
-        <w:t xml:space="preserve"> </w:t>
-      </w:r>
-      <w:r>
-        <w:rPr>
-          <w:lang w:val="de"/>
-        </w:rPr>
-        <w:t xml:space="preserve">mehr gleich aussehen werden, ist zu erwarten —</w:t>
-      </w:r>
-      <w:r>
-        <w:rPr>
-          <w:lang w:val="de"/>
-        </w:rPr>
-        <w:t xml:space="preserve"> </w:t>
-      </w:r>
+        <w:t xml:space="preserve">Ob sich der eigene Weg wirtschaftlich lohnt</w:t>
+      </w:r>
+      <w:r>
+        <w:rPr>
+          <w:lang w:val="de"/>
+        </w:rPr>
+        <w:t xml:space="preserve"> </w:t>
+      </w:r>
+      <w:r>
+        <w:rPr>
+          <w:lang w:val="de"/>
+        </w:rPr>
+        <w:t xml:space="preserve">gegenüber einer</w:t>
+      </w:r>
+      <w:r>
+        <w:rPr>
+          <w:lang w:val="de"/>
+        </w:rPr>
+        <w:t xml:space="preserve"> </w:t>
+      </w:r>
+      <w:r>
+        <w:rPr>
+          <w:lang w:val="de"/>
+        </w:rPr>
+        <w:t xml:space="preserve">Abrechnungsstelle. Diese Frage stellt sich am Ende noch einmal, mit Zahlen —</w:t>
+      </w:r>
+      <w:r>
+        <w:rPr>
+          <w:lang w:val="de"/>
+        </w:rPr>
+        <w:t xml:space="preserve"> </w:t>
+      </w:r>
+      <w:r>
+        <w:rPr>
+          <w:lang w:val="de"/>
+        </w:rPr>
+        <w:t xml:space="preserve">siehe Teil 23.</w:t>
+      </w:r>
+    </w:p>
+    <w:p>
+      <w:pPr>
+        <w:pStyle w:val="Compact"/>
+        <w:numPr>
+          <w:ilvl w:val="0"/>
+          <w:numId w:val="1002"/>
+        </w:numPr>
+      </w:pPr>
       <w:r>
         <w:rPr>
           <w:b/>
           <w:bCs/>
           <w:lang w:val="de"/>
         </w:rPr>
-        <w:t xml:space="preserve">wo sie abweichen, ist die</w:t>
+        <w:t xml:space="preserve">Wie aus den Begriffen Klassen werden</w:t>
+      </w:r>
+      <w:r>
+        <w:rPr>
+          <w:lang w:val="de"/>
+        </w:rPr>
+        <w:t xml:space="preserve"> </w:t>
+      </w:r>
+      <w:r>
+        <w:rPr>
+          <w:lang w:val="de"/>
+        </w:rPr>
+        <w:t xml:space="preserve">und aus dem Datenmodell ein Schema.</w:t>
+      </w:r>
+      <w:r>
+        <w:rPr>
+          <w:lang w:val="de"/>
+        </w:rPr>
+        <w:t xml:space="preserve"> </w:t>
+      </w:r>
+      <w:r>
+        <w:rPr>
+          <w:lang w:val="de"/>
+        </w:rPr>
+        <w:t xml:space="preserve">Die Umsetzung folgt in den Teilen 06 und 07. Dass die beiden Bilder dort nicht</w:t>
+      </w:r>
+      <w:r>
+        <w:rPr>
+          <w:lang w:val="de"/>
+        </w:rPr>
+        <w:t xml:space="preserve"> </w:t>
+      </w:r>
+      <w:r>
+        <w:rPr>
+          <w:lang w:val="de"/>
+        </w:rPr>
+        <w:t xml:space="preserve">mehr gleich aussehen werden, ist zu erwarten —</w:t>
+      </w:r>
+      <w:r>
+        <w:rPr>
+          <w:lang w:val="de"/>
+        </w:rPr>
+        <w:t xml:space="preserve"> </w:t>
       </w:r>
       <w:r>
         <w:rPr>
@@ -3253,7 +3919,7 @@
           <w:bCs/>
           <w:lang w:val="de"/>
         </w:rPr>
-        <w:t xml:space="preserve"> </w:t>
+        <w:t xml:space="preserve">wo sie abweichen, ist die</w:t>
       </w:r>
       <w:r>
         <w:rPr>
@@ -3261,11 +3927,19 @@
           <w:bCs/>
           <w:lang w:val="de"/>
         </w:rPr>
+        <w:t xml:space="preserve"> </w:t>
+      </w:r>
+      <w:r>
+        <w:rPr>
+          <w:b/>
+          <w:bCs/>
+          <w:lang w:val="de"/>
+        </w:rPr>
         <w:t xml:space="preserve">interessante Stelle.</w:t>
       </w:r>
     </w:p>
-    <w:bookmarkEnd w:id="28"/>
     <w:bookmarkEnd w:id="29"/>
+    <w:bookmarkEnd w:id="30"/>
     <w:sectPr>
       <w:footnotePr>
         <w:numRestart w:val="eachSect"/>

--- a/GKVTransmitter/Information/dokumentation/00-Gesamtdokumentation.docx
+++ b/GKVTransmitter/Information/dokumentation/00-Gesamtdokumentation.docx
@@ -53,7 +53,7 @@
         </w:p>
       </w:sdtContent>
     </w:sdt>
-    <w:bookmarkStart w:id="30" w:name="teil-01-vision"/>
+    <w:bookmarkStart w:id="31" w:name="teil-01-vision"/>
     <w:p>
       <w:pPr>
         <w:pStyle w:val="Heading1"/>
@@ -429,7 +429,7 @@
       </w:r>
     </w:p>
     <w:bookmarkEnd w:id="9"/>
-    <w:bookmarkStart w:id="10" w:name="ziel-dieses-teils"/>
+    <w:bookmarkStart w:id="10" w:name="X0b22bf6df29d4855adc13b37f033195bc669984"/>
     <w:p>
       <w:pPr>
         <w:pStyle w:val="Heading2"/>
@@ -438,101 +438,7 @@
         <w:rPr>
           <w:lang w:val="de"/>
         </w:rPr>
-        <w:t xml:space="preserve">Ziel dieses Teils</w:t>
-      </w:r>
-    </w:p>
-    <w:p>
-      <w:pPr>
-        <w:pStyle w:val="Compact"/>
-        <w:numPr>
-          <w:ilvl w:val="0"/>
-          <w:numId w:val="1001"/>
-        </w:numPr>
-      </w:pPr>
-      <w:r>
-        <w:rPr>
-          <w:lang w:val="de"/>
-        </w:rPr>
-        <w:t xml:space="preserve">Festlegen, was das Programm können soll — und ebenso wichtig, was nicht.</w:t>
-      </w:r>
-    </w:p>
-    <w:p>
-      <w:pPr>
-        <w:pStyle w:val="Compact"/>
-        <w:numPr>
-          <w:ilvl w:val="0"/>
-          <w:numId w:val="1001"/>
-        </w:numPr>
-      </w:pPr>
-      <w:r>
-        <w:rPr>
-          <w:lang w:val="de"/>
-        </w:rPr>
-        <w:t xml:space="preserve">Entscheiden, wie weit es tragen soll: ein Programm für einen Kursanbieter oder</w:t>
-      </w:r>
-      <w:r>
-        <w:rPr>
-          <w:lang w:val="de"/>
-        </w:rPr>
-        <w:t xml:space="preserve"> </w:t>
-      </w:r>
-      <w:r>
-        <w:rPr>
-          <w:lang w:val="de"/>
-        </w:rPr>
-        <w:t xml:space="preserve">eines für die Abrechnung mit gesetzlichen Kassen überhaupt.</w:t>
-      </w:r>
-    </w:p>
-    <w:p>
-      <w:pPr>
-        <w:pStyle w:val="Compact"/>
-        <w:numPr>
-          <w:ilvl w:val="0"/>
-          <w:numId w:val="1001"/>
-        </w:numPr>
-      </w:pPr>
-      <w:r>
-        <w:rPr>
-          <w:lang w:val="de"/>
-        </w:rPr>
-        <w:t xml:space="preserve">Ein erstes Bild der Fachlichkeit: welche Begriffe es gibt, wie sie</w:t>
-      </w:r>
-      <w:r>
-        <w:rPr>
-          <w:lang w:val="de"/>
-        </w:rPr>
-        <w:t xml:space="preserve"> </w:t>
-      </w:r>
-      <w:r>
-        <w:rPr>
-          <w:lang w:val="de"/>
-        </w:rPr>
-        <w:t xml:space="preserve">zusammenhängen, was von ihnen dauerhaft festgehalten werden muss.</w:t>
-      </w:r>
-    </w:p>
-    <w:bookmarkEnd w:id="10"/>
-    <w:bookmarkStart w:id="15" w:name="überlegungen"/>
-    <w:p>
-      <w:pPr>
-        <w:pStyle w:val="Heading2"/>
-      </w:pPr>
-      <w:r>
-        <w:rPr>
-          <w:lang w:val="de"/>
-        </w:rPr>
-        <w:t xml:space="preserve">Überlegungen</w:t>
-      </w:r>
-    </w:p>
-    <w:bookmarkStart w:id="11" w:name="was-der-eigentliche-wert-wäre"/>
-    <w:p>
-      <w:pPr>
-        <w:pStyle w:val="Heading3"/>
-      </w:pPr>
-      <w:r>
-        <w:rPr>
-          <w:lang w:val="de"/>
-        </w:rPr>
-        <w:t xml:space="preserve">Was der eigentliche Wert wäre</w:t>
+        <w:t xml:space="preserve">Vision — was das Programm am Ende können soll</w:t>
       </w:r>
     </w:p>
     <w:p>
@@ -543,80 +449,20 @@
         <w:rPr>
           <w:lang w:val="de"/>
         </w:rPr>
-        <w:t xml:space="preserve">Der naheliegende Gedanke — ein Programm, das eine Datei erzeugt — ist richtig</w:t>
-      </w:r>
-      <w:r>
-        <w:rPr>
-          <w:lang w:val="de"/>
-        </w:rPr>
-        <w:t xml:space="preserve"> </w:t>
-      </w:r>
-      <w:r>
-        <w:rPr>
-          <w:lang w:val="de"/>
-        </w:rPr>
-        <w:t xml:space="preserve">und zu kurz gedacht. Eine Datei zu erzeugen ist der leichte Teil. Der schwere</w:t>
-      </w:r>
-      <w:r>
-        <w:rPr>
-          <w:lang w:val="de"/>
-        </w:rPr>
-        <w:t xml:space="preserve"> </w:t>
-      </w:r>
-      <w:r>
-        <w:rPr>
-          <w:lang w:val="de"/>
-        </w:rPr>
-        <w:t xml:space="preserve">ist, dass sie</w:t>
-      </w:r>
-      <w:r>
-        <w:rPr>
-          <w:lang w:val="de"/>
-        </w:rPr>
-        <w:t xml:space="preserve"> </w:t>
-      </w:r>
+        <w:t xml:space="preserve">Ein Satz vorweg, an dem sich alles Weitere messen lassen muss:</w:t>
+      </w:r>
+    </w:p>
+    <w:p>
+      <w:pPr>
+        <w:pStyle w:val="BlockText"/>
+      </w:pPr>
       <w:r>
         <w:rPr>
           <w:b/>
           <w:bCs/>
           <w:lang w:val="de"/>
         </w:rPr>
-        <w:t xml:space="preserve">stimmt</w:t>
-      </w:r>
-      <w:r>
-        <w:rPr>
-          <w:lang w:val="de"/>
-        </w:rPr>
-        <w:t xml:space="preserve">.</w:t>
-      </w:r>
-    </w:p>
-    <w:p>
-      <w:pPr>
-        <w:pStyle w:val="BodyText"/>
-      </w:pPr>
-      <w:r>
-        <w:rPr>
-          <w:lang w:val="de"/>
-        </w:rPr>
-        <w:t xml:space="preserve">Eine Abrechnung, die formal fehlerfrei aussieht und einen falschen Schlüsselwert</w:t>
-      </w:r>
-      <w:r>
-        <w:rPr>
-          <w:lang w:val="de"/>
-        </w:rPr>
-        <w:t xml:space="preserve"> </w:t>
-      </w:r>
-      <w:r>
-        <w:rPr>
-          <w:lang w:val="de"/>
-        </w:rPr>
-        <w:t xml:space="preserve">enthält, wird angenommen, verarbeitet und zurückgewiesen — oft Wochen später.</w:t>
-      </w:r>
-      <w:r>
-        <w:rPr>
-          <w:lang w:val="de"/>
-        </w:rPr>
-        <w:t xml:space="preserve"> </w:t>
+        <w:t xml:space="preserve">Eine einzelne Leistungserbringerin rechnet ihre Leistungen selbst mit den</w:t>
       </w:r>
       <w:r>
         <w:rPr>
@@ -624,20 +470,15 @@
           <w:bCs/>
           <w:lang w:val="de"/>
         </w:rPr>
-        <w:t xml:space="preserve">Fehler in diesem Verfahren sind selten laut. Sie sind still und teuer.</w:t>
-      </w:r>
-    </w:p>
-    <w:p>
-      <w:pPr>
-        <w:pStyle w:val="BlockText"/>
-      </w:pPr>
+        <w:t xml:space="preserve"> </w:t>
+      </w:r>
       <w:r>
         <w:rPr>
           <w:b/>
           <w:bCs/>
           <w:lang w:val="de"/>
         </w:rPr>
-        <w:t xml:space="preserve">Der Leitgedanke des Projekts: nicht das Abrechnen ist schwer, sondern das</w:t>
+        <w:t xml:space="preserve">gesetzlichen Kassen ab — ohne Abrechnungsstelle, ohne Fachwissen über das</w:t>
       </w:r>
       <w:r>
         <w:rPr>
@@ -653,24 +494,7 @@
           <w:bCs/>
           <w:lang w:val="de"/>
         </w:rPr>
-        <w:t xml:space="preserve">Richtigsein.</w:t>
-      </w:r>
-    </w:p>
-    <w:p>
-      <w:pPr>
-        <w:pStyle w:val="FirstParagraph"/>
-      </w:pPr>
-      <w:r>
-        <w:rPr>
-          <w:lang w:val="de"/>
-        </w:rPr>
-        <w:t xml:space="preserve">Daraus folgt die Festlegung, die den ganzen Aufbau prägt:</w:t>
-      </w:r>
-      <w:r>
-        <w:rPr>
-          <w:lang w:val="de"/>
-        </w:rPr>
-        <w:t xml:space="preserve"> </w:t>
+        <w:t xml:space="preserve">Datenformat und ohne die Sorge, dass eine fehlerhafte Datei erst Wochen</w:t>
       </w:r>
       <w:r>
         <w:rPr>
@@ -678,7 +502,7 @@
           <w:bCs/>
           <w:lang w:val="de"/>
         </w:rPr>
-        <w:t xml:space="preserve">das Programm prüft,</w:t>
+        <w:t xml:space="preserve"> </w:t>
       </w:r>
       <w:r>
         <w:rPr>
@@ -686,52 +510,7 @@
           <w:bCs/>
           <w:lang w:val="de"/>
         </w:rPr>
-        <w:t xml:space="preserve"> </w:t>
-      </w:r>
-      <w:r>
-        <w:rPr>
-          <w:b/>
-          <w:bCs/>
-          <w:lang w:val="de"/>
-        </w:rPr>
-        <w:t xml:space="preserve">bevor etwas das Haus verlässt</w:t>
-      </w:r>
-      <w:r>
-        <w:rPr>
-          <w:lang w:val="de"/>
-        </w:rPr>
-        <w:t xml:space="preserve"> </w:t>
-      </w:r>
-      <w:r>
-        <w:rPr>
-          <w:lang w:val="de"/>
-        </w:rPr>
-        <w:t xml:space="preserve">— nicht als Zusatzfunktion, sondern als Tor, an</w:t>
-      </w:r>
-      <w:r>
-        <w:rPr>
-          <w:lang w:val="de"/>
-        </w:rPr>
-        <w:t xml:space="preserve"> </w:t>
-      </w:r>
-      <w:r>
-        <w:rPr>
-          <w:lang w:val="de"/>
-        </w:rPr>
-        <w:t xml:space="preserve">dem jede Lieferung vorbeimuss.</w:t>
-      </w:r>
-    </w:p>
-    <w:bookmarkEnd w:id="11"/>
-    <w:bookmarkStart w:id="12" w:name="wie-weit-soll-es-tragen"/>
-    <w:p>
-      <w:pPr>
-        <w:pStyle w:val="Heading3"/>
-      </w:pPr>
-      <w:r>
-        <w:rPr>
-          <w:lang w:val="de"/>
-        </w:rPr>
-        <w:t xml:space="preserve">Wie weit soll es tragen</w:t>
+        <w:t xml:space="preserve">später auffällt.</w:t>
       </w:r>
     </w:p>
     <w:p>
@@ -742,932 +521,7 @@
         <w:rPr>
           <w:lang w:val="de"/>
         </w:rPr>
-        <w:t xml:space="preserve">Man könnte das Programm auf Hebammenkurse zuschneiden. Das wäre die kleinere</w:t>
-      </w:r>
-      <w:r>
-        <w:rPr>
-          <w:lang w:val="de"/>
-        </w:rPr>
-        <w:t xml:space="preserve"> </w:t>
-      </w:r>
-      <w:r>
-        <w:rPr>
-          <w:lang w:val="de"/>
-        </w:rPr>
-        <w:t xml:space="preserve">Aufgabe und für den ersten Fall vollkommen ausreichend.</w:t>
-      </w:r>
-    </w:p>
-    <w:p>
-      <w:pPr>
-        <w:pStyle w:val="BodyText"/>
-      </w:pPr>
-      <w:r>
-        <w:rPr>
-          <w:lang w:val="de"/>
-        </w:rPr>
-        <w:t xml:space="preserve">Dagegen spricht ein Blick auf das Verfahren selbst:</w:t>
-      </w:r>
-      <w:r>
-        <w:rPr>
-          <w:lang w:val="de"/>
-        </w:rPr>
-        <w:t xml:space="preserve"> </w:t>
-      </w:r>
-      <w:r>
-        <w:rPr>
-          <w:b/>
-          <w:bCs/>
-          <w:lang w:val="de"/>
-        </w:rPr>
-        <w:t xml:space="preserve">fast alles daran ist nicht</w:t>
-      </w:r>
-      <w:r>
-        <w:rPr>
-          <w:b/>
-          <w:bCs/>
-          <w:lang w:val="de"/>
-        </w:rPr>
-        <w:t xml:space="preserve"> </w:t>
-      </w:r>
-      <w:r>
-        <w:rPr>
-          <w:b/>
-          <w:bCs/>
-          <w:lang w:val="de"/>
-        </w:rPr>
-        <w:t xml:space="preserve">leistungsspezifisch.</w:t>
-      </w:r>
-    </w:p>
-    <w:tbl>
-      <w:tblPr>
-        <w:tblStyle w:val="Table"/>
-        <w:tblW w:type="pct" w:w="5000"/>
-        <w:tblLayout w:type="fixed"/>
-        <w:tblLook w:firstRow="1" w:lastRow="0" w:firstColumn="0" w:lastColumn="0" w:noHBand="0" w:noVBand="0" w:val="0020"/>
-      </w:tblPr>
-      <w:tblGrid>
-        <w:gridCol w:w="3960"/>
-        <w:gridCol w:w="3960"/>
-      </w:tblGrid>
-      <w:tr>
-        <w:trPr>
-          <w:tblHeader w:val="on"/>
-        </w:trPr>
-        <w:tc>
-          <w:tcPr/>
-          <w:p>
-            <w:pPr>
-              <w:pStyle w:val="Compact"/>
-            </w:pPr>
-            <w:r>
-              <w:rPr>
-                <w:lang w:val="de"/>
-              </w:rPr>
-              <w:t xml:space="preserve">Bleibt über die Leistungsbereiche gleich</w:t>
-            </w:r>
-          </w:p>
-        </w:tc>
-        <w:tc>
-          <w:tcPr/>
-          <w:p>
-            <w:pPr>
-              <w:pStyle w:val="Compact"/>
-            </w:pPr>
-            <w:r>
-              <w:rPr>
-                <w:lang w:val="de"/>
-              </w:rPr>
-              <w:t xml:space="preserve">Wechselt je Leistungsbereich</w:t>
-            </w:r>
-          </w:p>
-        </w:tc>
-      </w:tr>
-      <w:tr>
-        <w:tc>
-          <w:tcPr/>
-          <w:p>
-            <w:pPr>
-              <w:pStyle w:val="Compact"/>
-            </w:pPr>
-            <w:r>
-              <w:rPr>
-                <w:lang w:val="de"/>
-              </w:rPr>
-              <w:t xml:space="preserve">Der Aufbau der Nachricht — Rahmen, Rechnungs-, Versicherten-, Leistungs- und Summenteile</w:t>
-            </w:r>
-          </w:p>
-        </w:tc>
-        <w:tc>
-          <w:tcPr/>
-          <w:p>
-            <w:pPr>
-              <w:pStyle w:val="Compact"/>
-            </w:pPr>
-            <w:r>
-              <w:rPr>
-                <w:lang w:val="de"/>
-              </w:rPr>
-              <w:t xml:space="preserve">Der Sammelgruppenschlüssel im Nachrichtenkopf</w:t>
-            </w:r>
-          </w:p>
-        </w:tc>
-      </w:tr>
-      <w:tr>
-        <w:tc>
-          <w:tcPr/>
-          <w:p>
-            <w:pPr>
-              <w:pStyle w:val="Compact"/>
-            </w:pPr>
-            <w:r>
-              <w:rPr>
-                <w:lang w:val="de"/>
-              </w:rPr>
-              <w:t xml:space="preserve">Die Beteiligten und ihre Institutionskennzeichen samt Prüfziffer</w:t>
-            </w:r>
-          </w:p>
-        </w:tc>
-        <w:tc>
-          <w:tcPr/>
-          <w:p>
-            <w:pPr>
-              <w:pStyle w:val="Compact"/>
-            </w:pPr>
-            <w:r>
-              <w:rPr>
-                <w:lang w:val="de"/>
-              </w:rPr>
-              <w:t xml:space="preserve">Der Abrechnungscode</w:t>
-            </w:r>
-          </w:p>
-        </w:tc>
-      </w:tr>
-      <w:tr>
-        <w:tc>
-          <w:tcPr/>
-          <w:p>
-            <w:pPr>
-              <w:pStyle w:val="Compact"/>
-            </w:pPr>
-            <w:r>
-              <w:rPr>
-                <w:lang w:val="de"/>
-              </w:rPr>
-              <w:t xml:space="preserve">Prüfung, Zählerführung, Summenbildung</w:t>
-            </w:r>
-          </w:p>
-        </w:tc>
-        <w:tc>
-          <w:tcPr/>
-          <w:p>
-            <w:pPr>
-              <w:pStyle w:val="Compact"/>
-            </w:pPr>
-            <w:r>
-              <w:rPr>
-                <w:lang w:val="de"/>
-              </w:rPr>
-              <w:t xml:space="preserve">Positionsnummern und Tarifkennzeichen</w:t>
-            </w:r>
-          </w:p>
-        </w:tc>
-      </w:tr>
-      <w:tr>
-        <w:tc>
-          <w:tcPr/>
-          <w:p>
-            <w:pPr>
-              <w:pStyle w:val="Compact"/>
-            </w:pPr>
-            <w:r>
-              <w:rPr>
-                <w:lang w:val="de"/>
-              </w:rPr>
-              <w:t xml:space="preserve">Lieferung, Zustellweg, Einordnung der Rückmeldung</w:t>
-            </w:r>
-          </w:p>
-        </w:tc>
-        <w:tc>
-          <w:tcPr/>
-          <w:p>
-            <w:pPr>
-              <w:pStyle w:val="Compact"/>
-            </w:pPr>
-            <w:r>
-              <w:rPr>
-                <w:lang w:val="de"/>
-              </w:rPr>
-              <w:t xml:space="preserve">Der Vertrag, aus dem sich die zulässigen Werte ergeben</w:t>
-            </w:r>
-          </w:p>
-        </w:tc>
-      </w:tr>
-    </w:tbl>
-    <w:p>
-      <w:pPr>
-        <w:pStyle w:val="BodyText"/>
-      </w:pPr>
-      <w:r>
-        <w:rPr>
-          <w:lang w:val="de"/>
-        </w:rPr>
-        <w:t xml:space="preserve">Die rechte Spalte ist kurz, und sie besteht ausschließlich aus</w:t>
-      </w:r>
-      <w:r>
-        <w:rPr>
-          <w:lang w:val="de"/>
-        </w:rPr>
-        <w:t xml:space="preserve"> </w:t>
-      </w:r>
-      <w:r>
-        <w:rPr>
-          <w:b/>
-          <w:bCs/>
-          <w:lang w:val="de"/>
-        </w:rPr>
-        <w:t xml:space="preserve">Werten</w:t>
-      </w:r>
-      <w:r>
-        <w:rPr>
-          <w:lang w:val="de"/>
-        </w:rPr>
-        <w:t xml:space="preserve">, nicht</w:t>
-      </w:r>
-      <w:r>
-        <w:rPr>
-          <w:lang w:val="de"/>
-        </w:rPr>
-        <w:t xml:space="preserve"> </w:t>
-      </w:r>
-      <w:r>
-        <w:rPr>
-          <w:lang w:val="de"/>
-        </w:rPr>
-        <w:t xml:space="preserve">aus Abläufen. Ein zweiter Leistungsbereich verlangt also Einträge, keinen Umbau</w:t>
-      </w:r>
-      <w:r>
-        <w:rPr>
-          <w:lang w:val="de"/>
-        </w:rPr>
-        <w:t xml:space="preserve"> </w:t>
-      </w:r>
-      <w:r>
-        <w:rPr>
-          <w:lang w:val="de"/>
-        </w:rPr>
-        <w:t xml:space="preserve">— vorausgesetzt, das Modell trennt beides von Anfang an.</w:t>
-      </w:r>
-    </w:p>
-    <w:p>
-      <w:pPr>
-        <w:pStyle w:val="BodyText"/>
-      </w:pPr>
-      <w:r>
-        <w:rPr>
-          <w:lang w:val="de"/>
-        </w:rPr>
-        <w:t xml:space="preserve">Genau das kostet in der Vision fast nichts und später sehr viel: ein Begriff,</w:t>
-      </w:r>
-      <w:r>
-        <w:rPr>
-          <w:lang w:val="de"/>
-        </w:rPr>
-        <w:t xml:space="preserve"> </w:t>
-      </w:r>
-      <w:r>
-        <w:rPr>
-          <w:lang w:val="de"/>
-        </w:rPr>
-        <w:t xml:space="preserve">der von Beginn an „Leistungsfall” heißt statt „Kurs”, trägt eine</w:t>
-      </w:r>
-      <w:r>
-        <w:rPr>
-          <w:lang w:val="de"/>
-        </w:rPr>
-        <w:t xml:space="preserve"> </w:t>
-      </w:r>
-      <w:r>
-        <w:rPr>
-          <w:lang w:val="de"/>
-        </w:rPr>
-        <w:t xml:space="preserve">Behandlungsserie mit, ohne dass jemand ihn umbenennen muss.</w:t>
-      </w:r>
-    </w:p>
-    <w:bookmarkEnd w:id="12"/>
-    <w:bookmarkStart w:id="13" w:name="wer-es-bedient"/>
-    <w:p>
-      <w:pPr>
-        <w:pStyle w:val="Heading3"/>
-      </w:pPr>
-      <w:r>
-        <w:rPr>
-          <w:lang w:val="de"/>
-        </w:rPr>
-        <w:t xml:space="preserve">Wer es bedient</w:t>
-      </w:r>
-    </w:p>
-    <w:p>
-      <w:pPr>
-        <w:pStyle w:val="FirstParagraph"/>
-      </w:pPr>
-      <w:r>
-        <w:rPr>
-          <w:lang w:val="de"/>
-        </w:rPr>
-        <w:t xml:space="preserve">Eine einzelne Person, an einem einzelnen Rechner, ohne besondere</w:t>
-      </w:r>
-      <w:r>
-        <w:rPr>
-          <w:lang w:val="de"/>
-        </w:rPr>
-        <w:t xml:space="preserve"> </w:t>
-      </w:r>
-      <w:r>
-        <w:rPr>
-          <w:lang w:val="de"/>
-        </w:rPr>
-        <w:t xml:space="preserve">Computerkenntnisse und ohne jemanden, der bei Problemen hilft. Meist abends,</w:t>
-      </w:r>
-      <w:r>
-        <w:rPr>
-          <w:lang w:val="de"/>
-        </w:rPr>
-        <w:t xml:space="preserve"> </w:t>
-      </w:r>
-      <w:r>
-        <w:rPr>
-          <w:lang w:val="de"/>
-        </w:rPr>
-        <w:t xml:space="preserve">nach der Arbeit.</w:t>
-      </w:r>
-    </w:p>
-    <w:tbl>
-      <w:tblPr>
-        <w:tblStyle w:val="Table"/>
-        <w:tblW w:type="pct" w:w="5000"/>
-        <w:tblLayout w:type="fixed"/>
-        <w:tblLook w:firstRow="1" w:lastRow="0" w:firstColumn="0" w:lastColumn="0" w:noHBand="0" w:noVBand="0" w:val="0020"/>
-      </w:tblPr>
-      <w:tblGrid>
-        <w:gridCol w:w="3960"/>
-        <w:gridCol w:w="3960"/>
-      </w:tblGrid>
-      <w:tr>
-        <w:trPr>
-          <w:tblHeader w:val="on"/>
-        </w:trPr>
-        <w:tc>
-          <w:tcPr/>
-          <w:p>
-            <w:pPr>
-              <w:pStyle w:val="Compact"/>
-            </w:pPr>
-            <w:r>
-              <w:rPr>
-                <w:lang w:val="de"/>
-              </w:rPr>
-              <w:t xml:space="preserve">Umstand</w:t>
-            </w:r>
-          </w:p>
-        </w:tc>
-        <w:tc>
-          <w:tcPr/>
-          <w:p>
-            <w:pPr>
-              <w:pStyle w:val="Compact"/>
-            </w:pPr>
-            <w:r>
-              <w:rPr>
-                <w:lang w:val="de"/>
-              </w:rPr>
-              <w:t xml:space="preserve">Was daraus für das Programm folgt</w:t>
-            </w:r>
-          </w:p>
-        </w:tc>
-      </w:tr>
-      <w:tr>
-        <w:tc>
-          <w:tcPr/>
-          <w:p>
-            <w:pPr>
-              <w:pStyle w:val="Compact"/>
-            </w:pPr>
-            <w:r>
-              <w:rPr>
-                <w:lang w:val="de"/>
-              </w:rPr>
-              <w:t xml:space="preserve">Niemand richtet etwas ein</w:t>
-            </w:r>
-          </w:p>
-        </w:tc>
-        <w:tc>
-          <w:tcPr/>
-          <w:p>
-            <w:pPr>
-              <w:pStyle w:val="Compact"/>
-            </w:pPr>
-            <w:r>
-              <w:rPr>
-                <w:lang w:val="de"/>
-              </w:rPr>
-              <w:t xml:space="preserve">Es darf</w:t>
-            </w:r>
-            <w:r>
-              <w:rPr>
-                <w:lang w:val="de"/>
-              </w:rPr>
-              <w:t xml:space="preserve"> </w:t>
-            </w:r>
-            <w:r>
-              <w:rPr>
-                <w:b/>
-                <w:bCs/>
-                <w:lang w:val="de"/>
-              </w:rPr>
-              <w:t xml:space="preserve">nichts zusätzlich installiert</w:t>
-            </w:r>
-            <w:r>
-              <w:rPr>
-                <w:lang w:val="de"/>
-              </w:rPr>
-              <w:t xml:space="preserve"> </w:t>
-            </w:r>
-            <w:r>
-              <w:rPr>
-                <w:lang w:val="de"/>
-              </w:rPr>
-              <w:t xml:space="preserve">werden müssen — keine Datenbank, keine Laufzeitumgebung, kein Serverdienst</w:t>
-            </w:r>
-          </w:p>
-        </w:tc>
-      </w:tr>
-      <w:tr>
-        <w:tc>
-          <w:tcPr/>
-          <w:p>
-            <w:pPr>
-              <w:pStyle w:val="Compact"/>
-            </w:pPr>
-            <w:r>
-              <w:rPr>
-                <w:lang w:val="de"/>
-              </w:rPr>
-              <w:t xml:space="preserve">Es geht um Gesundheitsdaten</w:t>
-            </w:r>
-          </w:p>
-        </w:tc>
-        <w:tc>
-          <w:tcPr/>
-          <w:p>
-            <w:pPr>
-              <w:pStyle w:val="Compact"/>
-            </w:pPr>
-            <w:r>
-              <w:rPr>
-                <w:lang w:val="de"/>
-              </w:rPr>
-              <w:t xml:space="preserve">Die Daten bleiben</w:t>
-            </w:r>
-            <w:r>
-              <w:rPr>
-                <w:lang w:val="de"/>
-              </w:rPr>
-              <w:t xml:space="preserve"> </w:t>
-            </w:r>
-            <w:r>
-              <w:rPr>
-                <w:b/>
-                <w:bCs/>
-                <w:lang w:val="de"/>
-              </w:rPr>
-              <w:t xml:space="preserve">auf dem Rechner der Anwenderin</w:t>
-            </w:r>
-            <w:r>
-              <w:rPr>
-                <w:lang w:val="de"/>
-              </w:rPr>
-              <w:t xml:space="preserve">, nicht im Netz</w:t>
-            </w:r>
-          </w:p>
-        </w:tc>
-      </w:tr>
-      <w:tr>
-        <w:tc>
-          <w:tcPr/>
-          <w:p>
-            <w:pPr>
-              <w:pStyle w:val="Compact"/>
-            </w:pPr>
-            <w:r>
-              <w:rPr>
-                <w:lang w:val="de"/>
-              </w:rPr>
-              <w:t xml:space="preserve">Niemand hilft, wenn etwas klemmt</w:t>
-            </w:r>
-          </w:p>
-        </w:tc>
-        <w:tc>
-          <w:tcPr/>
-          <w:p>
-            <w:pPr>
-              <w:pStyle w:val="Compact"/>
-            </w:pPr>
-            <w:r>
-              <w:rPr>
-                <w:lang w:val="de"/>
-              </w:rPr>
-              <w:t xml:space="preserve">Eine Meldung sagt,</w:t>
-            </w:r>
-            <w:r>
-              <w:rPr>
-                <w:lang w:val="de"/>
-              </w:rPr>
-              <w:t xml:space="preserve"> </w:t>
-            </w:r>
-            <w:r>
-              <w:rPr>
-                <w:b/>
-                <w:bCs/>
-                <w:lang w:val="de"/>
-              </w:rPr>
-              <w:t xml:space="preserve">was zu tun ist</w:t>
-            </w:r>
-            <w:r>
-              <w:rPr>
-                <w:lang w:val="de"/>
-              </w:rPr>
-              <w:t xml:space="preserve"> </w:t>
-            </w:r>
-            <w:r>
-              <w:rPr>
-                <w:lang w:val="de"/>
-              </w:rPr>
-              <w:t xml:space="preserve">— nicht, was schiefging. „Feld 4 ungültig” hilft niemandem</w:t>
-            </w:r>
-          </w:p>
-        </w:tc>
-      </w:tr>
-      <w:tr>
-        <w:tc>
-          <w:tcPr/>
-          <w:p>
-            <w:pPr>
-              <w:pStyle w:val="Compact"/>
-            </w:pPr>
-            <w:r>
-              <w:rPr>
-                <w:lang w:val="de"/>
-              </w:rPr>
-              <w:t xml:space="preserve">Abends, nebenher</w:t>
-            </w:r>
-          </w:p>
-        </w:tc>
-        <w:tc>
-          <w:tcPr/>
-          <w:p>
-            <w:pPr>
-              <w:pStyle w:val="Compact"/>
-            </w:pPr>
-            <w:r>
-              <w:rPr>
-                <w:lang w:val="de"/>
-              </w:rPr>
-              <w:t xml:space="preserve">Der Weg von den erfassten Daten zur fertigen Datei muss kurz sein</w:t>
-            </w:r>
-          </w:p>
-        </w:tc>
-      </w:tr>
-    </w:tbl>
-    <w:bookmarkEnd w:id="13"/>
-    <w:bookmarkStart w:id="14" w:name="was-es-ausdrücklich-nicht-wird"/>
-    <w:p>
-      <w:pPr>
-        <w:pStyle w:val="Heading3"/>
-      </w:pPr>
-      <w:r>
-        <w:rPr>
-          <w:lang w:val="de"/>
-        </w:rPr>
-        <w:t xml:space="preserve">Was es ausdrücklich nicht wird</w:t>
-      </w:r>
-    </w:p>
-    <w:p>
-      <w:pPr>
-        <w:pStyle w:val="FirstParagraph"/>
-      </w:pPr>
-      <w:r>
-        <w:rPr>
-          <w:lang w:val="de"/>
-        </w:rPr>
-        <w:t xml:space="preserve">So wichtig wie die andere Liste — ein Projekt ohne Grenzen wird nie fertig.</w:t>
-      </w:r>
-    </w:p>
-    <w:tbl>
-      <w:tblPr>
-        <w:tblStyle w:val="Table"/>
-        <w:tblW w:type="pct" w:w="5000"/>
-        <w:tblLayout w:type="fixed"/>
-        <w:tblLook w:firstRow="1" w:lastRow="0" w:firstColumn="0" w:lastColumn="0" w:noHBand="0" w:noVBand="0" w:val="0020"/>
-      </w:tblPr>
-      <w:tblGrid>
-        <w:gridCol w:w="3960"/>
-        <w:gridCol w:w="3960"/>
-      </w:tblGrid>
-      <w:tr>
-        <w:trPr>
-          <w:tblHeader w:val="on"/>
-        </w:trPr>
-        <w:tc>
-          <w:tcPr/>
-          <w:p>
-            <w:pPr>
-              <w:pStyle w:val="Compact"/>
-            </w:pPr>
-            <w:r>
-              <w:rPr>
-                <w:lang w:val="de"/>
-              </w:rPr>
-              <w:t xml:space="preserve">Nicht</w:t>
-            </w:r>
-          </w:p>
-        </w:tc>
-        <w:tc>
-          <w:tcPr/>
-          <w:p>
-            <w:pPr>
-              <w:pStyle w:val="Compact"/>
-            </w:pPr>
-            <w:r>
-              <w:rPr>
-                <w:lang w:val="de"/>
-              </w:rPr>
-              <w:t xml:space="preserve">Warum</w:t>
-            </w:r>
-          </w:p>
-        </w:tc>
-      </w:tr>
-      <w:tr>
-        <w:tc>
-          <w:tcPr/>
-          <w:p>
-            <w:pPr>
-              <w:pStyle w:val="Compact"/>
-            </w:pPr>
-            <w:r>
-              <w:rPr>
-                <w:lang w:val="de"/>
-              </w:rPr>
-              <w:t xml:space="preserve">Kurs- und Terminverwaltung, Erinnerungen</w:t>
-            </w:r>
-          </w:p>
-        </w:tc>
-        <w:tc>
-          <w:tcPr/>
-          <w:p>
-            <w:pPr>
-              <w:pStyle w:val="Compact"/>
-            </w:pPr>
-            <w:r>
-              <w:rPr>
-                <w:lang w:val="de"/>
-              </w:rPr>
-              <w:t xml:space="preserve">ein eigenes Feld, und dafür gibt es Werkzeuge</w:t>
-            </w:r>
-          </w:p>
-        </w:tc>
-      </w:tr>
-      <w:tr>
-        <w:tc>
-          <w:tcPr/>
-          <w:p>
-            <w:pPr>
-              <w:pStyle w:val="Compact"/>
-            </w:pPr>
-            <w:r>
-              <w:rPr>
-                <w:lang w:val="de"/>
-              </w:rPr>
-              <w:t xml:space="preserve">Buchhaltung, Steuer, Einnahmenüberschussrechnung</w:t>
-            </w:r>
-          </w:p>
-        </w:tc>
-        <w:tc>
-          <w:tcPr/>
-          <w:p>
-            <w:pPr>
-              <w:pStyle w:val="Compact"/>
-            </w:pPr>
-            <w:r>
-              <w:rPr>
-                <w:lang w:val="de"/>
-              </w:rPr>
-              <w:t xml:space="preserve">ebenso, und mit eigenen Vorschriften</w:t>
-            </w:r>
-          </w:p>
-        </w:tc>
-      </w:tr>
-      <w:tr>
-        <w:tc>
-          <w:tcPr/>
-          <w:p>
-            <w:pPr>
-              <w:pStyle w:val="Compact"/>
-            </w:pPr>
-            <w:r>
-              <w:rPr>
-                <w:lang w:val="de"/>
-              </w:rPr>
-              <w:t xml:space="preserve">Privatabrechnung mit Selbstzahlern</w:t>
-            </w:r>
-          </w:p>
-        </w:tc>
-        <w:tc>
-          <w:tcPr/>
-          <w:p>
-            <w:pPr>
-              <w:pStyle w:val="Compact"/>
-            </w:pPr>
-            <w:r>
-              <w:rPr>
-                <w:lang w:val="de"/>
-              </w:rPr>
-              <w:t xml:space="preserve">ein anderes Verfahren mit anderen Regeln</w:t>
-            </w:r>
-          </w:p>
-        </w:tc>
-      </w:tr>
-      <w:tr>
-        <w:tc>
-          <w:tcPr/>
-          <w:p>
-            <w:pPr>
-              <w:pStyle w:val="Compact"/>
-            </w:pPr>
-            <w:r>
-              <w:rPr>
-                <w:lang w:val="de"/>
-              </w:rPr>
-              <w:t xml:space="preserve">Mehrbenutzerbetrieb, Praxisverwaltung</w:t>
-            </w:r>
-          </w:p>
-        </w:tc>
-        <w:tc>
-          <w:tcPr/>
-          <w:p>
-            <w:pPr>
-              <w:pStyle w:val="Compact"/>
-            </w:pPr>
-            <w:r>
-              <w:rPr>
-                <w:lang w:val="de"/>
-              </w:rPr>
-              <w:t xml:space="preserve">eine bewusste Grenze; die gewählte Datenhaltung lässt genau einen Schreiber zu</w:t>
-            </w:r>
-          </w:p>
-        </w:tc>
-      </w:tr>
-      <w:tr>
-        <w:tc>
-          <w:tcPr/>
-          <w:p>
-            <w:pPr>
-              <w:pStyle w:val="Compact"/>
-            </w:pPr>
-            <w:r>
-              <w:rPr>
-                <w:lang w:val="de"/>
-              </w:rPr>
-              <w:t xml:space="preserve">Ein mitgelieferter Katalog gültiger Positionsnummern je Bereich</w:t>
-            </w:r>
-          </w:p>
-        </w:tc>
-        <w:tc>
-          <w:tcPr/>
-          <w:p>
-            <w:pPr>
-              <w:pStyle w:val="Compact"/>
-            </w:pPr>
-            <w:r>
-              <w:rPr>
-                <w:lang w:val="de"/>
-              </w:rPr>
-              <w:t xml:space="preserve">die ergeben sich aus dem Vertrag. Das Programm hält den Rahmen bereit, die Werte trägt ein, wer den Vertrag hat</w:t>
-            </w:r>
-          </w:p>
-        </w:tc>
-      </w:tr>
-      <w:tr>
-        <w:tc>
-          <w:tcPr/>
-          <w:p>
-            <w:pPr>
-              <w:pStyle w:val="Compact"/>
-            </w:pPr>
-            <w:r>
-              <w:rPr>
-                <w:lang w:val="de"/>
-              </w:rPr>
-              <w:t xml:space="preserve">Fachliche Beratung, welche Leistung abrechenbar ist</w:t>
-            </w:r>
-          </w:p>
-        </w:tc>
-        <w:tc>
-          <w:tcPr/>
-          <w:p>
-            <w:pPr>
-              <w:pStyle w:val="Compact"/>
-            </w:pPr>
-            <w:r>
-              <w:rPr>
-                <w:lang w:val="de"/>
-              </w:rPr>
-              <w:t xml:space="preserve">das entscheidet ebenfalls der Vertrag, nicht ein Programm</w:t>
-            </w:r>
-          </w:p>
-        </w:tc>
-      </w:tr>
-    </w:tbl>
-    <w:bookmarkEnd w:id="14"/>
-    <w:bookmarkEnd w:id="15"/>
-    <w:bookmarkStart w:id="17" w:name="entscheidung"/>
-    <w:p>
-      <w:pPr>
-        <w:pStyle w:val="Heading2"/>
-      </w:pPr>
-      <w:r>
-        <w:rPr>
-          <w:lang w:val="de"/>
-        </w:rPr>
-        <w:t xml:space="preserve">Entscheidung</w:t>
-      </w:r>
-    </w:p>
-    <w:p>
-      <w:pPr>
-        <w:pStyle w:val="FirstParagraph"/>
-      </w:pPr>
-      <w:r>
-        <w:rPr>
-          <w:b/>
-          <w:bCs/>
-          <w:lang w:val="de"/>
-        </w:rPr>
-        <w:t xml:space="preserve">Das Projekt wird ein Einzelplatzprogramm, das aus vorhandenen Leistungsdaten</w:t>
-      </w:r>
-      <w:r>
-        <w:rPr>
-          <w:b/>
-          <w:bCs/>
-          <w:lang w:val="de"/>
-        </w:rPr>
-        <w:t xml:space="preserve"> </w:t>
-      </w:r>
-      <w:r>
-        <w:rPr>
-          <w:b/>
-          <w:bCs/>
-          <w:lang w:val="de"/>
-        </w:rPr>
-        <w:t xml:space="preserve">eine prüffähige Abrechnungsdatei erzeugt — und das jede Datei prüft, bevor sie</w:t>
-      </w:r>
-      <w:r>
-        <w:rPr>
-          <w:b/>
-          <w:bCs/>
-          <w:lang w:val="de"/>
-        </w:rPr>
-        <w:t xml:space="preserve"> </w:t>
-      </w:r>
-      <w:r>
-        <w:rPr>
-          <w:b/>
-          <w:bCs/>
-          <w:lang w:val="de"/>
-        </w:rPr>
-        <w:t xml:space="preserve">hinausgeht.</w:t>
-      </w:r>
-      <w:r>
-        <w:rPr>
-          <w:lang w:val="de"/>
-        </w:rPr>
-        <w:t xml:space="preserve"> </w:t>
-      </w:r>
-      <w:r>
-        <w:rPr>
-          <w:lang w:val="de"/>
-        </w:rPr>
-        <w:t xml:space="preserve">Der Aufbau folgt dem Verfahren, nicht einem einzelnen</w:t>
-      </w:r>
-      <w:r>
-        <w:rPr>
-          <w:lang w:val="de"/>
-        </w:rPr>
-        <w:t xml:space="preserve"> </w:t>
-      </w:r>
-      <w:r>
-        <w:rPr>
-          <w:lang w:val="de"/>
-        </w:rPr>
-        <w:t xml:space="preserve">Leistungsbereich; der erste bediente ist die Hebammenhilfe.</w:t>
+        <w:t xml:space="preserve">Ausformuliert heißt das: am Ende kann das Programm dies.</w:t>
       </w:r>
     </w:p>
     <w:tbl>
@@ -1710,21 +564,21 @@
               <w:rPr>
                 <w:lang w:val="de"/>
               </w:rPr>
-              <w:t xml:space="preserve">Kernfähigkeit</w:t>
-            </w:r>
-          </w:p>
-        </w:tc>
-        <w:tc>
-          <w:tcPr/>
-          <w:p>
-            <w:pPr>
-              <w:pStyle w:val="Compact"/>
-            </w:pPr>
-            <w:r>
-              <w:rPr>
-                <w:lang w:val="de"/>
-              </w:rPr>
-              <w:t xml:space="preserve">Was dahintersteckt</w:t>
+              <w:t xml:space="preserve">Am Ende kann das Programm …</w:t>
+            </w:r>
+          </w:p>
+        </w:tc>
+        <w:tc>
+          <w:tcPr/>
+          <w:p>
+            <w:pPr>
+              <w:pStyle w:val="Compact"/>
+            </w:pPr>
+            <w:r>
+              <w:rPr>
+                <w:lang w:val="de"/>
+              </w:rPr>
+              <w:t xml:space="preserve">Woran man merkt, dass es stimmt</w:t>
             </w:r>
           </w:p>
         </w:tc>
@@ -1758,19 +612,31 @@
               </w:rPr>
               <w:t xml:space="preserve">Stammdaten führen</w:t>
             </w:r>
-          </w:p>
-        </w:tc>
-        <w:tc>
-          <w:tcPr/>
-          <w:p>
-            <w:pPr>
-              <w:pStyle w:val="Compact"/>
-            </w:pPr>
-            <w:r>
-              <w:rPr>
-                <w:lang w:val="de"/>
-              </w:rPr>
-              <w:t xml:space="preserve">versicherte Personen mit ihren Versicherungsangaben, die Leistungserbringerin selbst, Leistungsfälle als Zusammenfassung — ein Kurs, eine Behandlungsserie</w:t>
+            <w:r>
+              <w:rPr>
+                <w:lang w:val="de"/>
+              </w:rPr>
+              <w:t xml:space="preserve"> </w:t>
+            </w:r>
+            <w:r>
+              <w:rPr>
+                <w:lang w:val="de"/>
+              </w:rPr>
+              <w:t xml:space="preserve">— versicherte Personen, die Leistungserbringerin, Leistungsfälle und was sie kosten</w:t>
+            </w:r>
+          </w:p>
+        </w:tc>
+        <w:tc>
+          <w:tcPr/>
+          <w:p>
+            <w:pPr>
+              <w:pStyle w:val="Compact"/>
+            </w:pPr>
+            <w:r>
+              <w:rPr>
+                <w:lang w:val="de"/>
+              </w:rPr>
+              <w:t xml:space="preserve">Ein neuer Kurs ist in wenigen Minuten erfasst, ohne Handbuch</w:t>
             </w:r>
           </w:p>
         </w:tc>
@@ -1802,21 +668,33 @@
                 <w:bCs/>
                 <w:lang w:val="de"/>
               </w:rPr>
-              <w:t xml:space="preserve">Leistungen beschreiben</w:t>
-            </w:r>
-          </w:p>
-        </w:tc>
-        <w:tc>
-          <w:tcPr/>
-          <w:p>
-            <w:pPr>
-              <w:pStyle w:val="Compact"/>
-            </w:pPr>
-            <w:r>
-              <w:rPr>
-                <w:lang w:val="de"/>
-              </w:rPr>
-              <w:t xml:space="preserve">was eine Einheit kostet, unter welcher Position sie abgerechnet wird — einmal festgelegt, mehrfach verwendet. Hier sitzt das Bereichsspezifische</w:t>
+              <w:t xml:space="preserve">Aus einem Zeitraum eine Lieferung erzeugen</w:t>
+            </w:r>
+            <w:r>
+              <w:rPr>
+                <w:lang w:val="de"/>
+              </w:rPr>
+              <w:t xml:space="preserve"> </w:t>
+            </w:r>
+            <w:r>
+              <w:rPr>
+                <w:lang w:val="de"/>
+              </w:rPr>
+              <w:t xml:space="preserve">— je Empfänger eine, im vorgeschriebenen Format</w:t>
+            </w:r>
+          </w:p>
+        </w:tc>
+        <w:tc>
+          <w:tcPr/>
+          <w:p>
+            <w:pPr>
+              <w:pStyle w:val="Compact"/>
+            </w:pPr>
+            <w:r>
+              <w:rPr>
+                <w:lang w:val="de"/>
+              </w:rPr>
+              <w:t xml:space="preserve">Aus „März, diese drei Kurse” wird eine fertige Datei</w:t>
             </w:r>
           </w:p>
         </w:tc>
@@ -1848,21 +726,33 @@
                 <w:bCs/>
                 <w:lang w:val="de"/>
               </w:rPr>
-              <w:t xml:space="preserve">Abrechnung erzeugen</w:t>
-            </w:r>
-          </w:p>
-        </w:tc>
-        <w:tc>
-          <w:tcPr/>
-          <w:p>
-            <w:pPr>
-              <w:pStyle w:val="Compact"/>
-            </w:pPr>
-            <w:r>
-              <w:rPr>
-                <w:lang w:val="de"/>
-              </w:rPr>
-              <w:t xml:space="preserve">aus Leistungsfall, Beschreibung und Anzahl der Einheiten entsteht die Nachricht im vorgeschriebenen Format</w:t>
+              <w:t xml:space="preserve">Vor dem Versand prüfen</w:t>
+            </w:r>
+            <w:r>
+              <w:rPr>
+                <w:lang w:val="de"/>
+              </w:rPr>
+              <w:t xml:space="preserve"> </w:t>
+            </w:r>
+            <w:r>
+              <w:rPr>
+                <w:lang w:val="de"/>
+              </w:rPr>
+              <w:t xml:space="preserve">und in verständlicher Sprache sagen, was fehlt</w:t>
+            </w:r>
+          </w:p>
+        </w:tc>
+        <w:tc>
+          <w:tcPr/>
+          <w:p>
+            <w:pPr>
+              <w:pStyle w:val="Compact"/>
+            </w:pPr>
+            <w:r>
+              <w:rPr>
+                <w:lang w:val="de"/>
+              </w:rPr>
+              <w:t xml:space="preserve">Der Bericht nennt die Stelle und was zu tun ist, nicht nur den Feldnamen</w:t>
             </w:r>
           </w:p>
         </w:tc>
@@ -1894,21 +784,33 @@
                 <w:bCs/>
                 <w:lang w:val="de"/>
               </w:rPr>
-              <w:t xml:space="preserve">Prüfen</w:t>
-            </w:r>
-          </w:p>
-        </w:tc>
-        <w:tc>
-          <w:tcPr/>
-          <w:p>
-            <w:pPr>
-              <w:pStyle w:val="Compact"/>
-            </w:pPr>
-            <w:r>
-              <w:rPr>
-                <w:lang w:val="de"/>
-              </w:rPr>
-              <w:t xml:space="preserve">Aufbau, Zähler, Summen, Pflichtangaben — ein Fehler hält den gesamten Lauf auf</w:t>
+              <w:t xml:space="preserve">Die Lieferung zustellen</w:t>
+            </w:r>
+            <w:r>
+              <w:rPr>
+                <w:lang w:val="de"/>
+              </w:rPr>
+              <w:t xml:space="preserve"> </w:t>
+            </w:r>
+            <w:r>
+              <w:rPr>
+                <w:lang w:val="de"/>
+              </w:rPr>
+              <w:t xml:space="preserve">— auf dem vorgeschriebenen Weg, an die zuständige Datenannahmestelle, verschlüsselt und signiert</w:t>
+            </w:r>
+          </w:p>
+        </w:tc>
+        <w:tc>
+          <w:tcPr/>
+          <w:p>
+            <w:pPr>
+              <w:pStyle w:val="Compact"/>
+            </w:pPr>
+            <w:r>
+              <w:rPr>
+                <w:lang w:val="de"/>
+              </w:rPr>
+              <w:t xml:space="preserve">Die Kasse nimmt sie an, ohne dass jemand nachfassen muss</w:t>
             </w:r>
           </w:p>
         </w:tc>
@@ -1940,27 +842,320 @@
                 <w:bCs/>
                 <w:lang w:val="de"/>
               </w:rPr>
-              <w:t xml:space="preserve">Zustellen und einordnen</w:t>
-            </w:r>
-          </w:p>
-        </w:tc>
-        <w:tc>
-          <w:tcPr/>
-          <w:p>
-            <w:pPr>
-              <w:pStyle w:val="Compact"/>
-            </w:pPr>
-            <w:r>
-              <w:rPr>
-                <w:lang w:val="de"/>
-              </w:rPr>
-              <w:t xml:space="preserve">die Datei an den richtigen Empfänger, und die Antwort verständlich machen</w:t>
+              <w:t xml:space="preserve">Die Antwort einordnen</w:t>
+            </w:r>
+            <w:r>
+              <w:rPr>
+                <w:lang w:val="de"/>
+              </w:rPr>
+              <w:t xml:space="preserve"> </w:t>
+            </w:r>
+            <w:r>
+              <w:rPr>
+                <w:lang w:val="de"/>
+              </w:rPr>
+              <w:t xml:space="preserve">— angenommen, fachlich zurückgewiesen, Syntaxfehler, technischer Fehler</w:t>
+            </w:r>
+          </w:p>
+        </w:tc>
+        <w:tc>
+          <w:tcPr/>
+          <w:p>
+            <w:pPr>
+              <w:pStyle w:val="Compact"/>
+            </w:pPr>
+            <w:r>
+              <w:rPr>
+                <w:lang w:val="de"/>
+              </w:rPr>
+              <w:t xml:space="preserve">Die Anwenderin weiß nach dem Lesen, ob sie korrigieren, neu erzeugen oder nur erneut senden muss</w:t>
+            </w:r>
+          </w:p>
+        </w:tc>
+      </w:tr>
+      <w:tr>
+        <w:tc>
+          <w:tcPr/>
+          <w:p>
+            <w:pPr>
+              <w:pStyle w:val="Compact"/>
+            </w:pPr>
+            <w:r>
+              <w:rPr>
+                <w:lang w:val="de"/>
+              </w:rPr>
+              <w:t xml:space="preserve">6</w:t>
+            </w:r>
+          </w:p>
+        </w:tc>
+        <w:tc>
+          <w:tcPr/>
+          <w:p>
+            <w:pPr>
+              <w:pStyle w:val="Compact"/>
+            </w:pPr>
+            <w:r>
+              <w:rPr>
+                <w:b/>
+                <w:bCs/>
+                <w:lang w:val="de"/>
+              </w:rPr>
+              <w:t xml:space="preserve">Eine Zurückweisung nachbearbeiten</w:t>
+            </w:r>
+            <w:r>
+              <w:rPr>
+                <w:lang w:val="de"/>
+              </w:rPr>
+              <w:t xml:space="preserve">, ohne alles neu zu erfassen</w:t>
+            </w:r>
+          </w:p>
+        </w:tc>
+        <w:tc>
+          <w:tcPr/>
+          <w:p>
+            <w:pPr>
+              <w:pStyle w:val="Compact"/>
+            </w:pPr>
+            <w:r>
+              <w:rPr>
+                <w:lang w:val="de"/>
+              </w:rPr>
+              <w:t xml:space="preserve">Die korrigierte Abrechnung geht als neue Lieferung hinaus, mit sauberer Nummer</w:t>
+            </w:r>
+          </w:p>
+        </w:tc>
+      </w:tr>
+      <w:tr>
+        <w:tc>
+          <w:tcPr/>
+          <w:p>
+            <w:pPr>
+              <w:pStyle w:val="Compact"/>
+            </w:pPr>
+            <w:r>
+              <w:rPr>
+                <w:lang w:val="de"/>
+              </w:rPr>
+              <w:t xml:space="preserve">7</w:t>
+            </w:r>
+          </w:p>
+        </w:tc>
+        <w:tc>
+          <w:tcPr/>
+          <w:p>
+            <w:pPr>
+              <w:pStyle w:val="Compact"/>
+            </w:pPr>
+            <w:r>
+              <w:rPr>
+                <w:b/>
+                <w:bCs/>
+                <w:lang w:val="de"/>
+              </w:rPr>
+              <w:t xml:space="preserve">Einen weiteren Leistungsbereich aufnehmen</w:t>
+            </w:r>
+            <w:r>
+              <w:rPr>
+                <w:lang w:val="de"/>
+              </w:rPr>
+              <w:t xml:space="preserve"> </w:t>
+            </w:r>
+            <w:r>
+              <w:rPr>
+                <w:lang w:val="de"/>
+              </w:rPr>
+              <w:t xml:space="preserve">— über Einträge, nicht über Umbau</w:t>
+            </w:r>
+          </w:p>
+        </w:tc>
+        <w:tc>
+          <w:tcPr/>
+          <w:p>
+            <w:pPr>
+              <w:pStyle w:val="Compact"/>
+            </w:pPr>
+            <w:r>
+              <w:rPr>
+                <w:lang w:val="de"/>
+              </w:rPr>
+              <w:t xml:space="preserve">Rehabilitationssport neben Hebammenhilfe, ohne dass eine Klasse sich ändert</w:t>
             </w:r>
           </w:p>
         </w:tc>
       </w:tr>
     </w:tbl>
-    <w:bookmarkStart w:id="16" w:name="warum-nicht-der-einfachere-weg"/>
+    <w:p>
+      <w:pPr>
+        <w:pStyle w:val="BodyText"/>
+      </w:pPr>
+      <w:r>
+        <w:rPr>
+          <w:lang w:val="de"/>
+        </w:rPr>
+        <w:t xml:space="preserve">Und das alles</w:t>
+      </w:r>
+      <w:r>
+        <w:rPr>
+          <w:lang w:val="de"/>
+        </w:rPr>
+        <w:t xml:space="preserve"> </w:t>
+      </w:r>
+      <w:r>
+        <w:rPr>
+          <w:b/>
+          <w:bCs/>
+          <w:lang w:val="de"/>
+        </w:rPr>
+        <w:t xml:space="preserve">auf einem einzelnen Rechner, ohne Installation und ohne dass</w:t>
+      </w:r>
+      <w:r>
+        <w:rPr>
+          <w:b/>
+          <w:bCs/>
+          <w:lang w:val="de"/>
+        </w:rPr>
+        <w:t xml:space="preserve"> </w:t>
+      </w:r>
+      <w:r>
+        <w:rPr>
+          <w:b/>
+          <w:bCs/>
+          <w:lang w:val="de"/>
+        </w:rPr>
+        <w:t xml:space="preserve">Gesundheitsdaten das Haus verlassen.</w:t>
+      </w:r>
+    </w:p>
+    <w:p>
+      <w:pPr>
+        <w:pStyle w:val="BodyText"/>
+      </w:pPr>
+      <w:r>
+        <w:rPr>
+          <w:lang w:val="de"/>
+        </w:rPr>
+        <w:t xml:space="preserve">Nicht jeder dieser Punkte ist am Ende dieses Teils entschieden, und nicht jeder</w:t>
+      </w:r>
+      <w:r>
+        <w:rPr>
+          <w:lang w:val="de"/>
+        </w:rPr>
+        <w:t xml:space="preserve"> </w:t>
+      </w:r>
+      <w:r>
+        <w:rPr>
+          <w:lang w:val="de"/>
+        </w:rPr>
+        <w:t xml:space="preserve">ist allein durch Programmieren erreichbar — Punkt 4 hängt an Zulassungen, die</w:t>
+      </w:r>
+      <w:r>
+        <w:rPr>
+          <w:lang w:val="de"/>
+        </w:rPr>
+        <w:t xml:space="preserve"> </w:t>
+      </w:r>
+      <w:r>
+        <w:rPr>
+          <w:lang w:val="de"/>
+        </w:rPr>
+        <w:t xml:space="preserve">niemand schreiben kann. Das ist Gegenstand von Teil 04.</w:t>
+      </w:r>
+    </w:p>
+    <w:bookmarkEnd w:id="10"/>
+    <w:bookmarkStart w:id="11" w:name="ziel-dieses-teils"/>
+    <w:p>
+      <w:pPr>
+        <w:pStyle w:val="Heading2"/>
+      </w:pPr>
+      <w:r>
+        <w:rPr>
+          <w:lang w:val="de"/>
+        </w:rPr>
+        <w:t xml:space="preserve">Ziel dieses Teils</w:t>
+      </w:r>
+    </w:p>
+    <w:p>
+      <w:pPr>
+        <w:pStyle w:val="Compact"/>
+        <w:numPr>
+          <w:ilvl w:val="0"/>
+          <w:numId w:val="1001"/>
+        </w:numPr>
+      </w:pPr>
+      <w:r>
+        <w:rPr>
+          <w:lang w:val="de"/>
+        </w:rPr>
+        <w:t xml:space="preserve">Festlegen, was das Programm können soll — und ebenso wichtig, was nicht.</w:t>
+      </w:r>
+    </w:p>
+    <w:p>
+      <w:pPr>
+        <w:pStyle w:val="Compact"/>
+        <w:numPr>
+          <w:ilvl w:val="0"/>
+          <w:numId w:val="1001"/>
+        </w:numPr>
+      </w:pPr>
+      <w:r>
+        <w:rPr>
+          <w:lang w:val="de"/>
+        </w:rPr>
+        <w:t xml:space="preserve">Entscheiden, wie weit es tragen soll: ein Programm für einen Kursanbieter oder</w:t>
+      </w:r>
+      <w:r>
+        <w:rPr>
+          <w:lang w:val="de"/>
+        </w:rPr>
+        <w:t xml:space="preserve"> </w:t>
+      </w:r>
+      <w:r>
+        <w:rPr>
+          <w:lang w:val="de"/>
+        </w:rPr>
+        <w:t xml:space="preserve">eines für die Abrechnung mit gesetzlichen Kassen überhaupt.</w:t>
+      </w:r>
+    </w:p>
+    <w:p>
+      <w:pPr>
+        <w:pStyle w:val="Compact"/>
+        <w:numPr>
+          <w:ilvl w:val="0"/>
+          <w:numId w:val="1001"/>
+        </w:numPr>
+      </w:pPr>
+      <w:r>
+        <w:rPr>
+          <w:lang w:val="de"/>
+        </w:rPr>
+        <w:t xml:space="preserve">Ein erstes Bild der Fachlichkeit: welche Begriffe es gibt, wie sie</w:t>
+      </w:r>
+      <w:r>
+        <w:rPr>
+          <w:lang w:val="de"/>
+        </w:rPr>
+        <w:t xml:space="preserve"> </w:t>
+      </w:r>
+      <w:r>
+        <w:rPr>
+          <w:lang w:val="de"/>
+        </w:rPr>
+        <w:t xml:space="preserve">zusammenhängen, was von ihnen dauerhaft festgehalten werden muss.</w:t>
+      </w:r>
+    </w:p>
+    <w:bookmarkEnd w:id="11"/>
+    <w:bookmarkStart w:id="16" w:name="überlegungen"/>
+    <w:p>
+      <w:pPr>
+        <w:pStyle w:val="Heading2"/>
+      </w:pPr>
+      <w:r>
+        <w:rPr>
+          <w:lang w:val="de"/>
+        </w:rPr>
+        <w:t xml:space="preserve">Überlegungen</w:t>
+      </w:r>
+    </w:p>
+    <w:bookmarkStart w:id="12" w:name="was-der-eigentliche-wert-wäre"/>
     <w:p>
       <w:pPr>
         <w:pStyle w:val="Heading3"/>
@@ -1969,7 +1164,7 @@
         <w:rPr>
           <w:lang w:val="de"/>
         </w:rPr>
-        <w:t xml:space="preserve">Warum nicht der einfachere Weg</w:t>
+        <w:t xml:space="preserve">Was der eigentliche Wert wäre</w:t>
       </w:r>
     </w:p>
     <w:p>
@@ -1980,31 +1175,259 @@
         <w:rPr>
           <w:lang w:val="de"/>
         </w:rPr>
-        <w:t xml:space="preserve">Man könnte auf Nummer 4 verzichten und darauf setzen, dass die Empfängerseite</w:t>
-      </w:r>
-      <w:r>
-        <w:rPr>
-          <w:lang w:val="de"/>
-        </w:rPr>
-        <w:t xml:space="preserve"> </w:t>
-      </w:r>
-      <w:r>
-        <w:rPr>
-          <w:lang w:val="de"/>
-        </w:rPr>
-        <w:t xml:space="preserve">schon meckern wird — das wäre erheblich weniger Arbeit. Dagegen steht der Preis</w:t>
-      </w:r>
-      <w:r>
-        <w:rPr>
-          <w:lang w:val="de"/>
-        </w:rPr>
-        <w:t xml:space="preserve"> </w:t>
-      </w:r>
-      <w:r>
-        <w:rPr>
-          <w:lang w:val="de"/>
-        </w:rPr>
-        <w:t xml:space="preserve">einer Beanstandung:</w:t>
+        <w:t xml:space="preserve">Der naheliegende Gedanke — ein Programm, das eine Datei erzeugt — ist richtig</w:t>
+      </w:r>
+      <w:r>
+        <w:rPr>
+          <w:lang w:val="de"/>
+        </w:rPr>
+        <w:t xml:space="preserve"> </w:t>
+      </w:r>
+      <w:r>
+        <w:rPr>
+          <w:lang w:val="de"/>
+        </w:rPr>
+        <w:t xml:space="preserve">und zu kurz gedacht. Eine Datei zu erzeugen ist der leichte Teil. Der schwere</w:t>
+      </w:r>
+      <w:r>
+        <w:rPr>
+          <w:lang w:val="de"/>
+        </w:rPr>
+        <w:t xml:space="preserve"> </w:t>
+      </w:r>
+      <w:r>
+        <w:rPr>
+          <w:lang w:val="de"/>
+        </w:rPr>
+        <w:t xml:space="preserve">ist, dass sie</w:t>
+      </w:r>
+      <w:r>
+        <w:rPr>
+          <w:lang w:val="de"/>
+        </w:rPr>
+        <w:t xml:space="preserve"> </w:t>
+      </w:r>
+      <w:r>
+        <w:rPr>
+          <w:b/>
+          <w:bCs/>
+          <w:lang w:val="de"/>
+        </w:rPr>
+        <w:t xml:space="preserve">stimmt</w:t>
+      </w:r>
+      <w:r>
+        <w:rPr>
+          <w:lang w:val="de"/>
+        </w:rPr>
+        <w:t xml:space="preserve">.</w:t>
+      </w:r>
+    </w:p>
+    <w:p>
+      <w:pPr>
+        <w:pStyle w:val="BodyText"/>
+      </w:pPr>
+      <w:r>
+        <w:rPr>
+          <w:lang w:val="de"/>
+        </w:rPr>
+        <w:t xml:space="preserve">Eine Abrechnung, die formal fehlerfrei aussieht und einen falschen Schlüsselwert</w:t>
+      </w:r>
+      <w:r>
+        <w:rPr>
+          <w:lang w:val="de"/>
+        </w:rPr>
+        <w:t xml:space="preserve"> </w:t>
+      </w:r>
+      <w:r>
+        <w:rPr>
+          <w:lang w:val="de"/>
+        </w:rPr>
+        <w:t xml:space="preserve">enthält, wird angenommen, verarbeitet und zurückgewiesen — oft Wochen später.</w:t>
+      </w:r>
+      <w:r>
+        <w:rPr>
+          <w:lang w:val="de"/>
+        </w:rPr>
+        <w:t xml:space="preserve"> </w:t>
+      </w:r>
+      <w:r>
+        <w:rPr>
+          <w:b/>
+          <w:bCs/>
+          <w:lang w:val="de"/>
+        </w:rPr>
+        <w:t xml:space="preserve">Fehler in diesem Verfahren sind selten laut. Sie sind still und teuer.</w:t>
+      </w:r>
+    </w:p>
+    <w:p>
+      <w:pPr>
+        <w:pStyle w:val="BlockText"/>
+      </w:pPr>
+      <w:r>
+        <w:rPr>
+          <w:b/>
+          <w:bCs/>
+          <w:lang w:val="de"/>
+        </w:rPr>
+        <w:t xml:space="preserve">Der Leitgedanke des Projekts: nicht das Abrechnen ist schwer, sondern das</w:t>
+      </w:r>
+      <w:r>
+        <w:rPr>
+          <w:b/>
+          <w:bCs/>
+          <w:lang w:val="de"/>
+        </w:rPr>
+        <w:t xml:space="preserve"> </w:t>
+      </w:r>
+      <w:r>
+        <w:rPr>
+          <w:b/>
+          <w:bCs/>
+          <w:lang w:val="de"/>
+        </w:rPr>
+        <w:t xml:space="preserve">Richtigsein.</w:t>
+      </w:r>
+    </w:p>
+    <w:p>
+      <w:pPr>
+        <w:pStyle w:val="FirstParagraph"/>
+      </w:pPr>
+      <w:r>
+        <w:rPr>
+          <w:lang w:val="de"/>
+        </w:rPr>
+        <w:t xml:space="preserve">Daraus folgt die Festlegung, die den ganzen Aufbau prägt:</w:t>
+      </w:r>
+      <w:r>
+        <w:rPr>
+          <w:lang w:val="de"/>
+        </w:rPr>
+        <w:t xml:space="preserve"> </w:t>
+      </w:r>
+      <w:r>
+        <w:rPr>
+          <w:b/>
+          <w:bCs/>
+          <w:lang w:val="de"/>
+        </w:rPr>
+        <w:t xml:space="preserve">das Programm prüft,</w:t>
+      </w:r>
+      <w:r>
+        <w:rPr>
+          <w:b/>
+          <w:bCs/>
+          <w:lang w:val="de"/>
+        </w:rPr>
+        <w:t xml:space="preserve"> </w:t>
+      </w:r>
+      <w:r>
+        <w:rPr>
+          <w:b/>
+          <w:bCs/>
+          <w:lang w:val="de"/>
+        </w:rPr>
+        <w:t xml:space="preserve">bevor etwas das Haus verlässt</w:t>
+      </w:r>
+      <w:r>
+        <w:rPr>
+          <w:lang w:val="de"/>
+        </w:rPr>
+        <w:t xml:space="preserve"> </w:t>
+      </w:r>
+      <w:r>
+        <w:rPr>
+          <w:lang w:val="de"/>
+        </w:rPr>
+        <w:t xml:space="preserve">— nicht als Zusatzfunktion, sondern als Tor, an</w:t>
+      </w:r>
+      <w:r>
+        <w:rPr>
+          <w:lang w:val="de"/>
+        </w:rPr>
+        <w:t xml:space="preserve"> </w:t>
+      </w:r>
+      <w:r>
+        <w:rPr>
+          <w:lang w:val="de"/>
+        </w:rPr>
+        <w:t xml:space="preserve">dem jede Lieferung vorbeimuss.</w:t>
+      </w:r>
+    </w:p>
+    <w:bookmarkEnd w:id="12"/>
+    <w:bookmarkStart w:id="13" w:name="wie-weit-soll-es-tragen"/>
+    <w:p>
+      <w:pPr>
+        <w:pStyle w:val="Heading3"/>
+      </w:pPr>
+      <w:r>
+        <w:rPr>
+          <w:lang w:val="de"/>
+        </w:rPr>
+        <w:t xml:space="preserve">Wie weit soll es tragen</w:t>
+      </w:r>
+    </w:p>
+    <w:p>
+      <w:pPr>
+        <w:pStyle w:val="FirstParagraph"/>
+      </w:pPr>
+      <w:r>
+        <w:rPr>
+          <w:lang w:val="de"/>
+        </w:rPr>
+        <w:t xml:space="preserve">Man könnte das Programm auf Hebammenkurse zuschneiden. Das wäre die kleinere</w:t>
+      </w:r>
+      <w:r>
+        <w:rPr>
+          <w:lang w:val="de"/>
+        </w:rPr>
+        <w:t xml:space="preserve"> </w:t>
+      </w:r>
+      <w:r>
+        <w:rPr>
+          <w:lang w:val="de"/>
+        </w:rPr>
+        <w:t xml:space="preserve">Aufgabe und für den ersten Fall vollkommen ausreichend.</w:t>
+      </w:r>
+    </w:p>
+    <w:p>
+      <w:pPr>
+        <w:pStyle w:val="BodyText"/>
+      </w:pPr>
+      <w:r>
+        <w:rPr>
+          <w:lang w:val="de"/>
+        </w:rPr>
+        <w:t xml:space="preserve">Dagegen spricht ein Blick auf das Verfahren selbst:</w:t>
+      </w:r>
+      <w:r>
+        <w:rPr>
+          <w:lang w:val="de"/>
+        </w:rPr>
+        <w:t xml:space="preserve"> </w:t>
+      </w:r>
+      <w:r>
+        <w:rPr>
+          <w:b/>
+          <w:bCs/>
+          <w:lang w:val="de"/>
+        </w:rPr>
+        <w:t xml:space="preserve">fast alles daran ist nicht</w:t>
+      </w:r>
+      <w:r>
+        <w:rPr>
+          <w:b/>
+          <w:bCs/>
+          <w:lang w:val="de"/>
+        </w:rPr>
+        <w:t xml:space="preserve"> </w:t>
+      </w:r>
+      <w:r>
+        <w:rPr>
+          <w:b/>
+          <w:bCs/>
+          <w:lang w:val="de"/>
+        </w:rPr>
+        <w:t xml:space="preserve">leistungsspezifisch.</w:t>
       </w:r>
     </w:p>
     <w:tbl>
@@ -2032,21 +1455,21 @@
               <w:rPr>
                 <w:lang w:val="de"/>
               </w:rPr>
-              <w:t xml:space="preserve">Wo der Fehler auffällt</w:t>
-            </w:r>
-          </w:p>
-        </w:tc>
-        <w:tc>
-          <w:tcPr/>
-          <w:p>
-            <w:pPr>
-              <w:pStyle w:val="Compact"/>
-            </w:pPr>
-            <w:r>
-              <w:rPr>
-                <w:lang w:val="de"/>
-              </w:rPr>
-              <w:t xml:space="preserve">Was er kostet</w:t>
+              <w:t xml:space="preserve">Bleibt über die Leistungsbereiche gleich</w:t>
+            </w:r>
+          </w:p>
+        </w:tc>
+        <w:tc>
+          <w:tcPr/>
+          <w:p>
+            <w:pPr>
+              <w:pStyle w:val="Compact"/>
+            </w:pPr>
+            <w:r>
+              <w:rPr>
+                <w:lang w:val="de"/>
+              </w:rPr>
+              <w:t xml:space="preserve">Wechselt je Leistungsbereich</w:t>
             </w:r>
           </w:p>
         </w:tc>
@@ -2062,21 +1485,21 @@
               <w:rPr>
                 <w:lang w:val="de"/>
               </w:rPr>
-              <w:t xml:space="preserve">im eigenen Programm, vor dem Versand</w:t>
-            </w:r>
-          </w:p>
-        </w:tc>
-        <w:tc>
-          <w:tcPr/>
-          <w:p>
-            <w:pPr>
-              <w:pStyle w:val="Compact"/>
-            </w:pPr>
-            <w:r>
-              <w:rPr>
-                <w:lang w:val="de"/>
-              </w:rPr>
-              <w:t xml:space="preserve">dreißig Sekunden</w:t>
+              <w:t xml:space="preserve">Der Aufbau der Nachricht — Rahmen, Rechnungs-, Versicherten-, Leistungs- und Summenteile</w:t>
+            </w:r>
+          </w:p>
+        </w:tc>
+        <w:tc>
+          <w:tcPr/>
+          <w:p>
+            <w:pPr>
+              <w:pStyle w:val="Compact"/>
+            </w:pPr>
+            <w:r>
+              <w:rPr>
+                <w:lang w:val="de"/>
+              </w:rPr>
+              <w:t xml:space="preserve">Der Sammelgruppenschlüssel im Nachrichtenkopf</w:t>
             </w:r>
           </w:p>
         </w:tc>
@@ -2092,21 +1515,81 @@
               <w:rPr>
                 <w:lang w:val="de"/>
               </w:rPr>
-              <w:t xml:space="preserve">bei der Kasse, Wochen später</w:t>
-            </w:r>
-          </w:p>
-        </w:tc>
-        <w:tc>
-          <w:tcPr/>
-          <w:p>
-            <w:pPr>
-              <w:pStyle w:val="Compact"/>
-            </w:pPr>
-            <w:r>
-              <w:rPr>
-                <w:lang w:val="de"/>
-              </w:rPr>
-              <w:t xml:space="preserve">ein vollständiger Wiederholungsdurchlauf</w:t>
+              <w:t xml:space="preserve">Die Beteiligten und ihre Institutionskennzeichen samt Prüfziffer</w:t>
+            </w:r>
+          </w:p>
+        </w:tc>
+        <w:tc>
+          <w:tcPr/>
+          <w:p>
+            <w:pPr>
+              <w:pStyle w:val="Compact"/>
+            </w:pPr>
+            <w:r>
+              <w:rPr>
+                <w:lang w:val="de"/>
+              </w:rPr>
+              <w:t xml:space="preserve">Der Abrechnungscode</w:t>
+            </w:r>
+          </w:p>
+        </w:tc>
+      </w:tr>
+      <w:tr>
+        <w:tc>
+          <w:tcPr/>
+          <w:p>
+            <w:pPr>
+              <w:pStyle w:val="Compact"/>
+            </w:pPr>
+            <w:r>
+              <w:rPr>
+                <w:lang w:val="de"/>
+              </w:rPr>
+              <w:t xml:space="preserve">Prüfung, Zählerführung, Summenbildung</w:t>
+            </w:r>
+          </w:p>
+        </w:tc>
+        <w:tc>
+          <w:tcPr/>
+          <w:p>
+            <w:pPr>
+              <w:pStyle w:val="Compact"/>
+            </w:pPr>
+            <w:r>
+              <w:rPr>
+                <w:lang w:val="de"/>
+              </w:rPr>
+              <w:t xml:space="preserve">Positionsnummern und Tarifkennzeichen</w:t>
+            </w:r>
+          </w:p>
+        </w:tc>
+      </w:tr>
+      <w:tr>
+        <w:tc>
+          <w:tcPr/>
+          <w:p>
+            <w:pPr>
+              <w:pStyle w:val="Compact"/>
+            </w:pPr>
+            <w:r>
+              <w:rPr>
+                <w:lang w:val="de"/>
+              </w:rPr>
+              <w:t xml:space="preserve">Lieferung, Zustellweg, Einordnung der Rückmeldung</w:t>
+            </w:r>
+          </w:p>
+        </w:tc>
+        <w:tc>
+          <w:tcPr/>
+          <w:p>
+            <w:pPr>
+              <w:pStyle w:val="Compact"/>
+            </w:pPr>
+            <w:r>
+              <w:rPr>
+                <w:lang w:val="de"/>
+              </w:rPr>
+              <w:t xml:space="preserve">Der Vertrag, aus dem sich die zulässigen Werte ergeben</w:t>
             </w:r>
           </w:p>
         </w:tc>
@@ -2120,36 +1603,90 @@
         <w:rPr>
           <w:lang w:val="de"/>
         </w:rPr>
-        <w:t xml:space="preserve">Ohne die Prüfung wäre das Programm ein Dateischreiber, und dafür lohnt der</w:t>
-      </w:r>
-      <w:r>
-        <w:rPr>
-          <w:lang w:val="de"/>
-        </w:rPr>
-        <w:t xml:space="preserve"> </w:t>
-      </w:r>
-      <w:r>
-        <w:rPr>
-          <w:lang w:val="de"/>
-        </w:rPr>
-        <w:t xml:space="preserve">Aufwand nicht.</w:t>
-      </w:r>
-    </w:p>
-    <w:bookmarkEnd w:id="16"/>
-    <w:bookmarkEnd w:id="17"/>
-    <w:bookmarkStart w:id="28" w:name="ergebnis"/>
-    <w:p>
-      <w:pPr>
-        <w:pStyle w:val="Heading2"/>
-      </w:pPr>
-      <w:r>
-        <w:rPr>
-          <w:lang w:val="de"/>
-        </w:rPr>
-        <w:t xml:space="preserve">Ergebnis</w:t>
-      </w:r>
-    </w:p>
-    <w:bookmarkStart w:id="18" w:name="das-zielbild"/>
+        <w:t xml:space="preserve">Die rechte Spalte ist kurz, und sie besteht ausschließlich aus</w:t>
+      </w:r>
+      <w:r>
+        <w:rPr>
+          <w:lang w:val="de"/>
+        </w:rPr>
+        <w:t xml:space="preserve"> </w:t>
+      </w:r>
+      <w:r>
+        <w:rPr>
+          <w:b/>
+          <w:bCs/>
+          <w:lang w:val="de"/>
+        </w:rPr>
+        <w:t xml:space="preserve">Werten</w:t>
+      </w:r>
+      <w:r>
+        <w:rPr>
+          <w:lang w:val="de"/>
+        </w:rPr>
+        <w:t xml:space="preserve">, nicht</w:t>
+      </w:r>
+      <w:r>
+        <w:rPr>
+          <w:lang w:val="de"/>
+        </w:rPr>
+        <w:t xml:space="preserve"> </w:t>
+      </w:r>
+      <w:r>
+        <w:rPr>
+          <w:lang w:val="de"/>
+        </w:rPr>
+        <w:t xml:space="preserve">aus Abläufen. Ein zweiter Leistungsbereich verlangt also Einträge, keinen Umbau</w:t>
+      </w:r>
+      <w:r>
+        <w:rPr>
+          <w:lang w:val="de"/>
+        </w:rPr>
+        <w:t xml:space="preserve"> </w:t>
+      </w:r>
+      <w:r>
+        <w:rPr>
+          <w:lang w:val="de"/>
+        </w:rPr>
+        <w:t xml:space="preserve">— vorausgesetzt, das Modell trennt beides von Anfang an.</w:t>
+      </w:r>
+    </w:p>
+    <w:p>
+      <w:pPr>
+        <w:pStyle w:val="BodyText"/>
+      </w:pPr>
+      <w:r>
+        <w:rPr>
+          <w:lang w:val="de"/>
+        </w:rPr>
+        <w:t xml:space="preserve">Genau das kostet in der Vision fast nichts und später sehr viel: ein Begriff,</w:t>
+      </w:r>
+      <w:r>
+        <w:rPr>
+          <w:lang w:val="de"/>
+        </w:rPr>
+        <w:t xml:space="preserve"> </w:t>
+      </w:r>
+      <w:r>
+        <w:rPr>
+          <w:lang w:val="de"/>
+        </w:rPr>
+        <w:t xml:space="preserve">der von Beginn an „Leistungsfall” heißt statt „Kurs”, trägt eine</w:t>
+      </w:r>
+      <w:r>
+        <w:rPr>
+          <w:lang w:val="de"/>
+        </w:rPr>
+        <w:t xml:space="preserve"> </w:t>
+      </w:r>
+      <w:r>
+        <w:rPr>
+          <w:lang w:val="de"/>
+        </w:rPr>
+        <w:t xml:space="preserve">Behandlungsserie mit, ohne dass jemand ihn umbenennen muss.</w:t>
+      </w:r>
+    </w:p>
+    <w:bookmarkEnd w:id="13"/>
+    <w:bookmarkStart w:id="14" w:name="wer-es-bedient"/>
     <w:p>
       <w:pPr>
         <w:pStyle w:val="Heading3"/>
@@ -2158,7 +1695,42 @@
         <w:rPr>
           <w:lang w:val="de"/>
         </w:rPr>
-        <w:t xml:space="preserve">Das Zielbild</w:t>
+        <w:t xml:space="preserve">Wer es bedient</w:t>
+      </w:r>
+    </w:p>
+    <w:p>
+      <w:pPr>
+        <w:pStyle w:val="FirstParagraph"/>
+      </w:pPr>
+      <w:r>
+        <w:rPr>
+          <w:lang w:val="de"/>
+        </w:rPr>
+        <w:t xml:space="preserve">Eine einzelne Person, an einem einzelnen Rechner, ohne besondere</w:t>
+      </w:r>
+      <w:r>
+        <w:rPr>
+          <w:lang w:val="de"/>
+        </w:rPr>
+        <w:t xml:space="preserve"> </w:t>
+      </w:r>
+      <w:r>
+        <w:rPr>
+          <w:lang w:val="de"/>
+        </w:rPr>
+        <w:t xml:space="preserve">Computerkenntnisse und ohne jemanden, der bei Problemen hilft. Meist abends,</w:t>
+      </w:r>
+      <w:r>
+        <w:rPr>
+          <w:lang w:val="de"/>
+        </w:rPr>
+        <w:t xml:space="preserve"> </w:t>
+      </w:r>
+      <w:r>
+        <w:rPr>
+          <w:lang w:val="de"/>
+        </w:rPr>
+        <w:t xml:space="preserve">nach der Arbeit.</w:t>
       </w:r>
     </w:p>
     <w:tbl>
@@ -2186,21 +1758,21 @@
               <w:rPr>
                 <w:lang w:val="de"/>
               </w:rPr>
-              <w:t xml:space="preserve">Station</w:t>
-            </w:r>
-          </w:p>
-        </w:tc>
-        <w:tc>
-          <w:tcPr/>
-          <w:p>
-            <w:pPr>
-              <w:pStyle w:val="Compact"/>
-            </w:pPr>
-            <w:r>
-              <w:rPr>
-                <w:lang w:val="de"/>
-              </w:rPr>
-              <w:t xml:space="preserve">Was dort geschieht</w:t>
+              <w:t xml:space="preserve">Umstand</w:t>
+            </w:r>
+          </w:p>
+        </w:tc>
+        <w:tc>
+          <w:tcPr/>
+          <w:p>
+            <w:pPr>
+              <w:pStyle w:val="Compact"/>
+            </w:pPr>
+            <w:r>
+              <w:rPr>
+                <w:lang w:val="de"/>
+              </w:rPr>
+              <w:t xml:space="preserve">Was daraus für das Programm folgt</w:t>
             </w:r>
           </w:p>
         </w:tc>
@@ -2214,25 +1786,49 @@
             </w:pPr>
             <w:r>
               <w:rPr>
+                <w:lang w:val="de"/>
+              </w:rPr>
+              <w:t xml:space="preserve">Niemand richtet etwas ein</w:t>
+            </w:r>
+          </w:p>
+        </w:tc>
+        <w:tc>
+          <w:tcPr/>
+          <w:p>
+            <w:pPr>
+              <w:pStyle w:val="Compact"/>
+            </w:pPr>
+            <w:r>
+              <w:rPr>
+                <w:lang w:val="de"/>
+              </w:rPr>
+              <w:t xml:space="preserve">Es darf</w:t>
+            </w:r>
+            <w:r>
+              <w:rPr>
+                <w:lang w:val="de"/>
+              </w:rPr>
+              <w:t xml:space="preserve"> </w:t>
+            </w:r>
+            <w:r>
+              <w:rPr>
                 <w:b/>
                 <w:bCs/>
                 <w:lang w:val="de"/>
               </w:rPr>
-              <w:t xml:space="preserve">Leistungsdaten</w:t>
-            </w:r>
-          </w:p>
-        </w:tc>
-        <w:tc>
-          <w:tcPr/>
-          <w:p>
-            <w:pPr>
-              <w:pStyle w:val="Compact"/>
-            </w:pPr>
-            <w:r>
-              <w:rPr>
-                <w:lang w:val="de"/>
-              </w:rPr>
-              <w:t xml:space="preserve">liegen ohnehin vor — in Listen und Köpfen</w:t>
+              <w:t xml:space="preserve">nichts zusätzlich installiert</w:t>
+            </w:r>
+            <w:r>
+              <w:rPr>
+                <w:lang w:val="de"/>
+              </w:rPr>
+              <w:t xml:space="preserve"> </w:t>
+            </w:r>
+            <w:r>
+              <w:rPr>
+                <w:lang w:val="de"/>
+              </w:rPr>
+              <w:t xml:space="preserve">werden müssen — keine Datenbank, keine Laufzeitumgebung, kein Serverdienst</w:t>
             </w:r>
           </w:p>
         </w:tc>
@@ -2246,25 +1842,73 @@
             </w:pPr>
             <w:r>
               <w:rPr>
+                <w:lang w:val="de"/>
+              </w:rPr>
+              <w:t xml:space="preserve">Es geht um Gesundheitsdaten</w:t>
+            </w:r>
+          </w:p>
+        </w:tc>
+        <w:tc>
+          <w:tcPr/>
+          <w:p>
+            <w:pPr>
+              <w:pStyle w:val="Compact"/>
+            </w:pPr>
+            <w:r>
+              <w:rPr>
+                <w:lang w:val="de"/>
+              </w:rPr>
+              <w:t xml:space="preserve">Die Daten bleiben</w:t>
+            </w:r>
+            <w:r>
+              <w:rPr>
+                <w:lang w:val="de"/>
+              </w:rPr>
+              <w:t xml:space="preserve"> </w:t>
+            </w:r>
+            <w:r>
+              <w:rPr>
                 <w:b/>
                 <w:bCs/>
                 <w:lang w:val="de"/>
               </w:rPr>
-              <w:t xml:space="preserve">Das Programm</w:t>
-            </w:r>
-          </w:p>
-        </w:tc>
-        <w:tc>
-          <w:tcPr/>
-          <w:p>
-            <w:pPr>
-              <w:pStyle w:val="Compact"/>
-            </w:pPr>
-            <w:r>
-              <w:rPr>
-                <w:lang w:val="de"/>
-              </w:rPr>
-              <w:t xml:space="preserve">erzeugt daraus die Abrechnungsdatei</w:t>
+              <w:t xml:space="preserve">auf dem Rechner der Anwenderin</w:t>
+            </w:r>
+            <w:r>
+              <w:rPr>
+                <w:lang w:val="de"/>
+              </w:rPr>
+              <w:t xml:space="preserve">, nicht im Netz</w:t>
+            </w:r>
+          </w:p>
+        </w:tc>
+      </w:tr>
+      <w:tr>
+        <w:tc>
+          <w:tcPr/>
+          <w:p>
+            <w:pPr>
+              <w:pStyle w:val="Compact"/>
+            </w:pPr>
+            <w:r>
+              <w:rPr>
+                <w:lang w:val="de"/>
+              </w:rPr>
+              <w:t xml:space="preserve">Niemand hilft, wenn etwas klemmt</w:t>
+            </w:r>
+          </w:p>
+        </w:tc>
+        <w:tc>
+          <w:tcPr/>
+          <w:p>
+            <w:pPr>
+              <w:pStyle w:val="Compact"/>
+            </w:pPr>
+            <w:r>
+              <w:rPr>
+                <w:lang w:val="de"/>
+              </w:rPr>
+              <w:t xml:space="preserve">Eine Meldung sagt,</w:t>
             </w:r>
             <w:r>
               <w:rPr>
@@ -2278,7 +1922,19 @@
                 <w:bCs/>
                 <w:lang w:val="de"/>
               </w:rPr>
-              <w:t xml:space="preserve">und prüft sie, bevor sie das Haus verlässt</w:t>
+              <w:t xml:space="preserve">was zu tun ist</w:t>
+            </w:r>
+            <w:r>
+              <w:rPr>
+                <w:lang w:val="de"/>
+              </w:rPr>
+              <w:t xml:space="preserve"> </w:t>
+            </w:r>
+            <w:r>
+              <w:rPr>
+                <w:lang w:val="de"/>
+              </w:rPr>
+              <w:t xml:space="preserve">— nicht, was schiefging. „Feld 4 ungültig” hilft niemandem</w:t>
             </w:r>
           </w:p>
         </w:tc>
@@ -2292,32 +1948,901 @@
             </w:pPr>
             <w:r>
               <w:rPr>
+                <w:lang w:val="de"/>
+              </w:rPr>
+              <w:t xml:space="preserve">Abends, nebenher</w:t>
+            </w:r>
+          </w:p>
+        </w:tc>
+        <w:tc>
+          <w:tcPr/>
+          <w:p>
+            <w:pPr>
+              <w:pStyle w:val="Compact"/>
+            </w:pPr>
+            <w:r>
+              <w:rPr>
+                <w:lang w:val="de"/>
+              </w:rPr>
+              <w:t xml:space="preserve">Der Weg von den erfassten Daten zur fertigen Datei muss kurz sein</w:t>
+            </w:r>
+          </w:p>
+        </w:tc>
+      </w:tr>
+    </w:tbl>
+    <w:bookmarkEnd w:id="14"/>
+    <w:bookmarkStart w:id="15" w:name="was-es-ausdrücklich-nicht-wird"/>
+    <w:p>
+      <w:pPr>
+        <w:pStyle w:val="Heading3"/>
+      </w:pPr>
+      <w:r>
+        <w:rPr>
+          <w:lang w:val="de"/>
+        </w:rPr>
+        <w:t xml:space="preserve">Was es ausdrücklich nicht wird</w:t>
+      </w:r>
+    </w:p>
+    <w:p>
+      <w:pPr>
+        <w:pStyle w:val="FirstParagraph"/>
+      </w:pPr>
+      <w:r>
+        <w:rPr>
+          <w:lang w:val="de"/>
+        </w:rPr>
+        <w:t xml:space="preserve">So wichtig wie die andere Liste — ein Projekt ohne Grenzen wird nie fertig.</w:t>
+      </w:r>
+    </w:p>
+    <w:tbl>
+      <w:tblPr>
+        <w:tblStyle w:val="Table"/>
+        <w:tblW w:type="pct" w:w="5000"/>
+        <w:tblLayout w:type="fixed"/>
+        <w:tblLook w:firstRow="1" w:lastRow="0" w:firstColumn="0" w:lastColumn="0" w:noHBand="0" w:noVBand="0" w:val="0020"/>
+      </w:tblPr>
+      <w:tblGrid>
+        <w:gridCol w:w="3960"/>
+        <w:gridCol w:w="3960"/>
+      </w:tblGrid>
+      <w:tr>
+        <w:trPr>
+          <w:tblHeader w:val="on"/>
+        </w:trPr>
+        <w:tc>
+          <w:tcPr/>
+          <w:p>
+            <w:pPr>
+              <w:pStyle w:val="Compact"/>
+            </w:pPr>
+            <w:r>
+              <w:rPr>
+                <w:lang w:val="de"/>
+              </w:rPr>
+              <w:t xml:space="preserve">Nicht</w:t>
+            </w:r>
+          </w:p>
+        </w:tc>
+        <w:tc>
+          <w:tcPr/>
+          <w:p>
+            <w:pPr>
+              <w:pStyle w:val="Compact"/>
+            </w:pPr>
+            <w:r>
+              <w:rPr>
+                <w:lang w:val="de"/>
+              </w:rPr>
+              <w:t xml:space="preserve">Warum</w:t>
+            </w:r>
+          </w:p>
+        </w:tc>
+      </w:tr>
+      <w:tr>
+        <w:tc>
+          <w:tcPr/>
+          <w:p>
+            <w:pPr>
+              <w:pStyle w:val="Compact"/>
+            </w:pPr>
+            <w:r>
+              <w:rPr>
+                <w:lang w:val="de"/>
+              </w:rPr>
+              <w:t xml:space="preserve">Kurs- und Terminverwaltung, Erinnerungen</w:t>
+            </w:r>
+          </w:p>
+        </w:tc>
+        <w:tc>
+          <w:tcPr/>
+          <w:p>
+            <w:pPr>
+              <w:pStyle w:val="Compact"/>
+            </w:pPr>
+            <w:r>
+              <w:rPr>
+                <w:lang w:val="de"/>
+              </w:rPr>
+              <w:t xml:space="preserve">ein eigenes Feld, und dafür gibt es Werkzeuge</w:t>
+            </w:r>
+          </w:p>
+        </w:tc>
+      </w:tr>
+      <w:tr>
+        <w:tc>
+          <w:tcPr/>
+          <w:p>
+            <w:pPr>
+              <w:pStyle w:val="Compact"/>
+            </w:pPr>
+            <w:r>
+              <w:rPr>
+                <w:lang w:val="de"/>
+              </w:rPr>
+              <w:t xml:space="preserve">Buchhaltung, Steuer, Einnahmenüberschussrechnung</w:t>
+            </w:r>
+          </w:p>
+        </w:tc>
+        <w:tc>
+          <w:tcPr/>
+          <w:p>
+            <w:pPr>
+              <w:pStyle w:val="Compact"/>
+            </w:pPr>
+            <w:r>
+              <w:rPr>
+                <w:lang w:val="de"/>
+              </w:rPr>
+              <w:t xml:space="preserve">ebenso, und mit eigenen Vorschriften</w:t>
+            </w:r>
+          </w:p>
+        </w:tc>
+      </w:tr>
+      <w:tr>
+        <w:tc>
+          <w:tcPr/>
+          <w:p>
+            <w:pPr>
+              <w:pStyle w:val="Compact"/>
+            </w:pPr>
+            <w:r>
+              <w:rPr>
+                <w:lang w:val="de"/>
+              </w:rPr>
+              <w:t xml:space="preserve">Privatabrechnung mit Selbstzahlern</w:t>
+            </w:r>
+          </w:p>
+        </w:tc>
+        <w:tc>
+          <w:tcPr/>
+          <w:p>
+            <w:pPr>
+              <w:pStyle w:val="Compact"/>
+            </w:pPr>
+            <w:r>
+              <w:rPr>
+                <w:lang w:val="de"/>
+              </w:rPr>
+              <w:t xml:space="preserve">ein anderes Verfahren mit anderen Regeln</w:t>
+            </w:r>
+          </w:p>
+        </w:tc>
+      </w:tr>
+      <w:tr>
+        <w:tc>
+          <w:tcPr/>
+          <w:p>
+            <w:pPr>
+              <w:pStyle w:val="Compact"/>
+            </w:pPr>
+            <w:r>
+              <w:rPr>
+                <w:lang w:val="de"/>
+              </w:rPr>
+              <w:t xml:space="preserve">Mehrbenutzerbetrieb, Praxisverwaltung</w:t>
+            </w:r>
+          </w:p>
+        </w:tc>
+        <w:tc>
+          <w:tcPr/>
+          <w:p>
+            <w:pPr>
+              <w:pStyle w:val="Compact"/>
+            </w:pPr>
+            <w:r>
+              <w:rPr>
+                <w:lang w:val="de"/>
+              </w:rPr>
+              <w:t xml:space="preserve">eine bewusste Grenze; die gewählte Datenhaltung lässt genau einen Schreiber zu</w:t>
+            </w:r>
+          </w:p>
+        </w:tc>
+      </w:tr>
+      <w:tr>
+        <w:tc>
+          <w:tcPr/>
+          <w:p>
+            <w:pPr>
+              <w:pStyle w:val="Compact"/>
+            </w:pPr>
+            <w:r>
+              <w:rPr>
+                <w:lang w:val="de"/>
+              </w:rPr>
+              <w:t xml:space="preserve">Ein mitgelieferter Katalog gültiger Positionsnummern je Bereich</w:t>
+            </w:r>
+          </w:p>
+        </w:tc>
+        <w:tc>
+          <w:tcPr/>
+          <w:p>
+            <w:pPr>
+              <w:pStyle w:val="Compact"/>
+            </w:pPr>
+            <w:r>
+              <w:rPr>
+                <w:lang w:val="de"/>
+              </w:rPr>
+              <w:t xml:space="preserve">die ergeben sich aus dem Vertrag. Das Programm hält den Rahmen bereit, die Werte trägt ein, wer den Vertrag hat</w:t>
+            </w:r>
+          </w:p>
+        </w:tc>
+      </w:tr>
+      <w:tr>
+        <w:tc>
+          <w:tcPr/>
+          <w:p>
+            <w:pPr>
+              <w:pStyle w:val="Compact"/>
+            </w:pPr>
+            <w:r>
+              <w:rPr>
+                <w:lang w:val="de"/>
+              </w:rPr>
+              <w:t xml:space="preserve">Fachliche Beratung, welche Leistung abrechenbar ist</w:t>
+            </w:r>
+          </w:p>
+        </w:tc>
+        <w:tc>
+          <w:tcPr/>
+          <w:p>
+            <w:pPr>
+              <w:pStyle w:val="Compact"/>
+            </w:pPr>
+            <w:r>
+              <w:rPr>
+                <w:lang w:val="de"/>
+              </w:rPr>
+              <w:t xml:space="preserve">das entscheidet ebenfalls der Vertrag, nicht ein Programm</w:t>
+            </w:r>
+          </w:p>
+        </w:tc>
+      </w:tr>
+    </w:tbl>
+    <w:bookmarkEnd w:id="15"/>
+    <w:bookmarkEnd w:id="16"/>
+    <w:bookmarkStart w:id="18" w:name="entscheidung"/>
+    <w:p>
+      <w:pPr>
+        <w:pStyle w:val="Heading2"/>
+      </w:pPr>
+      <w:r>
+        <w:rPr>
+          <w:lang w:val="de"/>
+        </w:rPr>
+        <w:t xml:space="preserve">Entscheidung</w:t>
+      </w:r>
+    </w:p>
+    <w:p>
+      <w:pPr>
+        <w:pStyle w:val="FirstParagraph"/>
+      </w:pPr>
+      <w:r>
+        <w:rPr>
+          <w:b/>
+          <w:bCs/>
+          <w:lang w:val="de"/>
+        </w:rPr>
+        <w:t xml:space="preserve">Das Projekt wird ein Einzelplatzprogramm, das aus vorhandenen Leistungsdaten</w:t>
+      </w:r>
+      <w:r>
+        <w:rPr>
+          <w:b/>
+          <w:bCs/>
+          <w:lang w:val="de"/>
+        </w:rPr>
+        <w:t xml:space="preserve"> </w:t>
+      </w:r>
+      <w:r>
+        <w:rPr>
+          <w:b/>
+          <w:bCs/>
+          <w:lang w:val="de"/>
+        </w:rPr>
+        <w:t xml:space="preserve">eine prüffähige Abrechnungsdatei erzeugt — und das jede Datei prüft, bevor sie</w:t>
+      </w:r>
+      <w:r>
+        <w:rPr>
+          <w:b/>
+          <w:bCs/>
+          <w:lang w:val="de"/>
+        </w:rPr>
+        <w:t xml:space="preserve"> </w:t>
+      </w:r>
+      <w:r>
+        <w:rPr>
+          <w:b/>
+          <w:bCs/>
+          <w:lang w:val="de"/>
+        </w:rPr>
+        <w:t xml:space="preserve">hinausgeht.</w:t>
+      </w:r>
+      <w:r>
+        <w:rPr>
+          <w:lang w:val="de"/>
+        </w:rPr>
+        <w:t xml:space="preserve"> </w:t>
+      </w:r>
+      <w:r>
+        <w:rPr>
+          <w:lang w:val="de"/>
+        </w:rPr>
+        <w:t xml:space="preserve">Der Aufbau folgt dem Verfahren, nicht einem einzelnen</w:t>
+      </w:r>
+      <w:r>
+        <w:rPr>
+          <w:lang w:val="de"/>
+        </w:rPr>
+        <w:t xml:space="preserve"> </w:t>
+      </w:r>
+      <w:r>
+        <w:rPr>
+          <w:lang w:val="de"/>
+        </w:rPr>
+        <w:t xml:space="preserve">Leistungsbereich; der erste bediente ist die Hebammenhilfe.</w:t>
+      </w:r>
+    </w:p>
+    <w:p>
+      <w:pPr>
+        <w:pStyle w:val="BodyText"/>
+      </w:pPr>
+      <w:r>
+        <w:rPr>
+          <w:lang w:val="de"/>
+        </w:rPr>
+        <w:t xml:space="preserve">Von den sieben Punkten der Vision werden damit</w:t>
+      </w:r>
+      <w:r>
+        <w:rPr>
+          <w:lang w:val="de"/>
+        </w:rPr>
+        <w:t xml:space="preserve"> </w:t>
+      </w:r>
+      <w:r>
+        <w:rPr>
+          <w:b/>
+          <w:bCs/>
+          <w:lang w:val="de"/>
+        </w:rPr>
+        <w:t xml:space="preserve">die ersten fünf zum Bauauftrag</w:t>
+      </w:r>
+      <w:r>
+        <w:rPr>
+          <w:lang w:val="de"/>
+        </w:rPr>
+        <w:t xml:space="preserve"> </w:t>
+      </w:r>
+      <w:r>
+        <w:rPr>
+          <w:lang w:val="de"/>
+        </w:rPr>
+        <w:t xml:space="preserve">— gegliedert in fünf Kernfähigkeiten. Die Punkte 6 und 7, Nachbearbeitung einer</w:t>
+      </w:r>
+      <w:r>
+        <w:rPr>
+          <w:lang w:val="de"/>
+        </w:rPr>
+        <w:t xml:space="preserve"> </w:t>
+      </w:r>
+      <w:r>
+        <w:rPr>
+          <w:lang w:val="de"/>
+        </w:rPr>
+        <w:t xml:space="preserve">Zurückweisung und ein weiterer Leistungsbereich, bleiben Ziel, aber nicht</w:t>
+      </w:r>
+      <w:r>
+        <w:rPr>
+          <w:lang w:val="de"/>
+        </w:rPr>
+        <w:t xml:space="preserve"> </w:t>
+      </w:r>
+      <w:r>
+        <w:rPr>
+          <w:lang w:val="de"/>
+        </w:rPr>
+        <w:t xml:space="preserve">Gegenstand des ersten Durchgangs.</w:t>
+      </w:r>
+    </w:p>
+    <w:tbl>
+      <w:tblPr>
+        <w:tblStyle w:val="Table"/>
+        <w:tblW w:type="pct" w:w="5000"/>
+        <w:tblLayout w:type="fixed"/>
+        <w:tblLook w:firstRow="1" w:lastRow="0" w:firstColumn="0" w:lastColumn="0" w:noHBand="0" w:noVBand="0" w:val="0020"/>
+      </w:tblPr>
+      <w:tblGrid>
+        <w:gridCol w:w="2640"/>
+        <w:gridCol w:w="2640"/>
+        <w:gridCol w:w="2640"/>
+      </w:tblGrid>
+      <w:tr>
+        <w:trPr>
+          <w:tblHeader w:val="on"/>
+        </w:trPr>
+        <w:tc>
+          <w:tcPr/>
+          <w:p>
+            <w:pPr>
+              <w:pStyle w:val="Compact"/>
+            </w:pPr>
+            <w:r>
+              <w:rPr>
+                <w:lang w:val="de"/>
+              </w:rPr>
+              <w:t xml:space="preserve">#</w:t>
+            </w:r>
+          </w:p>
+        </w:tc>
+        <w:tc>
+          <w:tcPr/>
+          <w:p>
+            <w:pPr>
+              <w:pStyle w:val="Compact"/>
+            </w:pPr>
+            <w:r>
+              <w:rPr>
+                <w:lang w:val="de"/>
+              </w:rPr>
+              <w:t xml:space="preserve">Kernfähigkeit</w:t>
+            </w:r>
+          </w:p>
+        </w:tc>
+        <w:tc>
+          <w:tcPr/>
+          <w:p>
+            <w:pPr>
+              <w:pStyle w:val="Compact"/>
+            </w:pPr>
+            <w:r>
+              <w:rPr>
+                <w:lang w:val="de"/>
+              </w:rPr>
+              <w:t xml:space="preserve">Was dahintersteckt</w:t>
+            </w:r>
+          </w:p>
+        </w:tc>
+      </w:tr>
+      <w:tr>
+        <w:tc>
+          <w:tcPr/>
+          <w:p>
+            <w:pPr>
+              <w:pStyle w:val="Compact"/>
+            </w:pPr>
+            <w:r>
+              <w:rPr>
+                <w:lang w:val="de"/>
+              </w:rPr>
+              <w:t xml:space="preserve">1</w:t>
+            </w:r>
+          </w:p>
+        </w:tc>
+        <w:tc>
+          <w:tcPr/>
+          <w:p>
+            <w:pPr>
+              <w:pStyle w:val="Compact"/>
+            </w:pPr>
+            <w:r>
+              <w:rPr>
                 <w:b/>
                 <w:bCs/>
                 <w:lang w:val="de"/>
               </w:rPr>
-              <w:t xml:space="preserve">Die Krankenkasse</w:t>
-            </w:r>
-          </w:p>
-        </w:tc>
-        <w:tc>
-          <w:tcPr/>
-          <w:p>
-            <w:pPr>
-              <w:pStyle w:val="Compact"/>
-            </w:pPr>
-            <w:r>
-              <w:rPr>
-                <w:lang w:val="de"/>
-              </w:rPr>
-              <w:t xml:space="preserve">zahlt oder beanstandet</w:t>
+              <w:t xml:space="preserve">Stammdaten führen</w:t>
+            </w:r>
+          </w:p>
+        </w:tc>
+        <w:tc>
+          <w:tcPr/>
+          <w:p>
+            <w:pPr>
+              <w:pStyle w:val="Compact"/>
+            </w:pPr>
+            <w:r>
+              <w:rPr>
+                <w:lang w:val="de"/>
+              </w:rPr>
+              <w:t xml:space="preserve">versicherte Personen mit ihren Versicherungsangaben, die Leistungserbringerin selbst, Leistungsfälle als Zusammenfassung — ein Kurs, eine Behandlungsserie</w:t>
+            </w:r>
+          </w:p>
+        </w:tc>
+      </w:tr>
+      <w:tr>
+        <w:tc>
+          <w:tcPr/>
+          <w:p>
+            <w:pPr>
+              <w:pStyle w:val="Compact"/>
+            </w:pPr>
+            <w:r>
+              <w:rPr>
+                <w:lang w:val="de"/>
+              </w:rPr>
+              <w:t xml:space="preserve">2</w:t>
+            </w:r>
+          </w:p>
+        </w:tc>
+        <w:tc>
+          <w:tcPr/>
+          <w:p>
+            <w:pPr>
+              <w:pStyle w:val="Compact"/>
+            </w:pPr>
+            <w:r>
+              <w:rPr>
+                <w:b/>
+                <w:bCs/>
+                <w:lang w:val="de"/>
+              </w:rPr>
+              <w:t xml:space="preserve">Leistungen beschreiben</w:t>
+            </w:r>
+          </w:p>
+        </w:tc>
+        <w:tc>
+          <w:tcPr/>
+          <w:p>
+            <w:pPr>
+              <w:pStyle w:val="Compact"/>
+            </w:pPr>
+            <w:r>
+              <w:rPr>
+                <w:lang w:val="de"/>
+              </w:rPr>
+              <w:t xml:space="preserve">was eine Einheit kostet, unter welcher Position sie abgerechnet wird — einmal festgelegt, mehrfach verwendet. Hier sitzt das Bereichsspezifische</w:t>
+            </w:r>
+          </w:p>
+        </w:tc>
+      </w:tr>
+      <w:tr>
+        <w:tc>
+          <w:tcPr/>
+          <w:p>
+            <w:pPr>
+              <w:pStyle w:val="Compact"/>
+            </w:pPr>
+            <w:r>
+              <w:rPr>
+                <w:lang w:val="de"/>
+              </w:rPr>
+              <w:t xml:space="preserve">3</w:t>
+            </w:r>
+          </w:p>
+        </w:tc>
+        <w:tc>
+          <w:tcPr/>
+          <w:p>
+            <w:pPr>
+              <w:pStyle w:val="Compact"/>
+            </w:pPr>
+            <w:r>
+              <w:rPr>
+                <w:b/>
+                <w:bCs/>
+                <w:lang w:val="de"/>
+              </w:rPr>
+              <w:t xml:space="preserve">Abrechnung erzeugen</w:t>
+            </w:r>
+          </w:p>
+        </w:tc>
+        <w:tc>
+          <w:tcPr/>
+          <w:p>
+            <w:pPr>
+              <w:pStyle w:val="Compact"/>
+            </w:pPr>
+            <w:r>
+              <w:rPr>
+                <w:lang w:val="de"/>
+              </w:rPr>
+              <w:t xml:space="preserve">aus Leistungsfall, Beschreibung und Anzahl der Einheiten entsteht die Nachricht im vorgeschriebenen Format</w:t>
+            </w:r>
+          </w:p>
+        </w:tc>
+      </w:tr>
+      <w:tr>
+        <w:tc>
+          <w:tcPr/>
+          <w:p>
+            <w:pPr>
+              <w:pStyle w:val="Compact"/>
+            </w:pPr>
+            <w:r>
+              <w:rPr>
+                <w:lang w:val="de"/>
+              </w:rPr>
+              <w:t xml:space="preserve">4</w:t>
+            </w:r>
+          </w:p>
+        </w:tc>
+        <w:tc>
+          <w:tcPr/>
+          <w:p>
+            <w:pPr>
+              <w:pStyle w:val="Compact"/>
+            </w:pPr>
+            <w:r>
+              <w:rPr>
+                <w:b/>
+                <w:bCs/>
+                <w:lang w:val="de"/>
+              </w:rPr>
+              <w:t xml:space="preserve">Prüfen</w:t>
+            </w:r>
+          </w:p>
+        </w:tc>
+        <w:tc>
+          <w:tcPr/>
+          <w:p>
+            <w:pPr>
+              <w:pStyle w:val="Compact"/>
+            </w:pPr>
+            <w:r>
+              <w:rPr>
+                <w:lang w:val="de"/>
+              </w:rPr>
+              <w:t xml:space="preserve">Aufbau, Zähler, Summen, Pflichtangaben — ein Fehler hält den gesamten Lauf auf</w:t>
+            </w:r>
+          </w:p>
+        </w:tc>
+      </w:tr>
+      <w:tr>
+        <w:tc>
+          <w:tcPr/>
+          <w:p>
+            <w:pPr>
+              <w:pStyle w:val="Compact"/>
+            </w:pPr>
+            <w:r>
+              <w:rPr>
+                <w:lang w:val="de"/>
+              </w:rPr>
+              <w:t xml:space="preserve">5</w:t>
+            </w:r>
+          </w:p>
+        </w:tc>
+        <w:tc>
+          <w:tcPr/>
+          <w:p>
+            <w:pPr>
+              <w:pStyle w:val="Compact"/>
+            </w:pPr>
+            <w:r>
+              <w:rPr>
+                <w:b/>
+                <w:bCs/>
+                <w:lang w:val="de"/>
+              </w:rPr>
+              <w:t xml:space="preserve">Zustellen und einordnen</w:t>
+            </w:r>
+          </w:p>
+        </w:tc>
+        <w:tc>
+          <w:tcPr/>
+          <w:p>
+            <w:pPr>
+              <w:pStyle w:val="Compact"/>
+            </w:pPr>
+            <w:r>
+              <w:rPr>
+                <w:lang w:val="de"/>
+              </w:rPr>
+              <w:t xml:space="preserve">die Datei an den richtigen Empfänger, und die Antwort verständlich machen</w:t>
             </w:r>
           </w:p>
         </w:tc>
       </w:tr>
     </w:tbl>
+    <w:bookmarkStart w:id="17" w:name="warum-nicht-der-einfachere-weg"/>
+    <w:p>
+      <w:pPr>
+        <w:pStyle w:val="Heading3"/>
+      </w:pPr>
+      <w:r>
+        <w:rPr>
+          <w:lang w:val="de"/>
+        </w:rPr>
+        <w:t xml:space="preserve">Warum nicht der einfachere Weg</w:t>
+      </w:r>
+    </w:p>
+    <w:p>
+      <w:pPr>
+        <w:pStyle w:val="FirstParagraph"/>
+      </w:pPr>
+      <w:r>
+        <w:rPr>
+          <w:lang w:val="de"/>
+        </w:rPr>
+        <w:t xml:space="preserve">Man könnte auf Nummer 4 verzichten und darauf setzen, dass die Empfängerseite</w:t>
+      </w:r>
+      <w:r>
+        <w:rPr>
+          <w:lang w:val="de"/>
+        </w:rPr>
+        <w:t xml:space="preserve"> </w:t>
+      </w:r>
+      <w:r>
+        <w:rPr>
+          <w:lang w:val="de"/>
+        </w:rPr>
+        <w:t xml:space="preserve">schon meckern wird — das wäre erheblich weniger Arbeit. Dagegen steht der Preis</w:t>
+      </w:r>
+      <w:r>
+        <w:rPr>
+          <w:lang w:val="de"/>
+        </w:rPr>
+        <w:t xml:space="preserve"> </w:t>
+      </w:r>
+      <w:r>
+        <w:rPr>
+          <w:lang w:val="de"/>
+        </w:rPr>
+        <w:t xml:space="preserve">einer Beanstandung:</w:t>
+      </w:r>
+    </w:p>
+    <w:tbl>
+      <w:tblPr>
+        <w:tblStyle w:val="Table"/>
+        <w:tblW w:type="pct" w:w="5000"/>
+        <w:tblLayout w:type="fixed"/>
+        <w:tblLook w:firstRow="1" w:lastRow="0" w:firstColumn="0" w:lastColumn="0" w:noHBand="0" w:noVBand="0" w:val="0020"/>
+      </w:tblPr>
+      <w:tblGrid>
+        <w:gridCol w:w="3960"/>
+        <w:gridCol w:w="3960"/>
+      </w:tblGrid>
+      <w:tr>
+        <w:trPr>
+          <w:tblHeader w:val="on"/>
+        </w:trPr>
+        <w:tc>
+          <w:tcPr/>
+          <w:p>
+            <w:pPr>
+              <w:pStyle w:val="Compact"/>
+            </w:pPr>
+            <w:r>
+              <w:rPr>
+                <w:lang w:val="de"/>
+              </w:rPr>
+              <w:t xml:space="preserve">Wo der Fehler auffällt</w:t>
+            </w:r>
+          </w:p>
+        </w:tc>
+        <w:tc>
+          <w:tcPr/>
+          <w:p>
+            <w:pPr>
+              <w:pStyle w:val="Compact"/>
+            </w:pPr>
+            <w:r>
+              <w:rPr>
+                <w:lang w:val="de"/>
+              </w:rPr>
+              <w:t xml:space="preserve">Was er kostet</w:t>
+            </w:r>
+          </w:p>
+        </w:tc>
+      </w:tr>
+      <w:tr>
+        <w:tc>
+          <w:tcPr/>
+          <w:p>
+            <w:pPr>
+              <w:pStyle w:val="Compact"/>
+            </w:pPr>
+            <w:r>
+              <w:rPr>
+                <w:lang w:val="de"/>
+              </w:rPr>
+              <w:t xml:space="preserve">im eigenen Programm, vor dem Versand</w:t>
+            </w:r>
+          </w:p>
+        </w:tc>
+        <w:tc>
+          <w:tcPr/>
+          <w:p>
+            <w:pPr>
+              <w:pStyle w:val="Compact"/>
+            </w:pPr>
+            <w:r>
+              <w:rPr>
+                <w:lang w:val="de"/>
+              </w:rPr>
+              <w:t xml:space="preserve">dreißig Sekunden</w:t>
+            </w:r>
+          </w:p>
+        </w:tc>
+      </w:tr>
+      <w:tr>
+        <w:tc>
+          <w:tcPr/>
+          <w:p>
+            <w:pPr>
+              <w:pStyle w:val="Compact"/>
+            </w:pPr>
+            <w:r>
+              <w:rPr>
+                <w:lang w:val="de"/>
+              </w:rPr>
+              <w:t xml:space="preserve">bei der Kasse, Wochen später</w:t>
+            </w:r>
+          </w:p>
+        </w:tc>
+        <w:tc>
+          <w:tcPr/>
+          <w:p>
+            <w:pPr>
+              <w:pStyle w:val="Compact"/>
+            </w:pPr>
+            <w:r>
+              <w:rPr>
+                <w:lang w:val="de"/>
+              </w:rPr>
+              <w:t xml:space="preserve">ein vollständiger Wiederholungsdurchlauf</w:t>
+            </w:r>
+          </w:p>
+        </w:tc>
+      </w:tr>
+    </w:tbl>
+    <w:p>
+      <w:pPr>
+        <w:pStyle w:val="BodyText"/>
+      </w:pPr>
+      <w:r>
+        <w:rPr>
+          <w:lang w:val="de"/>
+        </w:rPr>
+        <w:t xml:space="preserve">Ohne die Prüfung wäre das Programm ein Dateischreiber, und dafür lohnt der</w:t>
+      </w:r>
+      <w:r>
+        <w:rPr>
+          <w:lang w:val="de"/>
+        </w:rPr>
+        <w:t xml:space="preserve"> </w:t>
+      </w:r>
+      <w:r>
+        <w:rPr>
+          <w:lang w:val="de"/>
+        </w:rPr>
+        <w:t xml:space="preserve">Aufwand nicht.</w:t>
+      </w:r>
+    </w:p>
+    <w:bookmarkEnd w:id="17"/>
     <w:bookmarkEnd w:id="18"/>
-    <w:bookmarkStart w:id="22" w:name="die-begriffe-und-ihre-beziehungen"/>
+    <w:bookmarkStart w:id="29" w:name="ergebnis"/>
+    <w:p>
+      <w:pPr>
+        <w:pStyle w:val="Heading2"/>
+      </w:pPr>
+      <w:r>
+        <w:rPr>
+          <w:lang w:val="de"/>
+        </w:rPr>
+        <w:t xml:space="preserve">Ergebnis</w:t>
+      </w:r>
+    </w:p>
+    <w:bookmarkStart w:id="19" w:name="das-zielbild"/>
     <w:p>
       <w:pPr>
         <w:pStyle w:val="Heading3"/>
@@ -2326,7 +2851,175 @@
         <w:rPr>
           <w:lang w:val="de"/>
         </w:rPr>
-        <w:t xml:space="preserve">Die Begriffe und ihre Beziehungen</w:t>
+        <w:t xml:space="preserve">Das Zielbild</w:t>
+      </w:r>
+    </w:p>
+    <w:tbl>
+      <w:tblPr>
+        <w:tblStyle w:val="Table"/>
+        <w:tblW w:type="pct" w:w="5000"/>
+        <w:tblLayout w:type="fixed"/>
+        <w:tblLook w:firstRow="1" w:lastRow="0" w:firstColumn="0" w:lastColumn="0" w:noHBand="0" w:noVBand="0" w:val="0020"/>
+      </w:tblPr>
+      <w:tblGrid>
+        <w:gridCol w:w="3960"/>
+        <w:gridCol w:w="3960"/>
+      </w:tblGrid>
+      <w:tr>
+        <w:trPr>
+          <w:tblHeader w:val="on"/>
+        </w:trPr>
+        <w:tc>
+          <w:tcPr/>
+          <w:p>
+            <w:pPr>
+              <w:pStyle w:val="Compact"/>
+            </w:pPr>
+            <w:r>
+              <w:rPr>
+                <w:lang w:val="de"/>
+              </w:rPr>
+              <w:t xml:space="preserve">Station</w:t>
+            </w:r>
+          </w:p>
+        </w:tc>
+        <w:tc>
+          <w:tcPr/>
+          <w:p>
+            <w:pPr>
+              <w:pStyle w:val="Compact"/>
+            </w:pPr>
+            <w:r>
+              <w:rPr>
+                <w:lang w:val="de"/>
+              </w:rPr>
+              <w:t xml:space="preserve">Was dort geschieht</w:t>
+            </w:r>
+          </w:p>
+        </w:tc>
+      </w:tr>
+      <w:tr>
+        <w:tc>
+          <w:tcPr/>
+          <w:p>
+            <w:pPr>
+              <w:pStyle w:val="Compact"/>
+            </w:pPr>
+            <w:r>
+              <w:rPr>
+                <w:b/>
+                <w:bCs/>
+                <w:lang w:val="de"/>
+              </w:rPr>
+              <w:t xml:space="preserve">Leistungsdaten</w:t>
+            </w:r>
+          </w:p>
+        </w:tc>
+        <w:tc>
+          <w:tcPr/>
+          <w:p>
+            <w:pPr>
+              <w:pStyle w:val="Compact"/>
+            </w:pPr>
+            <w:r>
+              <w:rPr>
+                <w:lang w:val="de"/>
+              </w:rPr>
+              <w:t xml:space="preserve">liegen ohnehin vor — in Listen und Köpfen</w:t>
+            </w:r>
+          </w:p>
+        </w:tc>
+      </w:tr>
+      <w:tr>
+        <w:tc>
+          <w:tcPr/>
+          <w:p>
+            <w:pPr>
+              <w:pStyle w:val="Compact"/>
+            </w:pPr>
+            <w:r>
+              <w:rPr>
+                <w:b/>
+                <w:bCs/>
+                <w:lang w:val="de"/>
+              </w:rPr>
+              <w:t xml:space="preserve">Das Programm</w:t>
+            </w:r>
+          </w:p>
+        </w:tc>
+        <w:tc>
+          <w:tcPr/>
+          <w:p>
+            <w:pPr>
+              <w:pStyle w:val="Compact"/>
+            </w:pPr>
+            <w:r>
+              <w:rPr>
+                <w:lang w:val="de"/>
+              </w:rPr>
+              <w:t xml:space="preserve">erzeugt daraus die Abrechnungsdatei</w:t>
+            </w:r>
+            <w:r>
+              <w:rPr>
+                <w:lang w:val="de"/>
+              </w:rPr>
+              <w:t xml:space="preserve"> </w:t>
+            </w:r>
+            <w:r>
+              <w:rPr>
+                <w:b/>
+                <w:bCs/>
+                <w:lang w:val="de"/>
+              </w:rPr>
+              <w:t xml:space="preserve">und prüft sie, bevor sie das Haus verlässt</w:t>
+            </w:r>
+          </w:p>
+        </w:tc>
+      </w:tr>
+      <w:tr>
+        <w:tc>
+          <w:tcPr/>
+          <w:p>
+            <w:pPr>
+              <w:pStyle w:val="Compact"/>
+            </w:pPr>
+            <w:r>
+              <w:rPr>
+                <w:b/>
+                <w:bCs/>
+                <w:lang w:val="de"/>
+              </w:rPr>
+              <w:t xml:space="preserve">Die Krankenkasse</w:t>
+            </w:r>
+          </w:p>
+        </w:tc>
+        <w:tc>
+          <w:tcPr/>
+          <w:p>
+            <w:pPr>
+              <w:pStyle w:val="Compact"/>
+            </w:pPr>
+            <w:r>
+              <w:rPr>
+                <w:lang w:val="de"/>
+              </w:rPr>
+              <w:t xml:space="preserve">zahlt oder beanstandet</w:t>
+            </w:r>
+          </w:p>
+        </w:tc>
+      </w:tr>
+    </w:tbl>
+    <w:bookmarkEnd w:id="19"/>
+    <w:bookmarkStart w:id="23" w:name="womit-begonnen-wird"/>
+    <w:p>
+      <w:pPr>
+        <w:pStyle w:val="Heading3"/>
+      </w:pPr>
+      <w:r>
+        <w:rPr>
+          <w:lang w:val="de"/>
+        </w:rPr>
+        <w:t xml:space="preserve">Womit begonnen wird</w:t>
       </w:r>
     </w:p>
     <w:p>
@@ -2337,7 +3030,19 @@
         <w:rPr>
           <w:lang w:val="de"/>
         </w:rPr>
-        <w:t xml:space="preserve">Bevor entschieden werden kann, wie etwas gebaut wird, muss feststehen,</w:t>
+        <w:t xml:space="preserve">Ein Klassenbild des ganzen Programms wäre an dieser Stelle unbrauchbar: zu</w:t>
+      </w:r>
+      <w:r>
+        <w:rPr>
+          <w:lang w:val="de"/>
+        </w:rPr>
+        <w:t xml:space="preserve"> </w:t>
+      </w:r>
+      <w:r>
+        <w:rPr>
+          <w:lang w:val="de"/>
+        </w:rPr>
+        <w:t xml:space="preserve">groß, um es zu besprechen, und zu früh, um es zu verantworten. Stattdessen</w:t>
       </w:r>
       <w:r>
         <w:rPr>
@@ -2351,47 +3056,43 @@
           <w:bCs/>
           <w:lang w:val="de"/>
         </w:rPr>
-        <w:t xml:space="preserve">wovon</w:t>
-      </w:r>
-      <w:r>
-        <w:rPr>
-          <w:b/>
-          <w:bCs/>
-          <w:lang w:val="de"/>
-        </w:rPr>
-        <w:t xml:space="preserve"> </w:t>
-      </w:r>
-      <w:r>
-        <w:rPr>
-          <w:b/>
-          <w:bCs/>
-          <w:lang w:val="de"/>
-        </w:rPr>
-        <w:t xml:space="preserve">überhaupt die Rede ist</w:t>
-      </w:r>
-      <w:r>
-        <w:rPr>
-          <w:lang w:val="de"/>
-        </w:rPr>
-        <w:t xml:space="preserve"> </w:t>
-      </w:r>
-      <w:r>
-        <w:rPr>
-          <w:lang w:val="de"/>
-        </w:rPr>
-        <w:t xml:space="preserve">— noch nicht als Klassen eines Programms, sondern als</w:t>
-      </w:r>
-      <w:r>
-        <w:rPr>
-          <w:lang w:val="de"/>
-        </w:rPr>
-        <w:t xml:space="preserve"> </w:t>
-      </w:r>
-      <w:r>
-        <w:rPr>
-          <w:lang w:val="de"/>
-        </w:rPr>
-        <w:t xml:space="preserve">Landkarte des Gegenstands.</w:t>
+        <w:t xml:space="preserve">ein Ausschnitt von elf Klassen</w:t>
+      </w:r>
+      <w:r>
+        <w:rPr>
+          <w:lang w:val="de"/>
+        </w:rPr>
+        <w:t xml:space="preserve"> </w:t>
+      </w:r>
+      <w:r>
+        <w:rPr>
+          <w:lang w:val="de"/>
+        </w:rPr>
+        <w:t xml:space="preserve">— der Bereich, in dem aus einer Abrechnung</w:t>
+      </w:r>
+      <w:r>
+        <w:rPr>
+          <w:lang w:val="de"/>
+        </w:rPr>
+        <w:t xml:space="preserve"> </w:t>
+      </w:r>
+      <w:r>
+        <w:rPr>
+          <w:lang w:val="de"/>
+        </w:rPr>
+        <w:t xml:space="preserve">die Nachricht entsteht. Er ist der Anfang, weil hier die Datei erzeugt wird,</w:t>
+      </w:r>
+      <w:r>
+        <w:rPr>
+          <w:lang w:val="de"/>
+        </w:rPr>
+        <w:t xml:space="preserve"> </w:t>
+      </w:r>
+      <w:r>
+        <w:rPr>
+          <w:lang w:val="de"/>
+        </w:rPr>
+        <w:t xml:space="preserve">um die es im ganzen Vorhaben geht.</w:t>
       </w:r>
     </w:p>
     <w:p>
@@ -2401,20 +3102,20 @@
       <w:r>
         <w:drawing>
           <wp:inline>
-            <wp:extent cx="5334000" cy="4318958"/>
+            <wp:extent cx="5334000" cy="3435546"/>
             <wp:effectExtent b="0" l="0" r="0" t="0"/>
-            <wp:docPr descr="Fachliches Übersichtsmodell" title="" id="20" name="Picture"/>
+            <wp:docPr descr="Ausschnitt Nachrichtenerzeugung" title="" id="21" name="Picture"/>
             <a:graphic>
               <a:graphicData uri="http://schemas.openxmlformats.org/drawingml/2006/picture">
                 <pic:pic>
                   <pic:nvPicPr>
-                    <pic:cNvPr descr="../GKVTransmitter_Vision_Fachmodell.png" id="21" name="Picture"/>
+                    <pic:cNvPr descr="../GKVTransmitter_Vision_Nachrichtenerzeugung.png" id="22" name="Picture"/>
                     <pic:cNvPicPr>
                       <a:picLocks noChangeArrowheads="1" noChangeAspect="1"/>
                     </pic:cNvPicPr>
                   </pic:nvPicPr>
                   <pic:blipFill>
-                    <a:blip r:embed="rId19"/>
+                    <a:blip r:embed="rId20"/>
                     <a:stretch>
                       <a:fillRect/>
                     </a:stretch>
@@ -2422,7 +3123,7 @@
                   <pic:spPr bwMode="auto">
                     <a:xfrm>
                       <a:off x="0" y="0"/>
-                      <a:ext cx="5334000" cy="4318958"/>
+                      <a:ext cx="5334000" cy="3435546"/>
                     </a:xfrm>
                     <a:prstGeom prst="rect">
                       <a:avLst/>
@@ -2449,7 +3150,7 @@
         <w:rPr>
           <w:lang w:val="de"/>
         </w:rPr>
-        <w:t xml:space="preserve">Fachliches Übersichtsmodell</w:t>
+        <w:t xml:space="preserve">Ausschnitt Nachrichtenerzeugung</w:t>
       </w:r>
     </w:p>
     <w:p>
@@ -2460,121 +3161,7 @@
         <w:rPr>
           <w:lang w:val="de"/>
         </w:rPr>
-        <w:t xml:space="preserve">Die Begriffe sind bewusst so gewählt, dass sie den ersten Anwendungsfall</w:t>
-      </w:r>
-      <w:r>
-        <w:rPr>
-          <w:lang w:val="de"/>
-        </w:rPr>
-        <w:t xml:space="preserve"> </w:t>
-      </w:r>
-      <w:r>
-        <w:rPr>
-          <w:lang w:val="de"/>
-        </w:rPr>
-        <w:t xml:space="preserve">überdauern:</w:t>
-      </w:r>
-      <w:r>
-        <w:rPr>
-          <w:lang w:val="de"/>
-        </w:rPr>
-        <w:t xml:space="preserve"> </w:t>
-      </w:r>
-      <w:r>
-        <w:rPr>
-          <w:b/>
-          <w:bCs/>
-          <w:lang w:val="de"/>
-        </w:rPr>
-        <w:t xml:space="preserve">Leistungsfall</w:t>
-      </w:r>
-      <w:r>
-        <w:rPr>
-          <w:lang w:val="de"/>
-        </w:rPr>
-        <w:t xml:space="preserve"> </w:t>
-      </w:r>
-      <w:r>
-        <w:rPr>
-          <w:lang w:val="de"/>
-        </w:rPr>
-        <w:t xml:space="preserve">statt Kurs,</w:t>
-      </w:r>
-      <w:r>
-        <w:rPr>
-          <w:lang w:val="de"/>
-        </w:rPr>
-        <w:t xml:space="preserve"> </w:t>
-      </w:r>
-      <w:r>
-        <w:rPr>
-          <w:b/>
-          <w:bCs/>
-          <w:lang w:val="de"/>
-        </w:rPr>
-        <w:t xml:space="preserve">versicherte Person</w:t>
-      </w:r>
-      <w:r>
-        <w:rPr>
-          <w:lang w:val="de"/>
-        </w:rPr>
-        <w:t xml:space="preserve"> </w:t>
-      </w:r>
-      <w:r>
-        <w:rPr>
-          <w:lang w:val="de"/>
-        </w:rPr>
-        <w:t xml:space="preserve">statt</w:t>
-      </w:r>
-      <w:r>
-        <w:rPr>
-          <w:lang w:val="de"/>
-        </w:rPr>
-        <w:t xml:space="preserve"> </w:t>
-      </w:r>
-      <w:r>
-        <w:rPr>
-          <w:lang w:val="de"/>
-        </w:rPr>
-        <w:t xml:space="preserve">Teilnehmerin,</w:t>
-      </w:r>
-      <w:r>
-        <w:rPr>
-          <w:lang w:val="de"/>
-        </w:rPr>
-        <w:t xml:space="preserve"> </w:t>
-      </w:r>
-      <w:r>
-        <w:rPr>
-          <w:b/>
-          <w:bCs/>
-          <w:lang w:val="de"/>
-        </w:rPr>
-        <w:t xml:space="preserve">Leistungsnachweis</w:t>
-      </w:r>
-      <w:r>
-        <w:rPr>
-          <w:lang w:val="de"/>
-        </w:rPr>
-        <w:t xml:space="preserve"> </w:t>
-      </w:r>
-      <w:r>
-        <w:rPr>
-          <w:lang w:val="de"/>
-        </w:rPr>
-        <w:t xml:space="preserve">statt Anwesenheit. Drei Beobachtungen aus</w:t>
-      </w:r>
-      <w:r>
-        <w:rPr>
-          <w:lang w:val="de"/>
-        </w:rPr>
-        <w:t xml:space="preserve"> </w:t>
-      </w:r>
-      <w:r>
-        <w:rPr>
-          <w:lang w:val="de"/>
-        </w:rPr>
-        <w:t xml:space="preserve">dem Bild prägen alles Weitere:</w:t>
+        <w:t xml:space="preserve">Drei Dinge lassen sich daran schon besprechen, bevor eine Zeile geändert wird:</w:t>
       </w:r>
     </w:p>
     <w:tbl>
@@ -2602,21 +3189,21 @@
               <w:rPr>
                 <w:lang w:val="de"/>
               </w:rPr>
-              <w:t xml:space="preserve">Beobachtung</w:t>
-            </w:r>
-          </w:p>
-        </w:tc>
-        <w:tc>
-          <w:tcPr/>
-          <w:p>
-            <w:pPr>
-              <w:pStyle w:val="Compact"/>
-            </w:pPr>
-            <w:r>
-              <w:rPr>
-                <w:lang w:val="de"/>
-              </w:rPr>
-              <w:t xml:space="preserve">Was daraus folgt</w:t>
+              <w:t xml:space="preserve">Stelle</w:t>
+            </w:r>
+          </w:p>
+        </w:tc>
+        <w:tc>
+          <w:tcPr/>
+          <w:p>
+            <w:pPr>
+              <w:pStyle w:val="Compact"/>
+            </w:pPr>
+            <w:r>
+              <w:rPr>
+                <w:lang w:val="de"/>
+              </w:rPr>
+              <w:t xml:space="preserve">Worüber zu reden ist</w:t>
             </w:r>
           </w:p>
         </w:tc>
@@ -2630,37 +3217,56 @@
             </w:pPr>
             <w:r>
               <w:rPr>
+                <w:rStyle w:val="VerbatimChar"/>
+                <w:lang w:val="de"/>
+              </w:rPr>
+              <w:t xml:space="preserve">DtaFactory</w:t>
+            </w:r>
+            <w:r>
+              <w:rPr>
+                <w:lang w:val="de"/>
+              </w:rPr>
+              <w:t xml:space="preserve"> </w:t>
+            </w:r>
+            <w:r>
+              <w:rPr>
+                <w:lang w:val="de"/>
+              </w:rPr>
+              <w:t xml:space="preserve">hat</w:t>
+            </w:r>
+            <w:r>
+              <w:rPr>
+                <w:lang w:val="de"/>
+              </w:rPr>
+              <w:t xml:space="preserve"> </w:t>
+            </w:r>
+            <w:r>
+              <w:rPr>
                 <w:b/>
                 <w:bCs/>
                 <w:lang w:val="de"/>
               </w:rPr>
-              <w:t xml:space="preserve">Die versicherte Person ist nicht die Zahlende</w:t>
-            </w:r>
-            <w:r>
-              <w:rPr>
-                <w:lang w:val="de"/>
-              </w:rPr>
-              <w:t xml:space="preserve"> </w:t>
-            </w:r>
-            <w:r>
-              <w:rPr>
-                <w:lang w:val="de"/>
-              </w:rPr>
-              <w:t xml:space="preserve">— zwischen Leistung und Geld steht die Kasse</w:t>
-            </w:r>
-          </w:p>
-        </w:tc>
-        <w:tc>
-          <w:tcPr/>
-          <w:p>
-            <w:pPr>
-              <w:pStyle w:val="Compact"/>
-            </w:pPr>
-            <w:r>
-              <w:rPr>
-                <w:lang w:val="de"/>
-              </w:rPr>
-              <w:t xml:space="preserve">An ihr hängt ein zweiter Satz Angaben: Versichertennummer, Status, Kasse. Mit der Leistung hat er nichts zu tun, ohne ihn geht trotzdem nichts</w:t>
+              <w:t xml:space="preserve">keinen Zustand</w:t>
+            </w:r>
+            <w:r>
+              <w:rPr>
+                <w:lang w:val="de"/>
+              </w:rPr>
+              <w:t xml:space="preserve">, nur statische Methoden</w:t>
+            </w:r>
+          </w:p>
+        </w:tc>
+        <w:tc>
+          <w:tcPr/>
+          <w:p>
+            <w:pPr>
+              <w:pStyle w:val="Compact"/>
+            </w:pPr>
+            <w:r>
+              <w:rPr>
+                <w:lang w:val="de"/>
+              </w:rPr>
+              <w:t xml:space="preserve">Bequem beim Aufrufen, aber nicht austauschbar und im Test nicht ersetzbar. Ob das so bleibt, ist eine der ersten Fragen</w:t>
             </w:r>
           </w:p>
         </w:tc>
@@ -2674,31 +3280,36 @@
             </w:pPr>
             <w:r>
               <w:rPr>
+                <w:rStyle w:val="VerbatimChar"/>
+                <w:lang w:val="de"/>
+              </w:rPr>
+              <w:t xml:space="preserve">Leistungsparameter</w:t>
+            </w:r>
+            <w:r>
+              <w:rPr>
+                <w:lang w:val="de"/>
+              </w:rPr>
+              <w:t xml:space="preserve"> </w:t>
+            </w:r>
+            <w:r>
+              <w:rPr>
+                <w:lang w:val="de"/>
+              </w:rPr>
+              <w:t xml:space="preserve">fällt bei unlesbarer Blaupause auf eine</w:t>
+            </w:r>
+            <w:r>
+              <w:rPr>
+                <w:lang w:val="de"/>
+              </w:rPr>
+              <w:t xml:space="preserve"> </w:t>
+            </w:r>
+            <w:r>
+              <w:rPr>
                 <w:b/>
                 <w:bCs/>
                 <w:lang w:val="de"/>
               </w:rPr>
-              <w:t xml:space="preserve">Die Lieferung ist eine eigene Sache</w:t>
-            </w:r>
-            <w:r>
-              <w:rPr>
-                <w:lang w:val="de"/>
-              </w:rPr>
-              <w:t xml:space="preserve">, kein bloßer Versandvorgang</w:t>
-            </w:r>
-          </w:p>
-        </w:tc>
-        <w:tc>
-          <w:tcPr/>
-          <w:p>
-            <w:pPr>
-              <w:pStyle w:val="Compact"/>
-            </w:pPr>
-            <w:r>
-              <w:rPr>
-                <w:lang w:val="de"/>
-              </w:rPr>
-              <w:t xml:space="preserve">Sie bündelt mehrere Abrechnungen an</w:t>
+              <w:t xml:space="preserve">Vorbelegung</w:t>
             </w:r>
             <w:r>
               <w:rPr>
@@ -2708,23 +3319,23 @@
             </w:r>
             <w:r>
               <w:rPr>
-                <w:i/>
-                <w:iCs/>
-                <w:lang w:val="de"/>
-              </w:rPr>
-              <w:t xml:space="preserve">einen</w:t>
-            </w:r>
-            <w:r>
-              <w:rPr>
-                <w:lang w:val="de"/>
-              </w:rPr>
-              <w:t xml:space="preserve"> </w:t>
-            </w:r>
-            <w:r>
-              <w:rPr>
-                <w:lang w:val="de"/>
-              </w:rPr>
-              <w:t xml:space="preserve">Empfänger und führt eine laufende Nummer, die sich nie wiederholen darf. Was eine Nummer führt und einen Zustand hat, gehört ins Modell</w:t>
+                <w:lang w:val="de"/>
+              </w:rPr>
+              <w:t xml:space="preserve">zurück, statt abzubrechen</w:t>
+            </w:r>
+          </w:p>
+        </w:tc>
+        <w:tc>
+          <w:tcPr/>
+          <w:p>
+            <w:pPr>
+              <w:pStyle w:val="Compact"/>
+            </w:pPr>
+            <w:r>
+              <w:rPr>
+                <w:lang w:val="de"/>
+              </w:rPr>
+              <w:t xml:space="preserve">Vertretbar, weil die Prüfung ohnehin folgt — aber genau diese Rückfallebene stand einmal auf einem plausiblen Betrag statt auf null</w:t>
             </w:r>
           </w:p>
         </w:tc>
@@ -2738,25 +3349,62 @@
             </w:pPr>
             <w:r>
               <w:rPr>
+                <w:rStyle w:val="VerbatimChar"/>
+                <w:lang w:val="de"/>
+              </w:rPr>
+              <w:t xml:space="preserve">Leistungsbereich</w:t>
+            </w:r>
+            <w:r>
+              <w:rPr>
+                <w:lang w:val="de"/>
+              </w:rPr>
+              <w:t xml:space="preserve"> </w:t>
+            </w:r>
+            <w:r>
+              <w:rPr>
+                <w:lang w:val="de"/>
+              </w:rPr>
+              <w:t xml:space="preserve">bildet den Abrechnungscode auf den</w:t>
+            </w:r>
+            <w:r>
+              <w:rPr>
+                <w:lang w:val="de"/>
+              </w:rPr>
+              <w:t xml:space="preserve"> </w:t>
+            </w:r>
+            <w:r>
+              <w:rPr>
                 <w:b/>
                 <w:bCs/>
                 <w:lang w:val="de"/>
               </w:rPr>
-              <w:t xml:space="preserve">Zwischen Erzeugen und Versenden steht ein Tor</w:t>
-            </w:r>
-          </w:p>
-        </w:tc>
-        <w:tc>
-          <w:tcPr/>
-          <w:p>
-            <w:pPr>
-              <w:pStyle w:val="Compact"/>
-            </w:pPr>
-            <w:r>
-              <w:rPr>
-                <w:lang w:val="de"/>
-              </w:rPr>
-              <w:t xml:space="preserve">Der Prüfbericht ist kein Nebenprodukt, sondern die Bedingung dafür, dass die Lieferung hinausgeht. Er hängt deshalb an der Lieferung und nicht neben ihr</w:t>
+              <w:t xml:space="preserve">Sammelgruppenschlüssel</w:t>
+            </w:r>
+            <w:r>
+              <w:rPr>
+                <w:lang w:val="de"/>
+              </w:rPr>
+              <w:t xml:space="preserve"> </w:t>
+            </w:r>
+            <w:r>
+              <w:rPr>
+                <w:lang w:val="de"/>
+              </w:rPr>
+              <w:t xml:space="preserve">ab</w:t>
+            </w:r>
+          </w:p>
+        </w:tc>
+        <w:tc>
+          <w:tcPr/>
+          <w:p>
+            <w:pPr>
+              <w:pStyle w:val="Compact"/>
+            </w:pPr>
+            <w:r>
+              <w:rPr>
+                <w:lang w:val="de"/>
+              </w:rPr>
+              <w:t xml:space="preserve">Ein einziger Buchstabe im Nachrichtenkopf. Steht dort der falsche, sieht die Datei fehlerfrei aus und wird trotzdem zurückgewiesen</w:t>
             </w:r>
           </w:p>
         </w:tc>
@@ -2770,7 +3418,19 @@
         <w:rPr>
           <w:lang w:val="de"/>
         </w:rPr>
-        <w:t xml:space="preserve">Auffällig ist außerdem: Die Lieferung geht</w:t>
+        <w:t xml:space="preserve">Bemerkenswert ist die gestrichelte Linie zurück: Die Prüfung arbeitet nicht auf</w:t>
+      </w:r>
+      <w:r>
+        <w:rPr>
+          <w:lang w:val="de"/>
+        </w:rPr>
+        <w:t xml:space="preserve"> </w:t>
+      </w:r>
+      <w:r>
+        <w:rPr>
+          <w:lang w:val="de"/>
+        </w:rPr>
+        <w:t xml:space="preserve">dem, was die Erzeugung im Speicher hatte, sondern</w:t>
       </w:r>
       <w:r>
         <w:rPr>
@@ -2784,79 +3444,7 @@
           <w:bCs/>
           <w:lang w:val="de"/>
         </w:rPr>
-        <w:t xml:space="preserve">nicht an die Krankenkasse</w:t>
-      </w:r>
-      <w:r>
-        <w:rPr>
-          <w:lang w:val="de"/>
-        </w:rPr>
-        <w:t xml:space="preserve">, sondern</w:t>
-      </w:r>
-      <w:r>
-        <w:rPr>
-          <w:lang w:val="de"/>
-        </w:rPr>
-        <w:t xml:space="preserve"> </w:t>
-      </w:r>
-      <w:r>
-        <w:rPr>
-          <w:lang w:val="de"/>
-        </w:rPr>
-        <w:t xml:space="preserve">an eine Datenannahmestelle. Wie sich diese Unterscheidung auswirkt, war zu</w:t>
-      </w:r>
-      <w:r>
-        <w:rPr>
-          <w:lang w:val="de"/>
-        </w:rPr>
-        <w:t xml:space="preserve"> </w:t>
-      </w:r>
-      <w:r>
-        <w:rPr>
-          <w:lang w:val="de"/>
-        </w:rPr>
-        <w:t xml:space="preserve">diesem Zeitpunkt nicht absehbar — sie wird in Teil 04 zum Problem.</w:t>
-      </w:r>
-    </w:p>
-    <w:bookmarkEnd w:id="22"/>
-    <w:bookmarkStart w:id="26" w:name="was-dauerhaft-festgehalten-werden-muss"/>
-    <w:p>
-      <w:pPr>
-        <w:pStyle w:val="Heading3"/>
-      </w:pPr>
-      <w:r>
-        <w:rPr>
-          <w:lang w:val="de"/>
-        </w:rPr>
-        <w:t xml:space="preserve">Was dauerhaft festgehalten werden muss</w:t>
-      </w:r>
-    </w:p>
-    <w:p>
-      <w:pPr>
-        <w:pStyle w:val="FirstParagraph"/>
-      </w:pPr>
-      <w:r>
-        <w:rPr>
-          <w:lang w:val="de"/>
-        </w:rPr>
-        <w:t xml:space="preserve">Aus denselben Begriffen ergibt sich ein erster Entwurf der Datenhaltung. Er ist</w:t>
-      </w:r>
-      <w:r>
-        <w:rPr>
-          <w:lang w:val="de"/>
-        </w:rPr>
-        <w:t xml:space="preserve"> </w:t>
-      </w:r>
-      <w:r>
-        <w:rPr>
-          <w:lang w:val="de"/>
-        </w:rPr>
-        <w:t xml:space="preserve">bewusst noch fachlich gehalten:</w:t>
-      </w:r>
-      <w:r>
-        <w:rPr>
-          <w:lang w:val="de"/>
-        </w:rPr>
-        <w:t xml:space="preserve"> </w:t>
+        <w:t xml:space="preserve">liest die fertige Datei</w:t>
       </w:r>
       <w:r>
         <w:rPr>
@@ -2864,7 +3452,7 @@
           <w:bCs/>
           <w:lang w:val="de"/>
         </w:rPr>
-        <w:t xml:space="preserve">die Schlüssel sind hier Gedanken, keine</w:t>
+        <w:t xml:space="preserve"> </w:t>
       </w:r>
       <w:r>
         <w:rPr>
@@ -2872,6 +3460,139 @@
           <w:bCs/>
           <w:lang w:val="de"/>
         </w:rPr>
+        <w:t xml:space="preserve">wieder ein</w:t>
+      </w:r>
+      <w:r>
+        <w:rPr>
+          <w:lang w:val="de"/>
+        </w:rPr>
+        <w:t xml:space="preserve"> </w:t>
+      </w:r>
+      <w:r>
+        <w:rPr>
+          <w:lang w:val="de"/>
+        </w:rPr>
+        <w:t xml:space="preserve">— über</w:t>
+      </w:r>
+      <w:r>
+        <w:rPr>
+          <w:lang w:val="de"/>
+        </w:rPr>
+        <w:t xml:space="preserve"> </w:t>
+      </w:r>
+      <w:r>
+        <w:rPr>
+          <w:rStyle w:val="VerbatimChar"/>
+          <w:lang w:val="de"/>
+        </w:rPr>
+        <w:t xml:space="preserve">DtaDocument</w:t>
+      </w:r>
+      <w:r>
+        <w:rPr>
+          <w:lang w:val="de"/>
+        </w:rPr>
+        <w:t xml:space="preserve"> </w:t>
+      </w:r>
+      <w:r>
+        <w:rPr>
+          <w:lang w:val="de"/>
+        </w:rPr>
+        <w:t xml:space="preserve">und</w:t>
+      </w:r>
+      <w:r>
+        <w:rPr>
+          <w:lang w:val="de"/>
+        </w:rPr>
+        <w:t xml:space="preserve"> </w:t>
+      </w:r>
+      <w:r>
+        <w:rPr>
+          <w:rStyle w:val="VerbatimChar"/>
+          <w:lang w:val="de"/>
+        </w:rPr>
+        <w:t xml:space="preserve">DtaSegment</w:t>
+      </w:r>
+      <w:r>
+        <w:rPr>
+          <w:lang w:val="de"/>
+        </w:rPr>
+        <w:t xml:space="preserve">. Deshalb fällt ein Fehler</w:t>
+      </w:r>
+      <w:r>
+        <w:rPr>
+          <w:lang w:val="de"/>
+        </w:rPr>
+        <w:t xml:space="preserve"> </w:t>
+      </w:r>
+      <w:r>
+        <w:rPr>
+          <w:lang w:val="de"/>
+        </w:rPr>
+        <w:t xml:space="preserve">auf, der erst beim Zusammensetzen entsteht, und deshalb lässt sich mit</w:t>
+      </w:r>
+      <w:r>
+        <w:rPr>
+          <w:lang w:val="de"/>
+        </w:rPr>
+        <w:t xml:space="preserve"> </w:t>
+      </w:r>
+      <w:r>
+        <w:rPr>
+          <w:lang w:val="de"/>
+        </w:rPr>
+        <w:t xml:space="preserve">demselben Werkzeug auch eine fremde Datei prüfen.</w:t>
+      </w:r>
+    </w:p>
+    <w:p>
+      <w:pPr>
+        <w:pStyle w:val="BodyText"/>
+      </w:pPr>
+      <w:r>
+        <w:rPr>
+          <w:lang w:val="de"/>
+        </w:rPr>
+        <w:t xml:space="preserve">Das vollständige Klassenbild und das fachliche Übersichtsmodell folgen in Teil</w:t>
+      </w:r>
+      <w:r>
+        <w:rPr>
+          <w:lang w:val="de"/>
+        </w:rPr>
+        <w:t xml:space="preserve"> </w:t>
+      </w:r>
+      <w:r>
+        <w:rPr>
+          <w:lang w:val="de"/>
+        </w:rPr>
+        <w:t xml:space="preserve">06, wenn genug entschieden ist, um sie zu verantworten.</w:t>
+      </w:r>
+    </w:p>
+    <w:bookmarkEnd w:id="23"/>
+    <w:bookmarkStart w:id="27" w:name="was-dauerhaft-festgehalten-werden-muss"/>
+    <w:p>
+      <w:pPr>
+        <w:pStyle w:val="Heading3"/>
+      </w:pPr>
+      <w:r>
+        <w:rPr>
+          <w:lang w:val="de"/>
+        </w:rPr>
+        <w:t xml:space="preserve">Was dauerhaft festgehalten werden muss</w:t>
+      </w:r>
+    </w:p>
+    <w:p>
+      <w:pPr>
+        <w:pStyle w:val="FirstParagraph"/>
+      </w:pPr>
+      <w:r>
+        <w:rPr>
+          <w:lang w:val="de"/>
+        </w:rPr>
+        <w:t xml:space="preserve">Anders als der Ausschnitt oben zeigt das zweite Bild</w:t>
+      </w:r>
+      <w:r>
+        <w:rPr>
+          <w:lang w:val="de"/>
+        </w:rPr>
         <w:t xml:space="preserve"> </w:t>
       </w:r>
       <w:r>
@@ -2880,7 +3601,85 @@
           <w:bCs/>
           <w:lang w:val="de"/>
         </w:rPr>
+        <w:t xml:space="preserve">die ganze Breite</w:t>
+      </w:r>
+      <w:r>
+        <w:rPr>
+          <w:lang w:val="de"/>
+        </w:rPr>
+        <w:t xml:space="preserve"> </w:t>
+      </w:r>
+      <w:r>
+        <w:rPr>
+          <w:lang w:val="de"/>
+        </w:rPr>
+        <w:t xml:space="preserve">— aber</w:t>
+      </w:r>
+      <w:r>
+        <w:rPr>
+          <w:lang w:val="de"/>
+        </w:rPr>
+        <w:t xml:space="preserve"> </w:t>
+      </w:r>
+      <w:r>
+        <w:rPr>
+          <w:lang w:val="de"/>
+        </w:rPr>
+        <w:t xml:space="preserve">auf fachlicher Ebene, nicht als Schema:</w:t>
+      </w:r>
+      <w:r>
+        <w:rPr>
+          <w:lang w:val="de"/>
+        </w:rPr>
+        <w:t xml:space="preserve"> </w:t>
+      </w:r>
+      <w:r>
+        <w:rPr>
+          <w:b/>
+          <w:bCs/>
+          <w:lang w:val="de"/>
+        </w:rPr>
+        <w:t xml:space="preserve">die Schlüssel sind hier Gedanken, keine</w:t>
+      </w:r>
+      <w:r>
+        <w:rPr>
+          <w:b/>
+          <w:bCs/>
+          <w:lang w:val="de"/>
+        </w:rPr>
+        <w:t xml:space="preserve"> </w:t>
+      </w:r>
+      <w:r>
+        <w:rPr>
+          <w:b/>
+          <w:bCs/>
+          <w:lang w:val="de"/>
+        </w:rPr>
         <w:t xml:space="preserve">Spalten.</w:t>
+      </w:r>
+      <w:r>
+        <w:rPr>
+          <w:lang w:val="de"/>
+        </w:rPr>
+        <w:t xml:space="preserve"> </w:t>
+      </w:r>
+      <w:r>
+        <w:rPr>
+          <w:lang w:val="de"/>
+        </w:rPr>
+        <w:t xml:space="preserve">Ein Datenmodell verträgt das, ein Klassenbild nicht; deshalb ist das</w:t>
+      </w:r>
+      <w:r>
+        <w:rPr>
+          <w:lang w:val="de"/>
+        </w:rPr>
+        <w:t xml:space="preserve"> </w:t>
+      </w:r>
+      <w:r>
+        <w:rPr>
+          <w:lang w:val="de"/>
+        </w:rPr>
+        <w:t xml:space="preserve">eine vollständig und das andere ein Ausschnitt.</w:t>
       </w:r>
     </w:p>
     <w:p>
@@ -2892,18 +3691,18 @@
           <wp:inline>
             <wp:extent cx="5334000" cy="5728387"/>
             <wp:effectExtent b="0" l="0" r="0" t="0"/>
-            <wp:docPr descr="Erstes Datenmodell" title="" id="24" name="Picture"/>
+            <wp:docPr descr="Erstes Datenmodell" title="" id="25" name="Picture"/>
             <a:graphic>
               <a:graphicData uri="http://schemas.openxmlformats.org/drawingml/2006/picture">
                 <pic:pic>
                   <pic:nvPicPr>
-                    <pic:cNvPr descr="../GKVTransmitter_Vision_ER.png" id="25" name="Picture"/>
+                    <pic:cNvPr descr="../GKVTransmitter_Vision_ER.png" id="26" name="Picture"/>
                     <pic:cNvPicPr>
                       <a:picLocks noChangeArrowheads="1" noChangeAspect="1"/>
                     </pic:cNvPicPr>
                   </pic:nvPicPr>
                   <pic:blipFill>
-                    <a:blip r:embed="rId23"/>
+                    <a:blip r:embed="rId24"/>
                     <a:stretch>
                       <a:fillRect/>
                     </a:stretch>
@@ -2949,6 +3748,73 @@
         <w:rPr>
           <w:lang w:val="de"/>
         </w:rPr>
+        <w:t xml:space="preserve">Auffällig darin ist ein Kasten, der in der Vision noch harmlos aussieht: Die</w:t>
+      </w:r>
+      <w:r>
+        <w:rPr>
+          <w:lang w:val="de"/>
+        </w:rPr>
+        <w:t xml:space="preserve"> </w:t>
+      </w:r>
+      <w:r>
+        <w:rPr>
+          <w:lang w:val="de"/>
+        </w:rPr>
+        <w:t xml:space="preserve">Lieferung geht</w:t>
+      </w:r>
+      <w:r>
+        <w:rPr>
+          <w:lang w:val="de"/>
+        </w:rPr>
+        <w:t xml:space="preserve"> </w:t>
+      </w:r>
+      <w:r>
+        <w:rPr>
+          <w:b/>
+          <w:bCs/>
+          <w:lang w:val="de"/>
+        </w:rPr>
+        <w:t xml:space="preserve">nicht an die Krankenkasse</w:t>
+      </w:r>
+      <w:r>
+        <w:rPr>
+          <w:lang w:val="de"/>
+        </w:rPr>
+        <w:t xml:space="preserve">, sondern an eine Annahmestelle. Wie</w:t>
+      </w:r>
+      <w:r>
+        <w:rPr>
+          <w:lang w:val="de"/>
+        </w:rPr>
+        <w:t xml:space="preserve"> </w:t>
+      </w:r>
+      <w:r>
+        <w:rPr>
+          <w:lang w:val="de"/>
+        </w:rPr>
+        <w:t xml:space="preserve">sich diese Unterscheidung auswirkt, war zu diesem Zeitpunkt nicht absehbar — sie</w:t>
+      </w:r>
+      <w:r>
+        <w:rPr>
+          <w:lang w:val="de"/>
+        </w:rPr>
+        <w:t xml:space="preserve"> </w:t>
+      </w:r>
+      <w:r>
+        <w:rPr>
+          <w:lang w:val="de"/>
+        </w:rPr>
+        <w:t xml:space="preserve">wird in Teil 04 zum Thema.</w:t>
+      </w:r>
+    </w:p>
+    <w:p>
+      <w:pPr>
+        <w:pStyle w:val="BodyText"/>
+      </w:pPr>
+      <w:r>
+        <w:rPr>
+          <w:lang w:val="de"/>
+        </w:rPr>
         <w:t xml:space="preserve">Die Dreiteilung ist die eigentliche Aussage des Bildes:</w:t>
       </w:r>
     </w:p>
@@ -3422,8 +4288,8 @@
         <w:t xml:space="preserve">ein weiterer Leistungsbereich später ein Eintrag bleibt und kein Umbau wird.</w:t>
       </w:r>
     </w:p>
-    <w:bookmarkEnd w:id="26"/>
-    <w:bookmarkStart w:id="27" w:name="woran-sich-erfolg-messen-lässt"/>
+    <w:bookmarkEnd w:id="27"/>
+    <w:bookmarkStart w:id="28" w:name="woran-sich-erfolg-messen-lässt"/>
     <w:p>
       <w:pPr>
         <w:pStyle w:val="Heading3"/>
@@ -3641,9 +4507,9 @@
         </w:tc>
       </w:tr>
     </w:tbl>
-    <w:bookmarkEnd w:id="27"/>
     <w:bookmarkEnd w:id="28"/>
-    <w:bookmarkStart w:id="29" w:name="offen-geblieben"/>
+    <w:bookmarkEnd w:id="29"/>
+    <w:bookmarkStart w:id="30" w:name="offen-geblieben"/>
     <w:p>
       <w:pPr>
         <w:pStyle w:val="Heading2"/>
@@ -3938,8 +4804,8 @@
         <w:t xml:space="preserve">interessante Stelle.</w:t>
       </w:r>
     </w:p>
-    <w:bookmarkEnd w:id="29"/>
     <w:bookmarkEnd w:id="30"/>
+    <w:bookmarkEnd w:id="31"/>
     <w:sectPr>
       <w:footnotePr>
         <w:numRestart w:val="eachSect"/>
